--- a/technologies/06_CLM/30 Документация/40 Сопровождение/Управление_Директорами_CLM_Продукт_04_Сопровождение_внутренний_протокол_V1.docx
+++ b/technologies/06_CLM/30 Документация/40 Сопровождение/Управление_Директорами_CLM_Продукт_04_Сопровождение_внутренний_протокол_V1.docx
@@ -1,6 +1,6 @@
 
 <file path=word/document.xml><?xml version="1.0" encoding="utf-8"?>
-<w:document xmlns:wpc="http://schemas.microsoft.com/office/word/2010/wordprocessingCanvas" xmlns:mo="http://schemas.microsoft.com/office/mac/office/2008/main" xmlns:mc="http://schemas.openxmlformats.org/markup-compatibility/2006" xmlns:mv="urn:schemas-microsoft-com:mac:vml" xmlns:o="urn:schemas-microsoft-com:office:office" xmlns:r="http://schemas.openxmlformats.org/officeDocument/2006/relationships" xmlns:m="http://schemas.openxmlformats.org/officeDocument/2006/math" xmlns:v="urn:schemas-microsoft-com:vml" xmlns:wp14="http://schemas.microsoft.com/office/word/2010/wordprocessingDrawing" xmlns:wp="http://schemas.openxmlformats.org/drawingml/2006/wordprocessingDrawing" xmlns:w10="urn:schemas-microsoft-com:office:word" xmlns:w="http://schemas.openxmlformats.org/wordprocessingml/2006/main" xmlns:w14="http://schemas.microsoft.com/office/word/2010/wordml" xmlns:wpg="http://schemas.microsoft.com/office/word/2010/wordprocessingGroup" xmlns:wpi="http://schemas.microsoft.com/office/word/2010/wordprocessingInk" xmlns:wne="http://schemas.microsoft.com/office/word/2006/wordml" xmlns:wps="http://schemas.microsoft.com/office/word/2010/wordprocessingShape" mc:Ignorable="w14 wp14">
+<w:document xmlns:a="http://schemas.openxmlformats.org/drawingml/2006/main" xmlns:pic="http://schemas.openxmlformats.org/drawingml/2006/picture" xmlns:wpc="http://schemas.microsoft.com/office/word/2010/wordprocessingCanvas" xmlns:mo="http://schemas.microsoft.com/office/mac/office/2008/main" xmlns:mc="http://schemas.openxmlformats.org/markup-compatibility/2006" xmlns:mv="urn:schemas-microsoft-com:mac:vml" xmlns:o="urn:schemas-microsoft-com:office:office" xmlns:r="http://schemas.openxmlformats.org/officeDocument/2006/relationships" xmlns:m="http://schemas.openxmlformats.org/officeDocument/2006/math" xmlns:v="urn:schemas-microsoft-com:vml" xmlns:wp14="http://schemas.microsoft.com/office/word/2010/wordprocessingDrawing" xmlns:wp="http://schemas.openxmlformats.org/drawingml/2006/wordprocessingDrawing" xmlns:w10="urn:schemas-microsoft-com:office:word" xmlns:w="http://schemas.openxmlformats.org/wordprocessingml/2006/main" xmlns:w14="http://schemas.microsoft.com/office/word/2010/wordml" xmlns:wpg="http://schemas.microsoft.com/office/word/2010/wordprocessingGroup" xmlns:wpi="http://schemas.microsoft.com/office/word/2010/wordprocessingInk" xmlns:wne="http://schemas.microsoft.com/office/word/2006/wordml" xmlns:wps="http://schemas.microsoft.com/office/word/2010/wordprocessingShape" mc:Ignorable="w14 wp14">
   <w:body>
     <w:p>
       <w:pPr>
@@ -66,8 +66,8 @@
     </w:p>
     <w:tbl>
       <w:tblPr>
-        <w:tblW w:type="auto" w:w="0"/>
-        <w:tblLook w:firstColumn="1" w:firstRow="1" w:lastColumn="0" w:lastRow="0" w:noHBand="0" w:noVBand="1" w:val="04A0"/>
+        <w:tblW w:w="0" w:type="auto"/>
+        <w:tblLook w:val="04A0" w:firstRow="1" w:lastRow="0" w:firstColumn="1" w:lastColumn="0" w:noHBand="0" w:noVBand="1"/>
       </w:tblPr>
       <w:tblGrid>
         <w:gridCol w:w="10368"/>
@@ -75,13 +75,13 @@
       <w:tr>
         <w:tc>
           <w:tcPr>
-            <w:tcW w:type="dxa" w:w="10368"/>
+            <w:tcW w:w="10368" w:type="dxa"/>
             <w:shd w:fill="E6F4F1"/>
             <w:tcBorders>
-              <w:top w:val="single" w:sz="6" w:space="0" w:color="B7D9D2"/>
-              <w:left w:val="single" w:sz="6" w:space="0" w:color="B7D9D2"/>
-              <w:bottom w:val="single" w:sz="6" w:space="0" w:color="B7D9D2"/>
-              <w:right w:val="single" w:sz="6" w:space="0" w:color="B7D9D2"/>
+              <w:top w:val="single" w:color="B7D9D2" w:sz="6" w:space="0"/>
+              <w:left w:val="single" w:color="B7D9D2" w:sz="6" w:space="0"/>
+              <w:bottom w:val="single" w:color="B7D9D2" w:sz="6" w:space="0"/>
+              <w:right w:val="single" w:color="B7D9D2" w:sz="6" w:space="0"/>
             </w:tcBorders>
           </w:tcPr>
           <w:p>
@@ -153,9 +153,9 @@
     <w:tbl>
       <w:tblPr>
         <w:tblStyle w:val="TableGrid"/>
-        <w:tblW w:type="auto" w:w="0"/>
+        <w:tblW w:w="0" w:type="auto"/>
         <w:jc w:val="center"/>
-        <w:tblLook w:firstColumn="1" w:firstRow="1" w:lastColumn="0" w:lastRow="0" w:noHBand="0" w:noVBand="1" w:val="04A0"/>
+        <w:tblLook w:val="04A0" w:firstRow="1" w:lastRow="0" w:firstColumn="1" w:lastColumn="0" w:noHBand="0" w:noVBand="1"/>
       </w:tblPr>
       <w:tblGrid>
         <w:gridCol w:w="5184"/>
@@ -164,13 +164,13 @@
       <w:tr>
         <w:tc>
           <w:tcPr>
-            <w:tcW w:type="dxa" w:w="2448"/>
+            <w:tcW w:w="2448" w:type="dxa"/>
             <w:shd w:fill="16324F"/>
             <w:tcBorders>
-              <w:top w:val="single" w:sz="6" w:space="0" w:color="CBD5E0"/>
-              <w:left w:val="single" w:sz="6" w:space="0" w:color="CBD5E0"/>
-              <w:bottom w:val="single" w:sz="6" w:space="0" w:color="CBD5E0"/>
-              <w:right w:val="single" w:sz="6" w:space="0" w:color="CBD5E0"/>
+              <w:top w:val="single" w:color="CBD5E0" w:sz="6" w:space="0"/>
+              <w:left w:val="single" w:color="CBD5E0" w:sz="6" w:space="0"/>
+              <w:bottom w:val="single" w:color="CBD5E0" w:sz="6" w:space="0"/>
+              <w:right w:val="single" w:color="CBD5E0" w:sz="6" w:space="0"/>
             </w:tcBorders>
           </w:tcPr>
           <w:p>
@@ -186,13 +186,13 @@
         </w:tc>
         <w:tc>
           <w:tcPr>
-            <w:tcW w:type="dxa" w:w="7632"/>
+            <w:tcW w:w="7632" w:type="dxa"/>
             <w:shd w:fill="16324F"/>
             <w:tcBorders>
-              <w:top w:val="single" w:sz="6" w:space="0" w:color="CBD5E0"/>
-              <w:left w:val="single" w:sz="6" w:space="0" w:color="CBD5E0"/>
-              <w:bottom w:val="single" w:sz="6" w:space="0" w:color="CBD5E0"/>
-              <w:right w:val="single" w:sz="6" w:space="0" w:color="CBD5E0"/>
+              <w:top w:val="single" w:color="CBD5E0" w:sz="6" w:space="0"/>
+              <w:left w:val="single" w:color="CBD5E0" w:sz="6" w:space="0"/>
+              <w:bottom w:val="single" w:color="CBD5E0" w:sz="6" w:space="0"/>
+              <w:right w:val="single" w:color="CBD5E0" w:sz="6" w:space="0"/>
             </w:tcBorders>
           </w:tcPr>
           <w:p>
@@ -210,12 +210,12 @@
       <w:tr>
         <w:tc>
           <w:tcPr>
-            <w:tcW w:type="dxa" w:w="2448"/>
+            <w:tcW w:w="2448" w:type="dxa"/>
             <w:tcBorders>
-              <w:top w:val="single" w:sz="6" w:space="0" w:color="CBD5E0"/>
-              <w:left w:val="single" w:sz="6" w:space="0" w:color="CBD5E0"/>
-              <w:bottom w:val="single" w:sz="6" w:space="0" w:color="CBD5E0"/>
-              <w:right w:val="single" w:sz="6" w:space="0" w:color="CBD5E0"/>
+              <w:top w:val="single" w:color="CBD5E0" w:sz="6" w:space="0"/>
+              <w:left w:val="single" w:color="CBD5E0" w:sz="6" w:space="0"/>
+              <w:bottom w:val="single" w:color="CBD5E0" w:sz="6" w:space="0"/>
+              <w:right w:val="single" w:color="CBD5E0" w:sz="6" w:space="0"/>
             </w:tcBorders>
             <w:vAlign w:val="top"/>
           </w:tcPr>
@@ -230,21 +230,22 @@
         </w:tc>
         <w:tc>
           <w:tcPr>
-            <w:tcW w:type="dxa" w:w="7632"/>
+            <w:tcW w:w="7632" w:type="dxa"/>
             <w:tcBorders>
-              <w:top w:val="single" w:sz="6" w:space="0" w:color="CBD5E0"/>
-              <w:left w:val="single" w:sz="6" w:space="0" w:color="CBD5E0"/>
-              <w:bottom w:val="single" w:sz="6" w:space="0" w:color="CBD5E0"/>
-              <w:right w:val="single" w:sz="6" w:space="0" w:color="CBD5E0"/>
+              <w:top w:val="single" w:color="CBD5E0" w:sz="6" w:space="0"/>
+              <w:left w:val="single" w:color="CBD5E0" w:sz="6" w:space="0"/>
+              <w:bottom w:val="single" w:color="CBD5E0" w:sz="6" w:space="0"/>
+              <w:right w:val="single" w:color="CBD5E0" w:sz="6" w:space="0"/>
             </w:tcBorders>
             <w:vAlign w:val="top"/>
           </w:tcPr>
           <w:p>
+            <w:pPr/>
             <w:r>
               <w:rPr>
                 <w:sz w:val="18"/>
               </w:rPr>
-              <w:t>Завершенный Спринт и минимум один внедренный результат, который можно проверить фактами.</w:t>
+              <w:t xml:space="preserve">Завершенный Спринт, минимум один внедренный результат, приемочные факты и подтвержденная необходимость контроля удержания.</w:t>
             </w:r>
           </w:p>
         </w:tc>
@@ -252,12 +253,12 @@
       <w:tr>
         <w:tc>
           <w:tcPr>
-            <w:tcW w:type="dxa" w:w="2448"/>
+            <w:tcW w:w="2448" w:type="dxa"/>
             <w:tcBorders>
-              <w:top w:val="single" w:sz="6" w:space="0" w:color="CBD5E0"/>
-              <w:left w:val="single" w:sz="6" w:space="0" w:color="CBD5E0"/>
-              <w:bottom w:val="single" w:sz="6" w:space="0" w:color="CBD5E0"/>
-              <w:right w:val="single" w:sz="6" w:space="0" w:color="CBD5E0"/>
+              <w:top w:val="single" w:color="CBD5E0" w:sz="6" w:space="0"/>
+              <w:left w:val="single" w:color="CBD5E0" w:sz="6" w:space="0"/>
+              <w:bottom w:val="single" w:color="CBD5E0" w:sz="6" w:space="0"/>
+              <w:right w:val="single" w:color="CBD5E0" w:sz="6" w:space="0"/>
             </w:tcBorders>
             <w:vAlign w:val="top"/>
           </w:tcPr>
@@ -272,12 +273,12 @@
         </w:tc>
         <w:tc>
           <w:tcPr>
-            <w:tcW w:type="dxa" w:w="7632"/>
+            <w:tcW w:w="7632" w:type="dxa"/>
             <w:tcBorders>
-              <w:top w:val="single" w:sz="6" w:space="0" w:color="CBD5E0"/>
-              <w:left w:val="single" w:sz="6" w:space="0" w:color="CBD5E0"/>
-              <w:bottom w:val="single" w:sz="6" w:space="0" w:color="CBD5E0"/>
-              <w:right w:val="single" w:sz="6" w:space="0" w:color="CBD5E0"/>
+              <w:top w:val="single" w:color="CBD5E0" w:sz="6" w:space="0"/>
+              <w:left w:val="single" w:color="CBD5E0" w:sz="6" w:space="0"/>
+              <w:bottom w:val="single" w:color="CBD5E0" w:sz="6" w:space="0"/>
+              <w:right w:val="single" w:color="CBD5E0" w:sz="6" w:space="0"/>
             </w:tcBorders>
             <w:vAlign w:val="top"/>
           </w:tcPr>
@@ -294,12 +295,12 @@
       <w:tr>
         <w:tc>
           <w:tcPr>
-            <w:tcW w:type="dxa" w:w="2448"/>
+            <w:tcW w:w="2448" w:type="dxa"/>
             <w:tcBorders>
-              <w:top w:val="single" w:sz="6" w:space="0" w:color="CBD5E0"/>
-              <w:left w:val="single" w:sz="6" w:space="0" w:color="CBD5E0"/>
-              <w:bottom w:val="single" w:sz="6" w:space="0" w:color="CBD5E0"/>
-              <w:right w:val="single" w:sz="6" w:space="0" w:color="CBD5E0"/>
+              <w:top w:val="single" w:color="CBD5E0" w:sz="6" w:space="0"/>
+              <w:left w:val="single" w:color="CBD5E0" w:sz="6" w:space="0"/>
+              <w:bottom w:val="single" w:color="CBD5E0" w:sz="6" w:space="0"/>
+              <w:right w:val="single" w:color="CBD5E0" w:sz="6" w:space="0"/>
             </w:tcBorders>
             <w:vAlign w:val="top"/>
           </w:tcPr>
@@ -314,12 +315,12 @@
         </w:tc>
         <w:tc>
           <w:tcPr>
-            <w:tcW w:type="dxa" w:w="7632"/>
+            <w:tcW w:w="7632" w:type="dxa"/>
             <w:tcBorders>
-              <w:top w:val="single" w:sz="6" w:space="0" w:color="CBD5E0"/>
-              <w:left w:val="single" w:sz="6" w:space="0" w:color="CBD5E0"/>
-              <w:bottom w:val="single" w:sz="6" w:space="0" w:color="CBD5E0"/>
-              <w:right w:val="single" w:sz="6" w:space="0" w:color="CBD5E0"/>
+              <w:top w:val="single" w:color="CBD5E0" w:sz="6" w:space="0"/>
+              <w:left w:val="single" w:color="CBD5E0" w:sz="6" w:space="0"/>
+              <w:bottom w:val="single" w:color="CBD5E0" w:sz="6" w:space="0"/>
+              <w:right w:val="single" w:color="CBD5E0" w:sz="6" w:space="0"/>
             </w:tcBorders>
             <w:vAlign w:val="top"/>
           </w:tcPr>
@@ -336,12 +337,12 @@
       <w:tr>
         <w:tc>
           <w:tcPr>
-            <w:tcW w:type="dxa" w:w="2448"/>
+            <w:tcW w:w="2448" w:type="dxa"/>
             <w:tcBorders>
-              <w:top w:val="single" w:sz="6" w:space="0" w:color="CBD5E0"/>
-              <w:left w:val="single" w:sz="6" w:space="0" w:color="CBD5E0"/>
-              <w:bottom w:val="single" w:sz="6" w:space="0" w:color="CBD5E0"/>
-              <w:right w:val="single" w:sz="6" w:space="0" w:color="CBD5E0"/>
+              <w:top w:val="single" w:color="CBD5E0" w:sz="6" w:space="0"/>
+              <w:left w:val="single" w:color="CBD5E0" w:sz="6" w:space="0"/>
+              <w:bottom w:val="single" w:color="CBD5E0" w:sz="6" w:space="0"/>
+              <w:right w:val="single" w:color="CBD5E0" w:sz="6" w:space="0"/>
             </w:tcBorders>
             <w:vAlign w:val="top"/>
           </w:tcPr>
@@ -356,12 +357,12 @@
         </w:tc>
         <w:tc>
           <w:tcPr>
-            <w:tcW w:type="dxa" w:w="7632"/>
+            <w:tcW w:w="7632" w:type="dxa"/>
             <w:tcBorders>
-              <w:top w:val="single" w:sz="6" w:space="0" w:color="CBD5E0"/>
-              <w:left w:val="single" w:sz="6" w:space="0" w:color="CBD5E0"/>
-              <w:bottom w:val="single" w:sz="6" w:space="0" w:color="CBD5E0"/>
-              <w:right w:val="single" w:sz="6" w:space="0" w:color="CBD5E0"/>
+              <w:top w:val="single" w:color="CBD5E0" w:sz="6" w:space="0"/>
+              <w:left w:val="single" w:color="CBD5E0" w:sz="6" w:space="0"/>
+              <w:bottom w:val="single" w:color="CBD5E0" w:sz="6" w:space="0"/>
+              <w:right w:val="single" w:color="CBD5E0" w:sz="6" w:space="0"/>
             </w:tcBorders>
             <w:vAlign w:val="top"/>
           </w:tcPr>
@@ -387,9 +388,9 @@
     <w:tbl>
       <w:tblPr>
         <w:tblStyle w:val="TableGrid"/>
-        <w:tblW w:type="auto" w:w="0"/>
+        <w:tblW w:w="0" w:type="auto"/>
         <w:jc w:val="center"/>
-        <w:tblLook w:firstColumn="1" w:firstRow="1" w:lastColumn="0" w:lastRow="0" w:noHBand="0" w:noVBand="1" w:val="04A0"/>
+        <w:tblLook w:val="04A0" w:firstRow="1" w:lastRow="0" w:firstColumn="1" w:lastColumn="0" w:noHBand="0" w:noVBand="1"/>
       </w:tblPr>
       <w:tblGrid>
         <w:gridCol w:w="2592"/>
@@ -400,13 +401,13 @@
       <w:tr>
         <w:tc>
           <w:tcPr>
-            <w:tcW w:type="dxa" w:w="648"/>
+            <w:tcW w:w="648" w:type="dxa"/>
             <w:shd w:fill="16324F"/>
             <w:tcBorders>
-              <w:top w:val="single" w:sz="6" w:space="0" w:color="CBD5E0"/>
-              <w:left w:val="single" w:sz="6" w:space="0" w:color="CBD5E0"/>
-              <w:bottom w:val="single" w:sz="6" w:space="0" w:color="CBD5E0"/>
-              <w:right w:val="single" w:sz="6" w:space="0" w:color="CBD5E0"/>
+              <w:top w:val="single" w:color="CBD5E0" w:sz="6" w:space="0"/>
+              <w:left w:val="single" w:color="CBD5E0" w:sz="6" w:space="0"/>
+              <w:bottom w:val="single" w:color="CBD5E0" w:sz="6" w:space="0"/>
+              <w:right w:val="single" w:color="CBD5E0" w:sz="6" w:space="0"/>
             </w:tcBorders>
           </w:tcPr>
           <w:p>
@@ -422,13 +423,13 @@
         </w:tc>
         <w:tc>
           <w:tcPr>
-            <w:tcW w:type="dxa" w:w="2304"/>
+            <w:tcW w:w="2304" w:type="dxa"/>
             <w:shd w:fill="16324F"/>
             <w:tcBorders>
-              <w:top w:val="single" w:sz="6" w:space="0" w:color="CBD5E0"/>
-              <w:left w:val="single" w:sz="6" w:space="0" w:color="CBD5E0"/>
-              <w:bottom w:val="single" w:sz="6" w:space="0" w:color="CBD5E0"/>
-              <w:right w:val="single" w:sz="6" w:space="0" w:color="CBD5E0"/>
+              <w:top w:val="single" w:color="CBD5E0" w:sz="6" w:space="0"/>
+              <w:left w:val="single" w:color="CBD5E0" w:sz="6" w:space="0"/>
+              <w:bottom w:val="single" w:color="CBD5E0" w:sz="6" w:space="0"/>
+              <w:right w:val="single" w:color="CBD5E0" w:sz="6" w:space="0"/>
             </w:tcBorders>
           </w:tcPr>
           <w:p>
@@ -444,13 +445,13 @@
         </w:tc>
         <w:tc>
           <w:tcPr>
-            <w:tcW w:type="dxa" w:w="4464"/>
+            <w:tcW w:w="4464" w:type="dxa"/>
             <w:shd w:fill="16324F"/>
             <w:tcBorders>
-              <w:top w:val="single" w:sz="6" w:space="0" w:color="CBD5E0"/>
-              <w:left w:val="single" w:sz="6" w:space="0" w:color="CBD5E0"/>
-              <w:bottom w:val="single" w:sz="6" w:space="0" w:color="CBD5E0"/>
-              <w:right w:val="single" w:sz="6" w:space="0" w:color="CBD5E0"/>
+              <w:top w:val="single" w:color="CBD5E0" w:sz="6" w:space="0"/>
+              <w:left w:val="single" w:color="CBD5E0" w:sz="6" w:space="0"/>
+              <w:bottom w:val="single" w:color="CBD5E0" w:sz="6" w:space="0"/>
+              <w:right w:val="single" w:color="CBD5E0" w:sz="6" w:space="0"/>
             </w:tcBorders>
           </w:tcPr>
           <w:p>
@@ -466,13 +467,13 @@
         </w:tc>
         <w:tc>
           <w:tcPr>
-            <w:tcW w:type="dxa" w:w="2448"/>
+            <w:tcW w:w="2448" w:type="dxa"/>
             <w:shd w:fill="16324F"/>
             <w:tcBorders>
-              <w:top w:val="single" w:sz="6" w:space="0" w:color="CBD5E0"/>
-              <w:left w:val="single" w:sz="6" w:space="0" w:color="CBD5E0"/>
-              <w:bottom w:val="single" w:sz="6" w:space="0" w:color="CBD5E0"/>
-              <w:right w:val="single" w:sz="6" w:space="0" w:color="CBD5E0"/>
+              <w:top w:val="single" w:color="CBD5E0" w:sz="6" w:space="0"/>
+              <w:left w:val="single" w:color="CBD5E0" w:sz="6" w:space="0"/>
+              <w:bottom w:val="single" w:color="CBD5E0" w:sz="6" w:space="0"/>
+              <w:right w:val="single" w:color="CBD5E0" w:sz="6" w:space="0"/>
             </w:tcBorders>
           </w:tcPr>
           <w:p>
@@ -490,12 +491,12 @@
       <w:tr>
         <w:tc>
           <w:tcPr>
-            <w:tcW w:type="dxa" w:w="648"/>
+            <w:tcW w:w="648" w:type="dxa"/>
             <w:tcBorders>
-              <w:top w:val="single" w:sz="6" w:space="0" w:color="CBD5E0"/>
-              <w:left w:val="single" w:sz="6" w:space="0" w:color="CBD5E0"/>
-              <w:bottom w:val="single" w:sz="6" w:space="0" w:color="CBD5E0"/>
-              <w:right w:val="single" w:sz="6" w:space="0" w:color="CBD5E0"/>
+              <w:top w:val="single" w:color="CBD5E0" w:sz="6" w:space="0"/>
+              <w:left w:val="single" w:color="CBD5E0" w:sz="6" w:space="0"/>
+              <w:bottom w:val="single" w:color="CBD5E0" w:sz="6" w:space="0"/>
+              <w:right w:val="single" w:color="CBD5E0" w:sz="6" w:space="0"/>
             </w:tcBorders>
             <w:vAlign w:val="top"/>
           </w:tcPr>
@@ -510,12 +511,12 @@
         </w:tc>
         <w:tc>
           <w:tcPr>
-            <w:tcW w:type="dxa" w:w="2304"/>
+            <w:tcW w:w="2304" w:type="dxa"/>
             <w:tcBorders>
-              <w:top w:val="single" w:sz="6" w:space="0" w:color="CBD5E0"/>
-              <w:left w:val="single" w:sz="6" w:space="0" w:color="CBD5E0"/>
-              <w:bottom w:val="single" w:sz="6" w:space="0" w:color="CBD5E0"/>
-              <w:right w:val="single" w:sz="6" w:space="0" w:color="CBD5E0"/>
+              <w:top w:val="single" w:color="CBD5E0" w:sz="6" w:space="0"/>
+              <w:left w:val="single" w:color="CBD5E0" w:sz="6" w:space="0"/>
+              <w:bottom w:val="single" w:color="CBD5E0" w:sz="6" w:space="0"/>
+              <w:right w:val="single" w:color="CBD5E0" w:sz="6" w:space="0"/>
             </w:tcBorders>
             <w:vAlign w:val="top"/>
           </w:tcPr>
@@ -530,12 +531,12 @@
         </w:tc>
         <w:tc>
           <w:tcPr>
-            <w:tcW w:type="dxa" w:w="4464"/>
+            <w:tcW w:w="4464" w:type="dxa"/>
             <w:tcBorders>
-              <w:top w:val="single" w:sz="6" w:space="0" w:color="CBD5E0"/>
-              <w:left w:val="single" w:sz="6" w:space="0" w:color="CBD5E0"/>
-              <w:bottom w:val="single" w:sz="6" w:space="0" w:color="CBD5E0"/>
-              <w:right w:val="single" w:sz="6" w:space="0" w:color="CBD5E0"/>
+              <w:top w:val="single" w:color="CBD5E0" w:sz="6" w:space="0"/>
+              <w:left w:val="single" w:color="CBD5E0" w:sz="6" w:space="0"/>
+              <w:bottom w:val="single" w:color="CBD5E0" w:sz="6" w:space="0"/>
+              <w:right w:val="single" w:color="CBD5E0" w:sz="6" w:space="0"/>
             </w:tcBorders>
             <w:vAlign w:val="top"/>
           </w:tcPr>
@@ -550,12 +551,12 @@
         </w:tc>
         <w:tc>
           <w:tcPr>
-            <w:tcW w:type="dxa" w:w="2448"/>
+            <w:tcW w:w="2448" w:type="dxa"/>
             <w:tcBorders>
-              <w:top w:val="single" w:sz="6" w:space="0" w:color="CBD5E0"/>
-              <w:left w:val="single" w:sz="6" w:space="0" w:color="CBD5E0"/>
-              <w:bottom w:val="single" w:sz="6" w:space="0" w:color="CBD5E0"/>
-              <w:right w:val="single" w:sz="6" w:space="0" w:color="CBD5E0"/>
+              <w:top w:val="single" w:color="CBD5E0" w:sz="6" w:space="0"/>
+              <w:left w:val="single" w:color="CBD5E0" w:sz="6" w:space="0"/>
+              <w:bottom w:val="single" w:color="CBD5E0" w:sz="6" w:space="0"/>
+              <w:right w:val="single" w:color="CBD5E0" w:sz="6" w:space="0"/>
             </w:tcBorders>
             <w:vAlign w:val="top"/>
           </w:tcPr>
@@ -572,12 +573,12 @@
       <w:tr>
         <w:tc>
           <w:tcPr>
-            <w:tcW w:type="dxa" w:w="648"/>
+            <w:tcW w:w="648" w:type="dxa"/>
             <w:tcBorders>
-              <w:top w:val="single" w:sz="6" w:space="0" w:color="CBD5E0"/>
-              <w:left w:val="single" w:sz="6" w:space="0" w:color="CBD5E0"/>
-              <w:bottom w:val="single" w:sz="6" w:space="0" w:color="CBD5E0"/>
-              <w:right w:val="single" w:sz="6" w:space="0" w:color="CBD5E0"/>
+              <w:top w:val="single" w:color="CBD5E0" w:sz="6" w:space="0"/>
+              <w:left w:val="single" w:color="CBD5E0" w:sz="6" w:space="0"/>
+              <w:bottom w:val="single" w:color="CBD5E0" w:sz="6" w:space="0"/>
+              <w:right w:val="single" w:color="CBD5E0" w:sz="6" w:space="0"/>
             </w:tcBorders>
             <w:vAlign w:val="top"/>
           </w:tcPr>
@@ -592,12 +593,12 @@
         </w:tc>
         <w:tc>
           <w:tcPr>
-            <w:tcW w:type="dxa" w:w="2304"/>
+            <w:tcW w:w="2304" w:type="dxa"/>
             <w:tcBorders>
-              <w:top w:val="single" w:sz="6" w:space="0" w:color="CBD5E0"/>
-              <w:left w:val="single" w:sz="6" w:space="0" w:color="CBD5E0"/>
-              <w:bottom w:val="single" w:sz="6" w:space="0" w:color="CBD5E0"/>
-              <w:right w:val="single" w:sz="6" w:space="0" w:color="CBD5E0"/>
+              <w:top w:val="single" w:color="CBD5E0" w:sz="6" w:space="0"/>
+              <w:left w:val="single" w:color="CBD5E0" w:sz="6" w:space="0"/>
+              <w:bottom w:val="single" w:color="CBD5E0" w:sz="6" w:space="0"/>
+              <w:right w:val="single" w:color="CBD5E0" w:sz="6" w:space="0"/>
             </w:tcBorders>
             <w:vAlign w:val="top"/>
           </w:tcPr>
@@ -612,12 +613,12 @@
         </w:tc>
         <w:tc>
           <w:tcPr>
-            <w:tcW w:type="dxa" w:w="4464"/>
+            <w:tcW w:w="4464" w:type="dxa"/>
             <w:tcBorders>
-              <w:top w:val="single" w:sz="6" w:space="0" w:color="CBD5E0"/>
-              <w:left w:val="single" w:sz="6" w:space="0" w:color="CBD5E0"/>
-              <w:bottom w:val="single" w:sz="6" w:space="0" w:color="CBD5E0"/>
-              <w:right w:val="single" w:sz="6" w:space="0" w:color="CBD5E0"/>
+              <w:top w:val="single" w:color="CBD5E0" w:sz="6" w:space="0"/>
+              <w:left w:val="single" w:color="CBD5E0" w:sz="6" w:space="0"/>
+              <w:bottom w:val="single" w:color="CBD5E0" w:sz="6" w:space="0"/>
+              <w:right w:val="single" w:color="CBD5E0" w:sz="6" w:space="0"/>
             </w:tcBorders>
             <w:vAlign w:val="top"/>
           </w:tcPr>
@@ -632,12 +633,12 @@
         </w:tc>
         <w:tc>
           <w:tcPr>
-            <w:tcW w:type="dxa" w:w="2448"/>
+            <w:tcW w:w="2448" w:type="dxa"/>
             <w:tcBorders>
-              <w:top w:val="single" w:sz="6" w:space="0" w:color="CBD5E0"/>
-              <w:left w:val="single" w:sz="6" w:space="0" w:color="CBD5E0"/>
-              <w:bottom w:val="single" w:sz="6" w:space="0" w:color="CBD5E0"/>
-              <w:right w:val="single" w:sz="6" w:space="0" w:color="CBD5E0"/>
+              <w:top w:val="single" w:color="CBD5E0" w:sz="6" w:space="0"/>
+              <w:left w:val="single" w:color="CBD5E0" w:sz="6" w:space="0"/>
+              <w:bottom w:val="single" w:color="CBD5E0" w:sz="6" w:space="0"/>
+              <w:right w:val="single" w:color="CBD5E0" w:sz="6" w:space="0"/>
             </w:tcBorders>
             <w:vAlign w:val="top"/>
           </w:tcPr>
@@ -654,12 +655,12 @@
       <w:tr>
         <w:tc>
           <w:tcPr>
-            <w:tcW w:type="dxa" w:w="648"/>
+            <w:tcW w:w="648" w:type="dxa"/>
             <w:tcBorders>
-              <w:top w:val="single" w:sz="6" w:space="0" w:color="CBD5E0"/>
-              <w:left w:val="single" w:sz="6" w:space="0" w:color="CBD5E0"/>
-              <w:bottom w:val="single" w:sz="6" w:space="0" w:color="CBD5E0"/>
-              <w:right w:val="single" w:sz="6" w:space="0" w:color="CBD5E0"/>
+              <w:top w:val="single" w:color="CBD5E0" w:sz="6" w:space="0"/>
+              <w:left w:val="single" w:color="CBD5E0" w:sz="6" w:space="0"/>
+              <w:bottom w:val="single" w:color="CBD5E0" w:sz="6" w:space="0"/>
+              <w:right w:val="single" w:color="CBD5E0" w:sz="6" w:space="0"/>
             </w:tcBorders>
             <w:vAlign w:val="top"/>
           </w:tcPr>
@@ -674,12 +675,12 @@
         </w:tc>
         <w:tc>
           <w:tcPr>
-            <w:tcW w:type="dxa" w:w="2304"/>
+            <w:tcW w:w="2304" w:type="dxa"/>
             <w:tcBorders>
-              <w:top w:val="single" w:sz="6" w:space="0" w:color="CBD5E0"/>
-              <w:left w:val="single" w:sz="6" w:space="0" w:color="CBD5E0"/>
-              <w:bottom w:val="single" w:sz="6" w:space="0" w:color="CBD5E0"/>
-              <w:right w:val="single" w:sz="6" w:space="0" w:color="CBD5E0"/>
+              <w:top w:val="single" w:color="CBD5E0" w:sz="6" w:space="0"/>
+              <w:left w:val="single" w:color="CBD5E0" w:sz="6" w:space="0"/>
+              <w:bottom w:val="single" w:color="CBD5E0" w:sz="6" w:space="0"/>
+              <w:right w:val="single" w:color="CBD5E0" w:sz="6" w:space="0"/>
             </w:tcBorders>
             <w:vAlign w:val="top"/>
           </w:tcPr>
@@ -694,12 +695,12 @@
         </w:tc>
         <w:tc>
           <w:tcPr>
-            <w:tcW w:type="dxa" w:w="4464"/>
+            <w:tcW w:w="4464" w:type="dxa"/>
             <w:tcBorders>
-              <w:top w:val="single" w:sz="6" w:space="0" w:color="CBD5E0"/>
-              <w:left w:val="single" w:sz="6" w:space="0" w:color="CBD5E0"/>
-              <w:bottom w:val="single" w:sz="6" w:space="0" w:color="CBD5E0"/>
-              <w:right w:val="single" w:sz="6" w:space="0" w:color="CBD5E0"/>
+              <w:top w:val="single" w:color="CBD5E0" w:sz="6" w:space="0"/>
+              <w:left w:val="single" w:color="CBD5E0" w:sz="6" w:space="0"/>
+              <w:bottom w:val="single" w:color="CBD5E0" w:sz="6" w:space="0"/>
+              <w:right w:val="single" w:color="CBD5E0" w:sz="6" w:space="0"/>
             </w:tcBorders>
             <w:vAlign w:val="top"/>
           </w:tcPr>
@@ -714,12 +715,12 @@
         </w:tc>
         <w:tc>
           <w:tcPr>
-            <w:tcW w:type="dxa" w:w="2448"/>
+            <w:tcW w:w="2448" w:type="dxa"/>
             <w:tcBorders>
-              <w:top w:val="single" w:sz="6" w:space="0" w:color="CBD5E0"/>
-              <w:left w:val="single" w:sz="6" w:space="0" w:color="CBD5E0"/>
-              <w:bottom w:val="single" w:sz="6" w:space="0" w:color="CBD5E0"/>
-              <w:right w:val="single" w:sz="6" w:space="0" w:color="CBD5E0"/>
+              <w:top w:val="single" w:color="CBD5E0" w:sz="6" w:space="0"/>
+              <w:left w:val="single" w:color="CBD5E0" w:sz="6" w:space="0"/>
+              <w:bottom w:val="single" w:color="CBD5E0" w:sz="6" w:space="0"/>
+              <w:right w:val="single" w:color="CBD5E0" w:sz="6" w:space="0"/>
             </w:tcBorders>
             <w:vAlign w:val="top"/>
           </w:tcPr>
@@ -736,12 +737,12 @@
       <w:tr>
         <w:tc>
           <w:tcPr>
-            <w:tcW w:type="dxa" w:w="648"/>
+            <w:tcW w:w="648" w:type="dxa"/>
             <w:tcBorders>
-              <w:top w:val="single" w:sz="6" w:space="0" w:color="CBD5E0"/>
-              <w:left w:val="single" w:sz="6" w:space="0" w:color="CBD5E0"/>
-              <w:bottom w:val="single" w:sz="6" w:space="0" w:color="CBD5E0"/>
-              <w:right w:val="single" w:sz="6" w:space="0" w:color="CBD5E0"/>
+              <w:top w:val="single" w:color="CBD5E0" w:sz="6" w:space="0"/>
+              <w:left w:val="single" w:color="CBD5E0" w:sz="6" w:space="0"/>
+              <w:bottom w:val="single" w:color="CBD5E0" w:sz="6" w:space="0"/>
+              <w:right w:val="single" w:color="CBD5E0" w:sz="6" w:space="0"/>
             </w:tcBorders>
             <w:vAlign w:val="top"/>
           </w:tcPr>
@@ -756,12 +757,12 @@
         </w:tc>
         <w:tc>
           <w:tcPr>
-            <w:tcW w:type="dxa" w:w="2304"/>
+            <w:tcW w:w="2304" w:type="dxa"/>
             <w:tcBorders>
-              <w:top w:val="single" w:sz="6" w:space="0" w:color="CBD5E0"/>
-              <w:left w:val="single" w:sz="6" w:space="0" w:color="CBD5E0"/>
-              <w:bottom w:val="single" w:sz="6" w:space="0" w:color="CBD5E0"/>
-              <w:right w:val="single" w:sz="6" w:space="0" w:color="CBD5E0"/>
+              <w:top w:val="single" w:color="CBD5E0" w:sz="6" w:space="0"/>
+              <w:left w:val="single" w:color="CBD5E0" w:sz="6" w:space="0"/>
+              <w:bottom w:val="single" w:color="CBD5E0" w:sz="6" w:space="0"/>
+              <w:right w:val="single" w:color="CBD5E0" w:sz="6" w:space="0"/>
             </w:tcBorders>
             <w:vAlign w:val="top"/>
           </w:tcPr>
@@ -776,12 +777,12 @@
         </w:tc>
         <w:tc>
           <w:tcPr>
-            <w:tcW w:type="dxa" w:w="4464"/>
+            <w:tcW w:w="4464" w:type="dxa"/>
             <w:tcBorders>
-              <w:top w:val="single" w:sz="6" w:space="0" w:color="CBD5E0"/>
-              <w:left w:val="single" w:sz="6" w:space="0" w:color="CBD5E0"/>
-              <w:bottom w:val="single" w:sz="6" w:space="0" w:color="CBD5E0"/>
-              <w:right w:val="single" w:sz="6" w:space="0" w:color="CBD5E0"/>
+              <w:top w:val="single" w:color="CBD5E0" w:sz="6" w:space="0"/>
+              <w:left w:val="single" w:color="CBD5E0" w:sz="6" w:space="0"/>
+              <w:bottom w:val="single" w:color="CBD5E0" w:sz="6" w:space="0"/>
+              <w:right w:val="single" w:color="CBD5E0" w:sz="6" w:space="0"/>
             </w:tcBorders>
             <w:vAlign w:val="top"/>
           </w:tcPr>
@@ -796,12 +797,12 @@
         </w:tc>
         <w:tc>
           <w:tcPr>
-            <w:tcW w:type="dxa" w:w="2448"/>
+            <w:tcW w:w="2448" w:type="dxa"/>
             <w:tcBorders>
-              <w:top w:val="single" w:sz="6" w:space="0" w:color="CBD5E0"/>
-              <w:left w:val="single" w:sz="6" w:space="0" w:color="CBD5E0"/>
-              <w:bottom w:val="single" w:sz="6" w:space="0" w:color="CBD5E0"/>
-              <w:right w:val="single" w:sz="6" w:space="0" w:color="CBD5E0"/>
+              <w:top w:val="single" w:color="CBD5E0" w:sz="6" w:space="0"/>
+              <w:left w:val="single" w:color="CBD5E0" w:sz="6" w:space="0"/>
+              <w:bottom w:val="single" w:color="CBD5E0" w:sz="6" w:space="0"/>
+              <w:right w:val="single" w:color="CBD5E0" w:sz="6" w:space="0"/>
             </w:tcBorders>
             <w:vAlign w:val="top"/>
           </w:tcPr>
@@ -827,9 +828,9 @@
     <w:tbl>
       <w:tblPr>
         <w:tblStyle w:val="TableGrid"/>
-        <w:tblW w:type="auto" w:w="0"/>
+        <w:tblW w:w="0" w:type="auto"/>
         <w:jc w:val="center"/>
-        <w:tblLook w:firstColumn="1" w:firstRow="1" w:lastColumn="0" w:lastRow="0" w:noHBand="0" w:noVBand="1" w:val="04A0"/>
+        <w:tblLook w:val="04A0" w:firstRow="1" w:lastRow="0" w:firstColumn="1" w:lastColumn="0" w:noHBand="0" w:noVBand="1"/>
       </w:tblPr>
       <w:tblGrid>
         <w:gridCol w:w="5184"/>
@@ -838,13 +839,13 @@
       <w:tr>
         <w:tc>
           <w:tcPr>
-            <w:tcW w:type="dxa" w:w="3168"/>
+            <w:tcW w:w="3168" w:type="dxa"/>
             <w:shd w:fill="16324F"/>
             <w:tcBorders>
-              <w:top w:val="single" w:sz="6" w:space="0" w:color="CBD5E0"/>
-              <w:left w:val="single" w:sz="6" w:space="0" w:color="CBD5E0"/>
-              <w:bottom w:val="single" w:sz="6" w:space="0" w:color="CBD5E0"/>
-              <w:right w:val="single" w:sz="6" w:space="0" w:color="CBD5E0"/>
+              <w:top w:val="single" w:color="CBD5E0" w:sz="6" w:space="0"/>
+              <w:left w:val="single" w:color="CBD5E0" w:sz="6" w:space="0"/>
+              <w:bottom w:val="single" w:color="CBD5E0" w:sz="6" w:space="0"/>
+              <w:right w:val="single" w:color="CBD5E0" w:sz="6" w:space="0"/>
             </w:tcBorders>
           </w:tcPr>
           <w:p>
@@ -860,13 +861,13 @@
         </w:tc>
         <w:tc>
           <w:tcPr>
-            <w:tcW w:type="dxa" w:w="6912"/>
+            <w:tcW w:w="6912" w:type="dxa"/>
             <w:shd w:fill="16324F"/>
             <w:tcBorders>
-              <w:top w:val="single" w:sz="6" w:space="0" w:color="CBD5E0"/>
-              <w:left w:val="single" w:sz="6" w:space="0" w:color="CBD5E0"/>
-              <w:bottom w:val="single" w:sz="6" w:space="0" w:color="CBD5E0"/>
-              <w:right w:val="single" w:sz="6" w:space="0" w:color="CBD5E0"/>
+              <w:top w:val="single" w:color="CBD5E0" w:sz="6" w:space="0"/>
+              <w:left w:val="single" w:color="CBD5E0" w:sz="6" w:space="0"/>
+              <w:bottom w:val="single" w:color="CBD5E0" w:sz="6" w:space="0"/>
+              <w:right w:val="single" w:color="CBD5E0" w:sz="6" w:space="0"/>
             </w:tcBorders>
           </w:tcPr>
           <w:p>
@@ -884,12 +885,12 @@
       <w:tr>
         <w:tc>
           <w:tcPr>
-            <w:tcW w:type="dxa" w:w="3168"/>
+            <w:tcW w:w="3168" w:type="dxa"/>
             <w:tcBorders>
-              <w:top w:val="single" w:sz="6" w:space="0" w:color="CBD5E0"/>
-              <w:left w:val="single" w:sz="6" w:space="0" w:color="CBD5E0"/>
-              <w:bottom w:val="single" w:sz="6" w:space="0" w:color="CBD5E0"/>
-              <w:right w:val="single" w:sz="6" w:space="0" w:color="CBD5E0"/>
+              <w:top w:val="single" w:color="CBD5E0" w:sz="6" w:space="0"/>
+              <w:left w:val="single" w:color="CBD5E0" w:sz="6" w:space="0"/>
+              <w:bottom w:val="single" w:color="CBD5E0" w:sz="6" w:space="0"/>
+              <w:right w:val="single" w:color="CBD5E0" w:sz="6" w:space="0"/>
             </w:tcBorders>
             <w:vAlign w:val="top"/>
           </w:tcPr>
@@ -904,12 +905,12 @@
         </w:tc>
         <w:tc>
           <w:tcPr>
-            <w:tcW w:type="dxa" w:w="6912"/>
+            <w:tcW w:w="6912" w:type="dxa"/>
             <w:tcBorders>
-              <w:top w:val="single" w:sz="6" w:space="0" w:color="CBD5E0"/>
-              <w:left w:val="single" w:sz="6" w:space="0" w:color="CBD5E0"/>
-              <w:bottom w:val="single" w:sz="6" w:space="0" w:color="CBD5E0"/>
-              <w:right w:val="single" w:sz="6" w:space="0" w:color="CBD5E0"/>
+              <w:top w:val="single" w:color="CBD5E0" w:sz="6" w:space="0"/>
+              <w:left w:val="single" w:color="CBD5E0" w:sz="6" w:space="0"/>
+              <w:bottom w:val="single" w:color="CBD5E0" w:sz="6" w:space="0"/>
+              <w:right w:val="single" w:color="CBD5E0" w:sz="6" w:space="0"/>
             </w:tcBorders>
             <w:vAlign w:val="top"/>
           </w:tcPr>
@@ -926,12 +927,12 @@
       <w:tr>
         <w:tc>
           <w:tcPr>
-            <w:tcW w:type="dxa" w:w="3168"/>
+            <w:tcW w:w="3168" w:type="dxa"/>
             <w:tcBorders>
-              <w:top w:val="single" w:sz="6" w:space="0" w:color="CBD5E0"/>
-              <w:left w:val="single" w:sz="6" w:space="0" w:color="CBD5E0"/>
-              <w:bottom w:val="single" w:sz="6" w:space="0" w:color="CBD5E0"/>
-              <w:right w:val="single" w:sz="6" w:space="0" w:color="CBD5E0"/>
+              <w:top w:val="single" w:color="CBD5E0" w:sz="6" w:space="0"/>
+              <w:left w:val="single" w:color="CBD5E0" w:sz="6" w:space="0"/>
+              <w:bottom w:val="single" w:color="CBD5E0" w:sz="6" w:space="0"/>
+              <w:right w:val="single" w:color="CBD5E0" w:sz="6" w:space="0"/>
             </w:tcBorders>
             <w:vAlign w:val="top"/>
           </w:tcPr>
@@ -946,12 +947,12 @@
         </w:tc>
         <w:tc>
           <w:tcPr>
-            <w:tcW w:type="dxa" w:w="6912"/>
+            <w:tcW w:w="6912" w:type="dxa"/>
             <w:tcBorders>
-              <w:top w:val="single" w:sz="6" w:space="0" w:color="CBD5E0"/>
-              <w:left w:val="single" w:sz="6" w:space="0" w:color="CBD5E0"/>
-              <w:bottom w:val="single" w:sz="6" w:space="0" w:color="CBD5E0"/>
-              <w:right w:val="single" w:sz="6" w:space="0" w:color="CBD5E0"/>
+              <w:top w:val="single" w:color="CBD5E0" w:sz="6" w:space="0"/>
+              <w:left w:val="single" w:color="CBD5E0" w:sz="6" w:space="0"/>
+              <w:bottom w:val="single" w:color="CBD5E0" w:sz="6" w:space="0"/>
+              <w:right w:val="single" w:color="CBD5E0" w:sz="6" w:space="0"/>
             </w:tcBorders>
             <w:vAlign w:val="top"/>
           </w:tcPr>
@@ -968,12 +969,12 @@
       <w:tr>
         <w:tc>
           <w:tcPr>
-            <w:tcW w:type="dxa" w:w="3168"/>
+            <w:tcW w:w="3168" w:type="dxa"/>
             <w:tcBorders>
-              <w:top w:val="single" w:sz="6" w:space="0" w:color="CBD5E0"/>
-              <w:left w:val="single" w:sz="6" w:space="0" w:color="CBD5E0"/>
-              <w:bottom w:val="single" w:sz="6" w:space="0" w:color="CBD5E0"/>
-              <w:right w:val="single" w:sz="6" w:space="0" w:color="CBD5E0"/>
+              <w:top w:val="single" w:color="CBD5E0" w:sz="6" w:space="0"/>
+              <w:left w:val="single" w:color="CBD5E0" w:sz="6" w:space="0"/>
+              <w:bottom w:val="single" w:color="CBD5E0" w:sz="6" w:space="0"/>
+              <w:right w:val="single" w:color="CBD5E0" w:sz="6" w:space="0"/>
             </w:tcBorders>
             <w:vAlign w:val="top"/>
           </w:tcPr>
@@ -988,12 +989,12 @@
         </w:tc>
         <w:tc>
           <w:tcPr>
-            <w:tcW w:type="dxa" w:w="6912"/>
+            <w:tcW w:w="6912" w:type="dxa"/>
             <w:tcBorders>
-              <w:top w:val="single" w:sz="6" w:space="0" w:color="CBD5E0"/>
-              <w:left w:val="single" w:sz="6" w:space="0" w:color="CBD5E0"/>
-              <w:bottom w:val="single" w:sz="6" w:space="0" w:color="CBD5E0"/>
-              <w:right w:val="single" w:sz="6" w:space="0" w:color="CBD5E0"/>
+              <w:top w:val="single" w:color="CBD5E0" w:sz="6" w:space="0"/>
+              <w:left w:val="single" w:color="CBD5E0" w:sz="6" w:space="0"/>
+              <w:bottom w:val="single" w:color="CBD5E0" w:sz="6" w:space="0"/>
+              <w:right w:val="single" w:color="CBD5E0" w:sz="6" w:space="0"/>
             </w:tcBorders>
             <w:vAlign w:val="top"/>
           </w:tcPr>
@@ -1010,12 +1011,12 @@
       <w:tr>
         <w:tc>
           <w:tcPr>
-            <w:tcW w:type="dxa" w:w="3168"/>
+            <w:tcW w:w="3168" w:type="dxa"/>
             <w:tcBorders>
-              <w:top w:val="single" w:sz="6" w:space="0" w:color="CBD5E0"/>
-              <w:left w:val="single" w:sz="6" w:space="0" w:color="CBD5E0"/>
-              <w:bottom w:val="single" w:sz="6" w:space="0" w:color="CBD5E0"/>
-              <w:right w:val="single" w:sz="6" w:space="0" w:color="CBD5E0"/>
+              <w:top w:val="single" w:color="CBD5E0" w:sz="6" w:space="0"/>
+              <w:left w:val="single" w:color="CBD5E0" w:sz="6" w:space="0"/>
+              <w:bottom w:val="single" w:color="CBD5E0" w:sz="6" w:space="0"/>
+              <w:right w:val="single" w:color="CBD5E0" w:sz="6" w:space="0"/>
             </w:tcBorders>
             <w:vAlign w:val="top"/>
           </w:tcPr>
@@ -1030,12 +1031,12 @@
         </w:tc>
         <w:tc>
           <w:tcPr>
-            <w:tcW w:type="dxa" w:w="6912"/>
+            <w:tcW w:w="6912" w:type="dxa"/>
             <w:tcBorders>
-              <w:top w:val="single" w:sz="6" w:space="0" w:color="CBD5E0"/>
-              <w:left w:val="single" w:sz="6" w:space="0" w:color="CBD5E0"/>
-              <w:bottom w:val="single" w:sz="6" w:space="0" w:color="CBD5E0"/>
-              <w:right w:val="single" w:sz="6" w:space="0" w:color="CBD5E0"/>
+              <w:top w:val="single" w:color="CBD5E0" w:sz="6" w:space="0"/>
+              <w:left w:val="single" w:color="CBD5E0" w:sz="6" w:space="0"/>
+              <w:bottom w:val="single" w:color="CBD5E0" w:sz="6" w:space="0"/>
+              <w:right w:val="single" w:color="CBD5E0" w:sz="6" w:space="0"/>
             </w:tcBorders>
             <w:vAlign w:val="top"/>
           </w:tcPr>
@@ -1052,12 +1053,12 @@
       <w:tr>
         <w:tc>
           <w:tcPr>
-            <w:tcW w:type="dxa" w:w="3168"/>
+            <w:tcW w:w="3168" w:type="dxa"/>
             <w:tcBorders>
-              <w:top w:val="single" w:sz="6" w:space="0" w:color="CBD5E0"/>
-              <w:left w:val="single" w:sz="6" w:space="0" w:color="CBD5E0"/>
-              <w:bottom w:val="single" w:sz="6" w:space="0" w:color="CBD5E0"/>
-              <w:right w:val="single" w:sz="6" w:space="0" w:color="CBD5E0"/>
+              <w:top w:val="single" w:color="CBD5E0" w:sz="6" w:space="0"/>
+              <w:left w:val="single" w:color="CBD5E0" w:sz="6" w:space="0"/>
+              <w:bottom w:val="single" w:color="CBD5E0" w:sz="6" w:space="0"/>
+              <w:right w:val="single" w:color="CBD5E0" w:sz="6" w:space="0"/>
             </w:tcBorders>
             <w:vAlign w:val="top"/>
           </w:tcPr>
@@ -1072,12 +1073,12 @@
         </w:tc>
         <w:tc>
           <w:tcPr>
-            <w:tcW w:type="dxa" w:w="6912"/>
+            <w:tcW w:w="6912" w:type="dxa"/>
             <w:tcBorders>
-              <w:top w:val="single" w:sz="6" w:space="0" w:color="CBD5E0"/>
-              <w:left w:val="single" w:sz="6" w:space="0" w:color="CBD5E0"/>
-              <w:bottom w:val="single" w:sz="6" w:space="0" w:color="CBD5E0"/>
-              <w:right w:val="single" w:sz="6" w:space="0" w:color="CBD5E0"/>
+              <w:top w:val="single" w:color="CBD5E0" w:sz="6" w:space="0"/>
+              <w:left w:val="single" w:color="CBD5E0" w:sz="6" w:space="0"/>
+              <w:bottom w:val="single" w:color="CBD5E0" w:sz="6" w:space="0"/>
+              <w:right w:val="single" w:color="CBD5E0" w:sz="6" w:space="0"/>
             </w:tcBorders>
             <w:vAlign w:val="top"/>
           </w:tcPr>
@@ -1103,9 +1104,9 @@
     <w:tbl>
       <w:tblPr>
         <w:tblStyle w:val="TableGrid"/>
-        <w:tblW w:type="auto" w:w="0"/>
+        <w:tblW w:w="0" w:type="auto"/>
         <w:jc w:val="center"/>
-        <w:tblLook w:firstColumn="1" w:firstRow="1" w:lastColumn="0" w:lastRow="0" w:noHBand="0" w:noVBand="1" w:val="04A0"/>
+        <w:tblLook w:val="04A0" w:firstRow="1" w:lastRow="0" w:firstColumn="1" w:lastColumn="0" w:noHBand="0" w:noVBand="1"/>
       </w:tblPr>
       <w:tblGrid>
         <w:gridCol w:w="5184"/>
@@ -1114,13 +1115,13 @@
       <w:tr>
         <w:tc>
           <w:tcPr>
-            <w:tcW w:type="dxa" w:w="3600"/>
+            <w:tcW w:w="3600" w:type="dxa"/>
             <w:shd w:fill="16324F"/>
             <w:tcBorders>
-              <w:top w:val="single" w:sz="6" w:space="0" w:color="CBD5E0"/>
-              <w:left w:val="single" w:sz="6" w:space="0" w:color="CBD5E0"/>
-              <w:bottom w:val="single" w:sz="6" w:space="0" w:color="CBD5E0"/>
-              <w:right w:val="single" w:sz="6" w:space="0" w:color="CBD5E0"/>
+              <w:top w:val="single" w:color="CBD5E0" w:sz="6" w:space="0"/>
+              <w:left w:val="single" w:color="CBD5E0" w:sz="6" w:space="0"/>
+              <w:bottom w:val="single" w:color="CBD5E0" w:sz="6" w:space="0"/>
+              <w:right w:val="single" w:color="CBD5E0" w:sz="6" w:space="0"/>
             </w:tcBorders>
           </w:tcPr>
           <w:p>
@@ -1136,13 +1137,13 @@
         </w:tc>
         <w:tc>
           <w:tcPr>
-            <w:tcW w:type="dxa" w:w="6480"/>
+            <w:tcW w:w="6480" w:type="dxa"/>
             <w:shd w:fill="16324F"/>
             <w:tcBorders>
-              <w:top w:val="single" w:sz="6" w:space="0" w:color="CBD5E0"/>
-              <w:left w:val="single" w:sz="6" w:space="0" w:color="CBD5E0"/>
-              <w:bottom w:val="single" w:sz="6" w:space="0" w:color="CBD5E0"/>
-              <w:right w:val="single" w:sz="6" w:space="0" w:color="CBD5E0"/>
+              <w:top w:val="single" w:color="CBD5E0" w:sz="6" w:space="0"/>
+              <w:left w:val="single" w:color="CBD5E0" w:sz="6" w:space="0"/>
+              <w:bottom w:val="single" w:color="CBD5E0" w:sz="6" w:space="0"/>
+              <w:right w:val="single" w:color="CBD5E0" w:sz="6" w:space="0"/>
             </w:tcBorders>
           </w:tcPr>
           <w:p>
@@ -1160,12 +1161,12 @@
       <w:tr>
         <w:tc>
           <w:tcPr>
-            <w:tcW w:type="dxa" w:w="3600"/>
+            <w:tcW w:w="3600" w:type="dxa"/>
             <w:tcBorders>
-              <w:top w:val="single" w:sz="6" w:space="0" w:color="CBD5E0"/>
-              <w:left w:val="single" w:sz="6" w:space="0" w:color="CBD5E0"/>
-              <w:bottom w:val="single" w:sz="6" w:space="0" w:color="CBD5E0"/>
-              <w:right w:val="single" w:sz="6" w:space="0" w:color="CBD5E0"/>
+              <w:top w:val="single" w:color="CBD5E0" w:sz="6" w:space="0"/>
+              <w:left w:val="single" w:color="CBD5E0" w:sz="6" w:space="0"/>
+              <w:bottom w:val="single" w:color="CBD5E0" w:sz="6" w:space="0"/>
+              <w:right w:val="single" w:color="CBD5E0" w:sz="6" w:space="0"/>
             </w:tcBorders>
             <w:vAlign w:val="top"/>
           </w:tcPr>
@@ -1180,12 +1181,12 @@
         </w:tc>
         <w:tc>
           <w:tcPr>
-            <w:tcW w:type="dxa" w:w="6480"/>
+            <w:tcW w:w="6480" w:type="dxa"/>
             <w:tcBorders>
-              <w:top w:val="single" w:sz="6" w:space="0" w:color="CBD5E0"/>
-              <w:left w:val="single" w:sz="6" w:space="0" w:color="CBD5E0"/>
-              <w:bottom w:val="single" w:sz="6" w:space="0" w:color="CBD5E0"/>
-              <w:right w:val="single" w:sz="6" w:space="0" w:color="CBD5E0"/>
+              <w:top w:val="single" w:color="CBD5E0" w:sz="6" w:space="0"/>
+              <w:left w:val="single" w:color="CBD5E0" w:sz="6" w:space="0"/>
+              <w:bottom w:val="single" w:color="CBD5E0" w:sz="6" w:space="0"/>
+              <w:right w:val="single" w:color="CBD5E0" w:sz="6" w:space="0"/>
             </w:tcBorders>
             <w:vAlign w:val="top"/>
           </w:tcPr>
@@ -1202,12 +1203,12 @@
       <w:tr>
         <w:tc>
           <w:tcPr>
-            <w:tcW w:type="dxa" w:w="3600"/>
+            <w:tcW w:w="3600" w:type="dxa"/>
             <w:tcBorders>
-              <w:top w:val="single" w:sz="6" w:space="0" w:color="CBD5E0"/>
-              <w:left w:val="single" w:sz="6" w:space="0" w:color="CBD5E0"/>
-              <w:bottom w:val="single" w:sz="6" w:space="0" w:color="CBD5E0"/>
-              <w:right w:val="single" w:sz="6" w:space="0" w:color="CBD5E0"/>
+              <w:top w:val="single" w:color="CBD5E0" w:sz="6" w:space="0"/>
+              <w:left w:val="single" w:color="CBD5E0" w:sz="6" w:space="0"/>
+              <w:bottom w:val="single" w:color="CBD5E0" w:sz="6" w:space="0"/>
+              <w:right w:val="single" w:color="CBD5E0" w:sz="6" w:space="0"/>
             </w:tcBorders>
             <w:vAlign w:val="top"/>
           </w:tcPr>
@@ -1222,12 +1223,12 @@
         </w:tc>
         <w:tc>
           <w:tcPr>
-            <w:tcW w:type="dxa" w:w="6480"/>
+            <w:tcW w:w="6480" w:type="dxa"/>
             <w:tcBorders>
-              <w:top w:val="single" w:sz="6" w:space="0" w:color="CBD5E0"/>
-              <w:left w:val="single" w:sz="6" w:space="0" w:color="CBD5E0"/>
-              <w:bottom w:val="single" w:sz="6" w:space="0" w:color="CBD5E0"/>
-              <w:right w:val="single" w:sz="6" w:space="0" w:color="CBD5E0"/>
+              <w:top w:val="single" w:color="CBD5E0" w:sz="6" w:space="0"/>
+              <w:left w:val="single" w:color="CBD5E0" w:sz="6" w:space="0"/>
+              <w:bottom w:val="single" w:color="CBD5E0" w:sz="6" w:space="0"/>
+              <w:right w:val="single" w:color="CBD5E0" w:sz="6" w:space="0"/>
             </w:tcBorders>
             <w:vAlign w:val="top"/>
           </w:tcPr>
@@ -1244,12 +1245,12 @@
       <w:tr>
         <w:tc>
           <w:tcPr>
-            <w:tcW w:type="dxa" w:w="3600"/>
+            <w:tcW w:w="3600" w:type="dxa"/>
             <w:tcBorders>
-              <w:top w:val="single" w:sz="6" w:space="0" w:color="CBD5E0"/>
-              <w:left w:val="single" w:sz="6" w:space="0" w:color="CBD5E0"/>
-              <w:bottom w:val="single" w:sz="6" w:space="0" w:color="CBD5E0"/>
-              <w:right w:val="single" w:sz="6" w:space="0" w:color="CBD5E0"/>
+              <w:top w:val="single" w:color="CBD5E0" w:sz="6" w:space="0"/>
+              <w:left w:val="single" w:color="CBD5E0" w:sz="6" w:space="0"/>
+              <w:bottom w:val="single" w:color="CBD5E0" w:sz="6" w:space="0"/>
+              <w:right w:val="single" w:color="CBD5E0" w:sz="6" w:space="0"/>
             </w:tcBorders>
             <w:vAlign w:val="top"/>
           </w:tcPr>
@@ -1264,12 +1265,12 @@
         </w:tc>
         <w:tc>
           <w:tcPr>
-            <w:tcW w:type="dxa" w:w="6480"/>
+            <w:tcW w:w="6480" w:type="dxa"/>
             <w:tcBorders>
-              <w:top w:val="single" w:sz="6" w:space="0" w:color="CBD5E0"/>
-              <w:left w:val="single" w:sz="6" w:space="0" w:color="CBD5E0"/>
-              <w:bottom w:val="single" w:sz="6" w:space="0" w:color="CBD5E0"/>
-              <w:right w:val="single" w:sz="6" w:space="0" w:color="CBD5E0"/>
+              <w:top w:val="single" w:color="CBD5E0" w:sz="6" w:space="0"/>
+              <w:left w:val="single" w:color="CBD5E0" w:sz="6" w:space="0"/>
+              <w:bottom w:val="single" w:color="CBD5E0" w:sz="6" w:space="0"/>
+              <w:right w:val="single" w:color="CBD5E0" w:sz="6" w:space="0"/>
             </w:tcBorders>
             <w:vAlign w:val="top"/>
           </w:tcPr>
@@ -1286,12 +1287,12 @@
       <w:tr>
         <w:tc>
           <w:tcPr>
-            <w:tcW w:type="dxa" w:w="3600"/>
+            <w:tcW w:w="3600" w:type="dxa"/>
             <w:tcBorders>
-              <w:top w:val="single" w:sz="6" w:space="0" w:color="CBD5E0"/>
-              <w:left w:val="single" w:sz="6" w:space="0" w:color="CBD5E0"/>
-              <w:bottom w:val="single" w:sz="6" w:space="0" w:color="CBD5E0"/>
-              <w:right w:val="single" w:sz="6" w:space="0" w:color="CBD5E0"/>
+              <w:top w:val="single" w:color="CBD5E0" w:sz="6" w:space="0"/>
+              <w:left w:val="single" w:color="CBD5E0" w:sz="6" w:space="0"/>
+              <w:bottom w:val="single" w:color="CBD5E0" w:sz="6" w:space="0"/>
+              <w:right w:val="single" w:color="CBD5E0" w:sz="6" w:space="0"/>
             </w:tcBorders>
             <w:vAlign w:val="top"/>
           </w:tcPr>
@@ -1306,12 +1307,12 @@
         </w:tc>
         <w:tc>
           <w:tcPr>
-            <w:tcW w:type="dxa" w:w="6480"/>
+            <w:tcW w:w="6480" w:type="dxa"/>
             <w:tcBorders>
-              <w:top w:val="single" w:sz="6" w:space="0" w:color="CBD5E0"/>
-              <w:left w:val="single" w:sz="6" w:space="0" w:color="CBD5E0"/>
-              <w:bottom w:val="single" w:sz="6" w:space="0" w:color="CBD5E0"/>
-              <w:right w:val="single" w:sz="6" w:space="0" w:color="CBD5E0"/>
+              <w:top w:val="single" w:color="CBD5E0" w:sz="6" w:space="0"/>
+              <w:left w:val="single" w:color="CBD5E0" w:sz="6" w:space="0"/>
+              <w:bottom w:val="single" w:color="CBD5E0" w:sz="6" w:space="0"/>
+              <w:right w:val="single" w:color="CBD5E0" w:sz="6" w:space="0"/>
             </w:tcBorders>
             <w:vAlign w:val="top"/>
           </w:tcPr>
@@ -1337,9 +1338,9 @@
     <w:tbl>
       <w:tblPr>
         <w:tblStyle w:val="TableGrid"/>
-        <w:tblW w:type="auto" w:w="0"/>
+        <w:tblW w:w="0" w:type="auto"/>
         <w:jc w:val="center"/>
-        <w:tblLook w:firstColumn="1" w:firstRow="1" w:lastColumn="0" w:lastRow="0" w:noHBand="0" w:noVBand="1" w:val="04A0"/>
+        <w:tblLook w:val="04A0" w:firstRow="1" w:lastRow="0" w:firstColumn="1" w:lastColumn="0" w:noHBand="0" w:noVBand="1"/>
       </w:tblPr>
       <w:tblGrid>
         <w:gridCol w:w="5184"/>
@@ -1348,13 +1349,13 @@
       <w:tr>
         <w:tc>
           <w:tcPr>
-            <w:tcW w:type="dxa" w:w="4608"/>
+            <w:tcW w:w="4608" w:type="dxa"/>
             <w:shd w:fill="16324F"/>
             <w:tcBorders>
-              <w:top w:val="single" w:sz="6" w:space="0" w:color="CBD5E0"/>
-              <w:left w:val="single" w:sz="6" w:space="0" w:color="CBD5E0"/>
-              <w:bottom w:val="single" w:sz="6" w:space="0" w:color="CBD5E0"/>
-              <w:right w:val="single" w:sz="6" w:space="0" w:color="CBD5E0"/>
+              <w:top w:val="single" w:color="CBD5E0" w:sz="6" w:space="0"/>
+              <w:left w:val="single" w:color="CBD5E0" w:sz="6" w:space="0"/>
+              <w:bottom w:val="single" w:color="CBD5E0" w:sz="6" w:space="0"/>
+              <w:right w:val="single" w:color="CBD5E0" w:sz="6" w:space="0"/>
             </w:tcBorders>
           </w:tcPr>
           <w:p>
@@ -1370,13 +1371,13 @@
         </w:tc>
         <w:tc>
           <w:tcPr>
-            <w:tcW w:type="dxa" w:w="5472"/>
+            <w:tcW w:w="5472" w:type="dxa"/>
             <w:shd w:fill="16324F"/>
             <w:tcBorders>
-              <w:top w:val="single" w:sz="6" w:space="0" w:color="CBD5E0"/>
-              <w:left w:val="single" w:sz="6" w:space="0" w:color="CBD5E0"/>
-              <w:bottom w:val="single" w:sz="6" w:space="0" w:color="CBD5E0"/>
-              <w:right w:val="single" w:sz="6" w:space="0" w:color="CBD5E0"/>
+              <w:top w:val="single" w:color="CBD5E0" w:sz="6" w:space="0"/>
+              <w:left w:val="single" w:color="CBD5E0" w:sz="6" w:space="0"/>
+              <w:bottom w:val="single" w:color="CBD5E0" w:sz="6" w:space="0"/>
+              <w:right w:val="single" w:color="CBD5E0" w:sz="6" w:space="0"/>
             </w:tcBorders>
           </w:tcPr>
           <w:p>
@@ -1394,12 +1395,12 @@
       <w:tr>
         <w:tc>
           <w:tcPr>
-            <w:tcW w:type="dxa" w:w="4608"/>
+            <w:tcW w:w="4608" w:type="dxa"/>
             <w:tcBorders>
-              <w:top w:val="single" w:sz="6" w:space="0" w:color="CBD5E0"/>
-              <w:left w:val="single" w:sz="6" w:space="0" w:color="CBD5E0"/>
-              <w:bottom w:val="single" w:sz="6" w:space="0" w:color="CBD5E0"/>
-              <w:right w:val="single" w:sz="6" w:space="0" w:color="CBD5E0"/>
+              <w:top w:val="single" w:color="CBD5E0" w:sz="6" w:space="0"/>
+              <w:left w:val="single" w:color="CBD5E0" w:sz="6" w:space="0"/>
+              <w:bottom w:val="single" w:color="CBD5E0" w:sz="6" w:space="0"/>
+              <w:right w:val="single" w:color="CBD5E0" w:sz="6" w:space="0"/>
             </w:tcBorders>
             <w:vAlign w:val="top"/>
           </w:tcPr>
@@ -1414,12 +1415,12 @@
         </w:tc>
         <w:tc>
           <w:tcPr>
-            <w:tcW w:type="dxa" w:w="5472"/>
+            <w:tcW w:w="5472" w:type="dxa"/>
             <w:tcBorders>
-              <w:top w:val="single" w:sz="6" w:space="0" w:color="CBD5E0"/>
-              <w:left w:val="single" w:sz="6" w:space="0" w:color="CBD5E0"/>
-              <w:bottom w:val="single" w:sz="6" w:space="0" w:color="CBD5E0"/>
-              <w:right w:val="single" w:sz="6" w:space="0" w:color="CBD5E0"/>
+              <w:top w:val="single" w:color="CBD5E0" w:sz="6" w:space="0"/>
+              <w:left w:val="single" w:color="CBD5E0" w:sz="6" w:space="0"/>
+              <w:bottom w:val="single" w:color="CBD5E0" w:sz="6" w:space="0"/>
+              <w:right w:val="single" w:color="CBD5E0" w:sz="6" w:space="0"/>
             </w:tcBorders>
             <w:vAlign w:val="top"/>
           </w:tcPr>
@@ -1436,12 +1437,12 @@
       <w:tr>
         <w:tc>
           <w:tcPr>
-            <w:tcW w:type="dxa" w:w="4608"/>
+            <w:tcW w:w="4608" w:type="dxa"/>
             <w:tcBorders>
-              <w:top w:val="single" w:sz="6" w:space="0" w:color="CBD5E0"/>
-              <w:left w:val="single" w:sz="6" w:space="0" w:color="CBD5E0"/>
-              <w:bottom w:val="single" w:sz="6" w:space="0" w:color="CBD5E0"/>
-              <w:right w:val="single" w:sz="6" w:space="0" w:color="CBD5E0"/>
+              <w:top w:val="single" w:color="CBD5E0" w:sz="6" w:space="0"/>
+              <w:left w:val="single" w:color="CBD5E0" w:sz="6" w:space="0"/>
+              <w:bottom w:val="single" w:color="CBD5E0" w:sz="6" w:space="0"/>
+              <w:right w:val="single" w:color="CBD5E0" w:sz="6" w:space="0"/>
             </w:tcBorders>
             <w:vAlign w:val="top"/>
           </w:tcPr>
@@ -1456,12 +1457,12 @@
         </w:tc>
         <w:tc>
           <w:tcPr>
-            <w:tcW w:type="dxa" w:w="5472"/>
+            <w:tcW w:w="5472" w:type="dxa"/>
             <w:tcBorders>
-              <w:top w:val="single" w:sz="6" w:space="0" w:color="CBD5E0"/>
-              <w:left w:val="single" w:sz="6" w:space="0" w:color="CBD5E0"/>
-              <w:bottom w:val="single" w:sz="6" w:space="0" w:color="CBD5E0"/>
-              <w:right w:val="single" w:sz="6" w:space="0" w:color="CBD5E0"/>
+              <w:top w:val="single" w:color="CBD5E0" w:sz="6" w:space="0"/>
+              <w:left w:val="single" w:color="CBD5E0" w:sz="6" w:space="0"/>
+              <w:bottom w:val="single" w:color="CBD5E0" w:sz="6" w:space="0"/>
+              <w:right w:val="single" w:color="CBD5E0" w:sz="6" w:space="0"/>
             </w:tcBorders>
             <w:vAlign w:val="top"/>
           </w:tcPr>
@@ -1478,12 +1479,12 @@
       <w:tr>
         <w:tc>
           <w:tcPr>
-            <w:tcW w:type="dxa" w:w="4608"/>
+            <w:tcW w:w="4608" w:type="dxa"/>
             <w:tcBorders>
-              <w:top w:val="single" w:sz="6" w:space="0" w:color="CBD5E0"/>
-              <w:left w:val="single" w:sz="6" w:space="0" w:color="CBD5E0"/>
-              <w:bottom w:val="single" w:sz="6" w:space="0" w:color="CBD5E0"/>
-              <w:right w:val="single" w:sz="6" w:space="0" w:color="CBD5E0"/>
+              <w:top w:val="single" w:color="CBD5E0" w:sz="6" w:space="0"/>
+              <w:left w:val="single" w:color="CBD5E0" w:sz="6" w:space="0"/>
+              <w:bottom w:val="single" w:color="CBD5E0" w:sz="6" w:space="0"/>
+              <w:right w:val="single" w:color="CBD5E0" w:sz="6" w:space="0"/>
             </w:tcBorders>
             <w:vAlign w:val="top"/>
           </w:tcPr>
@@ -1498,12 +1499,12 @@
         </w:tc>
         <w:tc>
           <w:tcPr>
-            <w:tcW w:type="dxa" w:w="5472"/>
+            <w:tcW w:w="5472" w:type="dxa"/>
             <w:tcBorders>
-              <w:top w:val="single" w:sz="6" w:space="0" w:color="CBD5E0"/>
-              <w:left w:val="single" w:sz="6" w:space="0" w:color="CBD5E0"/>
-              <w:bottom w:val="single" w:sz="6" w:space="0" w:color="CBD5E0"/>
-              <w:right w:val="single" w:sz="6" w:space="0" w:color="CBD5E0"/>
+              <w:top w:val="single" w:color="CBD5E0" w:sz="6" w:space="0"/>
+              <w:left w:val="single" w:color="CBD5E0" w:sz="6" w:space="0"/>
+              <w:bottom w:val="single" w:color="CBD5E0" w:sz="6" w:space="0"/>
+              <w:right w:val="single" w:color="CBD5E0" w:sz="6" w:space="0"/>
             </w:tcBorders>
             <w:vAlign w:val="top"/>
           </w:tcPr>
@@ -1520,12 +1521,12 @@
       <w:tr>
         <w:tc>
           <w:tcPr>
-            <w:tcW w:type="dxa" w:w="4608"/>
+            <w:tcW w:w="4608" w:type="dxa"/>
             <w:tcBorders>
-              <w:top w:val="single" w:sz="6" w:space="0" w:color="CBD5E0"/>
-              <w:left w:val="single" w:sz="6" w:space="0" w:color="CBD5E0"/>
-              <w:bottom w:val="single" w:sz="6" w:space="0" w:color="CBD5E0"/>
-              <w:right w:val="single" w:sz="6" w:space="0" w:color="CBD5E0"/>
+              <w:top w:val="single" w:color="CBD5E0" w:sz="6" w:space="0"/>
+              <w:left w:val="single" w:color="CBD5E0" w:sz="6" w:space="0"/>
+              <w:bottom w:val="single" w:color="CBD5E0" w:sz="6" w:space="0"/>
+              <w:right w:val="single" w:color="CBD5E0" w:sz="6" w:space="0"/>
             </w:tcBorders>
             <w:vAlign w:val="top"/>
           </w:tcPr>
@@ -1540,12 +1541,12 @@
         </w:tc>
         <w:tc>
           <w:tcPr>
-            <w:tcW w:type="dxa" w:w="5472"/>
+            <w:tcW w:w="5472" w:type="dxa"/>
             <w:tcBorders>
-              <w:top w:val="single" w:sz="6" w:space="0" w:color="CBD5E0"/>
-              <w:left w:val="single" w:sz="6" w:space="0" w:color="CBD5E0"/>
-              <w:bottom w:val="single" w:sz="6" w:space="0" w:color="CBD5E0"/>
-              <w:right w:val="single" w:sz="6" w:space="0" w:color="CBD5E0"/>
+              <w:top w:val="single" w:color="CBD5E0" w:sz="6" w:space="0"/>
+              <w:left w:val="single" w:color="CBD5E0" w:sz="6" w:space="0"/>
+              <w:bottom w:val="single" w:color="CBD5E0" w:sz="6" w:space="0"/>
+              <w:right w:val="single" w:color="CBD5E0" w:sz="6" w:space="0"/>
             </w:tcBorders>
             <w:vAlign w:val="top"/>
           </w:tcPr>
@@ -1560,6 +1561,76 @@
         </w:tc>
       </w:tr>
     </w:tbl>
+    <w:p>
+      <w:pPr>
+        <w:pStyle w:val="Heading2"/>
+        <w:keepNext/>
+      </w:pPr>
+      <w:r>
+        <w:rPr/>
+        <w:t xml:space="preserve">7. Нормативный переход продукта</w:t>
+      </w:r>
+    </w:p>
+    <w:p>
+      <w:pPr>
+        <w:numPr>
+          <w:ilvl w:val="0"/>
+          <w:numId w:val="10"/>
+        </w:numPr>
+      </w:pPr>
+      <w:r>
+        <w:rPr/>
+        <w:t xml:space="preserve">Результат удерживается: продолжить Сопровождение до согласованной точки завершения.</w:t>
+      </w:r>
+    </w:p>
+    <w:p>
+      <w:pPr>
+        <w:numPr>
+          <w:ilvl w:val="0"/>
+          <w:numId w:val="10"/>
+        </w:numPr>
+      </w:pPr>
+      <w:r>
+        <w:rPr/>
+        <w:t xml:space="preserve">Нужна ограниченная корректировка внедрения: открыть новый Спринт.</w:t>
+      </w:r>
+    </w:p>
+    <w:p>
+      <w:pPr>
+        <w:numPr>
+          <w:ilvl w:val="0"/>
+          <w:numId w:val="10"/>
+        </w:numPr>
+      </w:pPr>
+      <w:r>
+        <w:rPr/>
+        <w:t xml:space="preserve">Нужно изменить исходное решение или архитектуру: вернуться в Сессию.</w:t>
+      </w:r>
+    </w:p>
+    <w:p>
+      <w:pPr>
+        <w:numPr>
+          <w:ilvl w:val="0"/>
+          <w:numId w:val="10"/>
+        </w:numPr>
+      </w:pPr>
+      <w:r>
+        <w:rPr/>
+        <w:t xml:space="preserve">Результат стабилен и критерии закрыты: завершить работу.</w:t>
+      </w:r>
+    </w:p>
+    <w:p>
+      <w:pPr>
+        <w:numPr>
+          <w:ilvl w:val="0"/>
+          <w:numId w:val="10"/>
+        </w:numPr>
+      </w:pPr>
+      <w:r>
+        <w:rPr/>
+        <w:t xml:space="preserve">Новая несвязанная управленческая проблема требует отдельного входа через Диагностику; отсутствие фактов означает HOLD, а не догадку.</w:t>
+      </w:r>
+    </w:p>
     <w:sectPr>
       <w:headerReference w:type="default" r:id="rId10"/>
       <w:footerReference w:type="default" r:id="rId11"/>
@@ -1692,7 +1763,7 @@
         <w:ind w:left="1440" w:hanging="360"/>
       </w:pPr>
       <w:rPr>
-        <w:rFonts w:ascii="Symbol" w:hAnsi="Symbol" w:hint="default"/>
+        <w:rFonts w:hint="default" w:ascii="Symbol" w:hAnsi="Symbol"/>
       </w:rPr>
     </w:lvl>
   </w:abstractNum>
@@ -1713,7 +1784,7 @@
         <w:ind w:left="1080" w:hanging="360"/>
       </w:pPr>
       <w:rPr>
-        <w:rFonts w:ascii="Symbol" w:hAnsi="Symbol" w:hint="default"/>
+        <w:rFonts w:hint="default" w:ascii="Symbol" w:hAnsi="Symbol"/>
       </w:rPr>
     </w:lvl>
   </w:abstractNum>
@@ -1734,7 +1805,7 @@
         <w:ind w:left="720" w:hanging="360"/>
       </w:pPr>
       <w:rPr>
-        <w:rFonts w:ascii="Symbol" w:hAnsi="Symbol" w:hint="default"/>
+        <w:rFonts w:hint="default" w:ascii="Symbol" w:hAnsi="Symbol"/>
       </w:rPr>
     </w:lvl>
   </w:abstractNum>
@@ -1773,8 +1844,92 @@
         <w:ind w:left="360" w:hanging="360"/>
       </w:pPr>
       <w:rPr>
-        <w:rFonts w:ascii="Symbol" w:hAnsi="Symbol" w:hint="default"/>
-      </w:rPr>
+        <w:rFonts w:hint="default" w:ascii="Symbol" w:hAnsi="Symbol"/>
+      </w:rPr>
+    </w:lvl>
+  </w:abstractNum>
+  <w:abstractNum w:abstractNumId="9">
+    <w:multiLevelType w:val="hybridMultilevel"/>
+    <w:lvl w:ilvl="0">
+      <w:start w:val="1"/>
+      <w:numFmt w:val="bullet"/>
+      <w:lvlText w:val="•"/>
+      <w:lvlJc w:val="left"/>
+      <w:pPr>
+        <w:ind w:left="720" w:hanging="360"/>
+      </w:pPr>
+    </w:lvl>
+    <w:lvl w:ilvl="1">
+      <w:start w:val="1"/>
+      <w:numFmt w:val="bullet"/>
+      <w:lvlText w:val="◦"/>
+      <w:lvlJc w:val="left"/>
+      <w:pPr>
+        <w:ind w:left="1440" w:hanging="360"/>
+      </w:pPr>
+    </w:lvl>
+    <w:lvl w:ilvl="2">
+      <w:start w:val="1"/>
+      <w:numFmt w:val="bullet"/>
+      <w:lvlText w:val="▪"/>
+      <w:lvlJc w:val="left"/>
+      <w:pPr>
+        <w:ind w:left="2160" w:hanging="360"/>
+      </w:pPr>
+    </w:lvl>
+    <w:lvl w:ilvl="3">
+      <w:start w:val="1"/>
+      <w:numFmt w:val="bullet"/>
+      <w:lvlText w:val="•"/>
+      <w:lvlJc w:val="left"/>
+      <w:pPr>
+        <w:ind w:left="2880" w:hanging="360"/>
+      </w:pPr>
+    </w:lvl>
+    <w:lvl w:ilvl="4">
+      <w:start w:val="1"/>
+      <w:numFmt w:val="bullet"/>
+      <w:lvlText w:val="◦"/>
+      <w:lvlJc w:val="left"/>
+      <w:pPr>
+        <w:ind w:left="3600" w:hanging="360"/>
+      </w:pPr>
+    </w:lvl>
+    <w:lvl w:ilvl="5">
+      <w:start w:val="1"/>
+      <w:numFmt w:val="bullet"/>
+      <w:lvlText w:val="▪"/>
+      <w:lvlJc w:val="left"/>
+      <w:pPr>
+        <w:ind w:left="4320" w:hanging="360"/>
+      </w:pPr>
+    </w:lvl>
+    <w:lvl w:ilvl="6">
+      <w:start w:val="1"/>
+      <w:numFmt w:val="bullet"/>
+      <w:lvlText w:val="•"/>
+      <w:lvlJc w:val="left"/>
+      <w:pPr>
+        <w:ind w:left="5040" w:hanging="360"/>
+      </w:pPr>
+    </w:lvl>
+    <w:lvl w:ilvl="7">
+      <w:start w:val="1"/>
+      <w:numFmt w:val="bullet"/>
+      <w:lvlText w:val="◦"/>
+      <w:lvlJc w:val="left"/>
+      <w:pPr>
+        <w:ind w:left="5760" w:hanging="360"/>
+      </w:pPr>
+    </w:lvl>
+    <w:lvl w:ilvl="8">
+      <w:start w:val="1"/>
+      <w:numFmt w:val="bullet"/>
+      <w:lvlText w:val="▪"/>
+      <w:lvlJc w:val="left"/>
+      <w:pPr>
+        <w:ind w:left="6480" w:hanging="360"/>
+      </w:pPr>
     </w:lvl>
   </w:abstractNum>
   <w:num w:numId="1">
@@ -1804,6 +1959,9 @@
   <w:num w:numId="9">
     <w:abstractNumId w:val="0"/>
   </w:num>
+  <w:num w:numId="10">
+    <w:abstractNumId w:val="9"/>
+  </w:num>
 </w:numbering>
 </file>
 
@@ -1812,7 +1970,7 @@
   <w:docDefaults>
     <w:rPrDefault>
       <w:rPr>
-        <w:rFonts w:asciiTheme="minorHAnsi" w:eastAsiaTheme="minorEastAsia" w:hAnsiTheme="minorHAnsi" w:cstheme="minorBidi"/>
+        <w:rFonts w:asciiTheme="minorHAnsi" w:hAnsiTheme="minorHAnsi" w:eastAsiaTheme="minorEastAsia" w:cstheme="minorBidi"/>
         <w:sz w:val="22"/>
         <w:szCs w:val="22"/>
         <w:lang w:val="en-US" w:eastAsia="en-US" w:bidi="ar-SA"/>
@@ -1825,8 +1983,8 @@
     </w:pPrDefault>
   </w:docDefaults>
   <w:latentStyles w:defLockedState="0" w:defUIPriority="99" w:defSemiHidden="1" w:defUnhideWhenUsed="1" w:defQFormat="0" w:count="276">
-    <w:lsdException w:name="Normal" w:semiHidden="0" w:uiPriority="0" w:unhideWhenUsed="0" w:qFormat="1"/>
-    <w:lsdException w:name="heading 1" w:semiHidden="0" w:uiPriority="9" w:unhideWhenUsed="0" w:qFormat="1"/>
+    <w:lsdException w:name="Normal" w:uiPriority="0" w:semiHidden="0" w:unhideWhenUsed="0" w:qFormat="1"/>
+    <w:lsdException w:name="heading 1" w:uiPriority="9" w:semiHidden="0" w:unhideWhenUsed="0" w:qFormat="1"/>
     <w:lsdException w:name="heading 2" w:uiPriority="9" w:qFormat="1"/>
     <w:lsdException w:name="heading 3" w:uiPriority="9" w:qFormat="1"/>
     <w:lsdException w:name="heading 4" w:uiPriority="9" w:qFormat="1"/>
@@ -1845,125 +2003,125 @@
     <w:lsdException w:name="toc 8" w:uiPriority="39"/>
     <w:lsdException w:name="toc 9" w:uiPriority="39"/>
     <w:lsdException w:name="caption" w:uiPriority="35" w:qFormat="1"/>
-    <w:lsdException w:name="Title" w:semiHidden="0" w:uiPriority="10" w:unhideWhenUsed="0" w:qFormat="1"/>
+    <w:lsdException w:name="Title" w:uiPriority="10" w:semiHidden="0" w:unhideWhenUsed="0" w:qFormat="1"/>
     <w:lsdException w:name="Default Paragraph Font" w:uiPriority="1"/>
-    <w:lsdException w:name="Subtitle" w:semiHidden="0" w:uiPriority="11" w:unhideWhenUsed="0" w:qFormat="1"/>
-    <w:lsdException w:name="Strong" w:semiHidden="0" w:uiPriority="22" w:unhideWhenUsed="0" w:qFormat="1"/>
-    <w:lsdException w:name="Emphasis" w:semiHidden="0" w:uiPriority="20" w:unhideWhenUsed="0" w:qFormat="1"/>
-    <w:lsdException w:name="Table Grid" w:semiHidden="0" w:uiPriority="59" w:unhideWhenUsed="0"/>
+    <w:lsdException w:name="Subtitle" w:uiPriority="11" w:semiHidden="0" w:unhideWhenUsed="0" w:qFormat="1"/>
+    <w:lsdException w:name="Strong" w:uiPriority="22" w:semiHidden="0" w:unhideWhenUsed="0" w:qFormat="1"/>
+    <w:lsdException w:name="Emphasis" w:uiPriority="20" w:semiHidden="0" w:unhideWhenUsed="0" w:qFormat="1"/>
+    <w:lsdException w:name="Table Grid" w:uiPriority="59" w:semiHidden="0" w:unhideWhenUsed="0"/>
     <w:lsdException w:name="Placeholder Text" w:unhideWhenUsed="0"/>
-    <w:lsdException w:name="No Spacing" w:semiHidden="0" w:uiPriority="1" w:unhideWhenUsed="0" w:qFormat="1"/>
-    <w:lsdException w:name="Light Shading" w:semiHidden="0" w:uiPriority="60" w:unhideWhenUsed="0"/>
-    <w:lsdException w:name="Light List" w:semiHidden="0" w:uiPriority="61" w:unhideWhenUsed="0"/>
-    <w:lsdException w:name="Light Grid" w:semiHidden="0" w:uiPriority="62" w:unhideWhenUsed="0"/>
-    <w:lsdException w:name="Medium Shading 1" w:semiHidden="0" w:uiPriority="63" w:unhideWhenUsed="0"/>
-    <w:lsdException w:name="Medium Shading 2" w:semiHidden="0" w:uiPriority="64" w:unhideWhenUsed="0"/>
-    <w:lsdException w:name="Medium List 1" w:semiHidden="0" w:uiPriority="65" w:unhideWhenUsed="0"/>
-    <w:lsdException w:name="Medium List 2" w:semiHidden="0" w:uiPriority="66" w:unhideWhenUsed="0"/>
-    <w:lsdException w:name="Medium Grid 1" w:semiHidden="0" w:uiPriority="67" w:unhideWhenUsed="0"/>
-    <w:lsdException w:name="Medium Grid 2" w:semiHidden="0" w:uiPriority="68" w:unhideWhenUsed="0"/>
-    <w:lsdException w:name="Medium Grid 3" w:semiHidden="0" w:uiPriority="69" w:unhideWhenUsed="0"/>
-    <w:lsdException w:name="Dark List" w:semiHidden="0" w:uiPriority="70" w:unhideWhenUsed="0"/>
-    <w:lsdException w:name="Colorful Shading" w:semiHidden="0" w:uiPriority="71" w:unhideWhenUsed="0"/>
-    <w:lsdException w:name="Colorful List" w:semiHidden="0" w:uiPriority="72" w:unhideWhenUsed="0"/>
-    <w:lsdException w:name="Colorful Grid" w:semiHidden="0" w:uiPriority="73" w:unhideWhenUsed="0"/>
-    <w:lsdException w:name="Light Shading Accent 1" w:semiHidden="0" w:uiPriority="60" w:unhideWhenUsed="0"/>
-    <w:lsdException w:name="Light List Accent 1" w:semiHidden="0" w:uiPriority="61" w:unhideWhenUsed="0"/>
-    <w:lsdException w:name="Light Grid Accent 1" w:semiHidden="0" w:uiPriority="62" w:unhideWhenUsed="0"/>
-    <w:lsdException w:name="Medium Shading 1 Accent 1" w:semiHidden="0" w:uiPriority="63" w:unhideWhenUsed="0"/>
-    <w:lsdException w:name="Medium Shading 2 Accent 1" w:semiHidden="0" w:uiPriority="64" w:unhideWhenUsed="0"/>
-    <w:lsdException w:name="Medium List 1 Accent 1" w:semiHidden="0" w:uiPriority="65" w:unhideWhenUsed="0"/>
+    <w:lsdException w:name="No Spacing" w:uiPriority="1" w:semiHidden="0" w:unhideWhenUsed="0" w:qFormat="1"/>
+    <w:lsdException w:name="Light Shading" w:uiPriority="60" w:semiHidden="0" w:unhideWhenUsed="0"/>
+    <w:lsdException w:name="Light List" w:uiPriority="61" w:semiHidden="0" w:unhideWhenUsed="0"/>
+    <w:lsdException w:name="Light Grid" w:uiPriority="62" w:semiHidden="0" w:unhideWhenUsed="0"/>
+    <w:lsdException w:name="Medium Shading 1" w:uiPriority="63" w:semiHidden="0" w:unhideWhenUsed="0"/>
+    <w:lsdException w:name="Medium Shading 2" w:uiPriority="64" w:semiHidden="0" w:unhideWhenUsed="0"/>
+    <w:lsdException w:name="Medium List 1" w:uiPriority="65" w:semiHidden="0" w:unhideWhenUsed="0"/>
+    <w:lsdException w:name="Medium List 2" w:uiPriority="66" w:semiHidden="0" w:unhideWhenUsed="0"/>
+    <w:lsdException w:name="Medium Grid 1" w:uiPriority="67" w:semiHidden="0" w:unhideWhenUsed="0"/>
+    <w:lsdException w:name="Medium Grid 2" w:uiPriority="68" w:semiHidden="0" w:unhideWhenUsed="0"/>
+    <w:lsdException w:name="Medium Grid 3" w:uiPriority="69" w:semiHidden="0" w:unhideWhenUsed="0"/>
+    <w:lsdException w:name="Dark List" w:uiPriority="70" w:semiHidden="0" w:unhideWhenUsed="0"/>
+    <w:lsdException w:name="Colorful Shading" w:uiPriority="71" w:semiHidden="0" w:unhideWhenUsed="0"/>
+    <w:lsdException w:name="Colorful List" w:uiPriority="72" w:semiHidden="0" w:unhideWhenUsed="0"/>
+    <w:lsdException w:name="Colorful Grid" w:uiPriority="73" w:semiHidden="0" w:unhideWhenUsed="0"/>
+    <w:lsdException w:name="Light Shading Accent 1" w:uiPriority="60" w:semiHidden="0" w:unhideWhenUsed="0"/>
+    <w:lsdException w:name="Light List Accent 1" w:uiPriority="61" w:semiHidden="0" w:unhideWhenUsed="0"/>
+    <w:lsdException w:name="Light Grid Accent 1" w:uiPriority="62" w:semiHidden="0" w:unhideWhenUsed="0"/>
+    <w:lsdException w:name="Medium Shading 1 Accent 1" w:uiPriority="63" w:semiHidden="0" w:unhideWhenUsed="0"/>
+    <w:lsdException w:name="Medium Shading 2 Accent 1" w:uiPriority="64" w:semiHidden="0" w:unhideWhenUsed="0"/>
+    <w:lsdException w:name="Medium List 1 Accent 1" w:uiPriority="65" w:semiHidden="0" w:unhideWhenUsed="0"/>
     <w:lsdException w:name="Revision" w:unhideWhenUsed="0"/>
-    <w:lsdException w:name="List Paragraph" w:semiHidden="0" w:uiPriority="34" w:unhideWhenUsed="0" w:qFormat="1"/>
-    <w:lsdException w:name="Quote" w:semiHidden="0" w:uiPriority="29" w:unhideWhenUsed="0" w:qFormat="1"/>
-    <w:lsdException w:name="Intense Quote" w:semiHidden="0" w:uiPriority="30" w:unhideWhenUsed="0" w:qFormat="1"/>
-    <w:lsdException w:name="Medium List 2 Accent 1" w:semiHidden="0" w:uiPriority="66" w:unhideWhenUsed="0"/>
-    <w:lsdException w:name="Medium Grid 1 Accent 1" w:semiHidden="0" w:uiPriority="67" w:unhideWhenUsed="0"/>
-    <w:lsdException w:name="Medium Grid 2 Accent 1" w:semiHidden="0" w:uiPriority="68" w:unhideWhenUsed="0"/>
-    <w:lsdException w:name="Medium Grid 3 Accent 1" w:semiHidden="0" w:uiPriority="69" w:unhideWhenUsed="0"/>
-    <w:lsdException w:name="Dark List Accent 1" w:semiHidden="0" w:uiPriority="70" w:unhideWhenUsed="0"/>
-    <w:lsdException w:name="Colorful Shading Accent 1" w:semiHidden="0" w:uiPriority="71" w:unhideWhenUsed="0"/>
-    <w:lsdException w:name="Colorful List Accent 1" w:semiHidden="0" w:uiPriority="72" w:unhideWhenUsed="0"/>
-    <w:lsdException w:name="Colorful Grid Accent 1" w:semiHidden="0" w:uiPriority="73" w:unhideWhenUsed="0"/>
-    <w:lsdException w:name="Light Shading Accent 2" w:semiHidden="0" w:uiPriority="60" w:unhideWhenUsed="0"/>
-    <w:lsdException w:name="Light List Accent 2" w:semiHidden="0" w:uiPriority="61" w:unhideWhenUsed="0"/>
-    <w:lsdException w:name="Light Grid Accent 2" w:semiHidden="0" w:uiPriority="62" w:unhideWhenUsed="0"/>
-    <w:lsdException w:name="Medium Shading 1 Accent 2" w:semiHidden="0" w:uiPriority="63" w:unhideWhenUsed="0"/>
-    <w:lsdException w:name="Medium Shading 2 Accent 2" w:semiHidden="0" w:uiPriority="64" w:unhideWhenUsed="0"/>
-    <w:lsdException w:name="Medium List 1 Accent 2" w:semiHidden="0" w:uiPriority="65" w:unhideWhenUsed="0"/>
-    <w:lsdException w:name="Medium List 2 Accent 2" w:semiHidden="0" w:uiPriority="66" w:unhideWhenUsed="0"/>
-    <w:lsdException w:name="Medium Grid 1 Accent 2" w:semiHidden="0" w:uiPriority="67" w:unhideWhenUsed="0"/>
-    <w:lsdException w:name="Medium Grid 2 Accent 2" w:semiHidden="0" w:uiPriority="68" w:unhideWhenUsed="0"/>
-    <w:lsdException w:name="Medium Grid 3 Accent 2" w:semiHidden="0" w:uiPriority="69" w:unhideWhenUsed="0"/>
-    <w:lsdException w:name="Dark List Accent 2" w:semiHidden="0" w:uiPriority="70" w:unhideWhenUsed="0"/>
-    <w:lsdException w:name="Colorful Shading Accent 2" w:semiHidden="0" w:uiPriority="71" w:unhideWhenUsed="0"/>
-    <w:lsdException w:name="Colorful List Accent 2" w:semiHidden="0" w:uiPriority="72" w:unhideWhenUsed="0"/>
-    <w:lsdException w:name="Colorful Grid Accent 2" w:semiHidden="0" w:uiPriority="73" w:unhideWhenUsed="0"/>
-    <w:lsdException w:name="Light Shading Accent 3" w:semiHidden="0" w:uiPriority="60" w:unhideWhenUsed="0"/>
-    <w:lsdException w:name="Light List Accent 3" w:semiHidden="0" w:uiPriority="61" w:unhideWhenUsed="0"/>
-    <w:lsdException w:name="Light Grid Accent 3" w:semiHidden="0" w:uiPriority="62" w:unhideWhenUsed="0"/>
-    <w:lsdException w:name="Medium Shading 1 Accent 3" w:semiHidden="0" w:uiPriority="63" w:unhideWhenUsed="0"/>
-    <w:lsdException w:name="Medium Shading 2 Accent 3" w:semiHidden="0" w:uiPriority="64" w:unhideWhenUsed="0"/>
-    <w:lsdException w:name="Medium List 1 Accent 3" w:semiHidden="0" w:uiPriority="65" w:unhideWhenUsed="0"/>
-    <w:lsdException w:name="Medium List 2 Accent 3" w:semiHidden="0" w:uiPriority="66" w:unhideWhenUsed="0"/>
-    <w:lsdException w:name="Medium Grid 1 Accent 3" w:semiHidden="0" w:uiPriority="67" w:unhideWhenUsed="0"/>
-    <w:lsdException w:name="Medium Grid 2 Accent 3" w:semiHidden="0" w:uiPriority="68" w:unhideWhenUsed="0"/>
-    <w:lsdException w:name="Medium Grid 3 Accent 3" w:semiHidden="0" w:uiPriority="69" w:unhideWhenUsed="0"/>
-    <w:lsdException w:name="Dark List Accent 3" w:semiHidden="0" w:uiPriority="70" w:unhideWhenUsed="0"/>
-    <w:lsdException w:name="Colorful Shading Accent 3" w:semiHidden="0" w:uiPriority="71" w:unhideWhenUsed="0"/>
-    <w:lsdException w:name="Colorful List Accent 3" w:semiHidden="0" w:uiPriority="72" w:unhideWhenUsed="0"/>
-    <w:lsdException w:name="Colorful Grid Accent 3" w:semiHidden="0" w:uiPriority="73" w:unhideWhenUsed="0"/>
-    <w:lsdException w:name="Light Shading Accent 4" w:semiHidden="0" w:uiPriority="60" w:unhideWhenUsed="0"/>
-    <w:lsdException w:name="Light List Accent 4" w:semiHidden="0" w:uiPriority="61" w:unhideWhenUsed="0"/>
-    <w:lsdException w:name="Light Grid Accent 4" w:semiHidden="0" w:uiPriority="62" w:unhideWhenUsed="0"/>
-    <w:lsdException w:name="Medium Shading 1 Accent 4" w:semiHidden="0" w:uiPriority="63" w:unhideWhenUsed="0"/>
-    <w:lsdException w:name="Medium Shading 2 Accent 4" w:semiHidden="0" w:uiPriority="64" w:unhideWhenUsed="0"/>
-    <w:lsdException w:name="Medium List 1 Accent 4" w:semiHidden="0" w:uiPriority="65" w:unhideWhenUsed="0"/>
-    <w:lsdException w:name="Medium List 2 Accent 4" w:semiHidden="0" w:uiPriority="66" w:unhideWhenUsed="0"/>
-    <w:lsdException w:name="Medium Grid 1 Accent 4" w:semiHidden="0" w:uiPriority="67" w:unhideWhenUsed="0"/>
-    <w:lsdException w:name="Medium Grid 2 Accent 4" w:semiHidden="0" w:uiPriority="68" w:unhideWhenUsed="0"/>
-    <w:lsdException w:name="Medium Grid 3 Accent 4" w:semiHidden="0" w:uiPriority="69" w:unhideWhenUsed="0"/>
-    <w:lsdException w:name="Dark List Accent 4" w:semiHidden="0" w:uiPriority="70" w:unhideWhenUsed="0"/>
-    <w:lsdException w:name="Colorful Shading Accent 4" w:semiHidden="0" w:uiPriority="71" w:unhideWhenUsed="0"/>
-    <w:lsdException w:name="Colorful List Accent 4" w:semiHidden="0" w:uiPriority="72" w:unhideWhenUsed="0"/>
-    <w:lsdException w:name="Colorful Grid Accent 4" w:semiHidden="0" w:uiPriority="73" w:unhideWhenUsed="0"/>
-    <w:lsdException w:name="Light Shading Accent 5" w:semiHidden="0" w:uiPriority="60" w:unhideWhenUsed="0"/>
-    <w:lsdException w:name="Light List Accent 5" w:semiHidden="0" w:uiPriority="61" w:unhideWhenUsed="0"/>
-    <w:lsdException w:name="Light Grid Accent 5" w:semiHidden="0" w:uiPriority="62" w:unhideWhenUsed="0"/>
-    <w:lsdException w:name="Medium Shading 1 Accent 5" w:semiHidden="0" w:uiPriority="63" w:unhideWhenUsed="0"/>
-    <w:lsdException w:name="Medium Shading 2 Accent 5" w:semiHidden="0" w:uiPriority="64" w:unhideWhenUsed="0"/>
-    <w:lsdException w:name="Medium List 1 Accent 5" w:semiHidden="0" w:uiPriority="65" w:unhideWhenUsed="0"/>
-    <w:lsdException w:name="Medium List 2 Accent 5" w:semiHidden="0" w:uiPriority="66" w:unhideWhenUsed="0"/>
-    <w:lsdException w:name="Medium Grid 1 Accent 5" w:semiHidden="0" w:uiPriority="67" w:unhideWhenUsed="0"/>
-    <w:lsdException w:name="Medium Grid 2 Accent 5" w:semiHidden="0" w:uiPriority="68" w:unhideWhenUsed="0"/>
-    <w:lsdException w:name="Medium Grid 3 Accent 5" w:semiHidden="0" w:uiPriority="69" w:unhideWhenUsed="0"/>
-    <w:lsdException w:name="Dark List Accent 5" w:semiHidden="0" w:uiPriority="70" w:unhideWhenUsed="0"/>
-    <w:lsdException w:name="Colorful Shading Accent 5" w:semiHidden="0" w:uiPriority="71" w:unhideWhenUsed="0"/>
-    <w:lsdException w:name="Colorful List Accent 5" w:semiHidden="0" w:uiPriority="72" w:unhideWhenUsed="0"/>
-    <w:lsdException w:name="Colorful Grid Accent 5" w:semiHidden="0" w:uiPriority="73" w:unhideWhenUsed="0"/>
-    <w:lsdException w:name="Light Shading Accent 6" w:semiHidden="0" w:uiPriority="60" w:unhideWhenUsed="0"/>
-    <w:lsdException w:name="Light List Accent 6" w:semiHidden="0" w:uiPriority="61" w:unhideWhenUsed="0"/>
-    <w:lsdException w:name="Light Grid Accent 6" w:semiHidden="0" w:uiPriority="62" w:unhideWhenUsed="0"/>
-    <w:lsdException w:name="Medium Shading 1 Accent 6" w:semiHidden="0" w:uiPriority="63" w:unhideWhenUsed="0"/>
-    <w:lsdException w:name="Medium Shading 2 Accent 6" w:semiHidden="0" w:uiPriority="64" w:unhideWhenUsed="0"/>
-    <w:lsdException w:name="Medium List 1 Accent 6" w:semiHidden="0" w:uiPriority="65" w:unhideWhenUsed="0"/>
-    <w:lsdException w:name="Medium List 2 Accent 6" w:semiHidden="0" w:uiPriority="66" w:unhideWhenUsed="0"/>
-    <w:lsdException w:name="Medium Grid 1 Accent 6" w:semiHidden="0" w:uiPriority="67" w:unhideWhenUsed="0"/>
-    <w:lsdException w:name="Medium Grid 2 Accent 6" w:semiHidden="0" w:uiPriority="68" w:unhideWhenUsed="0"/>
-    <w:lsdException w:name="Medium Grid 3 Accent 6" w:semiHidden="0" w:uiPriority="69" w:unhideWhenUsed="0"/>
-    <w:lsdException w:name="Dark List Accent 6" w:semiHidden="0" w:uiPriority="70" w:unhideWhenUsed="0"/>
-    <w:lsdException w:name="Colorful Shading Accent 6" w:semiHidden="0" w:uiPriority="71" w:unhideWhenUsed="0"/>
-    <w:lsdException w:name="Colorful List Accent 6" w:semiHidden="0" w:uiPriority="72" w:unhideWhenUsed="0"/>
-    <w:lsdException w:name="Colorful Grid Accent 6" w:semiHidden="0" w:uiPriority="73" w:unhideWhenUsed="0"/>
-    <w:lsdException w:name="Subtle Emphasis" w:semiHidden="0" w:uiPriority="19" w:unhideWhenUsed="0" w:qFormat="1"/>
-    <w:lsdException w:name="Intense Emphasis" w:semiHidden="0" w:uiPriority="21" w:unhideWhenUsed="0" w:qFormat="1"/>
-    <w:lsdException w:name="Subtle Reference" w:semiHidden="0" w:uiPriority="31" w:unhideWhenUsed="0" w:qFormat="1"/>
-    <w:lsdException w:name="Intense Reference" w:semiHidden="0" w:uiPriority="32" w:unhideWhenUsed="0" w:qFormat="1"/>
-    <w:lsdException w:name="Book Title" w:semiHidden="0" w:uiPriority="33" w:unhideWhenUsed="0" w:qFormat="1"/>
+    <w:lsdException w:name="List Paragraph" w:uiPriority="34" w:semiHidden="0" w:unhideWhenUsed="0" w:qFormat="1"/>
+    <w:lsdException w:name="Quote" w:uiPriority="29" w:semiHidden="0" w:unhideWhenUsed="0" w:qFormat="1"/>
+    <w:lsdException w:name="Intense Quote" w:uiPriority="30" w:semiHidden="0" w:unhideWhenUsed="0" w:qFormat="1"/>
+    <w:lsdException w:name="Medium List 2 Accent 1" w:uiPriority="66" w:semiHidden="0" w:unhideWhenUsed="0"/>
+    <w:lsdException w:name="Medium Grid 1 Accent 1" w:uiPriority="67" w:semiHidden="0" w:unhideWhenUsed="0"/>
+    <w:lsdException w:name="Medium Grid 2 Accent 1" w:uiPriority="68" w:semiHidden="0" w:unhideWhenUsed="0"/>
+    <w:lsdException w:name="Medium Grid 3 Accent 1" w:uiPriority="69" w:semiHidden="0" w:unhideWhenUsed="0"/>
+    <w:lsdException w:name="Dark List Accent 1" w:uiPriority="70" w:semiHidden="0" w:unhideWhenUsed="0"/>
+    <w:lsdException w:name="Colorful Shading Accent 1" w:uiPriority="71" w:semiHidden="0" w:unhideWhenUsed="0"/>
+    <w:lsdException w:name="Colorful List Accent 1" w:uiPriority="72" w:semiHidden="0" w:unhideWhenUsed="0"/>
+    <w:lsdException w:name="Colorful Grid Accent 1" w:uiPriority="73" w:semiHidden="0" w:unhideWhenUsed="0"/>
+    <w:lsdException w:name="Light Shading Accent 2" w:uiPriority="60" w:semiHidden="0" w:unhideWhenUsed="0"/>
+    <w:lsdException w:name="Light List Accent 2" w:uiPriority="61" w:semiHidden="0" w:unhideWhenUsed="0"/>
+    <w:lsdException w:name="Light Grid Accent 2" w:uiPriority="62" w:semiHidden="0" w:unhideWhenUsed="0"/>
+    <w:lsdException w:name="Medium Shading 1 Accent 2" w:uiPriority="63" w:semiHidden="0" w:unhideWhenUsed="0"/>
+    <w:lsdException w:name="Medium Shading 2 Accent 2" w:uiPriority="64" w:semiHidden="0" w:unhideWhenUsed="0"/>
+    <w:lsdException w:name="Medium List 1 Accent 2" w:uiPriority="65" w:semiHidden="0" w:unhideWhenUsed="0"/>
+    <w:lsdException w:name="Medium List 2 Accent 2" w:uiPriority="66" w:semiHidden="0" w:unhideWhenUsed="0"/>
+    <w:lsdException w:name="Medium Grid 1 Accent 2" w:uiPriority="67" w:semiHidden="0" w:unhideWhenUsed="0"/>
+    <w:lsdException w:name="Medium Grid 2 Accent 2" w:uiPriority="68" w:semiHidden="0" w:unhideWhenUsed="0"/>
+    <w:lsdException w:name="Medium Grid 3 Accent 2" w:uiPriority="69" w:semiHidden="0" w:unhideWhenUsed="0"/>
+    <w:lsdException w:name="Dark List Accent 2" w:uiPriority="70" w:semiHidden="0" w:unhideWhenUsed="0"/>
+    <w:lsdException w:name="Colorful Shading Accent 2" w:uiPriority="71" w:semiHidden="0" w:unhideWhenUsed="0"/>
+    <w:lsdException w:name="Colorful List Accent 2" w:uiPriority="72" w:semiHidden="0" w:unhideWhenUsed="0"/>
+    <w:lsdException w:name="Colorful Grid Accent 2" w:uiPriority="73" w:semiHidden="0" w:unhideWhenUsed="0"/>
+    <w:lsdException w:name="Light Shading Accent 3" w:uiPriority="60" w:semiHidden="0" w:unhideWhenUsed="0"/>
+    <w:lsdException w:name="Light List Accent 3" w:uiPriority="61" w:semiHidden="0" w:unhideWhenUsed="0"/>
+    <w:lsdException w:name="Light Grid Accent 3" w:uiPriority="62" w:semiHidden="0" w:unhideWhenUsed="0"/>
+    <w:lsdException w:name="Medium Shading 1 Accent 3" w:uiPriority="63" w:semiHidden="0" w:unhideWhenUsed="0"/>
+    <w:lsdException w:name="Medium Shading 2 Accent 3" w:uiPriority="64" w:semiHidden="0" w:unhideWhenUsed="0"/>
+    <w:lsdException w:name="Medium List 1 Accent 3" w:uiPriority="65" w:semiHidden="0" w:unhideWhenUsed="0"/>
+    <w:lsdException w:name="Medium List 2 Accent 3" w:uiPriority="66" w:semiHidden="0" w:unhideWhenUsed="0"/>
+    <w:lsdException w:name="Medium Grid 1 Accent 3" w:uiPriority="67" w:semiHidden="0" w:unhideWhenUsed="0"/>
+    <w:lsdException w:name="Medium Grid 2 Accent 3" w:uiPriority="68" w:semiHidden="0" w:unhideWhenUsed="0"/>
+    <w:lsdException w:name="Medium Grid 3 Accent 3" w:uiPriority="69" w:semiHidden="0" w:unhideWhenUsed="0"/>
+    <w:lsdException w:name="Dark List Accent 3" w:uiPriority="70" w:semiHidden="0" w:unhideWhenUsed="0"/>
+    <w:lsdException w:name="Colorful Shading Accent 3" w:uiPriority="71" w:semiHidden="0" w:unhideWhenUsed="0"/>
+    <w:lsdException w:name="Colorful List Accent 3" w:uiPriority="72" w:semiHidden="0" w:unhideWhenUsed="0"/>
+    <w:lsdException w:name="Colorful Grid Accent 3" w:uiPriority="73" w:semiHidden="0" w:unhideWhenUsed="0"/>
+    <w:lsdException w:name="Light Shading Accent 4" w:uiPriority="60" w:semiHidden="0" w:unhideWhenUsed="0"/>
+    <w:lsdException w:name="Light List Accent 4" w:uiPriority="61" w:semiHidden="0" w:unhideWhenUsed="0"/>
+    <w:lsdException w:name="Light Grid Accent 4" w:uiPriority="62" w:semiHidden="0" w:unhideWhenUsed="0"/>
+    <w:lsdException w:name="Medium Shading 1 Accent 4" w:uiPriority="63" w:semiHidden="0" w:unhideWhenUsed="0"/>
+    <w:lsdException w:name="Medium Shading 2 Accent 4" w:uiPriority="64" w:semiHidden="0" w:unhideWhenUsed="0"/>
+    <w:lsdException w:name="Medium List 1 Accent 4" w:uiPriority="65" w:semiHidden="0" w:unhideWhenUsed="0"/>
+    <w:lsdException w:name="Medium List 2 Accent 4" w:uiPriority="66" w:semiHidden="0" w:unhideWhenUsed="0"/>
+    <w:lsdException w:name="Medium Grid 1 Accent 4" w:uiPriority="67" w:semiHidden="0" w:unhideWhenUsed="0"/>
+    <w:lsdException w:name="Medium Grid 2 Accent 4" w:uiPriority="68" w:semiHidden="0" w:unhideWhenUsed="0"/>
+    <w:lsdException w:name="Medium Grid 3 Accent 4" w:uiPriority="69" w:semiHidden="0" w:unhideWhenUsed="0"/>
+    <w:lsdException w:name="Dark List Accent 4" w:uiPriority="70" w:semiHidden="0" w:unhideWhenUsed="0"/>
+    <w:lsdException w:name="Colorful Shading Accent 4" w:uiPriority="71" w:semiHidden="0" w:unhideWhenUsed="0"/>
+    <w:lsdException w:name="Colorful List Accent 4" w:uiPriority="72" w:semiHidden="0" w:unhideWhenUsed="0"/>
+    <w:lsdException w:name="Colorful Grid Accent 4" w:uiPriority="73" w:semiHidden="0" w:unhideWhenUsed="0"/>
+    <w:lsdException w:name="Light Shading Accent 5" w:uiPriority="60" w:semiHidden="0" w:unhideWhenUsed="0"/>
+    <w:lsdException w:name="Light List Accent 5" w:uiPriority="61" w:semiHidden="0" w:unhideWhenUsed="0"/>
+    <w:lsdException w:name="Light Grid Accent 5" w:uiPriority="62" w:semiHidden="0" w:unhideWhenUsed="0"/>
+    <w:lsdException w:name="Medium Shading 1 Accent 5" w:uiPriority="63" w:semiHidden="0" w:unhideWhenUsed="0"/>
+    <w:lsdException w:name="Medium Shading 2 Accent 5" w:uiPriority="64" w:semiHidden="0" w:unhideWhenUsed="0"/>
+    <w:lsdException w:name="Medium List 1 Accent 5" w:uiPriority="65" w:semiHidden="0" w:unhideWhenUsed="0"/>
+    <w:lsdException w:name="Medium List 2 Accent 5" w:uiPriority="66" w:semiHidden="0" w:unhideWhenUsed="0"/>
+    <w:lsdException w:name="Medium Grid 1 Accent 5" w:uiPriority="67" w:semiHidden="0" w:unhideWhenUsed="0"/>
+    <w:lsdException w:name="Medium Grid 2 Accent 5" w:uiPriority="68" w:semiHidden="0" w:unhideWhenUsed="0"/>
+    <w:lsdException w:name="Medium Grid 3 Accent 5" w:uiPriority="69" w:semiHidden="0" w:unhideWhenUsed="0"/>
+    <w:lsdException w:name="Dark List Accent 5" w:uiPriority="70" w:semiHidden="0" w:unhideWhenUsed="0"/>
+    <w:lsdException w:name="Colorful Shading Accent 5" w:uiPriority="71" w:semiHidden="0" w:unhideWhenUsed="0"/>
+    <w:lsdException w:name="Colorful List Accent 5" w:uiPriority="72" w:semiHidden="0" w:unhideWhenUsed="0"/>
+    <w:lsdException w:name="Colorful Grid Accent 5" w:uiPriority="73" w:semiHidden="0" w:unhideWhenUsed="0"/>
+    <w:lsdException w:name="Light Shading Accent 6" w:uiPriority="60" w:semiHidden="0" w:unhideWhenUsed="0"/>
+    <w:lsdException w:name="Light List Accent 6" w:uiPriority="61" w:semiHidden="0" w:unhideWhenUsed="0"/>
+    <w:lsdException w:name="Light Grid Accent 6" w:uiPriority="62" w:semiHidden="0" w:unhideWhenUsed="0"/>
+    <w:lsdException w:name="Medium Shading 1 Accent 6" w:uiPriority="63" w:semiHidden="0" w:unhideWhenUsed="0"/>
+    <w:lsdException w:name="Medium Shading 2 Accent 6" w:uiPriority="64" w:semiHidden="0" w:unhideWhenUsed="0"/>
+    <w:lsdException w:name="Medium List 1 Accent 6" w:uiPriority="65" w:semiHidden="0" w:unhideWhenUsed="0"/>
+    <w:lsdException w:name="Medium List 2 Accent 6" w:uiPriority="66" w:semiHidden="0" w:unhideWhenUsed="0"/>
+    <w:lsdException w:name="Medium Grid 1 Accent 6" w:uiPriority="67" w:semiHidden="0" w:unhideWhenUsed="0"/>
+    <w:lsdException w:name="Medium Grid 2 Accent 6" w:uiPriority="68" w:semiHidden="0" w:unhideWhenUsed="0"/>
+    <w:lsdException w:name="Medium Grid 3 Accent 6" w:uiPriority="69" w:semiHidden="0" w:unhideWhenUsed="0"/>
+    <w:lsdException w:name="Dark List Accent 6" w:uiPriority="70" w:semiHidden="0" w:unhideWhenUsed="0"/>
+    <w:lsdException w:name="Colorful Shading Accent 6" w:uiPriority="71" w:semiHidden="0" w:unhideWhenUsed="0"/>
+    <w:lsdException w:name="Colorful List Accent 6" w:uiPriority="72" w:semiHidden="0" w:unhideWhenUsed="0"/>
+    <w:lsdException w:name="Colorful Grid Accent 6" w:uiPriority="73" w:semiHidden="0" w:unhideWhenUsed="0"/>
+    <w:lsdException w:name="Subtle Emphasis" w:uiPriority="19" w:semiHidden="0" w:unhideWhenUsed="0" w:qFormat="1"/>
+    <w:lsdException w:name="Intense Emphasis" w:uiPriority="21" w:semiHidden="0" w:unhideWhenUsed="0" w:qFormat="1"/>
+    <w:lsdException w:name="Subtle Reference" w:uiPriority="31" w:semiHidden="0" w:unhideWhenUsed="0" w:qFormat="1"/>
+    <w:lsdException w:name="Intense Reference" w:uiPriority="32" w:semiHidden="0" w:unhideWhenUsed="0" w:qFormat="1"/>
+    <w:lsdException w:name="Book Title" w:uiPriority="33" w:semiHidden="0" w:unhideWhenUsed="0" w:qFormat="1"/>
     <w:lsdException w:name="Bibliography" w:uiPriority="37"/>
     <w:lsdException w:name="TOC Heading" w:uiPriority="39" w:qFormat="1"/>
   </w:latentStyles>
-  <w:style w:type="paragraph" w:default="1" w:styleId="Normal">
+  <w:style w:type="paragraph" w:styleId="Normal" w:default="1">
     <w:name w:val="Normal"/>
     <w:qFormat/>
     <w:rsid w:val="00FC693F"/>
@@ -1987,7 +2145,7 @@
       <w:spacing w:after="0" w:line="240" w:lineRule="auto"/>
     </w:pPr>
   </w:style>
-  <w:style w:type="character" w:customStyle="1" w:styleId="HeaderChar">
+  <w:style w:type="character" w:styleId="HeaderChar" w:customStyle="1">
     <w:name w:val="Header Char"/>
     <w:basedOn w:val="DefaultParagraphFont"/>
     <w:link w:val="Header"/>
@@ -2009,7 +2167,7 @@
       <w:spacing w:after="0" w:line="240" w:lineRule="auto"/>
     </w:pPr>
   </w:style>
-  <w:style w:type="character" w:customStyle="1" w:styleId="FooterChar">
+  <w:style w:type="character" w:styleId="FooterChar" w:customStyle="1">
     <w:name w:val="Footer Char"/>
     <w:basedOn w:val="DefaultParagraphFont"/>
     <w:link w:val="Footer"/>
@@ -2031,7 +2189,7 @@
       <w:outlineLvl w:val="0"/>
     </w:pPr>
     <w:rPr>
-      <w:rFonts w:asciiTheme="majorHAnsi" w:eastAsiaTheme="majorEastAsia" w:hAnsiTheme="majorHAnsi" w:cstheme="majorBidi" w:ascii="Arial" w:hAnsi="Arial" w:eastAsia="Arial"/>
+      <w:rFonts w:ascii="Arial" w:hAnsi="Arial" w:eastAsia="Arial" w:asciiTheme="majorHAnsi" w:hAnsiTheme="majorHAnsi" w:eastAsiaTheme="majorEastAsia" w:cstheme="majorBidi"/>
       <w:b/>
       <w:bCs/>
       <w:color w:val="16324F"/>
@@ -2055,7 +2213,7 @@
       <w:outlineLvl w:val="1"/>
     </w:pPr>
     <w:rPr>
-      <w:rFonts w:asciiTheme="majorHAnsi" w:eastAsiaTheme="majorEastAsia" w:hAnsiTheme="majorHAnsi" w:cstheme="majorBidi" w:ascii="Arial" w:hAnsi="Arial" w:eastAsia="Arial"/>
+      <w:rFonts w:ascii="Arial" w:hAnsi="Arial" w:eastAsia="Arial" w:asciiTheme="majorHAnsi" w:hAnsiTheme="majorHAnsi" w:eastAsiaTheme="majorEastAsia" w:cstheme="majorBidi"/>
       <w:b/>
       <w:bCs/>
       <w:color w:val="1F7A8C"/>
@@ -2079,7 +2237,7 @@
       <w:outlineLvl w:val="2"/>
     </w:pPr>
     <w:rPr>
-      <w:rFonts w:asciiTheme="majorHAnsi" w:eastAsiaTheme="majorEastAsia" w:hAnsiTheme="majorHAnsi" w:cstheme="majorBidi" w:ascii="Arial" w:hAnsi="Arial" w:eastAsia="Arial"/>
+      <w:rFonts w:ascii="Arial" w:hAnsi="Arial" w:eastAsia="Arial" w:asciiTheme="majorHAnsi" w:hAnsiTheme="majorHAnsi" w:eastAsiaTheme="majorEastAsia" w:cstheme="majorBidi"/>
       <w:b/>
       <w:bCs/>
       <w:color w:val="4F81BD" w:themeColor="accent1"/>
@@ -2102,7 +2260,7 @@
       <w:outlineLvl w:val="3"/>
     </w:pPr>
     <w:rPr>
-      <w:rFonts w:asciiTheme="majorHAnsi" w:eastAsiaTheme="majorEastAsia" w:hAnsiTheme="majorHAnsi" w:cstheme="majorBidi"/>
+      <w:rFonts w:asciiTheme="majorHAnsi" w:hAnsiTheme="majorHAnsi" w:eastAsiaTheme="majorEastAsia" w:cstheme="majorBidi"/>
       <w:b/>
       <w:bCs/>
       <w:i/>
@@ -2127,7 +2285,7 @@
       <w:outlineLvl w:val="4"/>
     </w:pPr>
     <w:rPr>
-      <w:rFonts w:asciiTheme="majorHAnsi" w:eastAsiaTheme="majorEastAsia" w:hAnsiTheme="majorHAnsi" w:cstheme="majorBidi"/>
+      <w:rFonts w:asciiTheme="majorHAnsi" w:hAnsiTheme="majorHAnsi" w:eastAsiaTheme="majorEastAsia" w:cstheme="majorBidi"/>
       <w:color w:val="243F60" w:themeColor="accent1" w:themeShade="7F"/>
     </w:rPr>
   </w:style>
@@ -2148,7 +2306,7 @@
       <w:outlineLvl w:val="5"/>
     </w:pPr>
     <w:rPr>
-      <w:rFonts w:asciiTheme="majorHAnsi" w:eastAsiaTheme="majorEastAsia" w:hAnsiTheme="majorHAnsi" w:cstheme="majorBidi"/>
+      <w:rFonts w:asciiTheme="majorHAnsi" w:hAnsiTheme="majorHAnsi" w:eastAsiaTheme="majorEastAsia" w:cstheme="majorBidi"/>
       <w:i/>
       <w:iCs/>
       <w:color w:val="243F60" w:themeColor="accent1" w:themeShade="7F"/>
@@ -2171,7 +2329,7 @@
       <w:outlineLvl w:val="6"/>
     </w:pPr>
     <w:rPr>
-      <w:rFonts w:asciiTheme="majorHAnsi" w:eastAsiaTheme="majorEastAsia" w:hAnsiTheme="majorHAnsi" w:cstheme="majorBidi"/>
+      <w:rFonts w:asciiTheme="majorHAnsi" w:hAnsiTheme="majorHAnsi" w:eastAsiaTheme="majorEastAsia" w:cstheme="majorBidi"/>
       <w:i/>
       <w:iCs/>
       <w:color w:val="404040" w:themeColor="text1" w:themeTint="BF"/>
@@ -2194,7 +2352,7 @@
       <w:outlineLvl w:val="7"/>
     </w:pPr>
     <w:rPr>
-      <w:rFonts w:asciiTheme="majorHAnsi" w:eastAsiaTheme="majorEastAsia" w:hAnsiTheme="majorHAnsi" w:cstheme="majorBidi"/>
+      <w:rFonts w:asciiTheme="majorHAnsi" w:hAnsiTheme="majorHAnsi" w:eastAsiaTheme="majorEastAsia" w:cstheme="majorBidi"/>
       <w:color w:val="4F81BD" w:themeColor="accent1"/>
       <w:sz w:val="20"/>
       <w:szCs w:val="20"/>
@@ -2217,7 +2375,7 @@
       <w:outlineLvl w:val="8"/>
     </w:pPr>
     <w:rPr>
-      <w:rFonts w:asciiTheme="majorHAnsi" w:eastAsiaTheme="majorEastAsia" w:hAnsiTheme="majorHAnsi" w:cstheme="majorBidi"/>
+      <w:rFonts w:asciiTheme="majorHAnsi" w:hAnsiTheme="majorHAnsi" w:eastAsiaTheme="majorEastAsia" w:cstheme="majorBidi"/>
       <w:i/>
       <w:iCs/>
       <w:color w:val="404040" w:themeColor="text1" w:themeTint="BF"/>
@@ -2225,13 +2383,13 @@
       <w:szCs w:val="20"/>
     </w:rPr>
   </w:style>
-  <w:style w:type="character" w:default="1" w:styleId="DefaultParagraphFont">
+  <w:style w:type="character" w:styleId="DefaultParagraphFont" w:default="1">
     <w:name w:val="Default Paragraph Font"/>
     <w:uiPriority w:val="1"/>
     <w:semiHidden/>
     <w:unhideWhenUsed/>
   </w:style>
-  <w:style w:type="table" w:default="1" w:styleId="TableNormal">
+  <w:style w:type="table" w:styleId="TableNormal" w:default="1">
     <w:name w:val="Normal Table"/>
     <w:uiPriority w:val="99"/>
     <w:semiHidden/>
@@ -2246,7 +2404,7 @@
       </w:tblCellMar>
     </w:tblPr>
   </w:style>
-  <w:style w:type="numbering" w:default="1" w:styleId="NoList">
+  <w:style w:type="numbering" w:styleId="NoList" w:default="1">
     <w:name w:val="No List"/>
     <w:uiPriority w:val="99"/>
     <w:semiHidden/>
@@ -2261,14 +2419,14 @@
       <w:spacing w:after="0" w:line="240" w:lineRule="auto"/>
     </w:pPr>
   </w:style>
-  <w:style w:type="character" w:customStyle="1" w:styleId="Heading1Char">
+  <w:style w:type="character" w:styleId="Heading1Char" w:customStyle="1">
     <w:name w:val="Heading 1 Char"/>
     <w:basedOn w:val="DefaultParagraphFont"/>
     <w:link w:val="Heading1"/>
     <w:uiPriority w:val="9"/>
     <w:rsid w:val="00FC693F"/>
     <w:rPr>
-      <w:rFonts w:asciiTheme="majorHAnsi" w:eastAsiaTheme="majorEastAsia" w:hAnsiTheme="majorHAnsi" w:cstheme="majorBidi"/>
+      <w:rFonts w:asciiTheme="majorHAnsi" w:hAnsiTheme="majorHAnsi" w:eastAsiaTheme="majorEastAsia" w:cstheme="majorBidi"/>
       <w:b/>
       <w:bCs/>
       <w:color w:val="365F91" w:themeColor="accent1" w:themeShade="BF"/>
@@ -2276,14 +2434,14 @@
       <w:szCs w:val="28"/>
     </w:rPr>
   </w:style>
-  <w:style w:type="character" w:customStyle="1" w:styleId="Heading2Char">
+  <w:style w:type="character" w:styleId="Heading2Char" w:customStyle="1">
     <w:name w:val="Heading 2 Char"/>
     <w:basedOn w:val="DefaultParagraphFont"/>
     <w:link w:val="Heading2"/>
     <w:uiPriority w:val="9"/>
     <w:rsid w:val="00FC693F"/>
     <w:rPr>
-      <w:rFonts w:asciiTheme="majorHAnsi" w:eastAsiaTheme="majorEastAsia" w:hAnsiTheme="majorHAnsi" w:cstheme="majorBidi"/>
+      <w:rFonts w:asciiTheme="majorHAnsi" w:hAnsiTheme="majorHAnsi" w:eastAsiaTheme="majorEastAsia" w:cstheme="majorBidi"/>
       <w:b/>
       <w:bCs/>
       <w:color w:val="4F81BD" w:themeColor="accent1"/>
@@ -2291,14 +2449,14 @@
       <w:szCs w:val="26"/>
     </w:rPr>
   </w:style>
-  <w:style w:type="character" w:customStyle="1" w:styleId="Heading3Char">
+  <w:style w:type="character" w:styleId="Heading3Char" w:customStyle="1">
     <w:name w:val="Heading 3 Char"/>
     <w:basedOn w:val="DefaultParagraphFont"/>
     <w:link w:val="Heading3"/>
     <w:uiPriority w:val="9"/>
     <w:rsid w:val="00FC693F"/>
     <w:rPr>
-      <w:rFonts w:asciiTheme="majorHAnsi" w:eastAsiaTheme="majorEastAsia" w:hAnsiTheme="majorHAnsi" w:cstheme="majorBidi"/>
+      <w:rFonts w:asciiTheme="majorHAnsi" w:hAnsiTheme="majorHAnsi" w:eastAsiaTheme="majorEastAsia" w:cstheme="majorBidi"/>
       <w:b/>
       <w:bCs/>
       <w:color w:val="4F81BD" w:themeColor="accent1"/>
@@ -2314,13 +2472,13 @@
     <w:rsid w:val="00FC693F"/>
     <w:pPr>
       <w:pBdr>
-        <w:bottom w:val="single" w:sz="8" w:space="4" w:color="4F81BD" w:themeColor="accent1"/>
+        <w:bottom w:val="single" w:color="4F81BD" w:themeColor="accent1" w:sz="8" w:space="4"/>
       </w:pBdr>
       <w:spacing w:after="300" w:line="240" w:lineRule="auto"/>
       <w:contextualSpacing/>
     </w:pPr>
     <w:rPr>
-      <w:rFonts w:asciiTheme="majorHAnsi" w:eastAsiaTheme="majorEastAsia" w:hAnsiTheme="majorHAnsi" w:cstheme="majorBidi" w:ascii="Arial" w:hAnsi="Arial" w:eastAsia="Arial"/>
+      <w:rFonts w:ascii="Arial" w:hAnsi="Arial" w:eastAsia="Arial" w:asciiTheme="majorHAnsi" w:hAnsiTheme="majorHAnsi" w:eastAsiaTheme="majorEastAsia" w:cstheme="majorBidi"/>
       <w:b/>
       <w:color w:val="16324F"/>
       <w:spacing w:val="5"/>
@@ -2329,14 +2487,14 @@
       <w:szCs w:val="52"/>
     </w:rPr>
   </w:style>
-  <w:style w:type="character" w:customStyle="1" w:styleId="TitleChar">
+  <w:style w:type="character" w:styleId="TitleChar" w:customStyle="1">
     <w:name w:val="Title Char"/>
     <w:basedOn w:val="DefaultParagraphFont"/>
     <w:link w:val="Title"/>
     <w:uiPriority w:val="10"/>
     <w:rsid w:val="00FC693F"/>
     <w:rPr>
-      <w:rFonts w:asciiTheme="majorHAnsi" w:eastAsiaTheme="majorEastAsia" w:hAnsiTheme="majorHAnsi" w:cstheme="majorBidi"/>
+      <w:rFonts w:asciiTheme="majorHAnsi" w:hAnsiTheme="majorHAnsi" w:eastAsiaTheme="majorEastAsia" w:cstheme="majorBidi"/>
       <w:color w:val="17365D" w:themeColor="text2" w:themeShade="BF"/>
       <w:spacing w:val="5"/>
       <w:kern w:val="28"/>
@@ -2358,7 +2516,7 @@
       </w:numPr>
     </w:pPr>
     <w:rPr>
-      <w:rFonts w:asciiTheme="majorHAnsi" w:eastAsiaTheme="majorEastAsia" w:hAnsiTheme="majorHAnsi" w:cstheme="majorBidi"/>
+      <w:rFonts w:asciiTheme="majorHAnsi" w:hAnsiTheme="majorHAnsi" w:eastAsiaTheme="majorEastAsia" w:cstheme="majorBidi"/>
       <w:i/>
       <w:iCs/>
       <w:color w:val="4F81BD" w:themeColor="accent1"/>
@@ -2367,14 +2525,14 @@
       <w:szCs w:val="24"/>
     </w:rPr>
   </w:style>
-  <w:style w:type="character" w:customStyle="1" w:styleId="SubtitleChar">
+  <w:style w:type="character" w:styleId="SubtitleChar" w:customStyle="1">
     <w:name w:val="Subtitle Char"/>
     <w:basedOn w:val="DefaultParagraphFont"/>
     <w:link w:val="Subtitle"/>
     <w:uiPriority w:val="11"/>
     <w:rsid w:val="00FC693F"/>
     <w:rPr>
-      <w:rFonts w:asciiTheme="majorHAnsi" w:eastAsiaTheme="majorEastAsia" w:hAnsiTheme="majorHAnsi" w:cstheme="majorBidi"/>
+      <w:rFonts w:asciiTheme="majorHAnsi" w:hAnsiTheme="majorHAnsi" w:eastAsiaTheme="majorEastAsia" w:cstheme="majorBidi"/>
       <w:i/>
       <w:iCs/>
       <w:color w:val="4F81BD" w:themeColor="accent1"/>
@@ -2405,7 +2563,7 @@
       <w:spacing w:after="120"/>
     </w:pPr>
   </w:style>
-  <w:style w:type="character" w:customStyle="1" w:styleId="BodyTextChar">
+  <w:style w:type="character" w:styleId="BodyTextChar" w:customStyle="1">
     <w:name w:val="Body Text Char"/>
     <w:basedOn w:val="DefaultParagraphFont"/>
     <w:link w:val="BodyText"/>
@@ -2423,7 +2581,7 @@
       <w:spacing w:after="120" w:line="480" w:lineRule="auto"/>
     </w:pPr>
   </w:style>
-  <w:style w:type="character" w:customStyle="1" w:styleId="BodyText2Char">
+  <w:style w:type="character" w:styleId="BodyText2Char" w:customStyle="1">
     <w:name w:val="Body Text 2 Char"/>
     <w:basedOn w:val="DefaultParagraphFont"/>
     <w:link w:val="BodyText2"/>
@@ -2445,7 +2603,7 @@
       <w:szCs w:val="16"/>
     </w:rPr>
   </w:style>
-  <w:style w:type="character" w:customStyle="1" w:styleId="BodyText3Char">
+  <w:style w:type="character" w:styleId="BodyText3Char" w:customStyle="1">
     <w:name w:val="Body Text 3 Char"/>
     <w:basedOn w:val="DefaultParagraphFont"/>
     <w:link w:val="BodyText3"/>
@@ -2626,7 +2784,7 @@
       <w:szCs w:val="20"/>
     </w:rPr>
   </w:style>
-  <w:style w:type="character" w:customStyle="1" w:styleId="MacroTextChar">
+  <w:style w:type="character" w:styleId="MacroTextChar" w:customStyle="1">
     <w:name w:val="Macro Text Char"/>
     <w:basedOn w:val="DefaultParagraphFont"/>
     <w:link w:val="MacroText"/>
@@ -2652,7 +2810,7 @@
       <w:color w:val="000000" w:themeColor="text1"/>
     </w:rPr>
   </w:style>
-  <w:style w:type="character" w:customStyle="1" w:styleId="QuoteChar">
+  <w:style w:type="character" w:styleId="QuoteChar" w:customStyle="1">
     <w:name w:val="Quote Char"/>
     <w:basedOn w:val="DefaultParagraphFont"/>
     <w:link w:val="Quote"/>
@@ -2664,7 +2822,7 @@
       <w:color w:val="000000" w:themeColor="text1"/>
     </w:rPr>
   </w:style>
-  <w:style w:type="character" w:customStyle="1" w:styleId="Heading4Char">
+  <w:style w:type="character" w:styleId="Heading4Char" w:customStyle="1">
     <w:name w:val="Heading 4 Char"/>
     <w:basedOn w:val="DefaultParagraphFont"/>
     <w:link w:val="Heading4"/>
@@ -2672,7 +2830,7 @@
     <w:semiHidden/>
     <w:rsid w:val="00FC693F"/>
     <w:rPr>
-      <w:rFonts w:asciiTheme="majorHAnsi" w:eastAsiaTheme="majorEastAsia" w:hAnsiTheme="majorHAnsi" w:cstheme="majorBidi"/>
+      <w:rFonts w:asciiTheme="majorHAnsi" w:hAnsiTheme="majorHAnsi" w:eastAsiaTheme="majorEastAsia" w:cstheme="majorBidi"/>
       <w:b/>
       <w:bCs/>
       <w:i/>
@@ -2680,7 +2838,7 @@
       <w:color w:val="4F81BD" w:themeColor="accent1"/>
     </w:rPr>
   </w:style>
-  <w:style w:type="character" w:customStyle="1" w:styleId="Heading5Char">
+  <w:style w:type="character" w:styleId="Heading5Char" w:customStyle="1">
     <w:name w:val="Heading 5 Char"/>
     <w:basedOn w:val="DefaultParagraphFont"/>
     <w:link w:val="Heading5"/>
@@ -2688,11 +2846,11 @@
     <w:semiHidden/>
     <w:rsid w:val="00FC693F"/>
     <w:rPr>
-      <w:rFonts w:asciiTheme="majorHAnsi" w:eastAsiaTheme="majorEastAsia" w:hAnsiTheme="majorHAnsi" w:cstheme="majorBidi"/>
+      <w:rFonts w:asciiTheme="majorHAnsi" w:hAnsiTheme="majorHAnsi" w:eastAsiaTheme="majorEastAsia" w:cstheme="majorBidi"/>
       <w:color w:val="243F60" w:themeColor="accent1" w:themeShade="7F"/>
     </w:rPr>
   </w:style>
-  <w:style w:type="character" w:customStyle="1" w:styleId="Heading6Char">
+  <w:style w:type="character" w:styleId="Heading6Char" w:customStyle="1">
     <w:name w:val="Heading 6 Char"/>
     <w:basedOn w:val="DefaultParagraphFont"/>
     <w:link w:val="Heading6"/>
@@ -2700,13 +2858,13 @@
     <w:semiHidden/>
     <w:rsid w:val="00FC693F"/>
     <w:rPr>
-      <w:rFonts w:asciiTheme="majorHAnsi" w:eastAsiaTheme="majorEastAsia" w:hAnsiTheme="majorHAnsi" w:cstheme="majorBidi"/>
+      <w:rFonts w:asciiTheme="majorHAnsi" w:hAnsiTheme="majorHAnsi" w:eastAsiaTheme="majorEastAsia" w:cstheme="majorBidi"/>
       <w:i/>
       <w:iCs/>
       <w:color w:val="243F60" w:themeColor="accent1" w:themeShade="7F"/>
     </w:rPr>
   </w:style>
-  <w:style w:type="character" w:customStyle="1" w:styleId="Heading7Char">
+  <w:style w:type="character" w:styleId="Heading7Char" w:customStyle="1">
     <w:name w:val="Heading 7 Char"/>
     <w:basedOn w:val="DefaultParagraphFont"/>
     <w:link w:val="Heading7"/>
@@ -2714,13 +2872,13 @@
     <w:semiHidden/>
     <w:rsid w:val="00FC693F"/>
     <w:rPr>
-      <w:rFonts w:asciiTheme="majorHAnsi" w:eastAsiaTheme="majorEastAsia" w:hAnsiTheme="majorHAnsi" w:cstheme="majorBidi"/>
+      <w:rFonts w:asciiTheme="majorHAnsi" w:hAnsiTheme="majorHAnsi" w:eastAsiaTheme="majorEastAsia" w:cstheme="majorBidi"/>
       <w:i/>
       <w:iCs/>
       <w:color w:val="404040" w:themeColor="text1" w:themeTint="BF"/>
     </w:rPr>
   </w:style>
-  <w:style w:type="character" w:customStyle="1" w:styleId="Heading8Char">
+  <w:style w:type="character" w:styleId="Heading8Char" w:customStyle="1">
     <w:name w:val="Heading 8 Char"/>
     <w:basedOn w:val="DefaultParagraphFont"/>
     <w:link w:val="Heading8"/>
@@ -2728,13 +2886,13 @@
     <w:semiHidden/>
     <w:rsid w:val="00FC693F"/>
     <w:rPr>
-      <w:rFonts w:asciiTheme="majorHAnsi" w:eastAsiaTheme="majorEastAsia" w:hAnsiTheme="majorHAnsi" w:cstheme="majorBidi"/>
+      <w:rFonts w:asciiTheme="majorHAnsi" w:hAnsiTheme="majorHAnsi" w:eastAsiaTheme="majorEastAsia" w:cstheme="majorBidi"/>
       <w:color w:val="4F81BD" w:themeColor="accent1"/>
       <w:sz w:val="20"/>
       <w:szCs w:val="20"/>
     </w:rPr>
   </w:style>
-  <w:style w:type="character" w:customStyle="1" w:styleId="Heading9Char">
+  <w:style w:type="character" w:styleId="Heading9Char" w:customStyle="1">
     <w:name w:val="Heading 9 Char"/>
     <w:basedOn w:val="DefaultParagraphFont"/>
     <w:link w:val="Heading9"/>
@@ -2742,7 +2900,7 @@
     <w:semiHidden/>
     <w:rsid w:val="00FC693F"/>
     <w:rPr>
-      <w:rFonts w:asciiTheme="majorHAnsi" w:eastAsiaTheme="majorEastAsia" w:hAnsiTheme="majorHAnsi" w:cstheme="majorBidi"/>
+      <w:rFonts w:asciiTheme="majorHAnsi" w:hAnsiTheme="majorHAnsi" w:eastAsiaTheme="majorEastAsia" w:cstheme="majorBidi"/>
       <w:i/>
       <w:iCs/>
       <w:color w:val="404040" w:themeColor="text1" w:themeTint="BF"/>
@@ -2802,7 +2960,7 @@
     <w:rsid w:val="00FC693F"/>
     <w:pPr>
       <w:pBdr>
-        <w:bottom w:val="single" w:sz="4" w:space="4" w:color="4F81BD" w:themeColor="accent1"/>
+        <w:bottom w:val="single" w:color="4F81BD" w:themeColor="accent1" w:sz="4" w:space="4"/>
       </w:pBdr>
       <w:spacing w:before="200" w:after="280"/>
       <w:ind w:left="936" w:right="936"/>
@@ -2815,7 +2973,7 @@
       <w:color w:val="4F81BD" w:themeColor="accent1"/>
     </w:rPr>
   </w:style>
-  <w:style w:type="character" w:customStyle="1" w:styleId="IntenseQuoteChar">
+  <w:style w:type="character" w:styleId="IntenseQuoteChar" w:customStyle="1">
     <w:name w:val="Intense Quote Char"/>
     <w:basedOn w:val="DefaultParagraphFont"/>
     <w:link w:val="IntenseQuote"/>
@@ -2919,12 +3077,12 @@
     <w:tblPr>
       <w:tblInd w:w="0" w:type="dxa"/>
       <w:tblBorders>
-        <w:top w:val="single" w:sz="4" w:space="0" w:color="auto"/>
-        <w:left w:val="single" w:sz="4" w:space="0" w:color="auto"/>
-        <w:bottom w:val="single" w:sz="4" w:space="0" w:color="auto"/>
-        <w:right w:val="single" w:sz="4" w:space="0" w:color="auto"/>
-        <w:insideH w:val="single" w:sz="4" w:space="0" w:color="auto"/>
-        <w:insideV w:val="single" w:sz="4" w:space="0" w:color="auto"/>
+        <w:top w:val="single" w:color="auto" w:sz="4" w:space="0"/>
+        <w:left w:val="single" w:color="auto" w:sz="4" w:space="0"/>
+        <w:bottom w:val="single" w:color="auto" w:sz="4" w:space="0"/>
+        <w:right w:val="single" w:color="auto" w:sz="4" w:space="0"/>
+        <w:insideH w:val="single" w:color="auto" w:sz="4" w:space="0"/>
+        <w:insideV w:val="single" w:color="auto" w:sz="4" w:space="0"/>
       </w:tblBorders>
       <w:tblCellMar>
         <w:top w:w="0" w:type="dxa"/>
@@ -2950,8 +3108,8 @@
       <w:tblStyleColBandSize w:val="1"/>
       <w:tblInd w:w="0" w:type="dxa"/>
       <w:tblBorders>
-        <w:top w:val="single" w:sz="8" w:space="0" w:color="000000" w:themeColor="text1"/>
-        <w:bottom w:val="single" w:sz="8" w:space="0" w:color="000000" w:themeColor="text1"/>
+        <w:top w:val="single" w:color="000000" w:themeColor="text1" w:sz="8" w:space="0"/>
+        <w:bottom w:val="single" w:color="000000" w:themeColor="text1" w:sz="8" w:space="0"/>
       </w:tblBorders>
       <w:tblCellMar>
         <w:top w:w="0" w:type="dxa"/>
@@ -2971,9 +3129,9 @@
       <w:tblPr/>
       <w:tcPr>
         <w:tcBorders>
-          <w:top w:val="single" w:sz="8" w:space="0" w:color="000000" w:themeColor="text1"/>
-          <w:left w:val="nil"/>
-          <w:bottom w:val="single" w:sz="8" w:space="0" w:color="000000" w:themeColor="text1"/>
+          <w:top w:val="single" w:color="000000" w:themeColor="text1" w:sz="8" w:space="0"/>
+          <w:left w:val="nil"/>
+          <w:bottom w:val="single" w:color="000000" w:themeColor="text1" w:sz="8" w:space="0"/>
           <w:right w:val="nil"/>
           <w:insideH w:val="nil"/>
           <w:insideV w:val="nil"/>
@@ -2991,9 +3149,9 @@
       <w:tblPr/>
       <w:tcPr>
         <w:tcBorders>
-          <w:top w:val="single" w:sz="8" w:space="0" w:color="000000" w:themeColor="text1"/>
-          <w:left w:val="nil"/>
-          <w:bottom w:val="single" w:sz="8" w:space="0" w:color="000000" w:themeColor="text1"/>
+          <w:top w:val="single" w:color="000000" w:themeColor="text1" w:sz="8" w:space="0"/>
+          <w:left w:val="nil"/>
+          <w:bottom w:val="single" w:color="000000" w:themeColor="text1" w:sz="8" w:space="0"/>
           <w:right w:val="nil"/>
           <w:insideH w:val="nil"/>
           <w:insideV w:val="nil"/>
@@ -3053,8 +3211,8 @@
       <w:tblStyleColBandSize w:val="1"/>
       <w:tblInd w:w="0" w:type="dxa"/>
       <w:tblBorders>
-        <w:top w:val="single" w:sz="8" w:space="0" w:color="4F81BD" w:themeColor="accent1"/>
-        <w:bottom w:val="single" w:sz="8" w:space="0" w:color="4F81BD" w:themeColor="accent1"/>
+        <w:top w:val="single" w:color="4F81BD" w:themeColor="accent1" w:sz="8" w:space="0"/>
+        <w:bottom w:val="single" w:color="4F81BD" w:themeColor="accent1" w:sz="8" w:space="0"/>
       </w:tblBorders>
       <w:tblCellMar>
         <w:top w:w="0" w:type="dxa"/>
@@ -3074,9 +3232,9 @@
       <w:tblPr/>
       <w:tcPr>
         <w:tcBorders>
-          <w:top w:val="single" w:sz="8" w:space="0" w:color="4F81BD" w:themeColor="accent1"/>
-          <w:left w:val="nil"/>
-          <w:bottom w:val="single" w:sz="8" w:space="0" w:color="4F81BD" w:themeColor="accent1"/>
+          <w:top w:val="single" w:color="4F81BD" w:themeColor="accent1" w:sz="8" w:space="0"/>
+          <w:left w:val="nil"/>
+          <w:bottom w:val="single" w:color="4F81BD" w:themeColor="accent1" w:sz="8" w:space="0"/>
           <w:right w:val="nil"/>
           <w:insideH w:val="nil"/>
           <w:insideV w:val="nil"/>
@@ -3094,9 +3252,9 @@
       <w:tblPr/>
       <w:tcPr>
         <w:tcBorders>
-          <w:top w:val="single" w:sz="8" w:space="0" w:color="4F81BD" w:themeColor="accent1"/>
-          <w:left w:val="nil"/>
-          <w:bottom w:val="single" w:sz="8" w:space="0" w:color="4F81BD" w:themeColor="accent1"/>
+          <w:top w:val="single" w:color="4F81BD" w:themeColor="accent1" w:sz="8" w:space="0"/>
+          <w:left w:val="nil"/>
+          <w:bottom w:val="single" w:color="4F81BD" w:themeColor="accent1" w:sz="8" w:space="0"/>
           <w:right w:val="nil"/>
           <w:insideH w:val="nil"/>
           <w:insideV w:val="nil"/>
@@ -3156,8 +3314,8 @@
       <w:tblStyleColBandSize w:val="1"/>
       <w:tblInd w:w="0" w:type="dxa"/>
       <w:tblBorders>
-        <w:top w:val="single" w:sz="8" w:space="0" w:color="C0504D" w:themeColor="accent2"/>
-        <w:bottom w:val="single" w:sz="8" w:space="0" w:color="C0504D" w:themeColor="accent2"/>
+        <w:top w:val="single" w:color="C0504D" w:themeColor="accent2" w:sz="8" w:space="0"/>
+        <w:bottom w:val="single" w:color="C0504D" w:themeColor="accent2" w:sz="8" w:space="0"/>
       </w:tblBorders>
       <w:tblCellMar>
         <w:top w:w="0" w:type="dxa"/>
@@ -3177,9 +3335,9 @@
       <w:tblPr/>
       <w:tcPr>
         <w:tcBorders>
-          <w:top w:val="single" w:sz="8" w:space="0" w:color="C0504D" w:themeColor="accent2"/>
-          <w:left w:val="nil"/>
-          <w:bottom w:val="single" w:sz="8" w:space="0" w:color="C0504D" w:themeColor="accent2"/>
+          <w:top w:val="single" w:color="C0504D" w:themeColor="accent2" w:sz="8" w:space="0"/>
+          <w:left w:val="nil"/>
+          <w:bottom w:val="single" w:color="C0504D" w:themeColor="accent2" w:sz="8" w:space="0"/>
           <w:right w:val="nil"/>
           <w:insideH w:val="nil"/>
           <w:insideV w:val="nil"/>
@@ -3197,9 +3355,9 @@
       <w:tblPr/>
       <w:tcPr>
         <w:tcBorders>
-          <w:top w:val="single" w:sz="8" w:space="0" w:color="C0504D" w:themeColor="accent2"/>
-          <w:left w:val="nil"/>
-          <w:bottom w:val="single" w:sz="8" w:space="0" w:color="C0504D" w:themeColor="accent2"/>
+          <w:top w:val="single" w:color="C0504D" w:themeColor="accent2" w:sz="8" w:space="0"/>
+          <w:left w:val="nil"/>
+          <w:bottom w:val="single" w:color="C0504D" w:themeColor="accent2" w:sz="8" w:space="0"/>
           <w:right w:val="nil"/>
           <w:insideH w:val="nil"/>
           <w:insideV w:val="nil"/>
@@ -3259,8 +3417,8 @@
       <w:tblStyleColBandSize w:val="1"/>
       <w:tblInd w:w="0" w:type="dxa"/>
       <w:tblBorders>
-        <w:top w:val="single" w:sz="8" w:space="0" w:color="9BBB59" w:themeColor="accent3"/>
-        <w:bottom w:val="single" w:sz="8" w:space="0" w:color="9BBB59" w:themeColor="accent3"/>
+        <w:top w:val="single" w:color="9BBB59" w:themeColor="accent3" w:sz="8" w:space="0"/>
+        <w:bottom w:val="single" w:color="9BBB59" w:themeColor="accent3" w:sz="8" w:space="0"/>
       </w:tblBorders>
       <w:tblCellMar>
         <w:top w:w="0" w:type="dxa"/>
@@ -3280,9 +3438,9 @@
       <w:tblPr/>
       <w:tcPr>
         <w:tcBorders>
-          <w:top w:val="single" w:sz="8" w:space="0" w:color="9BBB59" w:themeColor="accent3"/>
-          <w:left w:val="nil"/>
-          <w:bottom w:val="single" w:sz="8" w:space="0" w:color="9BBB59" w:themeColor="accent3"/>
+          <w:top w:val="single" w:color="9BBB59" w:themeColor="accent3" w:sz="8" w:space="0"/>
+          <w:left w:val="nil"/>
+          <w:bottom w:val="single" w:color="9BBB59" w:themeColor="accent3" w:sz="8" w:space="0"/>
           <w:right w:val="nil"/>
           <w:insideH w:val="nil"/>
           <w:insideV w:val="nil"/>
@@ -3300,9 +3458,9 @@
       <w:tblPr/>
       <w:tcPr>
         <w:tcBorders>
-          <w:top w:val="single" w:sz="8" w:space="0" w:color="9BBB59" w:themeColor="accent3"/>
-          <w:left w:val="nil"/>
-          <w:bottom w:val="single" w:sz="8" w:space="0" w:color="9BBB59" w:themeColor="accent3"/>
+          <w:top w:val="single" w:color="9BBB59" w:themeColor="accent3" w:sz="8" w:space="0"/>
+          <w:left w:val="nil"/>
+          <w:bottom w:val="single" w:color="9BBB59" w:themeColor="accent3" w:sz="8" w:space="0"/>
           <w:right w:val="nil"/>
           <w:insideH w:val="nil"/>
           <w:insideV w:val="nil"/>
@@ -3362,8 +3520,8 @@
       <w:tblStyleColBandSize w:val="1"/>
       <w:tblInd w:w="0" w:type="dxa"/>
       <w:tblBorders>
-        <w:top w:val="single" w:sz="8" w:space="0" w:color="8064A2" w:themeColor="accent4"/>
-        <w:bottom w:val="single" w:sz="8" w:space="0" w:color="8064A2" w:themeColor="accent4"/>
+        <w:top w:val="single" w:color="8064A2" w:themeColor="accent4" w:sz="8" w:space="0"/>
+        <w:bottom w:val="single" w:color="8064A2" w:themeColor="accent4" w:sz="8" w:space="0"/>
       </w:tblBorders>
       <w:tblCellMar>
         <w:top w:w="0" w:type="dxa"/>
@@ -3383,9 +3541,9 @@
       <w:tblPr/>
       <w:tcPr>
         <w:tcBorders>
-          <w:top w:val="single" w:sz="8" w:space="0" w:color="8064A2" w:themeColor="accent4"/>
-          <w:left w:val="nil"/>
-          <w:bottom w:val="single" w:sz="8" w:space="0" w:color="8064A2" w:themeColor="accent4"/>
+          <w:top w:val="single" w:color="8064A2" w:themeColor="accent4" w:sz="8" w:space="0"/>
+          <w:left w:val="nil"/>
+          <w:bottom w:val="single" w:color="8064A2" w:themeColor="accent4" w:sz="8" w:space="0"/>
           <w:right w:val="nil"/>
           <w:insideH w:val="nil"/>
           <w:insideV w:val="nil"/>
@@ -3403,9 +3561,9 @@
       <w:tblPr/>
       <w:tcPr>
         <w:tcBorders>
-          <w:top w:val="single" w:sz="8" w:space="0" w:color="8064A2" w:themeColor="accent4"/>
-          <w:left w:val="nil"/>
-          <w:bottom w:val="single" w:sz="8" w:space="0" w:color="8064A2" w:themeColor="accent4"/>
+          <w:top w:val="single" w:color="8064A2" w:themeColor="accent4" w:sz="8" w:space="0"/>
+          <w:left w:val="nil"/>
+          <w:bottom w:val="single" w:color="8064A2" w:themeColor="accent4" w:sz="8" w:space="0"/>
           <w:right w:val="nil"/>
           <w:insideH w:val="nil"/>
           <w:insideV w:val="nil"/>
@@ -3465,8 +3623,8 @@
       <w:tblStyleColBandSize w:val="1"/>
       <w:tblInd w:w="0" w:type="dxa"/>
       <w:tblBorders>
-        <w:top w:val="single" w:sz="8" w:space="0" w:color="4BACC6" w:themeColor="accent5"/>
-        <w:bottom w:val="single" w:sz="8" w:space="0" w:color="4BACC6" w:themeColor="accent5"/>
+        <w:top w:val="single" w:color="4BACC6" w:themeColor="accent5" w:sz="8" w:space="0"/>
+        <w:bottom w:val="single" w:color="4BACC6" w:themeColor="accent5" w:sz="8" w:space="0"/>
       </w:tblBorders>
       <w:tblCellMar>
         <w:top w:w="0" w:type="dxa"/>
@@ -3486,9 +3644,9 @@
       <w:tblPr/>
       <w:tcPr>
         <w:tcBorders>
-          <w:top w:val="single" w:sz="8" w:space="0" w:color="4BACC6" w:themeColor="accent5"/>
-          <w:left w:val="nil"/>
-          <w:bottom w:val="single" w:sz="8" w:space="0" w:color="4BACC6" w:themeColor="accent5"/>
+          <w:top w:val="single" w:color="4BACC6" w:themeColor="accent5" w:sz="8" w:space="0"/>
+          <w:left w:val="nil"/>
+          <w:bottom w:val="single" w:color="4BACC6" w:themeColor="accent5" w:sz="8" w:space="0"/>
           <w:right w:val="nil"/>
           <w:insideH w:val="nil"/>
           <w:insideV w:val="nil"/>
@@ -3506,9 +3664,9 @@
       <w:tblPr/>
       <w:tcPr>
         <w:tcBorders>
-          <w:top w:val="single" w:sz="8" w:space="0" w:color="4BACC6" w:themeColor="accent5"/>
-          <w:left w:val="nil"/>
-          <w:bottom w:val="single" w:sz="8" w:space="0" w:color="4BACC6" w:themeColor="accent5"/>
+          <w:top w:val="single" w:color="4BACC6" w:themeColor="accent5" w:sz="8" w:space="0"/>
+          <w:left w:val="nil"/>
+          <w:bottom w:val="single" w:color="4BACC6" w:themeColor="accent5" w:sz="8" w:space="0"/>
           <w:right w:val="nil"/>
           <w:insideH w:val="nil"/>
           <w:insideV w:val="nil"/>
@@ -3568,8 +3726,8 @@
       <w:tblStyleColBandSize w:val="1"/>
       <w:tblInd w:w="0" w:type="dxa"/>
       <w:tblBorders>
-        <w:top w:val="single" w:sz="8" w:space="0" w:color="F79646" w:themeColor="accent6"/>
-        <w:bottom w:val="single" w:sz="8" w:space="0" w:color="F79646" w:themeColor="accent6"/>
+        <w:top w:val="single" w:color="F79646" w:themeColor="accent6" w:sz="8" w:space="0"/>
+        <w:bottom w:val="single" w:color="F79646" w:themeColor="accent6" w:sz="8" w:space="0"/>
       </w:tblBorders>
       <w:tblCellMar>
         <w:top w:w="0" w:type="dxa"/>
@@ -3589,9 +3747,9 @@
       <w:tblPr/>
       <w:tcPr>
         <w:tcBorders>
-          <w:top w:val="single" w:sz="8" w:space="0" w:color="F79646" w:themeColor="accent6"/>
-          <w:left w:val="nil"/>
-          <w:bottom w:val="single" w:sz="8" w:space="0" w:color="F79646" w:themeColor="accent6"/>
+          <w:top w:val="single" w:color="F79646" w:themeColor="accent6" w:sz="8" w:space="0"/>
+          <w:left w:val="nil"/>
+          <w:bottom w:val="single" w:color="F79646" w:themeColor="accent6" w:sz="8" w:space="0"/>
           <w:right w:val="nil"/>
           <w:insideH w:val="nil"/>
           <w:insideV w:val="nil"/>
@@ -3609,9 +3767,9 @@
       <w:tblPr/>
       <w:tcPr>
         <w:tcBorders>
-          <w:top w:val="single" w:sz="8" w:space="0" w:color="F79646" w:themeColor="accent6"/>
-          <w:left w:val="nil"/>
-          <w:bottom w:val="single" w:sz="8" w:space="0" w:color="F79646" w:themeColor="accent6"/>
+          <w:top w:val="single" w:color="F79646" w:themeColor="accent6" w:sz="8" w:space="0"/>
+          <w:left w:val="nil"/>
+          <w:bottom w:val="single" w:color="F79646" w:themeColor="accent6" w:sz="8" w:space="0"/>
           <w:right w:val="nil"/>
           <w:insideH w:val="nil"/>
           <w:insideV w:val="nil"/>
@@ -3668,10 +3826,10 @@
       <w:tblStyleColBandSize w:val="1"/>
       <w:tblInd w:w="0" w:type="dxa"/>
       <w:tblBorders>
-        <w:top w:val="single" w:sz="8" w:space="0" w:color="000000" w:themeColor="text1"/>
-        <w:left w:val="single" w:sz="8" w:space="0" w:color="000000" w:themeColor="text1"/>
-        <w:bottom w:val="single" w:sz="8" w:space="0" w:color="000000" w:themeColor="text1"/>
-        <w:right w:val="single" w:sz="8" w:space="0" w:color="000000" w:themeColor="text1"/>
+        <w:top w:val="single" w:color="000000" w:themeColor="text1" w:sz="8" w:space="0"/>
+        <w:left w:val="single" w:color="000000" w:themeColor="text1" w:sz="8" w:space="0"/>
+        <w:bottom w:val="single" w:color="000000" w:themeColor="text1" w:sz="8" w:space="0"/>
+        <w:right w:val="single" w:color="000000" w:themeColor="text1" w:sz="8" w:space="0"/>
       </w:tblBorders>
       <w:tblCellMar>
         <w:top w:w="0" w:type="dxa"/>
@@ -3705,10 +3863,10 @@
       <w:tblPr/>
       <w:tcPr>
         <w:tcBorders>
-          <w:top w:val="double" w:sz="6" w:space="0" w:color="000000" w:themeColor="text1"/>
-          <w:left w:val="single" w:sz="8" w:space="0" w:color="000000" w:themeColor="text1"/>
-          <w:bottom w:val="single" w:sz="8" w:space="0" w:color="000000" w:themeColor="text1"/>
-          <w:right w:val="single" w:sz="8" w:space="0" w:color="000000" w:themeColor="text1"/>
+          <w:top w:val="double" w:color="000000" w:themeColor="text1" w:sz="6" w:space="0"/>
+          <w:left w:val="single" w:color="000000" w:themeColor="text1" w:sz="8" w:space="0"/>
+          <w:bottom w:val="single" w:color="000000" w:themeColor="text1" w:sz="8" w:space="0"/>
+          <w:right w:val="single" w:color="000000" w:themeColor="text1" w:sz="8" w:space="0"/>
         </w:tcBorders>
       </w:tcPr>
     </w:tblStylePr>
@@ -3728,10 +3886,10 @@
       <w:tblPr/>
       <w:tcPr>
         <w:tcBorders>
-          <w:top w:val="single" w:sz="8" w:space="0" w:color="000000" w:themeColor="text1"/>
-          <w:left w:val="single" w:sz="8" w:space="0" w:color="000000" w:themeColor="text1"/>
-          <w:bottom w:val="single" w:sz="8" w:space="0" w:color="000000" w:themeColor="text1"/>
-          <w:right w:val="single" w:sz="8" w:space="0" w:color="000000" w:themeColor="text1"/>
+          <w:top w:val="single" w:color="000000" w:themeColor="text1" w:sz="8" w:space="0"/>
+          <w:left w:val="single" w:color="000000" w:themeColor="text1" w:sz="8" w:space="0"/>
+          <w:bottom w:val="single" w:color="000000" w:themeColor="text1" w:sz="8" w:space="0"/>
+          <w:right w:val="single" w:color="000000" w:themeColor="text1" w:sz="8" w:space="0"/>
         </w:tcBorders>
       </w:tcPr>
     </w:tblStylePr>
@@ -3739,10 +3897,10 @@
       <w:tblPr/>
       <w:tcPr>
         <w:tcBorders>
-          <w:top w:val="single" w:sz="8" w:space="0" w:color="000000" w:themeColor="text1"/>
-          <w:left w:val="single" w:sz="8" w:space="0" w:color="000000" w:themeColor="text1"/>
-          <w:bottom w:val="single" w:sz="8" w:space="0" w:color="000000" w:themeColor="text1"/>
-          <w:right w:val="single" w:sz="8" w:space="0" w:color="000000" w:themeColor="text1"/>
+          <w:top w:val="single" w:color="000000" w:themeColor="text1" w:sz="8" w:space="0"/>
+          <w:left w:val="single" w:color="000000" w:themeColor="text1" w:sz="8" w:space="0"/>
+          <w:bottom w:val="single" w:color="000000" w:themeColor="text1" w:sz="8" w:space="0"/>
+          <w:right w:val="single" w:color="000000" w:themeColor="text1" w:sz="8" w:space="0"/>
         </w:tcBorders>
       </w:tcPr>
     </w:tblStylePr>
@@ -3760,10 +3918,10 @@
       <w:tblStyleColBandSize w:val="1"/>
       <w:tblInd w:w="0" w:type="dxa"/>
       <w:tblBorders>
-        <w:top w:val="single" w:sz="8" w:space="0" w:color="4F81BD" w:themeColor="accent1"/>
-        <w:left w:val="single" w:sz="8" w:space="0" w:color="4F81BD" w:themeColor="accent1"/>
-        <w:bottom w:val="single" w:sz="8" w:space="0" w:color="4F81BD" w:themeColor="accent1"/>
-        <w:right w:val="single" w:sz="8" w:space="0" w:color="4F81BD" w:themeColor="accent1"/>
+        <w:top w:val="single" w:color="4F81BD" w:themeColor="accent1" w:sz="8" w:space="0"/>
+        <w:left w:val="single" w:color="4F81BD" w:themeColor="accent1" w:sz="8" w:space="0"/>
+        <w:bottom w:val="single" w:color="4F81BD" w:themeColor="accent1" w:sz="8" w:space="0"/>
+        <w:right w:val="single" w:color="4F81BD" w:themeColor="accent1" w:sz="8" w:space="0"/>
       </w:tblBorders>
       <w:tblCellMar>
         <w:top w:w="0" w:type="dxa"/>
@@ -3797,10 +3955,10 @@
       <w:tblPr/>
       <w:tcPr>
         <w:tcBorders>
-          <w:top w:val="double" w:sz="6" w:space="0" w:color="4F81BD" w:themeColor="accent1"/>
-          <w:left w:val="single" w:sz="8" w:space="0" w:color="4F81BD" w:themeColor="accent1"/>
-          <w:bottom w:val="single" w:sz="8" w:space="0" w:color="4F81BD" w:themeColor="accent1"/>
-          <w:right w:val="single" w:sz="8" w:space="0" w:color="4F81BD" w:themeColor="accent1"/>
+          <w:top w:val="double" w:color="4F81BD" w:themeColor="accent1" w:sz="6" w:space="0"/>
+          <w:left w:val="single" w:color="4F81BD" w:themeColor="accent1" w:sz="8" w:space="0"/>
+          <w:bottom w:val="single" w:color="4F81BD" w:themeColor="accent1" w:sz="8" w:space="0"/>
+          <w:right w:val="single" w:color="4F81BD" w:themeColor="accent1" w:sz="8" w:space="0"/>
         </w:tcBorders>
       </w:tcPr>
     </w:tblStylePr>
@@ -3820,10 +3978,10 @@
       <w:tblPr/>
       <w:tcPr>
         <w:tcBorders>
-          <w:top w:val="single" w:sz="8" w:space="0" w:color="4F81BD" w:themeColor="accent1"/>
-          <w:left w:val="single" w:sz="8" w:space="0" w:color="4F81BD" w:themeColor="accent1"/>
-          <w:bottom w:val="single" w:sz="8" w:space="0" w:color="4F81BD" w:themeColor="accent1"/>
-          <w:right w:val="single" w:sz="8" w:space="0" w:color="4F81BD" w:themeColor="accent1"/>
+          <w:top w:val="single" w:color="4F81BD" w:themeColor="accent1" w:sz="8" w:space="0"/>
+          <w:left w:val="single" w:color="4F81BD" w:themeColor="accent1" w:sz="8" w:space="0"/>
+          <w:bottom w:val="single" w:color="4F81BD" w:themeColor="accent1" w:sz="8" w:space="0"/>
+          <w:right w:val="single" w:color="4F81BD" w:themeColor="accent1" w:sz="8" w:space="0"/>
         </w:tcBorders>
       </w:tcPr>
     </w:tblStylePr>
@@ -3831,10 +3989,10 @@
       <w:tblPr/>
       <w:tcPr>
         <w:tcBorders>
-          <w:top w:val="single" w:sz="8" w:space="0" w:color="4F81BD" w:themeColor="accent1"/>
-          <w:left w:val="single" w:sz="8" w:space="0" w:color="4F81BD" w:themeColor="accent1"/>
-          <w:bottom w:val="single" w:sz="8" w:space="0" w:color="4F81BD" w:themeColor="accent1"/>
-          <w:right w:val="single" w:sz="8" w:space="0" w:color="4F81BD" w:themeColor="accent1"/>
+          <w:top w:val="single" w:color="4F81BD" w:themeColor="accent1" w:sz="8" w:space="0"/>
+          <w:left w:val="single" w:color="4F81BD" w:themeColor="accent1" w:sz="8" w:space="0"/>
+          <w:bottom w:val="single" w:color="4F81BD" w:themeColor="accent1" w:sz="8" w:space="0"/>
+          <w:right w:val="single" w:color="4F81BD" w:themeColor="accent1" w:sz="8" w:space="0"/>
         </w:tcBorders>
       </w:tcPr>
     </w:tblStylePr>
@@ -3852,10 +4010,10 @@
       <w:tblStyleColBandSize w:val="1"/>
       <w:tblInd w:w="0" w:type="dxa"/>
       <w:tblBorders>
-        <w:top w:val="single" w:sz="8" w:space="0" w:color="C0504D" w:themeColor="accent2"/>
-        <w:left w:val="single" w:sz="8" w:space="0" w:color="C0504D" w:themeColor="accent2"/>
-        <w:bottom w:val="single" w:sz="8" w:space="0" w:color="C0504D" w:themeColor="accent2"/>
-        <w:right w:val="single" w:sz="8" w:space="0" w:color="C0504D" w:themeColor="accent2"/>
+        <w:top w:val="single" w:color="C0504D" w:themeColor="accent2" w:sz="8" w:space="0"/>
+        <w:left w:val="single" w:color="C0504D" w:themeColor="accent2" w:sz="8" w:space="0"/>
+        <w:bottom w:val="single" w:color="C0504D" w:themeColor="accent2" w:sz="8" w:space="0"/>
+        <w:right w:val="single" w:color="C0504D" w:themeColor="accent2" w:sz="8" w:space="0"/>
       </w:tblBorders>
       <w:tblCellMar>
         <w:top w:w="0" w:type="dxa"/>
@@ -3889,10 +4047,10 @@
       <w:tblPr/>
       <w:tcPr>
         <w:tcBorders>
-          <w:top w:val="double" w:sz="6" w:space="0" w:color="C0504D" w:themeColor="accent2"/>
-          <w:left w:val="single" w:sz="8" w:space="0" w:color="C0504D" w:themeColor="accent2"/>
-          <w:bottom w:val="single" w:sz="8" w:space="0" w:color="C0504D" w:themeColor="accent2"/>
-          <w:right w:val="single" w:sz="8" w:space="0" w:color="C0504D" w:themeColor="accent2"/>
+          <w:top w:val="double" w:color="C0504D" w:themeColor="accent2" w:sz="6" w:space="0"/>
+          <w:left w:val="single" w:color="C0504D" w:themeColor="accent2" w:sz="8" w:space="0"/>
+          <w:bottom w:val="single" w:color="C0504D" w:themeColor="accent2" w:sz="8" w:space="0"/>
+          <w:right w:val="single" w:color="C0504D" w:themeColor="accent2" w:sz="8" w:space="0"/>
         </w:tcBorders>
       </w:tcPr>
     </w:tblStylePr>
@@ -3912,10 +4070,10 @@
       <w:tblPr/>
       <w:tcPr>
         <w:tcBorders>
-          <w:top w:val="single" w:sz="8" w:space="0" w:color="C0504D" w:themeColor="accent2"/>
-          <w:left w:val="single" w:sz="8" w:space="0" w:color="C0504D" w:themeColor="accent2"/>
-          <w:bottom w:val="single" w:sz="8" w:space="0" w:color="C0504D" w:themeColor="accent2"/>
-          <w:right w:val="single" w:sz="8" w:space="0" w:color="C0504D" w:themeColor="accent2"/>
+          <w:top w:val="single" w:color="C0504D" w:themeColor="accent2" w:sz="8" w:space="0"/>
+          <w:left w:val="single" w:color="C0504D" w:themeColor="accent2" w:sz="8" w:space="0"/>
+          <w:bottom w:val="single" w:color="C0504D" w:themeColor="accent2" w:sz="8" w:space="0"/>
+          <w:right w:val="single" w:color="C0504D" w:themeColor="accent2" w:sz="8" w:space="0"/>
         </w:tcBorders>
       </w:tcPr>
     </w:tblStylePr>
@@ -3923,10 +4081,10 @@
       <w:tblPr/>
       <w:tcPr>
         <w:tcBorders>
-          <w:top w:val="single" w:sz="8" w:space="0" w:color="C0504D" w:themeColor="accent2"/>
-          <w:left w:val="single" w:sz="8" w:space="0" w:color="C0504D" w:themeColor="accent2"/>
-          <w:bottom w:val="single" w:sz="8" w:space="0" w:color="C0504D" w:themeColor="accent2"/>
-          <w:right w:val="single" w:sz="8" w:space="0" w:color="C0504D" w:themeColor="accent2"/>
+          <w:top w:val="single" w:color="C0504D" w:themeColor="accent2" w:sz="8" w:space="0"/>
+          <w:left w:val="single" w:color="C0504D" w:themeColor="accent2" w:sz="8" w:space="0"/>
+          <w:bottom w:val="single" w:color="C0504D" w:themeColor="accent2" w:sz="8" w:space="0"/>
+          <w:right w:val="single" w:color="C0504D" w:themeColor="accent2" w:sz="8" w:space="0"/>
         </w:tcBorders>
       </w:tcPr>
     </w:tblStylePr>
@@ -3944,10 +4102,10 @@
       <w:tblStyleColBandSize w:val="1"/>
       <w:tblInd w:w="0" w:type="dxa"/>
       <w:tblBorders>
-        <w:top w:val="single" w:sz="8" w:space="0" w:color="9BBB59" w:themeColor="accent3"/>
-        <w:left w:val="single" w:sz="8" w:space="0" w:color="9BBB59" w:themeColor="accent3"/>
-        <w:bottom w:val="single" w:sz="8" w:space="0" w:color="9BBB59" w:themeColor="accent3"/>
-        <w:right w:val="single" w:sz="8" w:space="0" w:color="9BBB59" w:themeColor="accent3"/>
+        <w:top w:val="single" w:color="9BBB59" w:themeColor="accent3" w:sz="8" w:space="0"/>
+        <w:left w:val="single" w:color="9BBB59" w:themeColor="accent3" w:sz="8" w:space="0"/>
+        <w:bottom w:val="single" w:color="9BBB59" w:themeColor="accent3" w:sz="8" w:space="0"/>
+        <w:right w:val="single" w:color="9BBB59" w:themeColor="accent3" w:sz="8" w:space="0"/>
       </w:tblBorders>
       <w:tblCellMar>
         <w:top w:w="0" w:type="dxa"/>
@@ -3981,10 +4139,10 @@
       <w:tblPr/>
       <w:tcPr>
         <w:tcBorders>
-          <w:top w:val="double" w:sz="6" w:space="0" w:color="9BBB59" w:themeColor="accent3"/>
-          <w:left w:val="single" w:sz="8" w:space="0" w:color="9BBB59" w:themeColor="accent3"/>
-          <w:bottom w:val="single" w:sz="8" w:space="0" w:color="9BBB59" w:themeColor="accent3"/>
-          <w:right w:val="single" w:sz="8" w:space="0" w:color="9BBB59" w:themeColor="accent3"/>
+          <w:top w:val="double" w:color="9BBB59" w:themeColor="accent3" w:sz="6" w:space="0"/>
+          <w:left w:val="single" w:color="9BBB59" w:themeColor="accent3" w:sz="8" w:space="0"/>
+          <w:bottom w:val="single" w:color="9BBB59" w:themeColor="accent3" w:sz="8" w:space="0"/>
+          <w:right w:val="single" w:color="9BBB59" w:themeColor="accent3" w:sz="8" w:space="0"/>
         </w:tcBorders>
       </w:tcPr>
     </w:tblStylePr>
@@ -4004,10 +4162,10 @@
       <w:tblPr/>
       <w:tcPr>
         <w:tcBorders>
-          <w:top w:val="single" w:sz="8" w:space="0" w:color="9BBB59" w:themeColor="accent3"/>
-          <w:left w:val="single" w:sz="8" w:space="0" w:color="9BBB59" w:themeColor="accent3"/>
-          <w:bottom w:val="single" w:sz="8" w:space="0" w:color="9BBB59" w:themeColor="accent3"/>
-          <w:right w:val="single" w:sz="8" w:space="0" w:color="9BBB59" w:themeColor="accent3"/>
+          <w:top w:val="single" w:color="9BBB59" w:themeColor="accent3" w:sz="8" w:space="0"/>
+          <w:left w:val="single" w:color="9BBB59" w:themeColor="accent3" w:sz="8" w:space="0"/>
+          <w:bottom w:val="single" w:color="9BBB59" w:themeColor="accent3" w:sz="8" w:space="0"/>
+          <w:right w:val="single" w:color="9BBB59" w:themeColor="accent3" w:sz="8" w:space="0"/>
         </w:tcBorders>
       </w:tcPr>
     </w:tblStylePr>
@@ -4015,10 +4173,10 @@
       <w:tblPr/>
       <w:tcPr>
         <w:tcBorders>
-          <w:top w:val="single" w:sz="8" w:space="0" w:color="9BBB59" w:themeColor="accent3"/>
-          <w:left w:val="single" w:sz="8" w:space="0" w:color="9BBB59" w:themeColor="accent3"/>
-          <w:bottom w:val="single" w:sz="8" w:space="0" w:color="9BBB59" w:themeColor="accent3"/>
-          <w:right w:val="single" w:sz="8" w:space="0" w:color="9BBB59" w:themeColor="accent3"/>
+          <w:top w:val="single" w:color="9BBB59" w:themeColor="accent3" w:sz="8" w:space="0"/>
+          <w:left w:val="single" w:color="9BBB59" w:themeColor="accent3" w:sz="8" w:space="0"/>
+          <w:bottom w:val="single" w:color="9BBB59" w:themeColor="accent3" w:sz="8" w:space="0"/>
+          <w:right w:val="single" w:color="9BBB59" w:themeColor="accent3" w:sz="8" w:space="0"/>
         </w:tcBorders>
       </w:tcPr>
     </w:tblStylePr>
@@ -4036,10 +4194,10 @@
       <w:tblStyleColBandSize w:val="1"/>
       <w:tblInd w:w="0" w:type="dxa"/>
       <w:tblBorders>
-        <w:top w:val="single" w:sz="8" w:space="0" w:color="8064A2" w:themeColor="accent4"/>
-        <w:left w:val="single" w:sz="8" w:space="0" w:color="8064A2" w:themeColor="accent4"/>
-        <w:bottom w:val="single" w:sz="8" w:space="0" w:color="8064A2" w:themeColor="accent4"/>
-        <w:right w:val="single" w:sz="8" w:space="0" w:color="8064A2" w:themeColor="accent4"/>
+        <w:top w:val="single" w:color="8064A2" w:themeColor="accent4" w:sz="8" w:space="0"/>
+        <w:left w:val="single" w:color="8064A2" w:themeColor="accent4" w:sz="8" w:space="0"/>
+        <w:bottom w:val="single" w:color="8064A2" w:themeColor="accent4" w:sz="8" w:space="0"/>
+        <w:right w:val="single" w:color="8064A2" w:themeColor="accent4" w:sz="8" w:space="0"/>
       </w:tblBorders>
       <w:tblCellMar>
         <w:top w:w="0" w:type="dxa"/>
@@ -4073,10 +4231,10 @@
       <w:tblPr/>
       <w:tcPr>
         <w:tcBorders>
-          <w:top w:val="double" w:sz="6" w:space="0" w:color="8064A2" w:themeColor="accent4"/>
-          <w:left w:val="single" w:sz="8" w:space="0" w:color="8064A2" w:themeColor="accent4"/>
-          <w:bottom w:val="single" w:sz="8" w:space="0" w:color="8064A2" w:themeColor="accent4"/>
-          <w:right w:val="single" w:sz="8" w:space="0" w:color="8064A2" w:themeColor="accent4"/>
+          <w:top w:val="double" w:color="8064A2" w:themeColor="accent4" w:sz="6" w:space="0"/>
+          <w:left w:val="single" w:color="8064A2" w:themeColor="accent4" w:sz="8" w:space="0"/>
+          <w:bottom w:val="single" w:color="8064A2" w:themeColor="accent4" w:sz="8" w:space="0"/>
+          <w:right w:val="single" w:color="8064A2" w:themeColor="accent4" w:sz="8" w:space="0"/>
         </w:tcBorders>
       </w:tcPr>
     </w:tblStylePr>
@@ -4096,10 +4254,10 @@
       <w:tblPr/>
       <w:tcPr>
         <w:tcBorders>
-          <w:top w:val="single" w:sz="8" w:space="0" w:color="8064A2" w:themeColor="accent4"/>
-          <w:left w:val="single" w:sz="8" w:space="0" w:color="8064A2" w:themeColor="accent4"/>
-          <w:bottom w:val="single" w:sz="8" w:space="0" w:color="8064A2" w:themeColor="accent4"/>
-          <w:right w:val="single" w:sz="8" w:space="0" w:color="8064A2" w:themeColor="accent4"/>
+          <w:top w:val="single" w:color="8064A2" w:themeColor="accent4" w:sz="8" w:space="0"/>
+          <w:left w:val="single" w:color="8064A2" w:themeColor="accent4" w:sz="8" w:space="0"/>
+          <w:bottom w:val="single" w:color="8064A2" w:themeColor="accent4" w:sz="8" w:space="0"/>
+          <w:right w:val="single" w:color="8064A2" w:themeColor="accent4" w:sz="8" w:space="0"/>
         </w:tcBorders>
       </w:tcPr>
     </w:tblStylePr>
@@ -4107,10 +4265,10 @@
       <w:tblPr/>
       <w:tcPr>
         <w:tcBorders>
-          <w:top w:val="single" w:sz="8" w:space="0" w:color="8064A2" w:themeColor="accent4"/>
-          <w:left w:val="single" w:sz="8" w:space="0" w:color="8064A2" w:themeColor="accent4"/>
-          <w:bottom w:val="single" w:sz="8" w:space="0" w:color="8064A2" w:themeColor="accent4"/>
-          <w:right w:val="single" w:sz="8" w:space="0" w:color="8064A2" w:themeColor="accent4"/>
+          <w:top w:val="single" w:color="8064A2" w:themeColor="accent4" w:sz="8" w:space="0"/>
+          <w:left w:val="single" w:color="8064A2" w:themeColor="accent4" w:sz="8" w:space="0"/>
+          <w:bottom w:val="single" w:color="8064A2" w:themeColor="accent4" w:sz="8" w:space="0"/>
+          <w:right w:val="single" w:color="8064A2" w:themeColor="accent4" w:sz="8" w:space="0"/>
         </w:tcBorders>
       </w:tcPr>
     </w:tblStylePr>
@@ -4128,10 +4286,10 @@
       <w:tblStyleColBandSize w:val="1"/>
       <w:tblInd w:w="0" w:type="dxa"/>
       <w:tblBorders>
-        <w:top w:val="single" w:sz="8" w:space="0" w:color="4BACC6" w:themeColor="accent5"/>
-        <w:left w:val="single" w:sz="8" w:space="0" w:color="4BACC6" w:themeColor="accent5"/>
-        <w:bottom w:val="single" w:sz="8" w:space="0" w:color="4BACC6" w:themeColor="accent5"/>
-        <w:right w:val="single" w:sz="8" w:space="0" w:color="4BACC6" w:themeColor="accent5"/>
+        <w:top w:val="single" w:color="4BACC6" w:themeColor="accent5" w:sz="8" w:space="0"/>
+        <w:left w:val="single" w:color="4BACC6" w:themeColor="accent5" w:sz="8" w:space="0"/>
+        <w:bottom w:val="single" w:color="4BACC6" w:themeColor="accent5" w:sz="8" w:space="0"/>
+        <w:right w:val="single" w:color="4BACC6" w:themeColor="accent5" w:sz="8" w:space="0"/>
       </w:tblBorders>
       <w:tblCellMar>
         <w:top w:w="0" w:type="dxa"/>
@@ -4165,10 +4323,10 @@
       <w:tblPr/>
       <w:tcPr>
         <w:tcBorders>
-          <w:top w:val="double" w:sz="6" w:space="0" w:color="4BACC6" w:themeColor="accent5"/>
-          <w:left w:val="single" w:sz="8" w:space="0" w:color="4BACC6" w:themeColor="accent5"/>
-          <w:bottom w:val="single" w:sz="8" w:space="0" w:color="4BACC6" w:themeColor="accent5"/>
-          <w:right w:val="single" w:sz="8" w:space="0" w:color="4BACC6" w:themeColor="accent5"/>
+          <w:top w:val="double" w:color="4BACC6" w:themeColor="accent5" w:sz="6" w:space="0"/>
+          <w:left w:val="single" w:color="4BACC6" w:themeColor="accent5" w:sz="8" w:space="0"/>
+          <w:bottom w:val="single" w:color="4BACC6" w:themeColor="accent5" w:sz="8" w:space="0"/>
+          <w:right w:val="single" w:color="4BACC6" w:themeColor="accent5" w:sz="8" w:space="0"/>
         </w:tcBorders>
       </w:tcPr>
     </w:tblStylePr>
@@ -4188,10 +4346,10 @@
       <w:tblPr/>
       <w:tcPr>
         <w:tcBorders>
-          <w:top w:val="single" w:sz="8" w:space="0" w:color="4BACC6" w:themeColor="accent5"/>
-          <w:left w:val="single" w:sz="8" w:space="0" w:color="4BACC6" w:themeColor="accent5"/>
-          <w:bottom w:val="single" w:sz="8" w:space="0" w:color="4BACC6" w:themeColor="accent5"/>
-          <w:right w:val="single" w:sz="8" w:space="0" w:color="4BACC6" w:themeColor="accent5"/>
+          <w:top w:val="single" w:color="4BACC6" w:themeColor="accent5" w:sz="8" w:space="0"/>
+          <w:left w:val="single" w:color="4BACC6" w:themeColor="accent5" w:sz="8" w:space="0"/>
+          <w:bottom w:val="single" w:color="4BACC6" w:themeColor="accent5" w:sz="8" w:space="0"/>
+          <w:right w:val="single" w:color="4BACC6" w:themeColor="accent5" w:sz="8" w:space="0"/>
         </w:tcBorders>
       </w:tcPr>
     </w:tblStylePr>
@@ -4199,10 +4357,10 @@
       <w:tblPr/>
       <w:tcPr>
         <w:tcBorders>
-          <w:top w:val="single" w:sz="8" w:space="0" w:color="4BACC6" w:themeColor="accent5"/>
-          <w:left w:val="single" w:sz="8" w:space="0" w:color="4BACC6" w:themeColor="accent5"/>
-          <w:bottom w:val="single" w:sz="8" w:space="0" w:color="4BACC6" w:themeColor="accent5"/>
-          <w:right w:val="single" w:sz="8" w:space="0" w:color="4BACC6" w:themeColor="accent5"/>
+          <w:top w:val="single" w:color="4BACC6" w:themeColor="accent5" w:sz="8" w:space="0"/>
+          <w:left w:val="single" w:color="4BACC6" w:themeColor="accent5" w:sz="8" w:space="0"/>
+          <w:bottom w:val="single" w:color="4BACC6" w:themeColor="accent5" w:sz="8" w:space="0"/>
+          <w:right w:val="single" w:color="4BACC6" w:themeColor="accent5" w:sz="8" w:space="0"/>
         </w:tcBorders>
       </w:tcPr>
     </w:tblStylePr>
@@ -4220,10 +4378,10 @@
       <w:tblStyleColBandSize w:val="1"/>
       <w:tblInd w:w="0" w:type="dxa"/>
       <w:tblBorders>
-        <w:top w:val="single" w:sz="8" w:space="0" w:color="F79646" w:themeColor="accent6"/>
-        <w:left w:val="single" w:sz="8" w:space="0" w:color="F79646" w:themeColor="accent6"/>
-        <w:bottom w:val="single" w:sz="8" w:space="0" w:color="F79646" w:themeColor="accent6"/>
-        <w:right w:val="single" w:sz="8" w:space="0" w:color="F79646" w:themeColor="accent6"/>
+        <w:top w:val="single" w:color="F79646" w:themeColor="accent6" w:sz="8" w:space="0"/>
+        <w:left w:val="single" w:color="F79646" w:themeColor="accent6" w:sz="8" w:space="0"/>
+        <w:bottom w:val="single" w:color="F79646" w:themeColor="accent6" w:sz="8" w:space="0"/>
+        <w:right w:val="single" w:color="F79646" w:themeColor="accent6" w:sz="8" w:space="0"/>
       </w:tblBorders>
       <w:tblCellMar>
         <w:top w:w="0" w:type="dxa"/>
@@ -4257,10 +4415,10 @@
       <w:tblPr/>
       <w:tcPr>
         <w:tcBorders>
-          <w:top w:val="double" w:sz="6" w:space="0" w:color="F79646" w:themeColor="accent6"/>
-          <w:left w:val="single" w:sz="8" w:space="0" w:color="F79646" w:themeColor="accent6"/>
-          <w:bottom w:val="single" w:sz="8" w:space="0" w:color="F79646" w:themeColor="accent6"/>
-          <w:right w:val="single" w:sz="8" w:space="0" w:color="F79646" w:themeColor="accent6"/>
+          <w:top w:val="double" w:color="F79646" w:themeColor="accent6" w:sz="6" w:space="0"/>
+          <w:left w:val="single" w:color="F79646" w:themeColor="accent6" w:sz="8" w:space="0"/>
+          <w:bottom w:val="single" w:color="F79646" w:themeColor="accent6" w:sz="8" w:space="0"/>
+          <w:right w:val="single" w:color="F79646" w:themeColor="accent6" w:sz="8" w:space="0"/>
         </w:tcBorders>
       </w:tcPr>
     </w:tblStylePr>
@@ -4280,10 +4438,10 @@
       <w:tblPr/>
       <w:tcPr>
         <w:tcBorders>
-          <w:top w:val="single" w:sz="8" w:space="0" w:color="F79646" w:themeColor="accent6"/>
-          <w:left w:val="single" w:sz="8" w:space="0" w:color="F79646" w:themeColor="accent6"/>
-          <w:bottom w:val="single" w:sz="8" w:space="0" w:color="F79646" w:themeColor="accent6"/>
-          <w:right w:val="single" w:sz="8" w:space="0" w:color="F79646" w:themeColor="accent6"/>
+          <w:top w:val="single" w:color="F79646" w:themeColor="accent6" w:sz="8" w:space="0"/>
+          <w:left w:val="single" w:color="F79646" w:themeColor="accent6" w:sz="8" w:space="0"/>
+          <w:bottom w:val="single" w:color="F79646" w:themeColor="accent6" w:sz="8" w:space="0"/>
+          <w:right w:val="single" w:color="F79646" w:themeColor="accent6" w:sz="8" w:space="0"/>
         </w:tcBorders>
       </w:tcPr>
     </w:tblStylePr>
@@ -4291,10 +4449,10 @@
       <w:tblPr/>
       <w:tcPr>
         <w:tcBorders>
-          <w:top w:val="single" w:sz="8" w:space="0" w:color="F79646" w:themeColor="accent6"/>
-          <w:left w:val="single" w:sz="8" w:space="0" w:color="F79646" w:themeColor="accent6"/>
-          <w:bottom w:val="single" w:sz="8" w:space="0" w:color="F79646" w:themeColor="accent6"/>
-          <w:right w:val="single" w:sz="8" w:space="0" w:color="F79646" w:themeColor="accent6"/>
+          <w:top w:val="single" w:color="F79646" w:themeColor="accent6" w:sz="8" w:space="0"/>
+          <w:left w:val="single" w:color="F79646" w:themeColor="accent6" w:sz="8" w:space="0"/>
+          <w:bottom w:val="single" w:color="F79646" w:themeColor="accent6" w:sz="8" w:space="0"/>
+          <w:right w:val="single" w:color="F79646" w:themeColor="accent6" w:sz="8" w:space="0"/>
         </w:tcBorders>
       </w:tcPr>
     </w:tblStylePr>
@@ -4312,12 +4470,12 @@
       <w:tblStyleColBandSize w:val="1"/>
       <w:tblInd w:w="0" w:type="dxa"/>
       <w:tblBorders>
-        <w:top w:val="single" w:sz="8" w:space="0" w:color="000000" w:themeColor="text1"/>
-        <w:left w:val="single" w:sz="8" w:space="0" w:color="000000" w:themeColor="text1"/>
-        <w:bottom w:val="single" w:sz="8" w:space="0" w:color="000000" w:themeColor="text1"/>
-        <w:right w:val="single" w:sz="8" w:space="0" w:color="000000" w:themeColor="text1"/>
-        <w:insideH w:val="single" w:sz="8" w:space="0" w:color="000000" w:themeColor="text1"/>
-        <w:insideV w:val="single" w:sz="8" w:space="0" w:color="000000" w:themeColor="text1"/>
+        <w:top w:val="single" w:color="000000" w:themeColor="text1" w:sz="8" w:space="0"/>
+        <w:left w:val="single" w:color="000000" w:themeColor="text1" w:sz="8" w:space="0"/>
+        <w:bottom w:val="single" w:color="000000" w:themeColor="text1" w:sz="8" w:space="0"/>
+        <w:right w:val="single" w:color="000000" w:themeColor="text1" w:sz="8" w:space="0"/>
+        <w:insideH w:val="single" w:color="000000" w:themeColor="text1" w:sz="8" w:space="0"/>
+        <w:insideV w:val="single" w:color="000000" w:themeColor="text1" w:sz="8" w:space="0"/>
       </w:tblBorders>
       <w:tblCellMar>
         <w:top w:w="0" w:type="dxa"/>
@@ -4331,19 +4489,19 @@
         <w:spacing w:before="0" w:after="0" w:line="240" w:lineRule="auto"/>
       </w:pPr>
       <w:rPr>
-        <w:rFonts w:asciiTheme="majorHAnsi" w:eastAsiaTheme="majorEastAsia" w:hAnsiTheme="majorHAnsi" w:cstheme="majorBidi"/>
-        <w:b/>
-        <w:bCs/>
-      </w:rPr>
-      <w:tblPr/>
-      <w:tcPr>
-        <w:tcBorders>
-          <w:top w:val="single" w:sz="8" w:space="0" w:color="000000" w:themeColor="text1"/>
-          <w:left w:val="single" w:sz="8" w:space="0" w:color="000000" w:themeColor="text1"/>
-          <w:bottom w:val="single" w:sz="18" w:space="0" w:color="000000" w:themeColor="text1"/>
-          <w:right w:val="single" w:sz="8" w:space="0" w:color="000000" w:themeColor="text1"/>
-          <w:insideH w:val="nil"/>
-          <w:insideV w:val="single" w:sz="8" w:space="0" w:color="000000" w:themeColor="text1"/>
+        <w:rFonts w:asciiTheme="majorHAnsi" w:hAnsiTheme="majorHAnsi" w:eastAsiaTheme="majorEastAsia" w:cstheme="majorBidi"/>
+        <w:b/>
+        <w:bCs/>
+      </w:rPr>
+      <w:tblPr/>
+      <w:tcPr>
+        <w:tcBorders>
+          <w:top w:val="single" w:color="000000" w:themeColor="text1" w:sz="8" w:space="0"/>
+          <w:left w:val="single" w:color="000000" w:themeColor="text1" w:sz="8" w:space="0"/>
+          <w:bottom w:val="single" w:color="000000" w:themeColor="text1" w:sz="18" w:space="0"/>
+          <w:right w:val="single" w:color="000000" w:themeColor="text1" w:sz="8" w:space="0"/>
+          <w:insideH w:val="nil"/>
+          <w:insideV w:val="single" w:color="000000" w:themeColor="text1" w:sz="8" w:space="0"/>
         </w:tcBorders>
       </w:tcPr>
     </w:tblStylePr>
@@ -4352,42 +4510,42 @@
         <w:spacing w:before="0" w:after="0" w:line="240" w:lineRule="auto"/>
       </w:pPr>
       <w:rPr>
-        <w:rFonts w:asciiTheme="majorHAnsi" w:eastAsiaTheme="majorEastAsia" w:hAnsiTheme="majorHAnsi" w:cstheme="majorBidi"/>
-        <w:b/>
-        <w:bCs/>
-      </w:rPr>
-      <w:tblPr/>
-      <w:tcPr>
-        <w:tcBorders>
-          <w:top w:val="double" w:sz="6" w:space="0" w:color="000000" w:themeColor="text1"/>
-          <w:left w:val="single" w:sz="8" w:space="0" w:color="000000" w:themeColor="text1"/>
-          <w:bottom w:val="single" w:sz="8" w:space="0" w:color="000000" w:themeColor="text1"/>
-          <w:right w:val="single" w:sz="8" w:space="0" w:color="000000" w:themeColor="text1"/>
-          <w:insideH w:val="nil"/>
-          <w:insideV w:val="single" w:sz="8" w:space="0" w:color="000000" w:themeColor="text1"/>
+        <w:rFonts w:asciiTheme="majorHAnsi" w:hAnsiTheme="majorHAnsi" w:eastAsiaTheme="majorEastAsia" w:cstheme="majorBidi"/>
+        <w:b/>
+        <w:bCs/>
+      </w:rPr>
+      <w:tblPr/>
+      <w:tcPr>
+        <w:tcBorders>
+          <w:top w:val="double" w:color="000000" w:themeColor="text1" w:sz="6" w:space="0"/>
+          <w:left w:val="single" w:color="000000" w:themeColor="text1" w:sz="8" w:space="0"/>
+          <w:bottom w:val="single" w:color="000000" w:themeColor="text1" w:sz="8" w:space="0"/>
+          <w:right w:val="single" w:color="000000" w:themeColor="text1" w:sz="8" w:space="0"/>
+          <w:insideH w:val="nil"/>
+          <w:insideV w:val="single" w:color="000000" w:themeColor="text1" w:sz="8" w:space="0"/>
         </w:tcBorders>
       </w:tcPr>
     </w:tblStylePr>
     <w:tblStylePr w:type="firstCol">
       <w:rPr>
-        <w:rFonts w:asciiTheme="majorHAnsi" w:eastAsiaTheme="majorEastAsia" w:hAnsiTheme="majorHAnsi" w:cstheme="majorBidi"/>
+        <w:rFonts w:asciiTheme="majorHAnsi" w:hAnsiTheme="majorHAnsi" w:eastAsiaTheme="majorEastAsia" w:cstheme="majorBidi"/>
         <w:b/>
         <w:bCs/>
       </w:rPr>
     </w:tblStylePr>
     <w:tblStylePr w:type="lastCol">
       <w:rPr>
-        <w:rFonts w:asciiTheme="majorHAnsi" w:eastAsiaTheme="majorEastAsia" w:hAnsiTheme="majorHAnsi" w:cstheme="majorBidi"/>
-        <w:b/>
-        <w:bCs/>
-      </w:rPr>
-      <w:tblPr/>
-      <w:tcPr>
-        <w:tcBorders>
-          <w:top w:val="single" w:sz="8" w:space="0" w:color="000000" w:themeColor="text1"/>
-          <w:left w:val="single" w:sz="8" w:space="0" w:color="000000" w:themeColor="text1"/>
-          <w:bottom w:val="single" w:sz="8" w:space="0" w:color="000000" w:themeColor="text1"/>
-          <w:right w:val="single" w:sz="8" w:space="0" w:color="000000" w:themeColor="text1"/>
+        <w:rFonts w:asciiTheme="majorHAnsi" w:hAnsiTheme="majorHAnsi" w:eastAsiaTheme="majorEastAsia" w:cstheme="majorBidi"/>
+        <w:b/>
+        <w:bCs/>
+      </w:rPr>
+      <w:tblPr/>
+      <w:tcPr>
+        <w:tcBorders>
+          <w:top w:val="single" w:color="000000" w:themeColor="text1" w:sz="8" w:space="0"/>
+          <w:left w:val="single" w:color="000000" w:themeColor="text1" w:sz="8" w:space="0"/>
+          <w:bottom w:val="single" w:color="000000" w:themeColor="text1" w:sz="8" w:space="0"/>
+          <w:right w:val="single" w:color="000000" w:themeColor="text1" w:sz="8" w:space="0"/>
         </w:tcBorders>
       </w:tcPr>
     </w:tblStylePr>
@@ -4395,10 +4553,10 @@
       <w:tblPr/>
       <w:tcPr>
         <w:tcBorders>
-          <w:top w:val="single" w:sz="8" w:space="0" w:color="000000" w:themeColor="text1"/>
-          <w:left w:val="single" w:sz="8" w:space="0" w:color="000000" w:themeColor="text1"/>
-          <w:bottom w:val="single" w:sz="8" w:space="0" w:color="000000" w:themeColor="text1"/>
-          <w:right w:val="single" w:sz="8" w:space="0" w:color="000000" w:themeColor="text1"/>
+          <w:top w:val="single" w:color="000000" w:themeColor="text1" w:sz="8" w:space="0"/>
+          <w:left w:val="single" w:color="000000" w:themeColor="text1" w:sz="8" w:space="0"/>
+          <w:bottom w:val="single" w:color="000000" w:themeColor="text1" w:sz="8" w:space="0"/>
+          <w:right w:val="single" w:color="000000" w:themeColor="text1" w:sz="8" w:space="0"/>
         </w:tcBorders>
         <w:shd w:val="clear" w:color="auto" w:fill="C0C0C0" w:themeFill="text1" w:themeFillTint="3F"/>
       </w:tcPr>
@@ -4407,11 +4565,11 @@
       <w:tblPr/>
       <w:tcPr>
         <w:tcBorders>
-          <w:top w:val="single" w:sz="8" w:space="0" w:color="000000" w:themeColor="text1"/>
-          <w:left w:val="single" w:sz="8" w:space="0" w:color="000000" w:themeColor="text1"/>
-          <w:bottom w:val="single" w:sz="8" w:space="0" w:color="000000" w:themeColor="text1"/>
-          <w:right w:val="single" w:sz="8" w:space="0" w:color="000000" w:themeColor="text1"/>
-          <w:insideV w:val="single" w:sz="8" w:space="0" w:color="000000" w:themeColor="text1"/>
+          <w:top w:val="single" w:color="000000" w:themeColor="text1" w:sz="8" w:space="0"/>
+          <w:left w:val="single" w:color="000000" w:themeColor="text1" w:sz="8" w:space="0"/>
+          <w:bottom w:val="single" w:color="000000" w:themeColor="text1" w:sz="8" w:space="0"/>
+          <w:right w:val="single" w:color="000000" w:themeColor="text1" w:sz="8" w:space="0"/>
+          <w:insideV w:val="single" w:color="000000" w:themeColor="text1" w:sz="8" w:space="0"/>
         </w:tcBorders>
         <w:shd w:val="clear" w:color="auto" w:fill="C0C0C0" w:themeFill="text1" w:themeFillTint="3F"/>
       </w:tcPr>
@@ -4420,11 +4578,11 @@
       <w:tblPr/>
       <w:tcPr>
         <w:tcBorders>
-          <w:top w:val="single" w:sz="8" w:space="0" w:color="000000" w:themeColor="text1"/>
-          <w:left w:val="single" w:sz="8" w:space="0" w:color="000000" w:themeColor="text1"/>
-          <w:bottom w:val="single" w:sz="8" w:space="0" w:color="000000" w:themeColor="text1"/>
-          <w:right w:val="single" w:sz="8" w:space="0" w:color="000000" w:themeColor="text1"/>
-          <w:insideV w:val="single" w:sz="8" w:space="0" w:color="000000" w:themeColor="text1"/>
+          <w:top w:val="single" w:color="000000" w:themeColor="text1" w:sz="8" w:space="0"/>
+          <w:left w:val="single" w:color="000000" w:themeColor="text1" w:sz="8" w:space="0"/>
+          <w:bottom w:val="single" w:color="000000" w:themeColor="text1" w:sz="8" w:space="0"/>
+          <w:right w:val="single" w:color="000000" w:themeColor="text1" w:sz="8" w:space="0"/>
+          <w:insideV w:val="single" w:color="000000" w:themeColor="text1" w:sz="8" w:space="0"/>
         </w:tcBorders>
       </w:tcPr>
     </w:tblStylePr>
@@ -4442,12 +4600,12 @@
       <w:tblStyleColBandSize w:val="1"/>
       <w:tblInd w:w="0" w:type="dxa"/>
       <w:tblBorders>
-        <w:top w:val="single" w:sz="8" w:space="0" w:color="4F81BD" w:themeColor="accent1"/>
-        <w:left w:val="single" w:sz="8" w:space="0" w:color="4F81BD" w:themeColor="accent1"/>
-        <w:bottom w:val="single" w:sz="8" w:space="0" w:color="4F81BD" w:themeColor="accent1"/>
-        <w:right w:val="single" w:sz="8" w:space="0" w:color="4F81BD" w:themeColor="accent1"/>
-        <w:insideH w:val="single" w:sz="8" w:space="0" w:color="4F81BD" w:themeColor="accent1"/>
-        <w:insideV w:val="single" w:sz="8" w:space="0" w:color="4F81BD" w:themeColor="accent1"/>
+        <w:top w:val="single" w:color="4F81BD" w:themeColor="accent1" w:sz="8" w:space="0"/>
+        <w:left w:val="single" w:color="4F81BD" w:themeColor="accent1" w:sz="8" w:space="0"/>
+        <w:bottom w:val="single" w:color="4F81BD" w:themeColor="accent1" w:sz="8" w:space="0"/>
+        <w:right w:val="single" w:color="4F81BD" w:themeColor="accent1" w:sz="8" w:space="0"/>
+        <w:insideH w:val="single" w:color="4F81BD" w:themeColor="accent1" w:sz="8" w:space="0"/>
+        <w:insideV w:val="single" w:color="4F81BD" w:themeColor="accent1" w:sz="8" w:space="0"/>
       </w:tblBorders>
       <w:tblCellMar>
         <w:top w:w="0" w:type="dxa"/>
@@ -4461,19 +4619,19 @@
         <w:spacing w:before="0" w:after="0" w:line="240" w:lineRule="auto"/>
       </w:pPr>
       <w:rPr>
-        <w:rFonts w:asciiTheme="majorHAnsi" w:eastAsiaTheme="majorEastAsia" w:hAnsiTheme="majorHAnsi" w:cstheme="majorBidi"/>
-        <w:b/>
-        <w:bCs/>
-      </w:rPr>
-      <w:tblPr/>
-      <w:tcPr>
-        <w:tcBorders>
-          <w:top w:val="single" w:sz="8" w:space="0" w:color="4F81BD" w:themeColor="accent1"/>
-          <w:left w:val="single" w:sz="8" w:space="0" w:color="4F81BD" w:themeColor="accent1"/>
-          <w:bottom w:val="single" w:sz="18" w:space="0" w:color="4F81BD" w:themeColor="accent1"/>
-          <w:right w:val="single" w:sz="8" w:space="0" w:color="4F81BD" w:themeColor="accent1"/>
-          <w:insideH w:val="nil"/>
-          <w:insideV w:val="single" w:sz="8" w:space="0" w:color="4F81BD" w:themeColor="accent1"/>
+        <w:rFonts w:asciiTheme="majorHAnsi" w:hAnsiTheme="majorHAnsi" w:eastAsiaTheme="majorEastAsia" w:cstheme="majorBidi"/>
+        <w:b/>
+        <w:bCs/>
+      </w:rPr>
+      <w:tblPr/>
+      <w:tcPr>
+        <w:tcBorders>
+          <w:top w:val="single" w:color="4F81BD" w:themeColor="accent1" w:sz="8" w:space="0"/>
+          <w:left w:val="single" w:color="4F81BD" w:themeColor="accent1" w:sz="8" w:space="0"/>
+          <w:bottom w:val="single" w:color="4F81BD" w:themeColor="accent1" w:sz="18" w:space="0"/>
+          <w:right w:val="single" w:color="4F81BD" w:themeColor="accent1" w:sz="8" w:space="0"/>
+          <w:insideH w:val="nil"/>
+          <w:insideV w:val="single" w:color="4F81BD" w:themeColor="accent1" w:sz="8" w:space="0"/>
         </w:tcBorders>
       </w:tcPr>
     </w:tblStylePr>
@@ -4482,42 +4640,42 @@
         <w:spacing w:before="0" w:after="0" w:line="240" w:lineRule="auto"/>
       </w:pPr>
       <w:rPr>
-        <w:rFonts w:asciiTheme="majorHAnsi" w:eastAsiaTheme="majorEastAsia" w:hAnsiTheme="majorHAnsi" w:cstheme="majorBidi"/>
-        <w:b/>
-        <w:bCs/>
-      </w:rPr>
-      <w:tblPr/>
-      <w:tcPr>
-        <w:tcBorders>
-          <w:top w:val="double" w:sz="6" w:space="0" w:color="4F81BD" w:themeColor="accent1"/>
-          <w:left w:val="single" w:sz="8" w:space="0" w:color="4F81BD" w:themeColor="accent1"/>
-          <w:bottom w:val="single" w:sz="8" w:space="0" w:color="4F81BD" w:themeColor="accent1"/>
-          <w:right w:val="single" w:sz="8" w:space="0" w:color="4F81BD" w:themeColor="accent1"/>
-          <w:insideH w:val="nil"/>
-          <w:insideV w:val="single" w:sz="8" w:space="0" w:color="4F81BD" w:themeColor="accent1"/>
+        <w:rFonts w:asciiTheme="majorHAnsi" w:hAnsiTheme="majorHAnsi" w:eastAsiaTheme="majorEastAsia" w:cstheme="majorBidi"/>
+        <w:b/>
+        <w:bCs/>
+      </w:rPr>
+      <w:tblPr/>
+      <w:tcPr>
+        <w:tcBorders>
+          <w:top w:val="double" w:color="4F81BD" w:themeColor="accent1" w:sz="6" w:space="0"/>
+          <w:left w:val="single" w:color="4F81BD" w:themeColor="accent1" w:sz="8" w:space="0"/>
+          <w:bottom w:val="single" w:color="4F81BD" w:themeColor="accent1" w:sz="8" w:space="0"/>
+          <w:right w:val="single" w:color="4F81BD" w:themeColor="accent1" w:sz="8" w:space="0"/>
+          <w:insideH w:val="nil"/>
+          <w:insideV w:val="single" w:color="4F81BD" w:themeColor="accent1" w:sz="8" w:space="0"/>
         </w:tcBorders>
       </w:tcPr>
     </w:tblStylePr>
     <w:tblStylePr w:type="firstCol">
       <w:rPr>
-        <w:rFonts w:asciiTheme="majorHAnsi" w:eastAsiaTheme="majorEastAsia" w:hAnsiTheme="majorHAnsi" w:cstheme="majorBidi"/>
+        <w:rFonts w:asciiTheme="majorHAnsi" w:hAnsiTheme="majorHAnsi" w:eastAsiaTheme="majorEastAsia" w:cstheme="majorBidi"/>
         <w:b/>
         <w:bCs/>
       </w:rPr>
     </w:tblStylePr>
     <w:tblStylePr w:type="lastCol">
       <w:rPr>
-        <w:rFonts w:asciiTheme="majorHAnsi" w:eastAsiaTheme="majorEastAsia" w:hAnsiTheme="majorHAnsi" w:cstheme="majorBidi"/>
-        <w:b/>
-        <w:bCs/>
-      </w:rPr>
-      <w:tblPr/>
-      <w:tcPr>
-        <w:tcBorders>
-          <w:top w:val="single" w:sz="8" w:space="0" w:color="4F81BD" w:themeColor="accent1"/>
-          <w:left w:val="single" w:sz="8" w:space="0" w:color="4F81BD" w:themeColor="accent1"/>
-          <w:bottom w:val="single" w:sz="8" w:space="0" w:color="4F81BD" w:themeColor="accent1"/>
-          <w:right w:val="single" w:sz="8" w:space="0" w:color="4F81BD" w:themeColor="accent1"/>
+        <w:rFonts w:asciiTheme="majorHAnsi" w:hAnsiTheme="majorHAnsi" w:eastAsiaTheme="majorEastAsia" w:cstheme="majorBidi"/>
+        <w:b/>
+        <w:bCs/>
+      </w:rPr>
+      <w:tblPr/>
+      <w:tcPr>
+        <w:tcBorders>
+          <w:top w:val="single" w:color="4F81BD" w:themeColor="accent1" w:sz="8" w:space="0"/>
+          <w:left w:val="single" w:color="4F81BD" w:themeColor="accent1" w:sz="8" w:space="0"/>
+          <w:bottom w:val="single" w:color="4F81BD" w:themeColor="accent1" w:sz="8" w:space="0"/>
+          <w:right w:val="single" w:color="4F81BD" w:themeColor="accent1" w:sz="8" w:space="0"/>
         </w:tcBorders>
       </w:tcPr>
     </w:tblStylePr>
@@ -4525,10 +4683,10 @@
       <w:tblPr/>
       <w:tcPr>
         <w:tcBorders>
-          <w:top w:val="single" w:sz="8" w:space="0" w:color="4F81BD" w:themeColor="accent1"/>
-          <w:left w:val="single" w:sz="8" w:space="0" w:color="4F81BD" w:themeColor="accent1"/>
-          <w:bottom w:val="single" w:sz="8" w:space="0" w:color="4F81BD" w:themeColor="accent1"/>
-          <w:right w:val="single" w:sz="8" w:space="0" w:color="4F81BD" w:themeColor="accent1"/>
+          <w:top w:val="single" w:color="4F81BD" w:themeColor="accent1" w:sz="8" w:space="0"/>
+          <w:left w:val="single" w:color="4F81BD" w:themeColor="accent1" w:sz="8" w:space="0"/>
+          <w:bottom w:val="single" w:color="4F81BD" w:themeColor="accent1" w:sz="8" w:space="0"/>
+          <w:right w:val="single" w:color="4F81BD" w:themeColor="accent1" w:sz="8" w:space="0"/>
         </w:tcBorders>
         <w:shd w:val="clear" w:color="auto" w:fill="D3DFEE" w:themeFill="accent1" w:themeFillTint="3F"/>
       </w:tcPr>
@@ -4537,11 +4695,11 @@
       <w:tblPr/>
       <w:tcPr>
         <w:tcBorders>
-          <w:top w:val="single" w:sz="8" w:space="0" w:color="4F81BD" w:themeColor="accent1"/>
-          <w:left w:val="single" w:sz="8" w:space="0" w:color="4F81BD" w:themeColor="accent1"/>
-          <w:bottom w:val="single" w:sz="8" w:space="0" w:color="4F81BD" w:themeColor="accent1"/>
-          <w:right w:val="single" w:sz="8" w:space="0" w:color="4F81BD" w:themeColor="accent1"/>
-          <w:insideV w:val="single" w:sz="8" w:space="0" w:color="4F81BD" w:themeColor="accent1"/>
+          <w:top w:val="single" w:color="4F81BD" w:themeColor="accent1" w:sz="8" w:space="0"/>
+          <w:left w:val="single" w:color="4F81BD" w:themeColor="accent1" w:sz="8" w:space="0"/>
+          <w:bottom w:val="single" w:color="4F81BD" w:themeColor="accent1" w:sz="8" w:space="0"/>
+          <w:right w:val="single" w:color="4F81BD" w:themeColor="accent1" w:sz="8" w:space="0"/>
+          <w:insideV w:val="single" w:color="4F81BD" w:themeColor="accent1" w:sz="8" w:space="0"/>
         </w:tcBorders>
         <w:shd w:val="clear" w:color="auto" w:fill="D3DFEE" w:themeFill="accent1" w:themeFillTint="3F"/>
       </w:tcPr>
@@ -4550,11 +4708,11 @@
       <w:tblPr/>
       <w:tcPr>
         <w:tcBorders>
-          <w:top w:val="single" w:sz="8" w:space="0" w:color="4F81BD" w:themeColor="accent1"/>
-          <w:left w:val="single" w:sz="8" w:space="0" w:color="4F81BD" w:themeColor="accent1"/>
-          <w:bottom w:val="single" w:sz="8" w:space="0" w:color="4F81BD" w:themeColor="accent1"/>
-          <w:right w:val="single" w:sz="8" w:space="0" w:color="4F81BD" w:themeColor="accent1"/>
-          <w:insideV w:val="single" w:sz="8" w:space="0" w:color="4F81BD" w:themeColor="accent1"/>
+          <w:top w:val="single" w:color="4F81BD" w:themeColor="accent1" w:sz="8" w:space="0"/>
+          <w:left w:val="single" w:color="4F81BD" w:themeColor="accent1" w:sz="8" w:space="0"/>
+          <w:bottom w:val="single" w:color="4F81BD" w:themeColor="accent1" w:sz="8" w:space="0"/>
+          <w:right w:val="single" w:color="4F81BD" w:themeColor="accent1" w:sz="8" w:space="0"/>
+          <w:insideV w:val="single" w:color="4F81BD" w:themeColor="accent1" w:sz="8" w:space="0"/>
         </w:tcBorders>
       </w:tcPr>
     </w:tblStylePr>
@@ -4572,12 +4730,12 @@
       <w:tblStyleColBandSize w:val="1"/>
       <w:tblInd w:w="0" w:type="dxa"/>
       <w:tblBorders>
-        <w:top w:val="single" w:sz="8" w:space="0" w:color="C0504D" w:themeColor="accent2"/>
-        <w:left w:val="single" w:sz="8" w:space="0" w:color="C0504D" w:themeColor="accent2"/>
-        <w:bottom w:val="single" w:sz="8" w:space="0" w:color="C0504D" w:themeColor="accent2"/>
-        <w:right w:val="single" w:sz="8" w:space="0" w:color="C0504D" w:themeColor="accent2"/>
-        <w:insideH w:val="single" w:sz="8" w:space="0" w:color="C0504D" w:themeColor="accent2"/>
-        <w:insideV w:val="single" w:sz="8" w:space="0" w:color="C0504D" w:themeColor="accent2"/>
+        <w:top w:val="single" w:color="C0504D" w:themeColor="accent2" w:sz="8" w:space="0"/>
+        <w:left w:val="single" w:color="C0504D" w:themeColor="accent2" w:sz="8" w:space="0"/>
+        <w:bottom w:val="single" w:color="C0504D" w:themeColor="accent2" w:sz="8" w:space="0"/>
+        <w:right w:val="single" w:color="C0504D" w:themeColor="accent2" w:sz="8" w:space="0"/>
+        <w:insideH w:val="single" w:color="C0504D" w:themeColor="accent2" w:sz="8" w:space="0"/>
+        <w:insideV w:val="single" w:color="C0504D" w:themeColor="accent2" w:sz="8" w:space="0"/>
       </w:tblBorders>
       <w:tblCellMar>
         <w:top w:w="0" w:type="dxa"/>
@@ -4591,19 +4749,19 @@
         <w:spacing w:before="0" w:after="0" w:line="240" w:lineRule="auto"/>
       </w:pPr>
       <w:rPr>
-        <w:rFonts w:asciiTheme="majorHAnsi" w:eastAsiaTheme="majorEastAsia" w:hAnsiTheme="majorHAnsi" w:cstheme="majorBidi"/>
-        <w:b/>
-        <w:bCs/>
-      </w:rPr>
-      <w:tblPr/>
-      <w:tcPr>
-        <w:tcBorders>
-          <w:top w:val="single" w:sz="8" w:space="0" w:color="C0504D" w:themeColor="accent2"/>
-          <w:left w:val="single" w:sz="8" w:space="0" w:color="C0504D" w:themeColor="accent2"/>
-          <w:bottom w:val="single" w:sz="18" w:space="0" w:color="C0504D" w:themeColor="accent2"/>
-          <w:right w:val="single" w:sz="8" w:space="0" w:color="C0504D" w:themeColor="accent2"/>
-          <w:insideH w:val="nil"/>
-          <w:insideV w:val="single" w:sz="8" w:space="0" w:color="C0504D" w:themeColor="accent2"/>
+        <w:rFonts w:asciiTheme="majorHAnsi" w:hAnsiTheme="majorHAnsi" w:eastAsiaTheme="majorEastAsia" w:cstheme="majorBidi"/>
+        <w:b/>
+        <w:bCs/>
+      </w:rPr>
+      <w:tblPr/>
+      <w:tcPr>
+        <w:tcBorders>
+          <w:top w:val="single" w:color="C0504D" w:themeColor="accent2" w:sz="8" w:space="0"/>
+          <w:left w:val="single" w:color="C0504D" w:themeColor="accent2" w:sz="8" w:space="0"/>
+          <w:bottom w:val="single" w:color="C0504D" w:themeColor="accent2" w:sz="18" w:space="0"/>
+          <w:right w:val="single" w:color="C0504D" w:themeColor="accent2" w:sz="8" w:space="0"/>
+          <w:insideH w:val="nil"/>
+          <w:insideV w:val="single" w:color="C0504D" w:themeColor="accent2" w:sz="8" w:space="0"/>
         </w:tcBorders>
       </w:tcPr>
     </w:tblStylePr>
@@ -4612,42 +4770,42 @@
         <w:spacing w:before="0" w:after="0" w:line="240" w:lineRule="auto"/>
       </w:pPr>
       <w:rPr>
-        <w:rFonts w:asciiTheme="majorHAnsi" w:eastAsiaTheme="majorEastAsia" w:hAnsiTheme="majorHAnsi" w:cstheme="majorBidi"/>
-        <w:b/>
-        <w:bCs/>
-      </w:rPr>
-      <w:tblPr/>
-      <w:tcPr>
-        <w:tcBorders>
-          <w:top w:val="double" w:sz="6" w:space="0" w:color="C0504D" w:themeColor="accent2"/>
-          <w:left w:val="single" w:sz="8" w:space="0" w:color="C0504D" w:themeColor="accent2"/>
-          <w:bottom w:val="single" w:sz="8" w:space="0" w:color="C0504D" w:themeColor="accent2"/>
-          <w:right w:val="single" w:sz="8" w:space="0" w:color="C0504D" w:themeColor="accent2"/>
-          <w:insideH w:val="nil"/>
-          <w:insideV w:val="single" w:sz="8" w:space="0" w:color="C0504D" w:themeColor="accent2"/>
+        <w:rFonts w:asciiTheme="majorHAnsi" w:hAnsiTheme="majorHAnsi" w:eastAsiaTheme="majorEastAsia" w:cstheme="majorBidi"/>
+        <w:b/>
+        <w:bCs/>
+      </w:rPr>
+      <w:tblPr/>
+      <w:tcPr>
+        <w:tcBorders>
+          <w:top w:val="double" w:color="C0504D" w:themeColor="accent2" w:sz="6" w:space="0"/>
+          <w:left w:val="single" w:color="C0504D" w:themeColor="accent2" w:sz="8" w:space="0"/>
+          <w:bottom w:val="single" w:color="C0504D" w:themeColor="accent2" w:sz="8" w:space="0"/>
+          <w:right w:val="single" w:color="C0504D" w:themeColor="accent2" w:sz="8" w:space="0"/>
+          <w:insideH w:val="nil"/>
+          <w:insideV w:val="single" w:color="C0504D" w:themeColor="accent2" w:sz="8" w:space="0"/>
         </w:tcBorders>
       </w:tcPr>
     </w:tblStylePr>
     <w:tblStylePr w:type="firstCol">
       <w:rPr>
-        <w:rFonts w:asciiTheme="majorHAnsi" w:eastAsiaTheme="majorEastAsia" w:hAnsiTheme="majorHAnsi" w:cstheme="majorBidi"/>
+        <w:rFonts w:asciiTheme="majorHAnsi" w:hAnsiTheme="majorHAnsi" w:eastAsiaTheme="majorEastAsia" w:cstheme="majorBidi"/>
         <w:b/>
         <w:bCs/>
       </w:rPr>
     </w:tblStylePr>
     <w:tblStylePr w:type="lastCol">
       <w:rPr>
-        <w:rFonts w:asciiTheme="majorHAnsi" w:eastAsiaTheme="majorEastAsia" w:hAnsiTheme="majorHAnsi" w:cstheme="majorBidi"/>
-        <w:b/>
-        <w:bCs/>
-      </w:rPr>
-      <w:tblPr/>
-      <w:tcPr>
-        <w:tcBorders>
-          <w:top w:val="single" w:sz="8" w:space="0" w:color="C0504D" w:themeColor="accent2"/>
-          <w:left w:val="single" w:sz="8" w:space="0" w:color="C0504D" w:themeColor="accent2"/>
-          <w:bottom w:val="single" w:sz="8" w:space="0" w:color="C0504D" w:themeColor="accent2"/>
-          <w:right w:val="single" w:sz="8" w:space="0" w:color="C0504D" w:themeColor="accent2"/>
+        <w:rFonts w:asciiTheme="majorHAnsi" w:hAnsiTheme="majorHAnsi" w:eastAsiaTheme="majorEastAsia" w:cstheme="majorBidi"/>
+        <w:b/>
+        <w:bCs/>
+      </w:rPr>
+      <w:tblPr/>
+      <w:tcPr>
+        <w:tcBorders>
+          <w:top w:val="single" w:color="C0504D" w:themeColor="accent2" w:sz="8" w:space="0"/>
+          <w:left w:val="single" w:color="C0504D" w:themeColor="accent2" w:sz="8" w:space="0"/>
+          <w:bottom w:val="single" w:color="C0504D" w:themeColor="accent2" w:sz="8" w:space="0"/>
+          <w:right w:val="single" w:color="C0504D" w:themeColor="accent2" w:sz="8" w:space="0"/>
         </w:tcBorders>
       </w:tcPr>
     </w:tblStylePr>
@@ -4655,10 +4813,10 @@
       <w:tblPr/>
       <w:tcPr>
         <w:tcBorders>
-          <w:top w:val="single" w:sz="8" w:space="0" w:color="C0504D" w:themeColor="accent2"/>
-          <w:left w:val="single" w:sz="8" w:space="0" w:color="C0504D" w:themeColor="accent2"/>
-          <w:bottom w:val="single" w:sz="8" w:space="0" w:color="C0504D" w:themeColor="accent2"/>
-          <w:right w:val="single" w:sz="8" w:space="0" w:color="C0504D" w:themeColor="accent2"/>
+          <w:top w:val="single" w:color="C0504D" w:themeColor="accent2" w:sz="8" w:space="0"/>
+          <w:left w:val="single" w:color="C0504D" w:themeColor="accent2" w:sz="8" w:space="0"/>
+          <w:bottom w:val="single" w:color="C0504D" w:themeColor="accent2" w:sz="8" w:space="0"/>
+          <w:right w:val="single" w:color="C0504D" w:themeColor="accent2" w:sz="8" w:space="0"/>
         </w:tcBorders>
         <w:shd w:val="clear" w:color="auto" w:fill="EFD3D2" w:themeFill="accent2" w:themeFillTint="3F"/>
       </w:tcPr>
@@ -4667,11 +4825,11 @@
       <w:tblPr/>
       <w:tcPr>
         <w:tcBorders>
-          <w:top w:val="single" w:sz="8" w:space="0" w:color="C0504D" w:themeColor="accent2"/>
-          <w:left w:val="single" w:sz="8" w:space="0" w:color="C0504D" w:themeColor="accent2"/>
-          <w:bottom w:val="single" w:sz="8" w:space="0" w:color="C0504D" w:themeColor="accent2"/>
-          <w:right w:val="single" w:sz="8" w:space="0" w:color="C0504D" w:themeColor="accent2"/>
-          <w:insideV w:val="single" w:sz="8" w:space="0" w:color="C0504D" w:themeColor="accent2"/>
+          <w:top w:val="single" w:color="C0504D" w:themeColor="accent2" w:sz="8" w:space="0"/>
+          <w:left w:val="single" w:color="C0504D" w:themeColor="accent2" w:sz="8" w:space="0"/>
+          <w:bottom w:val="single" w:color="C0504D" w:themeColor="accent2" w:sz="8" w:space="0"/>
+          <w:right w:val="single" w:color="C0504D" w:themeColor="accent2" w:sz="8" w:space="0"/>
+          <w:insideV w:val="single" w:color="C0504D" w:themeColor="accent2" w:sz="8" w:space="0"/>
         </w:tcBorders>
         <w:shd w:val="clear" w:color="auto" w:fill="EFD3D2" w:themeFill="accent2" w:themeFillTint="3F"/>
       </w:tcPr>
@@ -4680,11 +4838,11 @@
       <w:tblPr/>
       <w:tcPr>
         <w:tcBorders>
-          <w:top w:val="single" w:sz="8" w:space="0" w:color="C0504D" w:themeColor="accent2"/>
-          <w:left w:val="single" w:sz="8" w:space="0" w:color="C0504D" w:themeColor="accent2"/>
-          <w:bottom w:val="single" w:sz="8" w:space="0" w:color="C0504D" w:themeColor="accent2"/>
-          <w:right w:val="single" w:sz="8" w:space="0" w:color="C0504D" w:themeColor="accent2"/>
-          <w:insideV w:val="single" w:sz="8" w:space="0" w:color="C0504D" w:themeColor="accent2"/>
+          <w:top w:val="single" w:color="C0504D" w:themeColor="accent2" w:sz="8" w:space="0"/>
+          <w:left w:val="single" w:color="C0504D" w:themeColor="accent2" w:sz="8" w:space="0"/>
+          <w:bottom w:val="single" w:color="C0504D" w:themeColor="accent2" w:sz="8" w:space="0"/>
+          <w:right w:val="single" w:color="C0504D" w:themeColor="accent2" w:sz="8" w:space="0"/>
+          <w:insideV w:val="single" w:color="C0504D" w:themeColor="accent2" w:sz="8" w:space="0"/>
         </w:tcBorders>
       </w:tcPr>
     </w:tblStylePr>
@@ -4702,12 +4860,12 @@
       <w:tblStyleColBandSize w:val="1"/>
       <w:tblInd w:w="0" w:type="dxa"/>
       <w:tblBorders>
-        <w:top w:val="single" w:sz="8" w:space="0" w:color="9BBB59" w:themeColor="accent3"/>
-        <w:left w:val="single" w:sz="8" w:space="0" w:color="9BBB59" w:themeColor="accent3"/>
-        <w:bottom w:val="single" w:sz="8" w:space="0" w:color="9BBB59" w:themeColor="accent3"/>
-        <w:right w:val="single" w:sz="8" w:space="0" w:color="9BBB59" w:themeColor="accent3"/>
-        <w:insideH w:val="single" w:sz="8" w:space="0" w:color="9BBB59" w:themeColor="accent3"/>
-        <w:insideV w:val="single" w:sz="8" w:space="0" w:color="9BBB59" w:themeColor="accent3"/>
+        <w:top w:val="single" w:color="9BBB59" w:themeColor="accent3" w:sz="8" w:space="0"/>
+        <w:left w:val="single" w:color="9BBB59" w:themeColor="accent3" w:sz="8" w:space="0"/>
+        <w:bottom w:val="single" w:color="9BBB59" w:themeColor="accent3" w:sz="8" w:space="0"/>
+        <w:right w:val="single" w:color="9BBB59" w:themeColor="accent3" w:sz="8" w:space="0"/>
+        <w:insideH w:val="single" w:color="9BBB59" w:themeColor="accent3" w:sz="8" w:space="0"/>
+        <w:insideV w:val="single" w:color="9BBB59" w:themeColor="accent3" w:sz="8" w:space="0"/>
       </w:tblBorders>
       <w:tblCellMar>
         <w:top w:w="0" w:type="dxa"/>
@@ -4721,19 +4879,19 @@
         <w:spacing w:before="0" w:after="0" w:line="240" w:lineRule="auto"/>
       </w:pPr>
       <w:rPr>
-        <w:rFonts w:asciiTheme="majorHAnsi" w:eastAsiaTheme="majorEastAsia" w:hAnsiTheme="majorHAnsi" w:cstheme="majorBidi"/>
-        <w:b/>
-        <w:bCs/>
-      </w:rPr>
-      <w:tblPr/>
-      <w:tcPr>
-        <w:tcBorders>
-          <w:top w:val="single" w:sz="8" w:space="0" w:color="9BBB59" w:themeColor="accent3"/>
-          <w:left w:val="single" w:sz="8" w:space="0" w:color="9BBB59" w:themeColor="accent3"/>
-          <w:bottom w:val="single" w:sz="18" w:space="0" w:color="9BBB59" w:themeColor="accent3"/>
-          <w:right w:val="single" w:sz="8" w:space="0" w:color="9BBB59" w:themeColor="accent3"/>
-          <w:insideH w:val="nil"/>
-          <w:insideV w:val="single" w:sz="8" w:space="0" w:color="9BBB59" w:themeColor="accent3"/>
+        <w:rFonts w:asciiTheme="majorHAnsi" w:hAnsiTheme="majorHAnsi" w:eastAsiaTheme="majorEastAsia" w:cstheme="majorBidi"/>
+        <w:b/>
+        <w:bCs/>
+      </w:rPr>
+      <w:tblPr/>
+      <w:tcPr>
+        <w:tcBorders>
+          <w:top w:val="single" w:color="9BBB59" w:themeColor="accent3" w:sz="8" w:space="0"/>
+          <w:left w:val="single" w:color="9BBB59" w:themeColor="accent3" w:sz="8" w:space="0"/>
+          <w:bottom w:val="single" w:color="9BBB59" w:themeColor="accent3" w:sz="18" w:space="0"/>
+          <w:right w:val="single" w:color="9BBB59" w:themeColor="accent3" w:sz="8" w:space="0"/>
+          <w:insideH w:val="nil"/>
+          <w:insideV w:val="single" w:color="9BBB59" w:themeColor="accent3" w:sz="8" w:space="0"/>
         </w:tcBorders>
       </w:tcPr>
     </w:tblStylePr>
@@ -4742,42 +4900,42 @@
         <w:spacing w:before="0" w:after="0" w:line="240" w:lineRule="auto"/>
       </w:pPr>
       <w:rPr>
-        <w:rFonts w:asciiTheme="majorHAnsi" w:eastAsiaTheme="majorEastAsia" w:hAnsiTheme="majorHAnsi" w:cstheme="majorBidi"/>
-        <w:b/>
-        <w:bCs/>
-      </w:rPr>
-      <w:tblPr/>
-      <w:tcPr>
-        <w:tcBorders>
-          <w:top w:val="double" w:sz="6" w:space="0" w:color="9BBB59" w:themeColor="accent3"/>
-          <w:left w:val="single" w:sz="8" w:space="0" w:color="9BBB59" w:themeColor="accent3"/>
-          <w:bottom w:val="single" w:sz="8" w:space="0" w:color="9BBB59" w:themeColor="accent3"/>
-          <w:right w:val="single" w:sz="8" w:space="0" w:color="9BBB59" w:themeColor="accent3"/>
-          <w:insideH w:val="nil"/>
-          <w:insideV w:val="single" w:sz="8" w:space="0" w:color="9BBB59" w:themeColor="accent3"/>
+        <w:rFonts w:asciiTheme="majorHAnsi" w:hAnsiTheme="majorHAnsi" w:eastAsiaTheme="majorEastAsia" w:cstheme="majorBidi"/>
+        <w:b/>
+        <w:bCs/>
+      </w:rPr>
+      <w:tblPr/>
+      <w:tcPr>
+        <w:tcBorders>
+          <w:top w:val="double" w:color="9BBB59" w:themeColor="accent3" w:sz="6" w:space="0"/>
+          <w:left w:val="single" w:color="9BBB59" w:themeColor="accent3" w:sz="8" w:space="0"/>
+          <w:bottom w:val="single" w:color="9BBB59" w:themeColor="accent3" w:sz="8" w:space="0"/>
+          <w:right w:val="single" w:color="9BBB59" w:themeColor="accent3" w:sz="8" w:space="0"/>
+          <w:insideH w:val="nil"/>
+          <w:insideV w:val="single" w:color="9BBB59" w:themeColor="accent3" w:sz="8" w:space="0"/>
         </w:tcBorders>
       </w:tcPr>
     </w:tblStylePr>
     <w:tblStylePr w:type="firstCol">
       <w:rPr>
-        <w:rFonts w:asciiTheme="majorHAnsi" w:eastAsiaTheme="majorEastAsia" w:hAnsiTheme="majorHAnsi" w:cstheme="majorBidi"/>
+        <w:rFonts w:asciiTheme="majorHAnsi" w:hAnsiTheme="majorHAnsi" w:eastAsiaTheme="majorEastAsia" w:cstheme="majorBidi"/>
         <w:b/>
         <w:bCs/>
       </w:rPr>
     </w:tblStylePr>
     <w:tblStylePr w:type="lastCol">
       <w:rPr>
-        <w:rFonts w:asciiTheme="majorHAnsi" w:eastAsiaTheme="majorEastAsia" w:hAnsiTheme="majorHAnsi" w:cstheme="majorBidi"/>
-        <w:b/>
-        <w:bCs/>
-      </w:rPr>
-      <w:tblPr/>
-      <w:tcPr>
-        <w:tcBorders>
-          <w:top w:val="single" w:sz="8" w:space="0" w:color="9BBB59" w:themeColor="accent3"/>
-          <w:left w:val="single" w:sz="8" w:space="0" w:color="9BBB59" w:themeColor="accent3"/>
-          <w:bottom w:val="single" w:sz="8" w:space="0" w:color="9BBB59" w:themeColor="accent3"/>
-          <w:right w:val="single" w:sz="8" w:space="0" w:color="9BBB59" w:themeColor="accent3"/>
+        <w:rFonts w:asciiTheme="majorHAnsi" w:hAnsiTheme="majorHAnsi" w:eastAsiaTheme="majorEastAsia" w:cstheme="majorBidi"/>
+        <w:b/>
+        <w:bCs/>
+      </w:rPr>
+      <w:tblPr/>
+      <w:tcPr>
+        <w:tcBorders>
+          <w:top w:val="single" w:color="9BBB59" w:themeColor="accent3" w:sz="8" w:space="0"/>
+          <w:left w:val="single" w:color="9BBB59" w:themeColor="accent3" w:sz="8" w:space="0"/>
+          <w:bottom w:val="single" w:color="9BBB59" w:themeColor="accent3" w:sz="8" w:space="0"/>
+          <w:right w:val="single" w:color="9BBB59" w:themeColor="accent3" w:sz="8" w:space="0"/>
         </w:tcBorders>
       </w:tcPr>
     </w:tblStylePr>
@@ -4785,10 +4943,10 @@
       <w:tblPr/>
       <w:tcPr>
         <w:tcBorders>
-          <w:top w:val="single" w:sz="8" w:space="0" w:color="9BBB59" w:themeColor="accent3"/>
-          <w:left w:val="single" w:sz="8" w:space="0" w:color="9BBB59" w:themeColor="accent3"/>
-          <w:bottom w:val="single" w:sz="8" w:space="0" w:color="9BBB59" w:themeColor="accent3"/>
-          <w:right w:val="single" w:sz="8" w:space="0" w:color="9BBB59" w:themeColor="accent3"/>
+          <w:top w:val="single" w:color="9BBB59" w:themeColor="accent3" w:sz="8" w:space="0"/>
+          <w:left w:val="single" w:color="9BBB59" w:themeColor="accent3" w:sz="8" w:space="0"/>
+          <w:bottom w:val="single" w:color="9BBB59" w:themeColor="accent3" w:sz="8" w:space="0"/>
+          <w:right w:val="single" w:color="9BBB59" w:themeColor="accent3" w:sz="8" w:space="0"/>
         </w:tcBorders>
         <w:shd w:val="clear" w:color="auto" w:fill="E6EED5" w:themeFill="accent3" w:themeFillTint="3F"/>
       </w:tcPr>
@@ -4797,11 +4955,11 @@
       <w:tblPr/>
       <w:tcPr>
         <w:tcBorders>
-          <w:top w:val="single" w:sz="8" w:space="0" w:color="9BBB59" w:themeColor="accent3"/>
-          <w:left w:val="single" w:sz="8" w:space="0" w:color="9BBB59" w:themeColor="accent3"/>
-          <w:bottom w:val="single" w:sz="8" w:space="0" w:color="9BBB59" w:themeColor="accent3"/>
-          <w:right w:val="single" w:sz="8" w:space="0" w:color="9BBB59" w:themeColor="accent3"/>
-          <w:insideV w:val="single" w:sz="8" w:space="0" w:color="9BBB59" w:themeColor="accent3"/>
+          <w:top w:val="single" w:color="9BBB59" w:themeColor="accent3" w:sz="8" w:space="0"/>
+          <w:left w:val="single" w:color="9BBB59" w:themeColor="accent3" w:sz="8" w:space="0"/>
+          <w:bottom w:val="single" w:color="9BBB59" w:themeColor="accent3" w:sz="8" w:space="0"/>
+          <w:right w:val="single" w:color="9BBB59" w:themeColor="accent3" w:sz="8" w:space="0"/>
+          <w:insideV w:val="single" w:color="9BBB59" w:themeColor="accent3" w:sz="8" w:space="0"/>
         </w:tcBorders>
         <w:shd w:val="clear" w:color="auto" w:fill="E6EED5" w:themeFill="accent3" w:themeFillTint="3F"/>
       </w:tcPr>
@@ -4810,11 +4968,11 @@
       <w:tblPr/>
       <w:tcPr>
         <w:tcBorders>
-          <w:top w:val="single" w:sz="8" w:space="0" w:color="9BBB59" w:themeColor="accent3"/>
-          <w:left w:val="single" w:sz="8" w:space="0" w:color="9BBB59" w:themeColor="accent3"/>
-          <w:bottom w:val="single" w:sz="8" w:space="0" w:color="9BBB59" w:themeColor="accent3"/>
-          <w:right w:val="single" w:sz="8" w:space="0" w:color="9BBB59" w:themeColor="accent3"/>
-          <w:insideV w:val="single" w:sz="8" w:space="0" w:color="9BBB59" w:themeColor="accent3"/>
+          <w:top w:val="single" w:color="9BBB59" w:themeColor="accent3" w:sz="8" w:space="0"/>
+          <w:left w:val="single" w:color="9BBB59" w:themeColor="accent3" w:sz="8" w:space="0"/>
+          <w:bottom w:val="single" w:color="9BBB59" w:themeColor="accent3" w:sz="8" w:space="0"/>
+          <w:right w:val="single" w:color="9BBB59" w:themeColor="accent3" w:sz="8" w:space="0"/>
+          <w:insideV w:val="single" w:color="9BBB59" w:themeColor="accent3" w:sz="8" w:space="0"/>
         </w:tcBorders>
       </w:tcPr>
     </w:tblStylePr>
@@ -4832,12 +4990,12 @@
       <w:tblStyleColBandSize w:val="1"/>
       <w:tblInd w:w="0" w:type="dxa"/>
       <w:tblBorders>
-        <w:top w:val="single" w:sz="8" w:space="0" w:color="8064A2" w:themeColor="accent4"/>
-        <w:left w:val="single" w:sz="8" w:space="0" w:color="8064A2" w:themeColor="accent4"/>
-        <w:bottom w:val="single" w:sz="8" w:space="0" w:color="8064A2" w:themeColor="accent4"/>
-        <w:right w:val="single" w:sz="8" w:space="0" w:color="8064A2" w:themeColor="accent4"/>
-        <w:insideH w:val="single" w:sz="8" w:space="0" w:color="8064A2" w:themeColor="accent4"/>
-        <w:insideV w:val="single" w:sz="8" w:space="0" w:color="8064A2" w:themeColor="accent4"/>
+        <w:top w:val="single" w:color="8064A2" w:themeColor="accent4" w:sz="8" w:space="0"/>
+        <w:left w:val="single" w:color="8064A2" w:themeColor="accent4" w:sz="8" w:space="0"/>
+        <w:bottom w:val="single" w:color="8064A2" w:themeColor="accent4" w:sz="8" w:space="0"/>
+        <w:right w:val="single" w:color="8064A2" w:themeColor="accent4" w:sz="8" w:space="0"/>
+        <w:insideH w:val="single" w:color="8064A2" w:themeColor="accent4" w:sz="8" w:space="0"/>
+        <w:insideV w:val="single" w:color="8064A2" w:themeColor="accent4" w:sz="8" w:space="0"/>
       </w:tblBorders>
       <w:tblCellMar>
         <w:top w:w="0" w:type="dxa"/>
@@ -4851,19 +5009,19 @@
         <w:spacing w:before="0" w:after="0" w:line="240" w:lineRule="auto"/>
       </w:pPr>
       <w:rPr>
-        <w:rFonts w:asciiTheme="majorHAnsi" w:eastAsiaTheme="majorEastAsia" w:hAnsiTheme="majorHAnsi" w:cstheme="majorBidi"/>
-        <w:b/>
-        <w:bCs/>
-      </w:rPr>
-      <w:tblPr/>
-      <w:tcPr>
-        <w:tcBorders>
-          <w:top w:val="single" w:sz="8" w:space="0" w:color="8064A2" w:themeColor="accent4"/>
-          <w:left w:val="single" w:sz="8" w:space="0" w:color="8064A2" w:themeColor="accent4"/>
-          <w:bottom w:val="single" w:sz="18" w:space="0" w:color="8064A2" w:themeColor="accent4"/>
-          <w:right w:val="single" w:sz="8" w:space="0" w:color="8064A2" w:themeColor="accent4"/>
-          <w:insideH w:val="nil"/>
-          <w:insideV w:val="single" w:sz="8" w:space="0" w:color="8064A2" w:themeColor="accent4"/>
+        <w:rFonts w:asciiTheme="majorHAnsi" w:hAnsiTheme="majorHAnsi" w:eastAsiaTheme="majorEastAsia" w:cstheme="majorBidi"/>
+        <w:b/>
+        <w:bCs/>
+      </w:rPr>
+      <w:tblPr/>
+      <w:tcPr>
+        <w:tcBorders>
+          <w:top w:val="single" w:color="8064A2" w:themeColor="accent4" w:sz="8" w:space="0"/>
+          <w:left w:val="single" w:color="8064A2" w:themeColor="accent4" w:sz="8" w:space="0"/>
+          <w:bottom w:val="single" w:color="8064A2" w:themeColor="accent4" w:sz="18" w:space="0"/>
+          <w:right w:val="single" w:color="8064A2" w:themeColor="accent4" w:sz="8" w:space="0"/>
+          <w:insideH w:val="nil"/>
+          <w:insideV w:val="single" w:color="8064A2" w:themeColor="accent4" w:sz="8" w:space="0"/>
         </w:tcBorders>
       </w:tcPr>
     </w:tblStylePr>
@@ -4872,42 +5030,42 @@
         <w:spacing w:before="0" w:after="0" w:line="240" w:lineRule="auto"/>
       </w:pPr>
       <w:rPr>
-        <w:rFonts w:asciiTheme="majorHAnsi" w:eastAsiaTheme="majorEastAsia" w:hAnsiTheme="majorHAnsi" w:cstheme="majorBidi"/>
-        <w:b/>
-        <w:bCs/>
-      </w:rPr>
-      <w:tblPr/>
-      <w:tcPr>
-        <w:tcBorders>
-          <w:top w:val="double" w:sz="6" w:space="0" w:color="8064A2" w:themeColor="accent4"/>
-          <w:left w:val="single" w:sz="8" w:space="0" w:color="8064A2" w:themeColor="accent4"/>
-          <w:bottom w:val="single" w:sz="8" w:space="0" w:color="8064A2" w:themeColor="accent4"/>
-          <w:right w:val="single" w:sz="8" w:space="0" w:color="8064A2" w:themeColor="accent4"/>
-          <w:insideH w:val="nil"/>
-          <w:insideV w:val="single" w:sz="8" w:space="0" w:color="8064A2" w:themeColor="accent4"/>
+        <w:rFonts w:asciiTheme="majorHAnsi" w:hAnsiTheme="majorHAnsi" w:eastAsiaTheme="majorEastAsia" w:cstheme="majorBidi"/>
+        <w:b/>
+        <w:bCs/>
+      </w:rPr>
+      <w:tblPr/>
+      <w:tcPr>
+        <w:tcBorders>
+          <w:top w:val="double" w:color="8064A2" w:themeColor="accent4" w:sz="6" w:space="0"/>
+          <w:left w:val="single" w:color="8064A2" w:themeColor="accent4" w:sz="8" w:space="0"/>
+          <w:bottom w:val="single" w:color="8064A2" w:themeColor="accent4" w:sz="8" w:space="0"/>
+          <w:right w:val="single" w:color="8064A2" w:themeColor="accent4" w:sz="8" w:space="0"/>
+          <w:insideH w:val="nil"/>
+          <w:insideV w:val="single" w:color="8064A2" w:themeColor="accent4" w:sz="8" w:space="0"/>
         </w:tcBorders>
       </w:tcPr>
     </w:tblStylePr>
     <w:tblStylePr w:type="firstCol">
       <w:rPr>
-        <w:rFonts w:asciiTheme="majorHAnsi" w:eastAsiaTheme="majorEastAsia" w:hAnsiTheme="majorHAnsi" w:cstheme="majorBidi"/>
+        <w:rFonts w:asciiTheme="majorHAnsi" w:hAnsiTheme="majorHAnsi" w:eastAsiaTheme="majorEastAsia" w:cstheme="majorBidi"/>
         <w:b/>
         <w:bCs/>
       </w:rPr>
     </w:tblStylePr>
     <w:tblStylePr w:type="lastCol">
       <w:rPr>
-        <w:rFonts w:asciiTheme="majorHAnsi" w:eastAsiaTheme="majorEastAsia" w:hAnsiTheme="majorHAnsi" w:cstheme="majorBidi"/>
-        <w:b/>
-        <w:bCs/>
-      </w:rPr>
-      <w:tblPr/>
-      <w:tcPr>
-        <w:tcBorders>
-          <w:top w:val="single" w:sz="8" w:space="0" w:color="8064A2" w:themeColor="accent4"/>
-          <w:left w:val="single" w:sz="8" w:space="0" w:color="8064A2" w:themeColor="accent4"/>
-          <w:bottom w:val="single" w:sz="8" w:space="0" w:color="8064A2" w:themeColor="accent4"/>
-          <w:right w:val="single" w:sz="8" w:space="0" w:color="8064A2" w:themeColor="accent4"/>
+        <w:rFonts w:asciiTheme="majorHAnsi" w:hAnsiTheme="majorHAnsi" w:eastAsiaTheme="majorEastAsia" w:cstheme="majorBidi"/>
+        <w:b/>
+        <w:bCs/>
+      </w:rPr>
+      <w:tblPr/>
+      <w:tcPr>
+        <w:tcBorders>
+          <w:top w:val="single" w:color="8064A2" w:themeColor="accent4" w:sz="8" w:space="0"/>
+          <w:left w:val="single" w:color="8064A2" w:themeColor="accent4" w:sz="8" w:space="0"/>
+          <w:bottom w:val="single" w:color="8064A2" w:themeColor="accent4" w:sz="8" w:space="0"/>
+          <w:right w:val="single" w:color="8064A2" w:themeColor="accent4" w:sz="8" w:space="0"/>
         </w:tcBorders>
       </w:tcPr>
     </w:tblStylePr>
@@ -4915,10 +5073,10 @@
       <w:tblPr/>
       <w:tcPr>
         <w:tcBorders>
-          <w:top w:val="single" w:sz="8" w:space="0" w:color="8064A2" w:themeColor="accent4"/>
-          <w:left w:val="single" w:sz="8" w:space="0" w:color="8064A2" w:themeColor="accent4"/>
-          <w:bottom w:val="single" w:sz="8" w:space="0" w:color="8064A2" w:themeColor="accent4"/>
-          <w:right w:val="single" w:sz="8" w:space="0" w:color="8064A2" w:themeColor="accent4"/>
+          <w:top w:val="single" w:color="8064A2" w:themeColor="accent4" w:sz="8" w:space="0"/>
+          <w:left w:val="single" w:color="8064A2" w:themeColor="accent4" w:sz="8" w:space="0"/>
+          <w:bottom w:val="single" w:color="8064A2" w:themeColor="accent4" w:sz="8" w:space="0"/>
+          <w:right w:val="single" w:color="8064A2" w:themeColor="accent4" w:sz="8" w:space="0"/>
         </w:tcBorders>
         <w:shd w:val="clear" w:color="auto" w:fill="DFD8E8" w:themeFill="accent4" w:themeFillTint="3F"/>
       </w:tcPr>
@@ -4927,11 +5085,11 @@
       <w:tblPr/>
       <w:tcPr>
         <w:tcBorders>
-          <w:top w:val="single" w:sz="8" w:space="0" w:color="8064A2" w:themeColor="accent4"/>
-          <w:left w:val="single" w:sz="8" w:space="0" w:color="8064A2" w:themeColor="accent4"/>
-          <w:bottom w:val="single" w:sz="8" w:space="0" w:color="8064A2" w:themeColor="accent4"/>
-          <w:right w:val="single" w:sz="8" w:space="0" w:color="8064A2" w:themeColor="accent4"/>
-          <w:insideV w:val="single" w:sz="8" w:space="0" w:color="8064A2" w:themeColor="accent4"/>
+          <w:top w:val="single" w:color="8064A2" w:themeColor="accent4" w:sz="8" w:space="0"/>
+          <w:left w:val="single" w:color="8064A2" w:themeColor="accent4" w:sz="8" w:space="0"/>
+          <w:bottom w:val="single" w:color="8064A2" w:themeColor="accent4" w:sz="8" w:space="0"/>
+          <w:right w:val="single" w:color="8064A2" w:themeColor="accent4" w:sz="8" w:space="0"/>
+          <w:insideV w:val="single" w:color="8064A2" w:themeColor="accent4" w:sz="8" w:space="0"/>
         </w:tcBorders>
         <w:shd w:val="clear" w:color="auto" w:fill="DFD8E8" w:themeFill="accent4" w:themeFillTint="3F"/>
       </w:tcPr>
@@ -4940,11 +5098,11 @@
       <w:tblPr/>
       <w:tcPr>
         <w:tcBorders>
-          <w:top w:val="single" w:sz="8" w:space="0" w:color="8064A2" w:themeColor="accent4"/>
-          <w:left w:val="single" w:sz="8" w:space="0" w:color="8064A2" w:themeColor="accent4"/>
-          <w:bottom w:val="single" w:sz="8" w:space="0" w:color="8064A2" w:themeColor="accent4"/>
-          <w:right w:val="single" w:sz="8" w:space="0" w:color="8064A2" w:themeColor="accent4"/>
-          <w:insideV w:val="single" w:sz="8" w:space="0" w:color="8064A2" w:themeColor="accent4"/>
+          <w:top w:val="single" w:color="8064A2" w:themeColor="accent4" w:sz="8" w:space="0"/>
+          <w:left w:val="single" w:color="8064A2" w:themeColor="accent4" w:sz="8" w:space="0"/>
+          <w:bottom w:val="single" w:color="8064A2" w:themeColor="accent4" w:sz="8" w:space="0"/>
+          <w:right w:val="single" w:color="8064A2" w:themeColor="accent4" w:sz="8" w:space="0"/>
+          <w:insideV w:val="single" w:color="8064A2" w:themeColor="accent4" w:sz="8" w:space="0"/>
         </w:tcBorders>
       </w:tcPr>
     </w:tblStylePr>
@@ -4962,12 +5120,12 @@
       <w:tblStyleColBandSize w:val="1"/>
       <w:tblInd w:w="0" w:type="dxa"/>
       <w:tblBorders>
-        <w:top w:val="single" w:sz="8" w:space="0" w:color="4BACC6" w:themeColor="accent5"/>
-        <w:left w:val="single" w:sz="8" w:space="0" w:color="4BACC6" w:themeColor="accent5"/>
-        <w:bottom w:val="single" w:sz="8" w:space="0" w:color="4BACC6" w:themeColor="accent5"/>
-        <w:right w:val="single" w:sz="8" w:space="0" w:color="4BACC6" w:themeColor="accent5"/>
-        <w:insideH w:val="single" w:sz="8" w:space="0" w:color="4BACC6" w:themeColor="accent5"/>
-        <w:insideV w:val="single" w:sz="8" w:space="0" w:color="4BACC6" w:themeColor="accent5"/>
+        <w:top w:val="single" w:color="4BACC6" w:themeColor="accent5" w:sz="8" w:space="0"/>
+        <w:left w:val="single" w:color="4BACC6" w:themeColor="accent5" w:sz="8" w:space="0"/>
+        <w:bottom w:val="single" w:color="4BACC6" w:themeColor="accent5" w:sz="8" w:space="0"/>
+        <w:right w:val="single" w:color="4BACC6" w:themeColor="accent5" w:sz="8" w:space="0"/>
+        <w:insideH w:val="single" w:color="4BACC6" w:themeColor="accent5" w:sz="8" w:space="0"/>
+        <w:insideV w:val="single" w:color="4BACC6" w:themeColor="accent5" w:sz="8" w:space="0"/>
       </w:tblBorders>
       <w:tblCellMar>
         <w:top w:w="0" w:type="dxa"/>
@@ -4981,19 +5139,19 @@
         <w:spacing w:before="0" w:after="0" w:line="240" w:lineRule="auto"/>
       </w:pPr>
       <w:rPr>
-        <w:rFonts w:asciiTheme="majorHAnsi" w:eastAsiaTheme="majorEastAsia" w:hAnsiTheme="majorHAnsi" w:cstheme="majorBidi"/>
-        <w:b/>
-        <w:bCs/>
-      </w:rPr>
-      <w:tblPr/>
-      <w:tcPr>
-        <w:tcBorders>
-          <w:top w:val="single" w:sz="8" w:space="0" w:color="4BACC6" w:themeColor="accent5"/>
-          <w:left w:val="single" w:sz="8" w:space="0" w:color="4BACC6" w:themeColor="accent5"/>
-          <w:bottom w:val="single" w:sz="18" w:space="0" w:color="4BACC6" w:themeColor="accent5"/>
-          <w:right w:val="single" w:sz="8" w:space="0" w:color="4BACC6" w:themeColor="accent5"/>
-          <w:insideH w:val="nil"/>
-          <w:insideV w:val="single" w:sz="8" w:space="0" w:color="4BACC6" w:themeColor="accent5"/>
+        <w:rFonts w:asciiTheme="majorHAnsi" w:hAnsiTheme="majorHAnsi" w:eastAsiaTheme="majorEastAsia" w:cstheme="majorBidi"/>
+        <w:b/>
+        <w:bCs/>
+      </w:rPr>
+      <w:tblPr/>
+      <w:tcPr>
+        <w:tcBorders>
+          <w:top w:val="single" w:color="4BACC6" w:themeColor="accent5" w:sz="8" w:space="0"/>
+          <w:left w:val="single" w:color="4BACC6" w:themeColor="accent5" w:sz="8" w:space="0"/>
+          <w:bottom w:val="single" w:color="4BACC6" w:themeColor="accent5" w:sz="18" w:space="0"/>
+          <w:right w:val="single" w:color="4BACC6" w:themeColor="accent5" w:sz="8" w:space="0"/>
+          <w:insideH w:val="nil"/>
+          <w:insideV w:val="single" w:color="4BACC6" w:themeColor="accent5" w:sz="8" w:space="0"/>
         </w:tcBorders>
       </w:tcPr>
     </w:tblStylePr>
@@ -5002,42 +5160,42 @@
         <w:spacing w:before="0" w:after="0" w:line="240" w:lineRule="auto"/>
       </w:pPr>
       <w:rPr>
-        <w:rFonts w:asciiTheme="majorHAnsi" w:eastAsiaTheme="majorEastAsia" w:hAnsiTheme="majorHAnsi" w:cstheme="majorBidi"/>
-        <w:b/>
-        <w:bCs/>
-      </w:rPr>
-      <w:tblPr/>
-      <w:tcPr>
-        <w:tcBorders>
-          <w:top w:val="double" w:sz="6" w:space="0" w:color="4BACC6" w:themeColor="accent5"/>
-          <w:left w:val="single" w:sz="8" w:space="0" w:color="4BACC6" w:themeColor="accent5"/>
-          <w:bottom w:val="single" w:sz="8" w:space="0" w:color="4BACC6" w:themeColor="accent5"/>
-          <w:right w:val="single" w:sz="8" w:space="0" w:color="4BACC6" w:themeColor="accent5"/>
-          <w:insideH w:val="nil"/>
-          <w:insideV w:val="single" w:sz="8" w:space="0" w:color="4BACC6" w:themeColor="accent5"/>
+        <w:rFonts w:asciiTheme="majorHAnsi" w:hAnsiTheme="majorHAnsi" w:eastAsiaTheme="majorEastAsia" w:cstheme="majorBidi"/>
+        <w:b/>
+        <w:bCs/>
+      </w:rPr>
+      <w:tblPr/>
+      <w:tcPr>
+        <w:tcBorders>
+          <w:top w:val="double" w:color="4BACC6" w:themeColor="accent5" w:sz="6" w:space="0"/>
+          <w:left w:val="single" w:color="4BACC6" w:themeColor="accent5" w:sz="8" w:space="0"/>
+          <w:bottom w:val="single" w:color="4BACC6" w:themeColor="accent5" w:sz="8" w:space="0"/>
+          <w:right w:val="single" w:color="4BACC6" w:themeColor="accent5" w:sz="8" w:space="0"/>
+          <w:insideH w:val="nil"/>
+          <w:insideV w:val="single" w:color="4BACC6" w:themeColor="accent5" w:sz="8" w:space="0"/>
         </w:tcBorders>
       </w:tcPr>
     </w:tblStylePr>
     <w:tblStylePr w:type="firstCol">
       <w:rPr>
-        <w:rFonts w:asciiTheme="majorHAnsi" w:eastAsiaTheme="majorEastAsia" w:hAnsiTheme="majorHAnsi" w:cstheme="majorBidi"/>
+        <w:rFonts w:asciiTheme="majorHAnsi" w:hAnsiTheme="majorHAnsi" w:eastAsiaTheme="majorEastAsia" w:cstheme="majorBidi"/>
         <w:b/>
         <w:bCs/>
       </w:rPr>
     </w:tblStylePr>
     <w:tblStylePr w:type="lastCol">
       <w:rPr>
-        <w:rFonts w:asciiTheme="majorHAnsi" w:eastAsiaTheme="majorEastAsia" w:hAnsiTheme="majorHAnsi" w:cstheme="majorBidi"/>
-        <w:b/>
-        <w:bCs/>
-      </w:rPr>
-      <w:tblPr/>
-      <w:tcPr>
-        <w:tcBorders>
-          <w:top w:val="single" w:sz="8" w:space="0" w:color="4BACC6" w:themeColor="accent5"/>
-          <w:left w:val="single" w:sz="8" w:space="0" w:color="4BACC6" w:themeColor="accent5"/>
-          <w:bottom w:val="single" w:sz="8" w:space="0" w:color="4BACC6" w:themeColor="accent5"/>
-          <w:right w:val="single" w:sz="8" w:space="0" w:color="4BACC6" w:themeColor="accent5"/>
+        <w:rFonts w:asciiTheme="majorHAnsi" w:hAnsiTheme="majorHAnsi" w:eastAsiaTheme="majorEastAsia" w:cstheme="majorBidi"/>
+        <w:b/>
+        <w:bCs/>
+      </w:rPr>
+      <w:tblPr/>
+      <w:tcPr>
+        <w:tcBorders>
+          <w:top w:val="single" w:color="4BACC6" w:themeColor="accent5" w:sz="8" w:space="0"/>
+          <w:left w:val="single" w:color="4BACC6" w:themeColor="accent5" w:sz="8" w:space="0"/>
+          <w:bottom w:val="single" w:color="4BACC6" w:themeColor="accent5" w:sz="8" w:space="0"/>
+          <w:right w:val="single" w:color="4BACC6" w:themeColor="accent5" w:sz="8" w:space="0"/>
         </w:tcBorders>
       </w:tcPr>
     </w:tblStylePr>
@@ -5045,10 +5203,10 @@
       <w:tblPr/>
       <w:tcPr>
         <w:tcBorders>
-          <w:top w:val="single" w:sz="8" w:space="0" w:color="4BACC6" w:themeColor="accent5"/>
-          <w:left w:val="single" w:sz="8" w:space="0" w:color="4BACC6" w:themeColor="accent5"/>
-          <w:bottom w:val="single" w:sz="8" w:space="0" w:color="4BACC6" w:themeColor="accent5"/>
-          <w:right w:val="single" w:sz="8" w:space="0" w:color="4BACC6" w:themeColor="accent5"/>
+          <w:top w:val="single" w:color="4BACC6" w:themeColor="accent5" w:sz="8" w:space="0"/>
+          <w:left w:val="single" w:color="4BACC6" w:themeColor="accent5" w:sz="8" w:space="0"/>
+          <w:bottom w:val="single" w:color="4BACC6" w:themeColor="accent5" w:sz="8" w:space="0"/>
+          <w:right w:val="single" w:color="4BACC6" w:themeColor="accent5" w:sz="8" w:space="0"/>
         </w:tcBorders>
         <w:shd w:val="clear" w:color="auto" w:fill="D2EAF1" w:themeFill="accent5" w:themeFillTint="3F"/>
       </w:tcPr>
@@ -5057,11 +5215,11 @@
       <w:tblPr/>
       <w:tcPr>
         <w:tcBorders>
-          <w:top w:val="single" w:sz="8" w:space="0" w:color="4BACC6" w:themeColor="accent5"/>
-          <w:left w:val="single" w:sz="8" w:space="0" w:color="4BACC6" w:themeColor="accent5"/>
-          <w:bottom w:val="single" w:sz="8" w:space="0" w:color="4BACC6" w:themeColor="accent5"/>
-          <w:right w:val="single" w:sz="8" w:space="0" w:color="4BACC6" w:themeColor="accent5"/>
-          <w:insideV w:val="single" w:sz="8" w:space="0" w:color="4BACC6" w:themeColor="accent5"/>
+          <w:top w:val="single" w:color="4BACC6" w:themeColor="accent5" w:sz="8" w:space="0"/>
+          <w:left w:val="single" w:color="4BACC6" w:themeColor="accent5" w:sz="8" w:space="0"/>
+          <w:bottom w:val="single" w:color="4BACC6" w:themeColor="accent5" w:sz="8" w:space="0"/>
+          <w:right w:val="single" w:color="4BACC6" w:themeColor="accent5" w:sz="8" w:space="0"/>
+          <w:insideV w:val="single" w:color="4BACC6" w:themeColor="accent5" w:sz="8" w:space="0"/>
         </w:tcBorders>
         <w:shd w:val="clear" w:color="auto" w:fill="D2EAF1" w:themeFill="accent5" w:themeFillTint="3F"/>
       </w:tcPr>
@@ -5070,11 +5228,11 @@
       <w:tblPr/>
       <w:tcPr>
         <w:tcBorders>
-          <w:top w:val="single" w:sz="8" w:space="0" w:color="4BACC6" w:themeColor="accent5"/>
-          <w:left w:val="single" w:sz="8" w:space="0" w:color="4BACC6" w:themeColor="accent5"/>
-          <w:bottom w:val="single" w:sz="8" w:space="0" w:color="4BACC6" w:themeColor="accent5"/>
-          <w:right w:val="single" w:sz="8" w:space="0" w:color="4BACC6" w:themeColor="accent5"/>
-          <w:insideV w:val="single" w:sz="8" w:space="0" w:color="4BACC6" w:themeColor="accent5"/>
+          <w:top w:val="single" w:color="4BACC6" w:themeColor="accent5" w:sz="8" w:space="0"/>
+          <w:left w:val="single" w:color="4BACC6" w:themeColor="accent5" w:sz="8" w:space="0"/>
+          <w:bottom w:val="single" w:color="4BACC6" w:themeColor="accent5" w:sz="8" w:space="0"/>
+          <w:right w:val="single" w:color="4BACC6" w:themeColor="accent5" w:sz="8" w:space="0"/>
+          <w:insideV w:val="single" w:color="4BACC6" w:themeColor="accent5" w:sz="8" w:space="0"/>
         </w:tcBorders>
       </w:tcPr>
     </w:tblStylePr>
@@ -5092,12 +5250,12 @@
       <w:tblStyleColBandSize w:val="1"/>
       <w:tblInd w:w="0" w:type="dxa"/>
       <w:tblBorders>
-        <w:top w:val="single" w:sz="8" w:space="0" w:color="F79646" w:themeColor="accent6"/>
-        <w:left w:val="single" w:sz="8" w:space="0" w:color="F79646" w:themeColor="accent6"/>
-        <w:bottom w:val="single" w:sz="8" w:space="0" w:color="F79646" w:themeColor="accent6"/>
-        <w:right w:val="single" w:sz="8" w:space="0" w:color="F79646" w:themeColor="accent6"/>
-        <w:insideH w:val="single" w:sz="8" w:space="0" w:color="F79646" w:themeColor="accent6"/>
-        <w:insideV w:val="single" w:sz="8" w:space="0" w:color="F79646" w:themeColor="accent6"/>
+        <w:top w:val="single" w:color="F79646" w:themeColor="accent6" w:sz="8" w:space="0"/>
+        <w:left w:val="single" w:color="F79646" w:themeColor="accent6" w:sz="8" w:space="0"/>
+        <w:bottom w:val="single" w:color="F79646" w:themeColor="accent6" w:sz="8" w:space="0"/>
+        <w:right w:val="single" w:color="F79646" w:themeColor="accent6" w:sz="8" w:space="0"/>
+        <w:insideH w:val="single" w:color="F79646" w:themeColor="accent6" w:sz="8" w:space="0"/>
+        <w:insideV w:val="single" w:color="F79646" w:themeColor="accent6" w:sz="8" w:space="0"/>
       </w:tblBorders>
       <w:tblCellMar>
         <w:top w:w="0" w:type="dxa"/>
@@ -5111,19 +5269,19 @@
         <w:spacing w:before="0" w:after="0" w:line="240" w:lineRule="auto"/>
       </w:pPr>
       <w:rPr>
-        <w:rFonts w:asciiTheme="majorHAnsi" w:eastAsiaTheme="majorEastAsia" w:hAnsiTheme="majorHAnsi" w:cstheme="majorBidi"/>
-        <w:b/>
-        <w:bCs/>
-      </w:rPr>
-      <w:tblPr/>
-      <w:tcPr>
-        <w:tcBorders>
-          <w:top w:val="single" w:sz="8" w:space="0" w:color="F79646" w:themeColor="accent6"/>
-          <w:left w:val="single" w:sz="8" w:space="0" w:color="F79646" w:themeColor="accent6"/>
-          <w:bottom w:val="single" w:sz="18" w:space="0" w:color="F79646" w:themeColor="accent6"/>
-          <w:right w:val="single" w:sz="8" w:space="0" w:color="F79646" w:themeColor="accent6"/>
-          <w:insideH w:val="nil"/>
-          <w:insideV w:val="single" w:sz="8" w:space="0" w:color="F79646" w:themeColor="accent6"/>
+        <w:rFonts w:asciiTheme="majorHAnsi" w:hAnsiTheme="majorHAnsi" w:eastAsiaTheme="majorEastAsia" w:cstheme="majorBidi"/>
+        <w:b/>
+        <w:bCs/>
+      </w:rPr>
+      <w:tblPr/>
+      <w:tcPr>
+        <w:tcBorders>
+          <w:top w:val="single" w:color="F79646" w:themeColor="accent6" w:sz="8" w:space="0"/>
+          <w:left w:val="single" w:color="F79646" w:themeColor="accent6" w:sz="8" w:space="0"/>
+          <w:bottom w:val="single" w:color="F79646" w:themeColor="accent6" w:sz="18" w:space="0"/>
+          <w:right w:val="single" w:color="F79646" w:themeColor="accent6" w:sz="8" w:space="0"/>
+          <w:insideH w:val="nil"/>
+          <w:insideV w:val="single" w:color="F79646" w:themeColor="accent6" w:sz="8" w:space="0"/>
         </w:tcBorders>
       </w:tcPr>
     </w:tblStylePr>
@@ -5132,42 +5290,42 @@
         <w:spacing w:before="0" w:after="0" w:line="240" w:lineRule="auto"/>
       </w:pPr>
       <w:rPr>
-        <w:rFonts w:asciiTheme="majorHAnsi" w:eastAsiaTheme="majorEastAsia" w:hAnsiTheme="majorHAnsi" w:cstheme="majorBidi"/>
-        <w:b/>
-        <w:bCs/>
-      </w:rPr>
-      <w:tblPr/>
-      <w:tcPr>
-        <w:tcBorders>
-          <w:top w:val="double" w:sz="6" w:space="0" w:color="F79646" w:themeColor="accent6"/>
-          <w:left w:val="single" w:sz="8" w:space="0" w:color="F79646" w:themeColor="accent6"/>
-          <w:bottom w:val="single" w:sz="8" w:space="0" w:color="F79646" w:themeColor="accent6"/>
-          <w:right w:val="single" w:sz="8" w:space="0" w:color="F79646" w:themeColor="accent6"/>
-          <w:insideH w:val="nil"/>
-          <w:insideV w:val="single" w:sz="8" w:space="0" w:color="F79646" w:themeColor="accent6"/>
+        <w:rFonts w:asciiTheme="majorHAnsi" w:hAnsiTheme="majorHAnsi" w:eastAsiaTheme="majorEastAsia" w:cstheme="majorBidi"/>
+        <w:b/>
+        <w:bCs/>
+      </w:rPr>
+      <w:tblPr/>
+      <w:tcPr>
+        <w:tcBorders>
+          <w:top w:val="double" w:color="F79646" w:themeColor="accent6" w:sz="6" w:space="0"/>
+          <w:left w:val="single" w:color="F79646" w:themeColor="accent6" w:sz="8" w:space="0"/>
+          <w:bottom w:val="single" w:color="F79646" w:themeColor="accent6" w:sz="8" w:space="0"/>
+          <w:right w:val="single" w:color="F79646" w:themeColor="accent6" w:sz="8" w:space="0"/>
+          <w:insideH w:val="nil"/>
+          <w:insideV w:val="single" w:color="F79646" w:themeColor="accent6" w:sz="8" w:space="0"/>
         </w:tcBorders>
       </w:tcPr>
     </w:tblStylePr>
     <w:tblStylePr w:type="firstCol">
       <w:rPr>
-        <w:rFonts w:asciiTheme="majorHAnsi" w:eastAsiaTheme="majorEastAsia" w:hAnsiTheme="majorHAnsi" w:cstheme="majorBidi"/>
+        <w:rFonts w:asciiTheme="majorHAnsi" w:hAnsiTheme="majorHAnsi" w:eastAsiaTheme="majorEastAsia" w:cstheme="majorBidi"/>
         <w:b/>
         <w:bCs/>
       </w:rPr>
     </w:tblStylePr>
     <w:tblStylePr w:type="lastCol">
       <w:rPr>
-        <w:rFonts w:asciiTheme="majorHAnsi" w:eastAsiaTheme="majorEastAsia" w:hAnsiTheme="majorHAnsi" w:cstheme="majorBidi"/>
-        <w:b/>
-        <w:bCs/>
-      </w:rPr>
-      <w:tblPr/>
-      <w:tcPr>
-        <w:tcBorders>
-          <w:top w:val="single" w:sz="8" w:space="0" w:color="F79646" w:themeColor="accent6"/>
-          <w:left w:val="single" w:sz="8" w:space="0" w:color="F79646" w:themeColor="accent6"/>
-          <w:bottom w:val="single" w:sz="8" w:space="0" w:color="F79646" w:themeColor="accent6"/>
-          <w:right w:val="single" w:sz="8" w:space="0" w:color="F79646" w:themeColor="accent6"/>
+        <w:rFonts w:asciiTheme="majorHAnsi" w:hAnsiTheme="majorHAnsi" w:eastAsiaTheme="majorEastAsia" w:cstheme="majorBidi"/>
+        <w:b/>
+        <w:bCs/>
+      </w:rPr>
+      <w:tblPr/>
+      <w:tcPr>
+        <w:tcBorders>
+          <w:top w:val="single" w:color="F79646" w:themeColor="accent6" w:sz="8" w:space="0"/>
+          <w:left w:val="single" w:color="F79646" w:themeColor="accent6" w:sz="8" w:space="0"/>
+          <w:bottom w:val="single" w:color="F79646" w:themeColor="accent6" w:sz="8" w:space="0"/>
+          <w:right w:val="single" w:color="F79646" w:themeColor="accent6" w:sz="8" w:space="0"/>
         </w:tcBorders>
       </w:tcPr>
     </w:tblStylePr>
@@ -5175,10 +5333,10 @@
       <w:tblPr/>
       <w:tcPr>
         <w:tcBorders>
-          <w:top w:val="single" w:sz="8" w:space="0" w:color="F79646" w:themeColor="accent6"/>
-          <w:left w:val="single" w:sz="8" w:space="0" w:color="F79646" w:themeColor="accent6"/>
-          <w:bottom w:val="single" w:sz="8" w:space="0" w:color="F79646" w:themeColor="accent6"/>
-          <w:right w:val="single" w:sz="8" w:space="0" w:color="F79646" w:themeColor="accent6"/>
+          <w:top w:val="single" w:color="F79646" w:themeColor="accent6" w:sz="8" w:space="0"/>
+          <w:left w:val="single" w:color="F79646" w:themeColor="accent6" w:sz="8" w:space="0"/>
+          <w:bottom w:val="single" w:color="F79646" w:themeColor="accent6" w:sz="8" w:space="0"/>
+          <w:right w:val="single" w:color="F79646" w:themeColor="accent6" w:sz="8" w:space="0"/>
         </w:tcBorders>
         <w:shd w:val="clear" w:color="auto" w:fill="FDE4D0" w:themeFill="accent6" w:themeFillTint="3F"/>
       </w:tcPr>
@@ -5187,11 +5345,11 @@
       <w:tblPr/>
       <w:tcPr>
         <w:tcBorders>
-          <w:top w:val="single" w:sz="8" w:space="0" w:color="F79646" w:themeColor="accent6"/>
-          <w:left w:val="single" w:sz="8" w:space="0" w:color="F79646" w:themeColor="accent6"/>
-          <w:bottom w:val="single" w:sz="8" w:space="0" w:color="F79646" w:themeColor="accent6"/>
-          <w:right w:val="single" w:sz="8" w:space="0" w:color="F79646" w:themeColor="accent6"/>
-          <w:insideV w:val="single" w:sz="8" w:space="0" w:color="F79646" w:themeColor="accent6"/>
+          <w:top w:val="single" w:color="F79646" w:themeColor="accent6" w:sz="8" w:space="0"/>
+          <w:left w:val="single" w:color="F79646" w:themeColor="accent6" w:sz="8" w:space="0"/>
+          <w:bottom w:val="single" w:color="F79646" w:themeColor="accent6" w:sz="8" w:space="0"/>
+          <w:right w:val="single" w:color="F79646" w:themeColor="accent6" w:sz="8" w:space="0"/>
+          <w:insideV w:val="single" w:color="F79646" w:themeColor="accent6" w:sz="8" w:space="0"/>
         </w:tcBorders>
         <w:shd w:val="clear" w:color="auto" w:fill="FDE4D0" w:themeFill="accent6" w:themeFillTint="3F"/>
       </w:tcPr>
@@ -5200,11 +5358,11 @@
       <w:tblPr/>
       <w:tcPr>
         <w:tcBorders>
-          <w:top w:val="single" w:sz="8" w:space="0" w:color="F79646" w:themeColor="accent6"/>
-          <w:left w:val="single" w:sz="8" w:space="0" w:color="F79646" w:themeColor="accent6"/>
-          <w:bottom w:val="single" w:sz="8" w:space="0" w:color="F79646" w:themeColor="accent6"/>
-          <w:right w:val="single" w:sz="8" w:space="0" w:color="F79646" w:themeColor="accent6"/>
-          <w:insideV w:val="single" w:sz="8" w:space="0" w:color="F79646" w:themeColor="accent6"/>
+          <w:top w:val="single" w:color="F79646" w:themeColor="accent6" w:sz="8" w:space="0"/>
+          <w:left w:val="single" w:color="F79646" w:themeColor="accent6" w:sz="8" w:space="0"/>
+          <w:bottom w:val="single" w:color="F79646" w:themeColor="accent6" w:sz="8" w:space="0"/>
+          <w:right w:val="single" w:color="F79646" w:themeColor="accent6" w:sz="8" w:space="0"/>
+          <w:insideV w:val="single" w:color="F79646" w:themeColor="accent6" w:sz="8" w:space="0"/>
         </w:tcBorders>
       </w:tcPr>
     </w:tblStylePr>
@@ -5222,11 +5380,11 @@
       <w:tblStyleColBandSize w:val="1"/>
       <w:tblInd w:w="0" w:type="dxa"/>
       <w:tblBorders>
-        <w:top w:val="single" w:sz="8" w:space="0" w:color="404040" w:themeColor="text1" w:themeTint="BF"/>
-        <w:left w:val="single" w:sz="8" w:space="0" w:color="404040" w:themeColor="text1" w:themeTint="BF"/>
-        <w:bottom w:val="single" w:sz="8" w:space="0" w:color="404040" w:themeColor="text1" w:themeTint="BF"/>
-        <w:right w:val="single" w:sz="8" w:space="0" w:color="404040" w:themeColor="text1" w:themeTint="BF"/>
-        <w:insideH w:val="single" w:sz="8" w:space="0" w:color="404040" w:themeColor="text1" w:themeTint="BF"/>
+        <w:top w:val="single" w:color="404040" w:themeColor="text1" w:themeTint="BF" w:sz="8" w:space="0"/>
+        <w:left w:val="single" w:color="404040" w:themeColor="text1" w:themeTint="BF" w:sz="8" w:space="0"/>
+        <w:bottom w:val="single" w:color="404040" w:themeColor="text1" w:themeTint="BF" w:sz="8" w:space="0"/>
+        <w:right w:val="single" w:color="404040" w:themeColor="text1" w:themeTint="BF" w:sz="8" w:space="0"/>
+        <w:insideH w:val="single" w:color="404040" w:themeColor="text1" w:themeTint="BF" w:sz="8" w:space="0"/>
       </w:tblBorders>
       <w:tblCellMar>
         <w:top w:w="0" w:type="dxa"/>
@@ -5247,10 +5405,10 @@
       <w:tblPr/>
       <w:tcPr>
         <w:tcBorders>
-          <w:top w:val="single" w:sz="8" w:space="0" w:color="404040" w:themeColor="text1" w:themeTint="BF"/>
-          <w:left w:val="single" w:sz="8" w:space="0" w:color="404040" w:themeColor="text1" w:themeTint="BF"/>
-          <w:bottom w:val="single" w:sz="8" w:space="0" w:color="404040" w:themeColor="text1" w:themeTint="BF"/>
-          <w:right w:val="single" w:sz="8" w:space="0" w:color="404040" w:themeColor="text1" w:themeTint="BF"/>
+          <w:top w:val="single" w:color="404040" w:themeColor="text1" w:themeTint="BF" w:sz="8" w:space="0"/>
+          <w:left w:val="single" w:color="404040" w:themeColor="text1" w:themeTint="BF" w:sz="8" w:space="0"/>
+          <w:bottom w:val="single" w:color="404040" w:themeColor="text1" w:themeTint="BF" w:sz="8" w:space="0"/>
+          <w:right w:val="single" w:color="404040" w:themeColor="text1" w:themeTint="BF" w:sz="8" w:space="0"/>
           <w:insideH w:val="nil"/>
           <w:insideV w:val="nil"/>
         </w:tcBorders>
@@ -5268,10 +5426,10 @@
       <w:tblPr/>
       <w:tcPr>
         <w:tcBorders>
-          <w:top w:val="double" w:sz="6" w:space="0" w:color="404040" w:themeColor="text1" w:themeTint="BF"/>
-          <w:left w:val="single" w:sz="8" w:space="0" w:color="404040" w:themeColor="text1" w:themeTint="BF"/>
-          <w:bottom w:val="single" w:sz="8" w:space="0" w:color="404040" w:themeColor="text1" w:themeTint="BF"/>
-          <w:right w:val="single" w:sz="8" w:space="0" w:color="404040" w:themeColor="text1" w:themeTint="BF"/>
+          <w:top w:val="double" w:color="404040" w:themeColor="text1" w:themeTint="BF" w:sz="6" w:space="0"/>
+          <w:left w:val="single" w:color="404040" w:themeColor="text1" w:themeTint="BF" w:sz="8" w:space="0"/>
+          <w:bottom w:val="single" w:color="404040" w:themeColor="text1" w:themeTint="BF" w:sz="8" w:space="0"/>
+          <w:right w:val="single" w:color="404040" w:themeColor="text1" w:themeTint="BF" w:sz="8" w:space="0"/>
           <w:insideH w:val="nil"/>
           <w:insideV w:val="nil"/>
         </w:tcBorders>
@@ -5328,11 +5486,11 @@
       <w:tblStyleColBandSize w:val="1"/>
       <w:tblInd w:w="0" w:type="dxa"/>
       <w:tblBorders>
-        <w:top w:val="single" w:sz="8" w:space="0" w:color="7BA0CD" w:themeColor="accent1" w:themeTint="BF"/>
-        <w:left w:val="single" w:sz="8" w:space="0" w:color="7BA0CD" w:themeColor="accent1" w:themeTint="BF"/>
-        <w:bottom w:val="single" w:sz="8" w:space="0" w:color="7BA0CD" w:themeColor="accent1" w:themeTint="BF"/>
-        <w:right w:val="single" w:sz="8" w:space="0" w:color="7BA0CD" w:themeColor="accent1" w:themeTint="BF"/>
-        <w:insideH w:val="single" w:sz="8" w:space="0" w:color="7BA0CD" w:themeColor="accent1" w:themeTint="BF"/>
+        <w:top w:val="single" w:color="7BA0CD" w:themeColor="accent1" w:themeTint="BF" w:sz="8" w:space="0"/>
+        <w:left w:val="single" w:color="7BA0CD" w:themeColor="accent1" w:themeTint="BF" w:sz="8" w:space="0"/>
+        <w:bottom w:val="single" w:color="7BA0CD" w:themeColor="accent1" w:themeTint="BF" w:sz="8" w:space="0"/>
+        <w:right w:val="single" w:color="7BA0CD" w:themeColor="accent1" w:themeTint="BF" w:sz="8" w:space="0"/>
+        <w:insideH w:val="single" w:color="7BA0CD" w:themeColor="accent1" w:themeTint="BF" w:sz="8" w:space="0"/>
       </w:tblBorders>
       <w:tblCellMar>
         <w:top w:w="0" w:type="dxa"/>
@@ -5353,10 +5511,10 @@
       <w:tblPr/>
       <w:tcPr>
         <w:tcBorders>
-          <w:top w:val="single" w:sz="8" w:space="0" w:color="7BA0CD" w:themeColor="accent1" w:themeTint="BF"/>
-          <w:left w:val="single" w:sz="8" w:space="0" w:color="7BA0CD" w:themeColor="accent1" w:themeTint="BF"/>
-          <w:bottom w:val="single" w:sz="8" w:space="0" w:color="7BA0CD" w:themeColor="accent1" w:themeTint="BF"/>
-          <w:right w:val="single" w:sz="8" w:space="0" w:color="7BA0CD" w:themeColor="accent1" w:themeTint="BF"/>
+          <w:top w:val="single" w:color="7BA0CD" w:themeColor="accent1" w:themeTint="BF" w:sz="8" w:space="0"/>
+          <w:left w:val="single" w:color="7BA0CD" w:themeColor="accent1" w:themeTint="BF" w:sz="8" w:space="0"/>
+          <w:bottom w:val="single" w:color="7BA0CD" w:themeColor="accent1" w:themeTint="BF" w:sz="8" w:space="0"/>
+          <w:right w:val="single" w:color="7BA0CD" w:themeColor="accent1" w:themeTint="BF" w:sz="8" w:space="0"/>
           <w:insideH w:val="nil"/>
           <w:insideV w:val="nil"/>
         </w:tcBorders>
@@ -5374,10 +5532,10 @@
       <w:tblPr/>
       <w:tcPr>
         <w:tcBorders>
-          <w:top w:val="double" w:sz="6" w:space="0" w:color="7BA0CD" w:themeColor="accent1" w:themeTint="BF"/>
-          <w:left w:val="single" w:sz="8" w:space="0" w:color="7BA0CD" w:themeColor="accent1" w:themeTint="BF"/>
-          <w:bottom w:val="single" w:sz="8" w:space="0" w:color="7BA0CD" w:themeColor="accent1" w:themeTint="BF"/>
-          <w:right w:val="single" w:sz="8" w:space="0" w:color="7BA0CD" w:themeColor="accent1" w:themeTint="BF"/>
+          <w:top w:val="double" w:color="7BA0CD" w:themeColor="accent1" w:themeTint="BF" w:sz="6" w:space="0"/>
+          <w:left w:val="single" w:color="7BA0CD" w:themeColor="accent1" w:themeTint="BF" w:sz="8" w:space="0"/>
+          <w:bottom w:val="single" w:color="7BA0CD" w:themeColor="accent1" w:themeTint="BF" w:sz="8" w:space="0"/>
+          <w:right w:val="single" w:color="7BA0CD" w:themeColor="accent1" w:themeTint="BF" w:sz="8" w:space="0"/>
           <w:insideH w:val="nil"/>
           <w:insideV w:val="nil"/>
         </w:tcBorders>
@@ -5434,11 +5592,11 @@
       <w:tblStyleColBandSize w:val="1"/>
       <w:tblInd w:w="0" w:type="dxa"/>
       <w:tblBorders>
-        <w:top w:val="single" w:sz="8" w:space="0" w:color="CF7B79" w:themeColor="accent2" w:themeTint="BF"/>
-        <w:left w:val="single" w:sz="8" w:space="0" w:color="CF7B79" w:themeColor="accent2" w:themeTint="BF"/>
-        <w:bottom w:val="single" w:sz="8" w:space="0" w:color="CF7B79" w:themeColor="accent2" w:themeTint="BF"/>
-        <w:right w:val="single" w:sz="8" w:space="0" w:color="CF7B79" w:themeColor="accent2" w:themeTint="BF"/>
-        <w:insideH w:val="single" w:sz="8" w:space="0" w:color="CF7B79" w:themeColor="accent2" w:themeTint="BF"/>
+        <w:top w:val="single" w:color="CF7B79" w:themeColor="accent2" w:themeTint="BF" w:sz="8" w:space="0"/>
+        <w:left w:val="single" w:color="CF7B79" w:themeColor="accent2" w:themeTint="BF" w:sz="8" w:space="0"/>
+        <w:bottom w:val="single" w:color="CF7B79" w:themeColor="accent2" w:themeTint="BF" w:sz="8" w:space="0"/>
+        <w:right w:val="single" w:color="CF7B79" w:themeColor="accent2" w:themeTint="BF" w:sz="8" w:space="0"/>
+        <w:insideH w:val="single" w:color="CF7B79" w:themeColor="accent2" w:themeTint="BF" w:sz="8" w:space="0"/>
       </w:tblBorders>
       <w:tblCellMar>
         <w:top w:w="0" w:type="dxa"/>
@@ -5459,10 +5617,10 @@
       <w:tblPr/>
       <w:tcPr>
         <w:tcBorders>
-          <w:top w:val="single" w:sz="8" w:space="0" w:color="CF7B79" w:themeColor="accent2" w:themeTint="BF"/>
-          <w:left w:val="single" w:sz="8" w:space="0" w:color="CF7B79" w:themeColor="accent2" w:themeTint="BF"/>
-          <w:bottom w:val="single" w:sz="8" w:space="0" w:color="CF7B79" w:themeColor="accent2" w:themeTint="BF"/>
-          <w:right w:val="single" w:sz="8" w:space="0" w:color="CF7B79" w:themeColor="accent2" w:themeTint="BF"/>
+          <w:top w:val="single" w:color="CF7B79" w:themeColor="accent2" w:themeTint="BF" w:sz="8" w:space="0"/>
+          <w:left w:val="single" w:color="CF7B79" w:themeColor="accent2" w:themeTint="BF" w:sz="8" w:space="0"/>
+          <w:bottom w:val="single" w:color="CF7B79" w:themeColor="accent2" w:themeTint="BF" w:sz="8" w:space="0"/>
+          <w:right w:val="single" w:color="CF7B79" w:themeColor="accent2" w:themeTint="BF" w:sz="8" w:space="0"/>
           <w:insideH w:val="nil"/>
           <w:insideV w:val="nil"/>
         </w:tcBorders>
@@ -5480,10 +5638,10 @@
       <w:tblPr/>
       <w:tcPr>
         <w:tcBorders>
-          <w:top w:val="double" w:sz="6" w:space="0" w:color="CF7B79" w:themeColor="accent2" w:themeTint="BF"/>
-          <w:left w:val="single" w:sz="8" w:space="0" w:color="CF7B79" w:themeColor="accent2" w:themeTint="BF"/>
-          <w:bottom w:val="single" w:sz="8" w:space="0" w:color="CF7B79" w:themeColor="accent2" w:themeTint="BF"/>
-          <w:right w:val="single" w:sz="8" w:space="0" w:color="CF7B79" w:themeColor="accent2" w:themeTint="BF"/>
+          <w:top w:val="double" w:color="CF7B79" w:themeColor="accent2" w:themeTint="BF" w:sz="6" w:space="0"/>
+          <w:left w:val="single" w:color="CF7B79" w:themeColor="accent2" w:themeTint="BF" w:sz="8" w:space="0"/>
+          <w:bottom w:val="single" w:color="CF7B79" w:themeColor="accent2" w:themeTint="BF" w:sz="8" w:space="0"/>
+          <w:right w:val="single" w:color="CF7B79" w:themeColor="accent2" w:themeTint="BF" w:sz="8" w:space="0"/>
           <w:insideH w:val="nil"/>
           <w:insideV w:val="nil"/>
         </w:tcBorders>
@@ -5540,11 +5698,11 @@
       <w:tblStyleColBandSize w:val="1"/>
       <w:tblInd w:w="0" w:type="dxa"/>
       <w:tblBorders>
-        <w:top w:val="single" w:sz="8" w:space="0" w:color="B3CC82" w:themeColor="accent3" w:themeTint="BF"/>
-        <w:left w:val="single" w:sz="8" w:space="0" w:color="B3CC82" w:themeColor="accent3" w:themeTint="BF"/>
-        <w:bottom w:val="single" w:sz="8" w:space="0" w:color="B3CC82" w:themeColor="accent3" w:themeTint="BF"/>
-        <w:right w:val="single" w:sz="8" w:space="0" w:color="B3CC82" w:themeColor="accent3" w:themeTint="BF"/>
-        <w:insideH w:val="single" w:sz="8" w:space="0" w:color="B3CC82" w:themeColor="accent3" w:themeTint="BF"/>
+        <w:top w:val="single" w:color="B3CC82" w:themeColor="accent3" w:themeTint="BF" w:sz="8" w:space="0"/>
+        <w:left w:val="single" w:color="B3CC82" w:themeColor="accent3" w:themeTint="BF" w:sz="8" w:space="0"/>
+        <w:bottom w:val="single" w:color="B3CC82" w:themeColor="accent3" w:themeTint="BF" w:sz="8" w:space="0"/>
+        <w:right w:val="single" w:color="B3CC82" w:themeColor="accent3" w:themeTint="BF" w:sz="8" w:space="0"/>
+        <w:insideH w:val="single" w:color="B3CC82" w:themeColor="accent3" w:themeTint="BF" w:sz="8" w:space="0"/>
       </w:tblBorders>
       <w:tblCellMar>
         <w:top w:w="0" w:type="dxa"/>
@@ -5565,10 +5723,10 @@
       <w:tblPr/>
       <w:tcPr>
         <w:tcBorders>
-          <w:top w:val="single" w:sz="8" w:space="0" w:color="B3CC82" w:themeColor="accent3" w:themeTint="BF"/>
-          <w:left w:val="single" w:sz="8" w:space="0" w:color="B3CC82" w:themeColor="accent3" w:themeTint="BF"/>
-          <w:bottom w:val="single" w:sz="8" w:space="0" w:color="B3CC82" w:themeColor="accent3" w:themeTint="BF"/>
-          <w:right w:val="single" w:sz="8" w:space="0" w:color="B3CC82" w:themeColor="accent3" w:themeTint="BF"/>
+          <w:top w:val="single" w:color="B3CC82" w:themeColor="accent3" w:themeTint="BF" w:sz="8" w:space="0"/>
+          <w:left w:val="single" w:color="B3CC82" w:themeColor="accent3" w:themeTint="BF" w:sz="8" w:space="0"/>
+          <w:bottom w:val="single" w:color="B3CC82" w:themeColor="accent3" w:themeTint="BF" w:sz="8" w:space="0"/>
+          <w:right w:val="single" w:color="B3CC82" w:themeColor="accent3" w:themeTint="BF" w:sz="8" w:space="0"/>
           <w:insideH w:val="nil"/>
           <w:insideV w:val="nil"/>
         </w:tcBorders>
@@ -5586,10 +5744,10 @@
       <w:tblPr/>
       <w:tcPr>
         <w:tcBorders>
-          <w:top w:val="double" w:sz="6" w:space="0" w:color="B3CC82" w:themeColor="accent3" w:themeTint="BF"/>
-          <w:left w:val="single" w:sz="8" w:space="0" w:color="B3CC82" w:themeColor="accent3" w:themeTint="BF"/>
-          <w:bottom w:val="single" w:sz="8" w:space="0" w:color="B3CC82" w:themeColor="accent3" w:themeTint="BF"/>
-          <w:right w:val="single" w:sz="8" w:space="0" w:color="B3CC82" w:themeColor="accent3" w:themeTint="BF"/>
+          <w:top w:val="double" w:color="B3CC82" w:themeColor="accent3" w:themeTint="BF" w:sz="6" w:space="0"/>
+          <w:left w:val="single" w:color="B3CC82" w:themeColor="accent3" w:themeTint="BF" w:sz="8" w:space="0"/>
+          <w:bottom w:val="single" w:color="B3CC82" w:themeColor="accent3" w:themeTint="BF" w:sz="8" w:space="0"/>
+          <w:right w:val="single" w:color="B3CC82" w:themeColor="accent3" w:themeTint="BF" w:sz="8" w:space="0"/>
           <w:insideH w:val="nil"/>
           <w:insideV w:val="nil"/>
         </w:tcBorders>
@@ -5646,11 +5804,11 @@
       <w:tblStyleColBandSize w:val="1"/>
       <w:tblInd w:w="0" w:type="dxa"/>
       <w:tblBorders>
-        <w:top w:val="single" w:sz="8" w:space="0" w:color="9F8AB9" w:themeColor="accent4" w:themeTint="BF"/>
-        <w:left w:val="single" w:sz="8" w:space="0" w:color="9F8AB9" w:themeColor="accent4" w:themeTint="BF"/>
-        <w:bottom w:val="single" w:sz="8" w:space="0" w:color="9F8AB9" w:themeColor="accent4" w:themeTint="BF"/>
-        <w:right w:val="single" w:sz="8" w:space="0" w:color="9F8AB9" w:themeColor="accent4" w:themeTint="BF"/>
-        <w:insideH w:val="single" w:sz="8" w:space="0" w:color="9F8AB9" w:themeColor="accent4" w:themeTint="BF"/>
+        <w:top w:val="single" w:color="9F8AB9" w:themeColor="accent4" w:themeTint="BF" w:sz="8" w:space="0"/>
+        <w:left w:val="single" w:color="9F8AB9" w:themeColor="accent4" w:themeTint="BF" w:sz="8" w:space="0"/>
+        <w:bottom w:val="single" w:color="9F8AB9" w:themeColor="accent4" w:themeTint="BF" w:sz="8" w:space="0"/>
+        <w:right w:val="single" w:color="9F8AB9" w:themeColor="accent4" w:themeTint="BF" w:sz="8" w:space="0"/>
+        <w:insideH w:val="single" w:color="9F8AB9" w:themeColor="accent4" w:themeTint="BF" w:sz="8" w:space="0"/>
       </w:tblBorders>
       <w:tblCellMar>
         <w:top w:w="0" w:type="dxa"/>
@@ -5671,10 +5829,10 @@
       <w:tblPr/>
       <w:tcPr>
         <w:tcBorders>
-          <w:top w:val="single" w:sz="8" w:space="0" w:color="9F8AB9" w:themeColor="accent4" w:themeTint="BF"/>
-          <w:left w:val="single" w:sz="8" w:space="0" w:color="9F8AB9" w:themeColor="accent4" w:themeTint="BF"/>
-          <w:bottom w:val="single" w:sz="8" w:space="0" w:color="9F8AB9" w:themeColor="accent4" w:themeTint="BF"/>
-          <w:right w:val="single" w:sz="8" w:space="0" w:color="9F8AB9" w:themeColor="accent4" w:themeTint="BF"/>
+          <w:top w:val="single" w:color="9F8AB9" w:themeColor="accent4" w:themeTint="BF" w:sz="8" w:space="0"/>
+          <w:left w:val="single" w:color="9F8AB9" w:themeColor="accent4" w:themeTint="BF" w:sz="8" w:space="0"/>
+          <w:bottom w:val="single" w:color="9F8AB9" w:themeColor="accent4" w:themeTint="BF" w:sz="8" w:space="0"/>
+          <w:right w:val="single" w:color="9F8AB9" w:themeColor="accent4" w:themeTint="BF" w:sz="8" w:space="0"/>
           <w:insideH w:val="nil"/>
           <w:insideV w:val="nil"/>
         </w:tcBorders>
@@ -5692,10 +5850,10 @@
       <w:tblPr/>
       <w:tcPr>
         <w:tcBorders>
-          <w:top w:val="double" w:sz="6" w:space="0" w:color="9F8AB9" w:themeColor="accent4" w:themeTint="BF"/>
-          <w:left w:val="single" w:sz="8" w:space="0" w:color="9F8AB9" w:themeColor="accent4" w:themeTint="BF"/>
-          <w:bottom w:val="single" w:sz="8" w:space="0" w:color="9F8AB9" w:themeColor="accent4" w:themeTint="BF"/>
-          <w:right w:val="single" w:sz="8" w:space="0" w:color="9F8AB9" w:themeColor="accent4" w:themeTint="BF"/>
+          <w:top w:val="double" w:color="9F8AB9" w:themeColor="accent4" w:themeTint="BF" w:sz="6" w:space="0"/>
+          <w:left w:val="single" w:color="9F8AB9" w:themeColor="accent4" w:themeTint="BF" w:sz="8" w:space="0"/>
+          <w:bottom w:val="single" w:color="9F8AB9" w:themeColor="accent4" w:themeTint="BF" w:sz="8" w:space="0"/>
+          <w:right w:val="single" w:color="9F8AB9" w:themeColor="accent4" w:themeTint="BF" w:sz="8" w:space="0"/>
           <w:insideH w:val="nil"/>
           <w:insideV w:val="nil"/>
         </w:tcBorders>
@@ -5752,11 +5910,11 @@
       <w:tblStyleColBandSize w:val="1"/>
       <w:tblInd w:w="0" w:type="dxa"/>
       <w:tblBorders>
-        <w:top w:val="single" w:sz="8" w:space="0" w:color="78C0D4" w:themeColor="accent5" w:themeTint="BF"/>
-        <w:left w:val="single" w:sz="8" w:space="0" w:color="78C0D4" w:themeColor="accent5" w:themeTint="BF"/>
-        <w:bottom w:val="single" w:sz="8" w:space="0" w:color="78C0D4" w:themeColor="accent5" w:themeTint="BF"/>
-        <w:right w:val="single" w:sz="8" w:space="0" w:color="78C0D4" w:themeColor="accent5" w:themeTint="BF"/>
-        <w:insideH w:val="single" w:sz="8" w:space="0" w:color="78C0D4" w:themeColor="accent5" w:themeTint="BF"/>
+        <w:top w:val="single" w:color="78C0D4" w:themeColor="accent5" w:themeTint="BF" w:sz="8" w:space="0"/>
+        <w:left w:val="single" w:color="78C0D4" w:themeColor="accent5" w:themeTint="BF" w:sz="8" w:space="0"/>
+        <w:bottom w:val="single" w:color="78C0D4" w:themeColor="accent5" w:themeTint="BF" w:sz="8" w:space="0"/>
+        <w:right w:val="single" w:color="78C0D4" w:themeColor="accent5" w:themeTint="BF" w:sz="8" w:space="0"/>
+        <w:insideH w:val="single" w:color="78C0D4" w:themeColor="accent5" w:themeTint="BF" w:sz="8" w:space="0"/>
       </w:tblBorders>
       <w:tblCellMar>
         <w:top w:w="0" w:type="dxa"/>
@@ -5777,10 +5935,10 @@
       <w:tblPr/>
       <w:tcPr>
         <w:tcBorders>
-          <w:top w:val="single" w:sz="8" w:space="0" w:color="78C0D4" w:themeColor="accent5" w:themeTint="BF"/>
-          <w:left w:val="single" w:sz="8" w:space="0" w:color="78C0D4" w:themeColor="accent5" w:themeTint="BF"/>
-          <w:bottom w:val="single" w:sz="8" w:space="0" w:color="78C0D4" w:themeColor="accent5" w:themeTint="BF"/>
-          <w:right w:val="single" w:sz="8" w:space="0" w:color="78C0D4" w:themeColor="accent5" w:themeTint="BF"/>
+          <w:top w:val="single" w:color="78C0D4" w:themeColor="accent5" w:themeTint="BF" w:sz="8" w:space="0"/>
+          <w:left w:val="single" w:color="78C0D4" w:themeColor="accent5" w:themeTint="BF" w:sz="8" w:space="0"/>
+          <w:bottom w:val="single" w:color="78C0D4" w:themeColor="accent5" w:themeTint="BF" w:sz="8" w:space="0"/>
+          <w:right w:val="single" w:color="78C0D4" w:themeColor="accent5" w:themeTint="BF" w:sz="8" w:space="0"/>
           <w:insideH w:val="nil"/>
           <w:insideV w:val="nil"/>
         </w:tcBorders>
@@ -5798,10 +5956,10 @@
       <w:tblPr/>
       <w:tcPr>
         <w:tcBorders>
-          <w:top w:val="double" w:sz="6" w:space="0" w:color="78C0D4" w:themeColor="accent5" w:themeTint="BF"/>
-          <w:left w:val="single" w:sz="8" w:space="0" w:color="78C0D4" w:themeColor="accent5" w:themeTint="BF"/>
-          <w:bottom w:val="single" w:sz="8" w:space="0" w:color="78C0D4" w:themeColor="accent5" w:themeTint="BF"/>
-          <w:right w:val="single" w:sz="8" w:space="0" w:color="78C0D4" w:themeColor="accent5" w:themeTint="BF"/>
+          <w:top w:val="double" w:color="78C0D4" w:themeColor="accent5" w:themeTint="BF" w:sz="6" w:space="0"/>
+          <w:left w:val="single" w:color="78C0D4" w:themeColor="accent5" w:themeTint="BF" w:sz="8" w:space="0"/>
+          <w:bottom w:val="single" w:color="78C0D4" w:themeColor="accent5" w:themeTint="BF" w:sz="8" w:space="0"/>
+          <w:right w:val="single" w:color="78C0D4" w:themeColor="accent5" w:themeTint="BF" w:sz="8" w:space="0"/>
           <w:insideH w:val="nil"/>
           <w:insideV w:val="nil"/>
         </w:tcBorders>
@@ -5858,11 +6016,11 @@
       <w:tblStyleColBandSize w:val="1"/>
       <w:tblInd w:w="0" w:type="dxa"/>
       <w:tblBorders>
-        <w:top w:val="single" w:sz="8" w:space="0" w:color="F9B074" w:themeColor="accent6" w:themeTint="BF"/>
-        <w:left w:val="single" w:sz="8" w:space="0" w:color="F9B074" w:themeColor="accent6" w:themeTint="BF"/>
-        <w:bottom w:val="single" w:sz="8" w:space="0" w:color="F9B074" w:themeColor="accent6" w:themeTint="BF"/>
-        <w:right w:val="single" w:sz="8" w:space="0" w:color="F9B074" w:themeColor="accent6" w:themeTint="BF"/>
-        <w:insideH w:val="single" w:sz="8" w:space="0" w:color="F9B074" w:themeColor="accent6" w:themeTint="BF"/>
+        <w:top w:val="single" w:color="F9B074" w:themeColor="accent6" w:themeTint="BF" w:sz="8" w:space="0"/>
+        <w:left w:val="single" w:color="F9B074" w:themeColor="accent6" w:themeTint="BF" w:sz="8" w:space="0"/>
+        <w:bottom w:val="single" w:color="F9B074" w:themeColor="accent6" w:themeTint="BF" w:sz="8" w:space="0"/>
+        <w:right w:val="single" w:color="F9B074" w:themeColor="accent6" w:themeTint="BF" w:sz="8" w:space="0"/>
+        <w:insideH w:val="single" w:color="F9B074" w:themeColor="accent6" w:themeTint="BF" w:sz="8" w:space="0"/>
       </w:tblBorders>
       <w:tblCellMar>
         <w:top w:w="0" w:type="dxa"/>
@@ -5883,10 +6041,10 @@
       <w:tblPr/>
       <w:tcPr>
         <w:tcBorders>
-          <w:top w:val="single" w:sz="8" w:space="0" w:color="F9B074" w:themeColor="accent6" w:themeTint="BF"/>
-          <w:left w:val="single" w:sz="8" w:space="0" w:color="F9B074" w:themeColor="accent6" w:themeTint="BF"/>
-          <w:bottom w:val="single" w:sz="8" w:space="0" w:color="F9B074" w:themeColor="accent6" w:themeTint="BF"/>
-          <w:right w:val="single" w:sz="8" w:space="0" w:color="F9B074" w:themeColor="accent6" w:themeTint="BF"/>
+          <w:top w:val="single" w:color="F9B074" w:themeColor="accent6" w:themeTint="BF" w:sz="8" w:space="0"/>
+          <w:left w:val="single" w:color="F9B074" w:themeColor="accent6" w:themeTint="BF" w:sz="8" w:space="0"/>
+          <w:bottom w:val="single" w:color="F9B074" w:themeColor="accent6" w:themeTint="BF" w:sz="8" w:space="0"/>
+          <w:right w:val="single" w:color="F9B074" w:themeColor="accent6" w:themeTint="BF" w:sz="8" w:space="0"/>
           <w:insideH w:val="nil"/>
           <w:insideV w:val="nil"/>
         </w:tcBorders>
@@ -5904,10 +6062,10 @@
       <w:tblPr/>
       <w:tcPr>
         <w:tcBorders>
-          <w:top w:val="double" w:sz="6" w:space="0" w:color="F9B074" w:themeColor="accent6" w:themeTint="BF"/>
-          <w:left w:val="single" w:sz="8" w:space="0" w:color="F9B074" w:themeColor="accent6" w:themeTint="BF"/>
-          <w:bottom w:val="single" w:sz="8" w:space="0" w:color="F9B074" w:themeColor="accent6" w:themeTint="BF"/>
-          <w:right w:val="single" w:sz="8" w:space="0" w:color="F9B074" w:themeColor="accent6" w:themeTint="BF"/>
+          <w:top w:val="double" w:color="F9B074" w:themeColor="accent6" w:themeTint="BF" w:sz="6" w:space="0"/>
+          <w:left w:val="single" w:color="F9B074" w:themeColor="accent6" w:themeTint="BF" w:sz="8" w:space="0"/>
+          <w:bottom w:val="single" w:color="F9B074" w:themeColor="accent6" w:themeTint="BF" w:sz="8" w:space="0"/>
+          <w:right w:val="single" w:color="F9B074" w:themeColor="accent6" w:themeTint="BF" w:sz="8" w:space="0"/>
           <w:insideH w:val="nil"/>
           <w:insideV w:val="nil"/>
         </w:tcBorders>
@@ -5964,8 +6122,8 @@
       <w:tblStyleColBandSize w:val="1"/>
       <w:tblInd w:w="0" w:type="dxa"/>
       <w:tblBorders>
-        <w:top w:val="single" w:sz="18" w:space="0" w:color="auto"/>
-        <w:bottom w:val="single" w:sz="18" w:space="0" w:color="auto"/>
+        <w:top w:val="single" w:color="auto" w:sz="18" w:space="0"/>
+        <w:bottom w:val="single" w:color="auto" w:sz="18" w:space="0"/>
       </w:tblBorders>
       <w:tblCellMar>
         <w:top w:w="0" w:type="dxa"/>
@@ -5986,9 +6144,9 @@
       <w:tblPr/>
       <w:tcPr>
         <w:tcBorders>
-          <w:top w:val="single" w:sz="18" w:space="0" w:color="auto"/>
-          <w:left w:val="nil"/>
-          <w:bottom w:val="single" w:sz="18" w:space="0" w:color="auto"/>
+          <w:top w:val="single" w:color="auto" w:sz="18" w:space="0"/>
+          <w:left w:val="nil"/>
+          <w:bottom w:val="single" w:color="auto" w:sz="18" w:space="0"/>
           <w:right w:val="nil"/>
           <w:insideH w:val="nil"/>
           <w:insideV w:val="nil"/>
@@ -6006,9 +6164,9 @@
       <w:tblPr/>
       <w:tcPr>
         <w:tcBorders>
-          <w:top w:val="double" w:sz="6" w:space="0" w:color="auto"/>
-          <w:left w:val="nil"/>
-          <w:bottom w:val="single" w:sz="18" w:space="0" w:color="auto"/>
+          <w:top w:val="double" w:color="auto" w:sz="6" w:space="0"/>
+          <w:left w:val="nil"/>
+          <w:bottom w:val="single" w:color="auto" w:sz="18" w:space="0"/>
           <w:right w:val="nil"/>
           <w:insideH w:val="nil"/>
           <w:insideV w:val="nil"/>
@@ -6027,7 +6185,7 @@
         <w:tcBorders>
           <w:top w:val="nil"/>
           <w:left w:val="nil"/>
-          <w:bottom w:val="single" w:sz="18" w:space="0" w:color="auto"/>
+          <w:bottom w:val="single" w:color="auto" w:sz="18" w:space="0"/>
           <w:right w:val="nil"/>
           <w:insideH w:val="nil"/>
           <w:insideV w:val="nil"/>
@@ -6074,9 +6232,9 @@
       <w:tblPr/>
       <w:tcPr>
         <w:tcBorders>
-          <w:top w:val="single" w:sz="18" w:space="0" w:color="auto"/>
-          <w:left w:val="nil"/>
-          <w:bottom w:val="single" w:sz="18" w:space="0" w:color="auto"/>
+          <w:top w:val="single" w:color="auto" w:sz="18" w:space="0"/>
+          <w:left w:val="nil"/>
+          <w:bottom w:val="single" w:color="auto" w:sz="18" w:space="0"/>
           <w:right w:val="nil"/>
           <w:insideH w:val="nil"/>
           <w:insideV w:val="nil"/>
@@ -6090,9 +6248,9 @@
       <w:tblPr/>
       <w:tcPr>
         <w:tcBorders>
-          <w:top w:val="single" w:sz="18" w:space="0" w:color="auto"/>
-          <w:left w:val="nil"/>
-          <w:bottom w:val="single" w:sz="18" w:space="0" w:color="auto"/>
+          <w:top w:val="single" w:color="auto" w:sz="18" w:space="0"/>
+          <w:left w:val="nil"/>
+          <w:bottom w:val="single" w:color="auto" w:sz="18" w:space="0"/>
           <w:right w:val="nil"/>
           <w:insideH w:val="nil"/>
           <w:insideV w:val="nil"/>
@@ -6113,8 +6271,8 @@
       <w:tblStyleColBandSize w:val="1"/>
       <w:tblInd w:w="0" w:type="dxa"/>
       <w:tblBorders>
-        <w:top w:val="single" w:sz="18" w:space="0" w:color="auto"/>
-        <w:bottom w:val="single" w:sz="18" w:space="0" w:color="auto"/>
+        <w:top w:val="single" w:color="auto" w:sz="18" w:space="0"/>
+        <w:bottom w:val="single" w:color="auto" w:sz="18" w:space="0"/>
       </w:tblBorders>
       <w:tblCellMar>
         <w:top w:w="0" w:type="dxa"/>
@@ -6135,9 +6293,9 @@
       <w:tblPr/>
       <w:tcPr>
         <w:tcBorders>
-          <w:top w:val="single" w:sz="18" w:space="0" w:color="auto"/>
-          <w:left w:val="nil"/>
-          <w:bottom w:val="single" w:sz="18" w:space="0" w:color="auto"/>
+          <w:top w:val="single" w:color="auto" w:sz="18" w:space="0"/>
+          <w:left w:val="nil"/>
+          <w:bottom w:val="single" w:color="auto" w:sz="18" w:space="0"/>
           <w:right w:val="nil"/>
           <w:insideH w:val="nil"/>
           <w:insideV w:val="nil"/>
@@ -6155,9 +6313,9 @@
       <w:tblPr/>
       <w:tcPr>
         <w:tcBorders>
-          <w:top w:val="double" w:sz="6" w:space="0" w:color="auto"/>
-          <w:left w:val="nil"/>
-          <w:bottom w:val="single" w:sz="18" w:space="0" w:color="auto"/>
+          <w:top w:val="double" w:color="auto" w:sz="6" w:space="0"/>
+          <w:left w:val="nil"/>
+          <w:bottom w:val="single" w:color="auto" w:sz="18" w:space="0"/>
           <w:right w:val="nil"/>
           <w:insideH w:val="nil"/>
           <w:insideV w:val="nil"/>
@@ -6176,7 +6334,7 @@
         <w:tcBorders>
           <w:top w:val="nil"/>
           <w:left w:val="nil"/>
-          <w:bottom w:val="single" w:sz="18" w:space="0" w:color="auto"/>
+          <w:bottom w:val="single" w:color="auto" w:sz="18" w:space="0"/>
           <w:right w:val="nil"/>
           <w:insideH w:val="nil"/>
           <w:insideV w:val="nil"/>
@@ -6223,9 +6381,9 @@
       <w:tblPr/>
       <w:tcPr>
         <w:tcBorders>
-          <w:top w:val="single" w:sz="18" w:space="0" w:color="auto"/>
-          <w:left w:val="nil"/>
-          <w:bottom w:val="single" w:sz="18" w:space="0" w:color="auto"/>
+          <w:top w:val="single" w:color="auto" w:sz="18" w:space="0"/>
+          <w:left w:val="nil"/>
+          <w:bottom w:val="single" w:color="auto" w:sz="18" w:space="0"/>
           <w:right w:val="nil"/>
           <w:insideH w:val="nil"/>
           <w:insideV w:val="nil"/>
@@ -6239,9 +6397,9 @@
       <w:tblPr/>
       <w:tcPr>
         <w:tcBorders>
-          <w:top w:val="single" w:sz="18" w:space="0" w:color="auto"/>
-          <w:left w:val="nil"/>
-          <w:bottom w:val="single" w:sz="18" w:space="0" w:color="auto"/>
+          <w:top w:val="single" w:color="auto" w:sz="18" w:space="0"/>
+          <w:left w:val="nil"/>
+          <w:bottom w:val="single" w:color="auto" w:sz="18" w:space="0"/>
           <w:right w:val="nil"/>
           <w:insideH w:val="nil"/>
           <w:insideV w:val="nil"/>
@@ -6262,8 +6420,8 @@
       <w:tblStyleColBandSize w:val="1"/>
       <w:tblInd w:w="0" w:type="dxa"/>
       <w:tblBorders>
-        <w:top w:val="single" w:sz="18" w:space="0" w:color="auto"/>
-        <w:bottom w:val="single" w:sz="18" w:space="0" w:color="auto"/>
+        <w:top w:val="single" w:color="auto" w:sz="18" w:space="0"/>
+        <w:bottom w:val="single" w:color="auto" w:sz="18" w:space="0"/>
       </w:tblBorders>
       <w:tblCellMar>
         <w:top w:w="0" w:type="dxa"/>
@@ -6284,9 +6442,9 @@
       <w:tblPr/>
       <w:tcPr>
         <w:tcBorders>
-          <w:top w:val="single" w:sz="18" w:space="0" w:color="auto"/>
-          <w:left w:val="nil"/>
-          <w:bottom w:val="single" w:sz="18" w:space="0" w:color="auto"/>
+          <w:top w:val="single" w:color="auto" w:sz="18" w:space="0"/>
+          <w:left w:val="nil"/>
+          <w:bottom w:val="single" w:color="auto" w:sz="18" w:space="0"/>
           <w:right w:val="nil"/>
           <w:insideH w:val="nil"/>
           <w:insideV w:val="nil"/>
@@ -6304,9 +6462,9 @@
       <w:tblPr/>
       <w:tcPr>
         <w:tcBorders>
-          <w:top w:val="double" w:sz="6" w:space="0" w:color="auto"/>
-          <w:left w:val="nil"/>
-          <w:bottom w:val="single" w:sz="18" w:space="0" w:color="auto"/>
+          <w:top w:val="double" w:color="auto" w:sz="6" w:space="0"/>
+          <w:left w:val="nil"/>
+          <w:bottom w:val="single" w:color="auto" w:sz="18" w:space="0"/>
           <w:right w:val="nil"/>
           <w:insideH w:val="nil"/>
           <w:insideV w:val="nil"/>
@@ -6325,7 +6483,7 @@
         <w:tcBorders>
           <w:top w:val="nil"/>
           <w:left w:val="nil"/>
-          <w:bottom w:val="single" w:sz="18" w:space="0" w:color="auto"/>
+          <w:bottom w:val="single" w:color="auto" w:sz="18" w:space="0"/>
           <w:right w:val="nil"/>
           <w:insideH w:val="nil"/>
           <w:insideV w:val="nil"/>
@@ -6372,9 +6530,9 @@
       <w:tblPr/>
       <w:tcPr>
         <w:tcBorders>
-          <w:top w:val="single" w:sz="18" w:space="0" w:color="auto"/>
-          <w:left w:val="nil"/>
-          <w:bottom w:val="single" w:sz="18" w:space="0" w:color="auto"/>
+          <w:top w:val="single" w:color="auto" w:sz="18" w:space="0"/>
+          <w:left w:val="nil"/>
+          <w:bottom w:val="single" w:color="auto" w:sz="18" w:space="0"/>
           <w:right w:val="nil"/>
           <w:insideH w:val="nil"/>
           <w:insideV w:val="nil"/>
@@ -6388,9 +6546,9 @@
       <w:tblPr/>
       <w:tcPr>
         <w:tcBorders>
-          <w:top w:val="single" w:sz="18" w:space="0" w:color="auto"/>
-          <w:left w:val="nil"/>
-          <w:bottom w:val="single" w:sz="18" w:space="0" w:color="auto"/>
+          <w:top w:val="single" w:color="auto" w:sz="18" w:space="0"/>
+          <w:left w:val="nil"/>
+          <w:bottom w:val="single" w:color="auto" w:sz="18" w:space="0"/>
           <w:right w:val="nil"/>
           <w:insideH w:val="nil"/>
           <w:insideV w:val="nil"/>
@@ -6411,8 +6569,8 @@
       <w:tblStyleColBandSize w:val="1"/>
       <w:tblInd w:w="0" w:type="dxa"/>
       <w:tblBorders>
-        <w:top w:val="single" w:sz="18" w:space="0" w:color="auto"/>
-        <w:bottom w:val="single" w:sz="18" w:space="0" w:color="auto"/>
+        <w:top w:val="single" w:color="auto" w:sz="18" w:space="0"/>
+        <w:bottom w:val="single" w:color="auto" w:sz="18" w:space="0"/>
       </w:tblBorders>
       <w:tblCellMar>
         <w:top w:w="0" w:type="dxa"/>
@@ -6433,9 +6591,9 @@
       <w:tblPr/>
       <w:tcPr>
         <w:tcBorders>
-          <w:top w:val="single" w:sz="18" w:space="0" w:color="auto"/>
-          <w:left w:val="nil"/>
-          <w:bottom w:val="single" w:sz="18" w:space="0" w:color="auto"/>
+          <w:top w:val="single" w:color="auto" w:sz="18" w:space="0"/>
+          <w:left w:val="nil"/>
+          <w:bottom w:val="single" w:color="auto" w:sz="18" w:space="0"/>
           <w:right w:val="nil"/>
           <w:insideH w:val="nil"/>
           <w:insideV w:val="nil"/>
@@ -6453,9 +6611,9 @@
       <w:tblPr/>
       <w:tcPr>
         <w:tcBorders>
-          <w:top w:val="double" w:sz="6" w:space="0" w:color="auto"/>
-          <w:left w:val="nil"/>
-          <w:bottom w:val="single" w:sz="18" w:space="0" w:color="auto"/>
+          <w:top w:val="double" w:color="auto" w:sz="6" w:space="0"/>
+          <w:left w:val="nil"/>
+          <w:bottom w:val="single" w:color="auto" w:sz="18" w:space="0"/>
           <w:right w:val="nil"/>
           <w:insideH w:val="nil"/>
           <w:insideV w:val="nil"/>
@@ -6474,7 +6632,7 @@
         <w:tcBorders>
           <w:top w:val="nil"/>
           <w:left w:val="nil"/>
-          <w:bottom w:val="single" w:sz="18" w:space="0" w:color="auto"/>
+          <w:bottom w:val="single" w:color="auto" w:sz="18" w:space="0"/>
           <w:right w:val="nil"/>
           <w:insideH w:val="nil"/>
           <w:insideV w:val="nil"/>
@@ -6521,9 +6679,9 @@
       <w:tblPr/>
       <w:tcPr>
         <w:tcBorders>
-          <w:top w:val="single" w:sz="18" w:space="0" w:color="auto"/>
-          <w:left w:val="nil"/>
-          <w:bottom w:val="single" w:sz="18" w:space="0" w:color="auto"/>
+          <w:top w:val="single" w:color="auto" w:sz="18" w:space="0"/>
+          <w:left w:val="nil"/>
+          <w:bottom w:val="single" w:color="auto" w:sz="18" w:space="0"/>
           <w:right w:val="nil"/>
           <w:insideH w:val="nil"/>
           <w:insideV w:val="nil"/>
@@ -6537,9 +6695,9 @@
       <w:tblPr/>
       <w:tcPr>
         <w:tcBorders>
-          <w:top w:val="single" w:sz="18" w:space="0" w:color="auto"/>
-          <w:left w:val="nil"/>
-          <w:bottom w:val="single" w:sz="18" w:space="0" w:color="auto"/>
+          <w:top w:val="single" w:color="auto" w:sz="18" w:space="0"/>
+          <w:left w:val="nil"/>
+          <w:bottom w:val="single" w:color="auto" w:sz="18" w:space="0"/>
           <w:right w:val="nil"/>
           <w:insideH w:val="nil"/>
           <w:insideV w:val="nil"/>
@@ -6560,8 +6718,8 @@
       <w:tblStyleColBandSize w:val="1"/>
       <w:tblInd w:w="0" w:type="dxa"/>
       <w:tblBorders>
-        <w:top w:val="single" w:sz="18" w:space="0" w:color="auto"/>
-        <w:bottom w:val="single" w:sz="18" w:space="0" w:color="auto"/>
+        <w:top w:val="single" w:color="auto" w:sz="18" w:space="0"/>
+        <w:bottom w:val="single" w:color="auto" w:sz="18" w:space="0"/>
       </w:tblBorders>
       <w:tblCellMar>
         <w:top w:w="0" w:type="dxa"/>
@@ -6582,9 +6740,9 @@
       <w:tblPr/>
       <w:tcPr>
         <w:tcBorders>
-          <w:top w:val="single" w:sz="18" w:space="0" w:color="auto"/>
-          <w:left w:val="nil"/>
-          <w:bottom w:val="single" w:sz="18" w:space="0" w:color="auto"/>
+          <w:top w:val="single" w:color="auto" w:sz="18" w:space="0"/>
+          <w:left w:val="nil"/>
+          <w:bottom w:val="single" w:color="auto" w:sz="18" w:space="0"/>
           <w:right w:val="nil"/>
           <w:insideH w:val="nil"/>
           <w:insideV w:val="nil"/>
@@ -6602,9 +6760,9 @@
       <w:tblPr/>
       <w:tcPr>
         <w:tcBorders>
-          <w:top w:val="double" w:sz="6" w:space="0" w:color="auto"/>
-          <w:left w:val="nil"/>
-          <w:bottom w:val="single" w:sz="18" w:space="0" w:color="auto"/>
+          <w:top w:val="double" w:color="auto" w:sz="6" w:space="0"/>
+          <w:left w:val="nil"/>
+          <w:bottom w:val="single" w:color="auto" w:sz="18" w:space="0"/>
           <w:right w:val="nil"/>
           <w:insideH w:val="nil"/>
           <w:insideV w:val="nil"/>
@@ -6623,7 +6781,7 @@
         <w:tcBorders>
           <w:top w:val="nil"/>
           <w:left w:val="nil"/>
-          <w:bottom w:val="single" w:sz="18" w:space="0" w:color="auto"/>
+          <w:bottom w:val="single" w:color="auto" w:sz="18" w:space="0"/>
           <w:right w:val="nil"/>
           <w:insideH w:val="nil"/>
           <w:insideV w:val="nil"/>
@@ -6670,9 +6828,9 @@
       <w:tblPr/>
       <w:tcPr>
         <w:tcBorders>
-          <w:top w:val="single" w:sz="18" w:space="0" w:color="auto"/>
-          <w:left w:val="nil"/>
-          <w:bottom w:val="single" w:sz="18" w:space="0" w:color="auto"/>
+          <w:top w:val="single" w:color="auto" w:sz="18" w:space="0"/>
+          <w:left w:val="nil"/>
+          <w:bottom w:val="single" w:color="auto" w:sz="18" w:space="0"/>
           <w:right w:val="nil"/>
           <w:insideH w:val="nil"/>
           <w:insideV w:val="nil"/>
@@ -6686,9 +6844,9 @@
       <w:tblPr/>
       <w:tcPr>
         <w:tcBorders>
-          <w:top w:val="single" w:sz="18" w:space="0" w:color="auto"/>
-          <w:left w:val="nil"/>
-          <w:bottom w:val="single" w:sz="18" w:space="0" w:color="auto"/>
+          <w:top w:val="single" w:color="auto" w:sz="18" w:space="0"/>
+          <w:left w:val="nil"/>
+          <w:bottom w:val="single" w:color="auto" w:sz="18" w:space="0"/>
           <w:right w:val="nil"/>
           <w:insideH w:val="nil"/>
           <w:insideV w:val="nil"/>
@@ -6709,8 +6867,8 @@
       <w:tblStyleColBandSize w:val="1"/>
       <w:tblInd w:w="0" w:type="dxa"/>
       <w:tblBorders>
-        <w:top w:val="single" w:sz="18" w:space="0" w:color="auto"/>
-        <w:bottom w:val="single" w:sz="18" w:space="0" w:color="auto"/>
+        <w:top w:val="single" w:color="auto" w:sz="18" w:space="0"/>
+        <w:bottom w:val="single" w:color="auto" w:sz="18" w:space="0"/>
       </w:tblBorders>
       <w:tblCellMar>
         <w:top w:w="0" w:type="dxa"/>
@@ -6731,9 +6889,9 @@
       <w:tblPr/>
       <w:tcPr>
         <w:tcBorders>
-          <w:top w:val="single" w:sz="18" w:space="0" w:color="auto"/>
-          <w:left w:val="nil"/>
-          <w:bottom w:val="single" w:sz="18" w:space="0" w:color="auto"/>
+          <w:top w:val="single" w:color="auto" w:sz="18" w:space="0"/>
+          <w:left w:val="nil"/>
+          <w:bottom w:val="single" w:color="auto" w:sz="18" w:space="0"/>
           <w:right w:val="nil"/>
           <w:insideH w:val="nil"/>
           <w:insideV w:val="nil"/>
@@ -6751,9 +6909,9 @@
       <w:tblPr/>
       <w:tcPr>
         <w:tcBorders>
-          <w:top w:val="double" w:sz="6" w:space="0" w:color="auto"/>
-          <w:left w:val="nil"/>
-          <w:bottom w:val="single" w:sz="18" w:space="0" w:color="auto"/>
+          <w:top w:val="double" w:color="auto" w:sz="6" w:space="0"/>
+          <w:left w:val="nil"/>
+          <w:bottom w:val="single" w:color="auto" w:sz="18" w:space="0"/>
           <w:right w:val="nil"/>
           <w:insideH w:val="nil"/>
           <w:insideV w:val="nil"/>
@@ -6772,7 +6930,7 @@
         <w:tcBorders>
           <w:top w:val="nil"/>
           <w:left w:val="nil"/>
-          <w:bottom w:val="single" w:sz="18" w:space="0" w:color="auto"/>
+          <w:bottom w:val="single" w:color="auto" w:sz="18" w:space="0"/>
           <w:right w:val="nil"/>
           <w:insideH w:val="nil"/>
           <w:insideV w:val="nil"/>
@@ -6819,9 +6977,9 @@
       <w:tblPr/>
       <w:tcPr>
         <w:tcBorders>
-          <w:top w:val="single" w:sz="18" w:space="0" w:color="auto"/>
-          <w:left w:val="nil"/>
-          <w:bottom w:val="single" w:sz="18" w:space="0" w:color="auto"/>
+          <w:top w:val="single" w:color="auto" w:sz="18" w:space="0"/>
+          <w:left w:val="nil"/>
+          <w:bottom w:val="single" w:color="auto" w:sz="18" w:space="0"/>
           <w:right w:val="nil"/>
           <w:insideH w:val="nil"/>
           <w:insideV w:val="nil"/>
@@ -6835,9 +6993,9 @@
       <w:tblPr/>
       <w:tcPr>
         <w:tcBorders>
-          <w:top w:val="single" w:sz="18" w:space="0" w:color="auto"/>
-          <w:left w:val="nil"/>
-          <w:bottom w:val="single" w:sz="18" w:space="0" w:color="auto"/>
+          <w:top w:val="single" w:color="auto" w:sz="18" w:space="0"/>
+          <w:left w:val="nil"/>
+          <w:bottom w:val="single" w:color="auto" w:sz="18" w:space="0"/>
           <w:right w:val="nil"/>
           <w:insideH w:val="nil"/>
           <w:insideV w:val="nil"/>
@@ -6858,8 +7016,8 @@
       <w:tblStyleColBandSize w:val="1"/>
       <w:tblInd w:w="0" w:type="dxa"/>
       <w:tblBorders>
-        <w:top w:val="single" w:sz="18" w:space="0" w:color="auto"/>
-        <w:bottom w:val="single" w:sz="18" w:space="0" w:color="auto"/>
+        <w:top w:val="single" w:color="auto" w:sz="18" w:space="0"/>
+        <w:bottom w:val="single" w:color="auto" w:sz="18" w:space="0"/>
       </w:tblBorders>
       <w:tblCellMar>
         <w:top w:w="0" w:type="dxa"/>
@@ -6880,9 +7038,9 @@
       <w:tblPr/>
       <w:tcPr>
         <w:tcBorders>
-          <w:top w:val="single" w:sz="18" w:space="0" w:color="auto"/>
-          <w:left w:val="nil"/>
-          <w:bottom w:val="single" w:sz="18" w:space="0" w:color="auto"/>
+          <w:top w:val="single" w:color="auto" w:sz="18" w:space="0"/>
+          <w:left w:val="nil"/>
+          <w:bottom w:val="single" w:color="auto" w:sz="18" w:space="0"/>
           <w:right w:val="nil"/>
           <w:insideH w:val="nil"/>
           <w:insideV w:val="nil"/>
@@ -6900,9 +7058,9 @@
       <w:tblPr/>
       <w:tcPr>
         <w:tcBorders>
-          <w:top w:val="double" w:sz="6" w:space="0" w:color="auto"/>
-          <w:left w:val="nil"/>
-          <w:bottom w:val="single" w:sz="18" w:space="0" w:color="auto"/>
+          <w:top w:val="double" w:color="auto" w:sz="6" w:space="0"/>
+          <w:left w:val="nil"/>
+          <w:bottom w:val="single" w:color="auto" w:sz="18" w:space="0"/>
           <w:right w:val="nil"/>
           <w:insideH w:val="nil"/>
           <w:insideV w:val="nil"/>
@@ -6921,7 +7079,7 @@
         <w:tcBorders>
           <w:top w:val="nil"/>
           <w:left w:val="nil"/>
-          <w:bottom w:val="single" w:sz="18" w:space="0" w:color="auto"/>
+          <w:bottom w:val="single" w:color="auto" w:sz="18" w:space="0"/>
           <w:right w:val="nil"/>
           <w:insideH w:val="nil"/>
           <w:insideV w:val="nil"/>
@@ -6968,9 +7126,9 @@
       <w:tblPr/>
       <w:tcPr>
         <w:tcBorders>
-          <w:top w:val="single" w:sz="18" w:space="0" w:color="auto"/>
-          <w:left w:val="nil"/>
-          <w:bottom w:val="single" w:sz="18" w:space="0" w:color="auto"/>
+          <w:top w:val="single" w:color="auto" w:sz="18" w:space="0"/>
+          <w:left w:val="nil"/>
+          <w:bottom w:val="single" w:color="auto" w:sz="18" w:space="0"/>
           <w:right w:val="nil"/>
           <w:insideH w:val="nil"/>
           <w:insideV w:val="nil"/>
@@ -6984,9 +7142,9 @@
       <w:tblPr/>
       <w:tcPr>
         <w:tcBorders>
-          <w:top w:val="single" w:sz="18" w:space="0" w:color="auto"/>
-          <w:left w:val="nil"/>
-          <w:bottom w:val="single" w:sz="18" w:space="0" w:color="auto"/>
+          <w:top w:val="single" w:color="auto" w:sz="18" w:space="0"/>
+          <w:left w:val="nil"/>
+          <w:bottom w:val="single" w:color="auto" w:sz="18" w:space="0"/>
           <w:right w:val="nil"/>
           <w:insideH w:val="nil"/>
           <w:insideV w:val="nil"/>
@@ -7010,8 +7168,8 @@
       <w:tblStyleColBandSize w:val="1"/>
       <w:tblInd w:w="0" w:type="dxa"/>
       <w:tblBorders>
-        <w:top w:val="single" w:sz="8" w:space="0" w:color="000000" w:themeColor="text1"/>
-        <w:bottom w:val="single" w:sz="8" w:space="0" w:color="000000" w:themeColor="text1"/>
+        <w:top w:val="single" w:color="000000" w:themeColor="text1" w:sz="8" w:space="0"/>
+        <w:bottom w:val="single" w:color="000000" w:themeColor="text1" w:sz="8" w:space="0"/>
       </w:tblBorders>
       <w:tblCellMar>
         <w:top w:w="0" w:type="dxa"/>
@@ -7022,13 +7180,13 @@
     </w:tblPr>
     <w:tblStylePr w:type="firstRow">
       <w:rPr>
-        <w:rFonts w:asciiTheme="majorHAnsi" w:eastAsiaTheme="majorEastAsia" w:hAnsiTheme="majorHAnsi" w:cstheme="majorBidi"/>
-      </w:rPr>
-      <w:tblPr/>
-      <w:tcPr>
-        <w:tcBorders>
-          <w:top w:val="nil"/>
-          <w:bottom w:val="single" w:sz="8" w:space="0" w:color="000000" w:themeColor="text1"/>
+        <w:rFonts w:asciiTheme="majorHAnsi" w:hAnsiTheme="majorHAnsi" w:eastAsiaTheme="majorEastAsia" w:cstheme="majorBidi"/>
+      </w:rPr>
+      <w:tblPr/>
+      <w:tcPr>
+        <w:tcBorders>
+          <w:top w:val="nil"/>
+          <w:bottom w:val="single" w:color="000000" w:themeColor="text1" w:sz="8" w:space="0"/>
         </w:tcBorders>
       </w:tcPr>
     </w:tblStylePr>
@@ -7041,8 +7199,8 @@
       <w:tblPr/>
       <w:tcPr>
         <w:tcBorders>
-          <w:top w:val="single" w:sz="8" w:space="0" w:color="000000" w:themeColor="text1"/>
-          <w:bottom w:val="single" w:sz="8" w:space="0" w:color="000000" w:themeColor="text1"/>
+          <w:top w:val="single" w:color="000000" w:themeColor="text1" w:sz="8" w:space="0"/>
+          <w:bottom w:val="single" w:color="000000" w:themeColor="text1" w:sz="8" w:space="0"/>
         </w:tcBorders>
       </w:tcPr>
     </w:tblStylePr>
@@ -7060,8 +7218,8 @@
       <w:tblPr/>
       <w:tcPr>
         <w:tcBorders>
-          <w:top w:val="single" w:sz="8" w:space="0" w:color="000000" w:themeColor="text1"/>
-          <w:bottom w:val="single" w:sz="8" w:space="0" w:color="000000" w:themeColor="text1"/>
+          <w:top w:val="single" w:color="000000" w:themeColor="text1" w:sz="8" w:space="0"/>
+          <w:bottom w:val="single" w:color="000000" w:themeColor="text1" w:sz="8" w:space="0"/>
         </w:tcBorders>
       </w:tcPr>
     </w:tblStylePr>
@@ -7094,8 +7252,8 @@
       <w:tblStyleColBandSize w:val="1"/>
       <w:tblInd w:w="0" w:type="dxa"/>
       <w:tblBorders>
-        <w:top w:val="single" w:sz="8" w:space="0" w:color="4F81BD" w:themeColor="accent1"/>
-        <w:bottom w:val="single" w:sz="8" w:space="0" w:color="4F81BD" w:themeColor="accent1"/>
+        <w:top w:val="single" w:color="4F81BD" w:themeColor="accent1" w:sz="8" w:space="0"/>
+        <w:bottom w:val="single" w:color="4F81BD" w:themeColor="accent1" w:sz="8" w:space="0"/>
       </w:tblBorders>
       <w:tblCellMar>
         <w:top w:w="0" w:type="dxa"/>
@@ -7106,13 +7264,13 @@
     </w:tblPr>
     <w:tblStylePr w:type="firstRow">
       <w:rPr>
-        <w:rFonts w:asciiTheme="majorHAnsi" w:eastAsiaTheme="majorEastAsia" w:hAnsiTheme="majorHAnsi" w:cstheme="majorBidi"/>
-      </w:rPr>
-      <w:tblPr/>
-      <w:tcPr>
-        <w:tcBorders>
-          <w:top w:val="nil"/>
-          <w:bottom w:val="single" w:sz="8" w:space="0" w:color="4F81BD" w:themeColor="accent1"/>
+        <w:rFonts w:asciiTheme="majorHAnsi" w:hAnsiTheme="majorHAnsi" w:eastAsiaTheme="majorEastAsia" w:cstheme="majorBidi"/>
+      </w:rPr>
+      <w:tblPr/>
+      <w:tcPr>
+        <w:tcBorders>
+          <w:top w:val="nil"/>
+          <w:bottom w:val="single" w:color="4F81BD" w:themeColor="accent1" w:sz="8" w:space="0"/>
         </w:tcBorders>
       </w:tcPr>
     </w:tblStylePr>
@@ -7125,8 +7283,8 @@
       <w:tblPr/>
       <w:tcPr>
         <w:tcBorders>
-          <w:top w:val="single" w:sz="8" w:space="0" w:color="4F81BD" w:themeColor="accent1"/>
-          <w:bottom w:val="single" w:sz="8" w:space="0" w:color="4F81BD" w:themeColor="accent1"/>
+          <w:top w:val="single" w:color="4F81BD" w:themeColor="accent1" w:sz="8" w:space="0"/>
+          <w:bottom w:val="single" w:color="4F81BD" w:themeColor="accent1" w:sz="8" w:space="0"/>
         </w:tcBorders>
       </w:tcPr>
     </w:tblStylePr>
@@ -7144,8 +7302,8 @@
       <w:tblPr/>
       <w:tcPr>
         <w:tcBorders>
-          <w:top w:val="single" w:sz="8" w:space="0" w:color="4F81BD" w:themeColor="accent1"/>
-          <w:bottom w:val="single" w:sz="8" w:space="0" w:color="4F81BD" w:themeColor="accent1"/>
+          <w:top w:val="single" w:color="4F81BD" w:themeColor="accent1" w:sz="8" w:space="0"/>
+          <w:bottom w:val="single" w:color="4F81BD" w:themeColor="accent1" w:sz="8" w:space="0"/>
         </w:tcBorders>
       </w:tcPr>
     </w:tblStylePr>
@@ -7178,8 +7336,8 @@
       <w:tblStyleColBandSize w:val="1"/>
       <w:tblInd w:w="0" w:type="dxa"/>
       <w:tblBorders>
-        <w:top w:val="single" w:sz="8" w:space="0" w:color="C0504D" w:themeColor="accent2"/>
-        <w:bottom w:val="single" w:sz="8" w:space="0" w:color="C0504D" w:themeColor="accent2"/>
+        <w:top w:val="single" w:color="C0504D" w:themeColor="accent2" w:sz="8" w:space="0"/>
+        <w:bottom w:val="single" w:color="C0504D" w:themeColor="accent2" w:sz="8" w:space="0"/>
       </w:tblBorders>
       <w:tblCellMar>
         <w:top w:w="0" w:type="dxa"/>
@@ -7190,13 +7348,13 @@
     </w:tblPr>
     <w:tblStylePr w:type="firstRow">
       <w:rPr>
-        <w:rFonts w:asciiTheme="majorHAnsi" w:eastAsiaTheme="majorEastAsia" w:hAnsiTheme="majorHAnsi" w:cstheme="majorBidi"/>
-      </w:rPr>
-      <w:tblPr/>
-      <w:tcPr>
-        <w:tcBorders>
-          <w:top w:val="nil"/>
-          <w:bottom w:val="single" w:sz="8" w:space="0" w:color="C0504D" w:themeColor="accent2"/>
+        <w:rFonts w:asciiTheme="majorHAnsi" w:hAnsiTheme="majorHAnsi" w:eastAsiaTheme="majorEastAsia" w:cstheme="majorBidi"/>
+      </w:rPr>
+      <w:tblPr/>
+      <w:tcPr>
+        <w:tcBorders>
+          <w:top w:val="nil"/>
+          <w:bottom w:val="single" w:color="C0504D" w:themeColor="accent2" w:sz="8" w:space="0"/>
         </w:tcBorders>
       </w:tcPr>
     </w:tblStylePr>
@@ -7209,8 +7367,8 @@
       <w:tblPr/>
       <w:tcPr>
         <w:tcBorders>
-          <w:top w:val="single" w:sz="8" w:space="0" w:color="C0504D" w:themeColor="accent2"/>
-          <w:bottom w:val="single" w:sz="8" w:space="0" w:color="C0504D" w:themeColor="accent2"/>
+          <w:top w:val="single" w:color="C0504D" w:themeColor="accent2" w:sz="8" w:space="0"/>
+          <w:bottom w:val="single" w:color="C0504D" w:themeColor="accent2" w:sz="8" w:space="0"/>
         </w:tcBorders>
       </w:tcPr>
     </w:tblStylePr>
@@ -7228,8 +7386,8 @@
       <w:tblPr/>
       <w:tcPr>
         <w:tcBorders>
-          <w:top w:val="single" w:sz="8" w:space="0" w:color="C0504D" w:themeColor="accent2"/>
-          <w:bottom w:val="single" w:sz="8" w:space="0" w:color="C0504D" w:themeColor="accent2"/>
+          <w:top w:val="single" w:color="C0504D" w:themeColor="accent2" w:sz="8" w:space="0"/>
+          <w:bottom w:val="single" w:color="C0504D" w:themeColor="accent2" w:sz="8" w:space="0"/>
         </w:tcBorders>
       </w:tcPr>
     </w:tblStylePr>
@@ -7262,8 +7420,8 @@
       <w:tblStyleColBandSize w:val="1"/>
       <w:tblInd w:w="0" w:type="dxa"/>
       <w:tblBorders>
-        <w:top w:val="single" w:sz="8" w:space="0" w:color="9BBB59" w:themeColor="accent3"/>
-        <w:bottom w:val="single" w:sz="8" w:space="0" w:color="9BBB59" w:themeColor="accent3"/>
+        <w:top w:val="single" w:color="9BBB59" w:themeColor="accent3" w:sz="8" w:space="0"/>
+        <w:bottom w:val="single" w:color="9BBB59" w:themeColor="accent3" w:sz="8" w:space="0"/>
       </w:tblBorders>
       <w:tblCellMar>
         <w:top w:w="0" w:type="dxa"/>
@@ -7274,13 +7432,13 @@
     </w:tblPr>
     <w:tblStylePr w:type="firstRow">
       <w:rPr>
-        <w:rFonts w:asciiTheme="majorHAnsi" w:eastAsiaTheme="majorEastAsia" w:hAnsiTheme="majorHAnsi" w:cstheme="majorBidi"/>
-      </w:rPr>
-      <w:tblPr/>
-      <w:tcPr>
-        <w:tcBorders>
-          <w:top w:val="nil"/>
-          <w:bottom w:val="single" w:sz="8" w:space="0" w:color="9BBB59" w:themeColor="accent3"/>
+        <w:rFonts w:asciiTheme="majorHAnsi" w:hAnsiTheme="majorHAnsi" w:eastAsiaTheme="majorEastAsia" w:cstheme="majorBidi"/>
+      </w:rPr>
+      <w:tblPr/>
+      <w:tcPr>
+        <w:tcBorders>
+          <w:top w:val="nil"/>
+          <w:bottom w:val="single" w:color="9BBB59" w:themeColor="accent3" w:sz="8" w:space="0"/>
         </w:tcBorders>
       </w:tcPr>
     </w:tblStylePr>
@@ -7293,8 +7451,8 @@
       <w:tblPr/>
       <w:tcPr>
         <w:tcBorders>
-          <w:top w:val="single" w:sz="8" w:space="0" w:color="9BBB59" w:themeColor="accent3"/>
-          <w:bottom w:val="single" w:sz="8" w:space="0" w:color="9BBB59" w:themeColor="accent3"/>
+          <w:top w:val="single" w:color="9BBB59" w:themeColor="accent3" w:sz="8" w:space="0"/>
+          <w:bottom w:val="single" w:color="9BBB59" w:themeColor="accent3" w:sz="8" w:space="0"/>
         </w:tcBorders>
       </w:tcPr>
     </w:tblStylePr>
@@ -7312,8 +7470,8 @@
       <w:tblPr/>
       <w:tcPr>
         <w:tcBorders>
-          <w:top w:val="single" w:sz="8" w:space="0" w:color="9BBB59" w:themeColor="accent3"/>
-          <w:bottom w:val="single" w:sz="8" w:space="0" w:color="9BBB59" w:themeColor="accent3"/>
+          <w:top w:val="single" w:color="9BBB59" w:themeColor="accent3" w:sz="8" w:space="0"/>
+          <w:bottom w:val="single" w:color="9BBB59" w:themeColor="accent3" w:sz="8" w:space="0"/>
         </w:tcBorders>
       </w:tcPr>
     </w:tblStylePr>
@@ -7346,8 +7504,8 @@
       <w:tblStyleColBandSize w:val="1"/>
       <w:tblInd w:w="0" w:type="dxa"/>
       <w:tblBorders>
-        <w:top w:val="single" w:sz="8" w:space="0" w:color="8064A2" w:themeColor="accent4"/>
-        <w:bottom w:val="single" w:sz="8" w:space="0" w:color="8064A2" w:themeColor="accent4"/>
+        <w:top w:val="single" w:color="8064A2" w:themeColor="accent4" w:sz="8" w:space="0"/>
+        <w:bottom w:val="single" w:color="8064A2" w:themeColor="accent4" w:sz="8" w:space="0"/>
       </w:tblBorders>
       <w:tblCellMar>
         <w:top w:w="0" w:type="dxa"/>
@@ -7358,13 +7516,13 @@
     </w:tblPr>
     <w:tblStylePr w:type="firstRow">
       <w:rPr>
-        <w:rFonts w:asciiTheme="majorHAnsi" w:eastAsiaTheme="majorEastAsia" w:hAnsiTheme="majorHAnsi" w:cstheme="majorBidi"/>
-      </w:rPr>
-      <w:tblPr/>
-      <w:tcPr>
-        <w:tcBorders>
-          <w:top w:val="nil"/>
-          <w:bottom w:val="single" w:sz="8" w:space="0" w:color="8064A2" w:themeColor="accent4"/>
+        <w:rFonts w:asciiTheme="majorHAnsi" w:hAnsiTheme="majorHAnsi" w:eastAsiaTheme="majorEastAsia" w:cstheme="majorBidi"/>
+      </w:rPr>
+      <w:tblPr/>
+      <w:tcPr>
+        <w:tcBorders>
+          <w:top w:val="nil"/>
+          <w:bottom w:val="single" w:color="8064A2" w:themeColor="accent4" w:sz="8" w:space="0"/>
         </w:tcBorders>
       </w:tcPr>
     </w:tblStylePr>
@@ -7377,8 +7535,8 @@
       <w:tblPr/>
       <w:tcPr>
         <w:tcBorders>
-          <w:top w:val="single" w:sz="8" w:space="0" w:color="8064A2" w:themeColor="accent4"/>
-          <w:bottom w:val="single" w:sz="8" w:space="0" w:color="8064A2" w:themeColor="accent4"/>
+          <w:top w:val="single" w:color="8064A2" w:themeColor="accent4" w:sz="8" w:space="0"/>
+          <w:bottom w:val="single" w:color="8064A2" w:themeColor="accent4" w:sz="8" w:space="0"/>
         </w:tcBorders>
       </w:tcPr>
     </w:tblStylePr>
@@ -7396,8 +7554,8 @@
       <w:tblPr/>
       <w:tcPr>
         <w:tcBorders>
-          <w:top w:val="single" w:sz="8" w:space="0" w:color="8064A2" w:themeColor="accent4"/>
-          <w:bottom w:val="single" w:sz="8" w:space="0" w:color="8064A2" w:themeColor="accent4"/>
+          <w:top w:val="single" w:color="8064A2" w:themeColor="accent4" w:sz="8" w:space="0"/>
+          <w:bottom w:val="single" w:color="8064A2" w:themeColor="accent4" w:sz="8" w:space="0"/>
         </w:tcBorders>
       </w:tcPr>
     </w:tblStylePr>
@@ -7430,8 +7588,8 @@
       <w:tblStyleColBandSize w:val="1"/>
       <w:tblInd w:w="0" w:type="dxa"/>
       <w:tblBorders>
-        <w:top w:val="single" w:sz="8" w:space="0" w:color="4BACC6" w:themeColor="accent5"/>
-        <w:bottom w:val="single" w:sz="8" w:space="0" w:color="4BACC6" w:themeColor="accent5"/>
+        <w:top w:val="single" w:color="4BACC6" w:themeColor="accent5" w:sz="8" w:space="0"/>
+        <w:bottom w:val="single" w:color="4BACC6" w:themeColor="accent5" w:sz="8" w:space="0"/>
       </w:tblBorders>
       <w:tblCellMar>
         <w:top w:w="0" w:type="dxa"/>
@@ -7442,13 +7600,13 @@
     </w:tblPr>
     <w:tblStylePr w:type="firstRow">
       <w:rPr>
-        <w:rFonts w:asciiTheme="majorHAnsi" w:eastAsiaTheme="majorEastAsia" w:hAnsiTheme="majorHAnsi" w:cstheme="majorBidi"/>
-      </w:rPr>
-      <w:tblPr/>
-      <w:tcPr>
-        <w:tcBorders>
-          <w:top w:val="nil"/>
-          <w:bottom w:val="single" w:sz="8" w:space="0" w:color="4BACC6" w:themeColor="accent5"/>
+        <w:rFonts w:asciiTheme="majorHAnsi" w:hAnsiTheme="majorHAnsi" w:eastAsiaTheme="majorEastAsia" w:cstheme="majorBidi"/>
+      </w:rPr>
+      <w:tblPr/>
+      <w:tcPr>
+        <w:tcBorders>
+          <w:top w:val="nil"/>
+          <w:bottom w:val="single" w:color="4BACC6" w:themeColor="accent5" w:sz="8" w:space="0"/>
         </w:tcBorders>
       </w:tcPr>
     </w:tblStylePr>
@@ -7461,8 +7619,8 @@
       <w:tblPr/>
       <w:tcPr>
         <w:tcBorders>
-          <w:top w:val="single" w:sz="8" w:space="0" w:color="4BACC6" w:themeColor="accent5"/>
-          <w:bottom w:val="single" w:sz="8" w:space="0" w:color="4BACC6" w:themeColor="accent5"/>
+          <w:top w:val="single" w:color="4BACC6" w:themeColor="accent5" w:sz="8" w:space="0"/>
+          <w:bottom w:val="single" w:color="4BACC6" w:themeColor="accent5" w:sz="8" w:space="0"/>
         </w:tcBorders>
       </w:tcPr>
     </w:tblStylePr>
@@ -7480,8 +7638,8 @@
       <w:tblPr/>
       <w:tcPr>
         <w:tcBorders>
-          <w:top w:val="single" w:sz="8" w:space="0" w:color="4BACC6" w:themeColor="accent5"/>
-          <w:bottom w:val="single" w:sz="8" w:space="0" w:color="4BACC6" w:themeColor="accent5"/>
+          <w:top w:val="single" w:color="4BACC6" w:themeColor="accent5" w:sz="8" w:space="0"/>
+          <w:bottom w:val="single" w:color="4BACC6" w:themeColor="accent5" w:sz="8" w:space="0"/>
         </w:tcBorders>
       </w:tcPr>
     </w:tblStylePr>
@@ -7514,8 +7672,8 @@
       <w:tblStyleColBandSize w:val="1"/>
       <w:tblInd w:w="0" w:type="dxa"/>
       <w:tblBorders>
-        <w:top w:val="single" w:sz="8" w:space="0" w:color="F79646" w:themeColor="accent6"/>
-        <w:bottom w:val="single" w:sz="8" w:space="0" w:color="F79646" w:themeColor="accent6"/>
+        <w:top w:val="single" w:color="F79646" w:themeColor="accent6" w:sz="8" w:space="0"/>
+        <w:bottom w:val="single" w:color="F79646" w:themeColor="accent6" w:sz="8" w:space="0"/>
       </w:tblBorders>
       <w:tblCellMar>
         <w:top w:w="0" w:type="dxa"/>
@@ -7526,13 +7684,13 @@
     </w:tblPr>
     <w:tblStylePr w:type="firstRow">
       <w:rPr>
-        <w:rFonts w:asciiTheme="majorHAnsi" w:eastAsiaTheme="majorEastAsia" w:hAnsiTheme="majorHAnsi" w:cstheme="majorBidi"/>
-      </w:rPr>
-      <w:tblPr/>
-      <w:tcPr>
-        <w:tcBorders>
-          <w:top w:val="nil"/>
-          <w:bottom w:val="single" w:sz="8" w:space="0" w:color="F79646" w:themeColor="accent6"/>
+        <w:rFonts w:asciiTheme="majorHAnsi" w:hAnsiTheme="majorHAnsi" w:eastAsiaTheme="majorEastAsia" w:cstheme="majorBidi"/>
+      </w:rPr>
+      <w:tblPr/>
+      <w:tcPr>
+        <w:tcBorders>
+          <w:top w:val="nil"/>
+          <w:bottom w:val="single" w:color="F79646" w:themeColor="accent6" w:sz="8" w:space="0"/>
         </w:tcBorders>
       </w:tcPr>
     </w:tblStylePr>
@@ -7545,8 +7703,8 @@
       <w:tblPr/>
       <w:tcPr>
         <w:tcBorders>
-          <w:top w:val="single" w:sz="8" w:space="0" w:color="F79646" w:themeColor="accent6"/>
-          <w:bottom w:val="single" w:sz="8" w:space="0" w:color="F79646" w:themeColor="accent6"/>
+          <w:top w:val="single" w:color="F79646" w:themeColor="accent6" w:sz="8" w:space="0"/>
+          <w:bottom w:val="single" w:color="F79646" w:themeColor="accent6" w:sz="8" w:space="0"/>
         </w:tcBorders>
       </w:tcPr>
     </w:tblStylePr>
@@ -7564,8 +7722,8 @@
       <w:tblPr/>
       <w:tcPr>
         <w:tcBorders>
-          <w:top w:val="single" w:sz="8" w:space="0" w:color="F79646" w:themeColor="accent6"/>
-          <w:bottom w:val="single" w:sz="8" w:space="0" w:color="F79646" w:themeColor="accent6"/>
+          <w:top w:val="single" w:color="F79646" w:themeColor="accent6" w:sz="8" w:space="0"/>
+          <w:bottom w:val="single" w:color="F79646" w:themeColor="accent6" w:sz="8" w:space="0"/>
         </w:tcBorders>
       </w:tcPr>
     </w:tblStylePr>
@@ -7591,7 +7749,7 @@
       <w:spacing w:after="0" w:line="240" w:lineRule="auto"/>
     </w:pPr>
     <w:rPr>
-      <w:rFonts w:asciiTheme="majorHAnsi" w:eastAsiaTheme="majorEastAsia" w:hAnsiTheme="majorHAnsi" w:cstheme="majorBidi"/>
+      <w:rFonts w:asciiTheme="majorHAnsi" w:hAnsiTheme="majorHAnsi" w:eastAsiaTheme="majorEastAsia" w:cstheme="majorBidi"/>
       <w:color w:val="000000" w:themeColor="text1"/>
     </w:rPr>
     <w:tblPr>
@@ -7599,10 +7757,10 @@
       <w:tblStyleColBandSize w:val="1"/>
       <w:tblInd w:w="0" w:type="dxa"/>
       <w:tblBorders>
-        <w:top w:val="single" w:sz="8" w:space="0" w:color="000000" w:themeColor="text1"/>
-        <w:left w:val="single" w:sz="8" w:space="0" w:color="000000" w:themeColor="text1"/>
-        <w:bottom w:val="single" w:sz="8" w:space="0" w:color="000000" w:themeColor="text1"/>
-        <w:right w:val="single" w:sz="8" w:space="0" w:color="000000" w:themeColor="text1"/>
+        <w:top w:val="single" w:color="000000" w:themeColor="text1" w:sz="8" w:space="0"/>
+        <w:left w:val="single" w:color="000000" w:themeColor="text1" w:sz="8" w:space="0"/>
+        <w:bottom w:val="single" w:color="000000" w:themeColor="text1" w:sz="8" w:space="0"/>
+        <w:right w:val="single" w:color="000000" w:themeColor="text1" w:sz="8" w:space="0"/>
       </w:tblBorders>
       <w:tblCellMar>
         <w:top w:w="0" w:type="dxa"/>
@@ -7621,7 +7779,7 @@
         <w:tcBorders>
           <w:top w:val="nil"/>
           <w:left w:val="nil"/>
-          <w:bottom w:val="single" w:sz="24" w:space="0" w:color="000000" w:themeColor="text1"/>
+          <w:bottom w:val="single" w:color="000000" w:themeColor="text1" w:sz="24" w:space="0"/>
           <w:right w:val="nil"/>
           <w:insideH w:val="nil"/>
           <w:insideV w:val="nil"/>
@@ -7633,7 +7791,7 @@
       <w:tblPr/>
       <w:tcPr>
         <w:tcBorders>
-          <w:top w:val="single" w:sz="8" w:space="0" w:color="000000" w:themeColor="text1"/>
+          <w:top w:val="single" w:color="000000" w:themeColor="text1" w:sz="8" w:space="0"/>
           <w:left w:val="nil"/>
           <w:bottom w:val="nil"/>
           <w:right w:val="nil"/>
@@ -7650,7 +7808,7 @@
           <w:top w:val="nil"/>
           <w:left w:val="nil"/>
           <w:bottom w:val="nil"/>
-          <w:right w:val="single" w:sz="8" w:space="0" w:color="000000" w:themeColor="text1"/>
+          <w:right w:val="single" w:color="000000" w:themeColor="text1" w:sz="8" w:space="0"/>
           <w:insideH w:val="nil"/>
           <w:insideV w:val="nil"/>
         </w:tcBorders>
@@ -7662,7 +7820,7 @@
       <w:tcPr>
         <w:tcBorders>
           <w:top w:val="nil"/>
-          <w:left w:val="single" w:sz="8" w:space="0" w:color="000000" w:themeColor="text1"/>
+          <w:left w:val="single" w:color="000000" w:themeColor="text1" w:sz="8" w:space="0"/>
           <w:bottom w:val="nil"/>
           <w:right w:val="nil"/>
           <w:insideH w:val="nil"/>
@@ -7719,7 +7877,7 @@
       <w:spacing w:after="0" w:line="240" w:lineRule="auto"/>
     </w:pPr>
     <w:rPr>
-      <w:rFonts w:asciiTheme="majorHAnsi" w:eastAsiaTheme="majorEastAsia" w:hAnsiTheme="majorHAnsi" w:cstheme="majorBidi"/>
+      <w:rFonts w:asciiTheme="majorHAnsi" w:hAnsiTheme="majorHAnsi" w:eastAsiaTheme="majorEastAsia" w:cstheme="majorBidi"/>
       <w:color w:val="000000" w:themeColor="text1"/>
     </w:rPr>
     <w:tblPr>
@@ -7727,10 +7885,10 @@
       <w:tblStyleColBandSize w:val="1"/>
       <w:tblInd w:w="0" w:type="dxa"/>
       <w:tblBorders>
-        <w:top w:val="single" w:sz="8" w:space="0" w:color="4F81BD" w:themeColor="accent1"/>
-        <w:left w:val="single" w:sz="8" w:space="0" w:color="4F81BD" w:themeColor="accent1"/>
-        <w:bottom w:val="single" w:sz="8" w:space="0" w:color="4F81BD" w:themeColor="accent1"/>
-        <w:right w:val="single" w:sz="8" w:space="0" w:color="4F81BD" w:themeColor="accent1"/>
+        <w:top w:val="single" w:color="4F81BD" w:themeColor="accent1" w:sz="8" w:space="0"/>
+        <w:left w:val="single" w:color="4F81BD" w:themeColor="accent1" w:sz="8" w:space="0"/>
+        <w:bottom w:val="single" w:color="4F81BD" w:themeColor="accent1" w:sz="8" w:space="0"/>
+        <w:right w:val="single" w:color="4F81BD" w:themeColor="accent1" w:sz="8" w:space="0"/>
       </w:tblBorders>
       <w:tblCellMar>
         <w:top w:w="0" w:type="dxa"/>
@@ -7749,7 +7907,7 @@
         <w:tcBorders>
           <w:top w:val="nil"/>
           <w:left w:val="nil"/>
-          <w:bottom w:val="single" w:sz="24" w:space="0" w:color="4F81BD" w:themeColor="accent1"/>
+          <w:bottom w:val="single" w:color="4F81BD" w:themeColor="accent1" w:sz="24" w:space="0"/>
           <w:right w:val="nil"/>
           <w:insideH w:val="nil"/>
           <w:insideV w:val="nil"/>
@@ -7761,7 +7919,7 @@
       <w:tblPr/>
       <w:tcPr>
         <w:tcBorders>
-          <w:top w:val="single" w:sz="8" w:space="0" w:color="4F81BD" w:themeColor="accent1"/>
+          <w:top w:val="single" w:color="4F81BD" w:themeColor="accent1" w:sz="8" w:space="0"/>
           <w:left w:val="nil"/>
           <w:bottom w:val="nil"/>
           <w:right w:val="nil"/>
@@ -7778,7 +7936,7 @@
           <w:top w:val="nil"/>
           <w:left w:val="nil"/>
           <w:bottom w:val="nil"/>
-          <w:right w:val="single" w:sz="8" w:space="0" w:color="4F81BD" w:themeColor="accent1"/>
+          <w:right w:val="single" w:color="4F81BD" w:themeColor="accent1" w:sz="8" w:space="0"/>
           <w:insideH w:val="nil"/>
           <w:insideV w:val="nil"/>
         </w:tcBorders>
@@ -7790,7 +7948,7 @@
       <w:tcPr>
         <w:tcBorders>
           <w:top w:val="nil"/>
-          <w:left w:val="single" w:sz="8" w:space="0" w:color="4F81BD" w:themeColor="accent1"/>
+          <w:left w:val="single" w:color="4F81BD" w:themeColor="accent1" w:sz="8" w:space="0"/>
           <w:bottom w:val="nil"/>
           <w:right w:val="nil"/>
           <w:insideH w:val="nil"/>
@@ -7847,7 +8005,7 @@
       <w:spacing w:after="0" w:line="240" w:lineRule="auto"/>
     </w:pPr>
     <w:rPr>
-      <w:rFonts w:asciiTheme="majorHAnsi" w:eastAsiaTheme="majorEastAsia" w:hAnsiTheme="majorHAnsi" w:cstheme="majorBidi"/>
+      <w:rFonts w:asciiTheme="majorHAnsi" w:hAnsiTheme="majorHAnsi" w:eastAsiaTheme="majorEastAsia" w:cstheme="majorBidi"/>
       <w:color w:val="000000" w:themeColor="text1"/>
     </w:rPr>
     <w:tblPr>
@@ -7855,10 +8013,10 @@
       <w:tblStyleColBandSize w:val="1"/>
       <w:tblInd w:w="0" w:type="dxa"/>
       <w:tblBorders>
-        <w:top w:val="single" w:sz="8" w:space="0" w:color="C0504D" w:themeColor="accent2"/>
-        <w:left w:val="single" w:sz="8" w:space="0" w:color="C0504D" w:themeColor="accent2"/>
-        <w:bottom w:val="single" w:sz="8" w:space="0" w:color="C0504D" w:themeColor="accent2"/>
-        <w:right w:val="single" w:sz="8" w:space="0" w:color="C0504D" w:themeColor="accent2"/>
+        <w:top w:val="single" w:color="C0504D" w:themeColor="accent2" w:sz="8" w:space="0"/>
+        <w:left w:val="single" w:color="C0504D" w:themeColor="accent2" w:sz="8" w:space="0"/>
+        <w:bottom w:val="single" w:color="C0504D" w:themeColor="accent2" w:sz="8" w:space="0"/>
+        <w:right w:val="single" w:color="C0504D" w:themeColor="accent2" w:sz="8" w:space="0"/>
       </w:tblBorders>
       <w:tblCellMar>
         <w:top w:w="0" w:type="dxa"/>
@@ -7877,7 +8035,7 @@
         <w:tcBorders>
           <w:top w:val="nil"/>
           <w:left w:val="nil"/>
-          <w:bottom w:val="single" w:sz="24" w:space="0" w:color="C0504D" w:themeColor="accent2"/>
+          <w:bottom w:val="single" w:color="C0504D" w:themeColor="accent2" w:sz="24" w:space="0"/>
           <w:right w:val="nil"/>
           <w:insideH w:val="nil"/>
           <w:insideV w:val="nil"/>
@@ -7889,7 +8047,7 @@
       <w:tblPr/>
       <w:tcPr>
         <w:tcBorders>
-          <w:top w:val="single" w:sz="8" w:space="0" w:color="C0504D" w:themeColor="accent2"/>
+          <w:top w:val="single" w:color="C0504D" w:themeColor="accent2" w:sz="8" w:space="0"/>
           <w:left w:val="nil"/>
           <w:bottom w:val="nil"/>
           <w:right w:val="nil"/>
@@ -7906,7 +8064,7 @@
           <w:top w:val="nil"/>
           <w:left w:val="nil"/>
           <w:bottom w:val="nil"/>
-          <w:right w:val="single" w:sz="8" w:space="0" w:color="C0504D" w:themeColor="accent2"/>
+          <w:right w:val="single" w:color="C0504D" w:themeColor="accent2" w:sz="8" w:space="0"/>
           <w:insideH w:val="nil"/>
           <w:insideV w:val="nil"/>
         </w:tcBorders>
@@ -7918,7 +8076,7 @@
       <w:tcPr>
         <w:tcBorders>
           <w:top w:val="nil"/>
-          <w:left w:val="single" w:sz="8" w:space="0" w:color="C0504D" w:themeColor="accent2"/>
+          <w:left w:val="single" w:color="C0504D" w:themeColor="accent2" w:sz="8" w:space="0"/>
           <w:bottom w:val="nil"/>
           <w:right w:val="nil"/>
           <w:insideH w:val="nil"/>
@@ -7975,7 +8133,7 @@
       <w:spacing w:after="0" w:line="240" w:lineRule="auto"/>
     </w:pPr>
     <w:rPr>
-      <w:rFonts w:asciiTheme="majorHAnsi" w:eastAsiaTheme="majorEastAsia" w:hAnsiTheme="majorHAnsi" w:cstheme="majorBidi"/>
+      <w:rFonts w:asciiTheme="majorHAnsi" w:hAnsiTheme="majorHAnsi" w:eastAsiaTheme="majorEastAsia" w:cstheme="majorBidi"/>
       <w:color w:val="000000" w:themeColor="text1"/>
     </w:rPr>
     <w:tblPr>
@@ -7983,10 +8141,10 @@
       <w:tblStyleColBandSize w:val="1"/>
       <w:tblInd w:w="0" w:type="dxa"/>
       <w:tblBorders>
-        <w:top w:val="single" w:sz="8" w:space="0" w:color="9BBB59" w:themeColor="accent3"/>
-        <w:left w:val="single" w:sz="8" w:space="0" w:color="9BBB59" w:themeColor="accent3"/>
-        <w:bottom w:val="single" w:sz="8" w:space="0" w:color="9BBB59" w:themeColor="accent3"/>
-        <w:right w:val="single" w:sz="8" w:space="0" w:color="9BBB59" w:themeColor="accent3"/>
+        <w:top w:val="single" w:color="9BBB59" w:themeColor="accent3" w:sz="8" w:space="0"/>
+        <w:left w:val="single" w:color="9BBB59" w:themeColor="accent3" w:sz="8" w:space="0"/>
+        <w:bottom w:val="single" w:color="9BBB59" w:themeColor="accent3" w:sz="8" w:space="0"/>
+        <w:right w:val="single" w:color="9BBB59" w:themeColor="accent3" w:sz="8" w:space="0"/>
       </w:tblBorders>
       <w:tblCellMar>
         <w:top w:w="0" w:type="dxa"/>
@@ -8005,7 +8163,7 @@
         <w:tcBorders>
           <w:top w:val="nil"/>
           <w:left w:val="nil"/>
-          <w:bottom w:val="single" w:sz="24" w:space="0" w:color="9BBB59" w:themeColor="accent3"/>
+          <w:bottom w:val="single" w:color="9BBB59" w:themeColor="accent3" w:sz="24" w:space="0"/>
           <w:right w:val="nil"/>
           <w:insideH w:val="nil"/>
           <w:insideV w:val="nil"/>
@@ -8017,7 +8175,7 @@
       <w:tblPr/>
       <w:tcPr>
         <w:tcBorders>
-          <w:top w:val="single" w:sz="8" w:space="0" w:color="9BBB59" w:themeColor="accent3"/>
+          <w:top w:val="single" w:color="9BBB59" w:themeColor="accent3" w:sz="8" w:space="0"/>
           <w:left w:val="nil"/>
           <w:bottom w:val="nil"/>
           <w:right w:val="nil"/>
@@ -8034,7 +8192,7 @@
           <w:top w:val="nil"/>
           <w:left w:val="nil"/>
           <w:bottom w:val="nil"/>
-          <w:right w:val="single" w:sz="8" w:space="0" w:color="9BBB59" w:themeColor="accent3"/>
+          <w:right w:val="single" w:color="9BBB59" w:themeColor="accent3" w:sz="8" w:space="0"/>
           <w:insideH w:val="nil"/>
           <w:insideV w:val="nil"/>
         </w:tcBorders>
@@ -8046,7 +8204,7 @@
       <w:tcPr>
         <w:tcBorders>
           <w:top w:val="nil"/>
-          <w:left w:val="single" w:sz="8" w:space="0" w:color="9BBB59" w:themeColor="accent3"/>
+          <w:left w:val="single" w:color="9BBB59" w:themeColor="accent3" w:sz="8" w:space="0"/>
           <w:bottom w:val="nil"/>
           <w:right w:val="nil"/>
           <w:insideH w:val="nil"/>
@@ -8103,7 +8261,7 @@
       <w:spacing w:after="0" w:line="240" w:lineRule="auto"/>
     </w:pPr>
     <w:rPr>
-      <w:rFonts w:asciiTheme="majorHAnsi" w:eastAsiaTheme="majorEastAsia" w:hAnsiTheme="majorHAnsi" w:cstheme="majorBidi"/>
+      <w:rFonts w:asciiTheme="majorHAnsi" w:hAnsiTheme="majorHAnsi" w:eastAsiaTheme="majorEastAsia" w:cstheme="majorBidi"/>
       <w:color w:val="000000" w:themeColor="text1"/>
     </w:rPr>
     <w:tblPr>
@@ -8111,10 +8269,10 @@
       <w:tblStyleColBandSize w:val="1"/>
       <w:tblInd w:w="0" w:type="dxa"/>
       <w:tblBorders>
-        <w:top w:val="single" w:sz="8" w:space="0" w:color="8064A2" w:themeColor="accent4"/>
-        <w:left w:val="single" w:sz="8" w:space="0" w:color="8064A2" w:themeColor="accent4"/>
-        <w:bottom w:val="single" w:sz="8" w:space="0" w:color="8064A2" w:themeColor="accent4"/>
-        <w:right w:val="single" w:sz="8" w:space="0" w:color="8064A2" w:themeColor="accent4"/>
+        <w:top w:val="single" w:color="8064A2" w:themeColor="accent4" w:sz="8" w:space="0"/>
+        <w:left w:val="single" w:color="8064A2" w:themeColor="accent4" w:sz="8" w:space="0"/>
+        <w:bottom w:val="single" w:color="8064A2" w:themeColor="accent4" w:sz="8" w:space="0"/>
+        <w:right w:val="single" w:color="8064A2" w:themeColor="accent4" w:sz="8" w:space="0"/>
       </w:tblBorders>
       <w:tblCellMar>
         <w:top w:w="0" w:type="dxa"/>
@@ -8133,7 +8291,7 @@
         <w:tcBorders>
           <w:top w:val="nil"/>
           <w:left w:val="nil"/>
-          <w:bottom w:val="single" w:sz="24" w:space="0" w:color="8064A2" w:themeColor="accent4"/>
+          <w:bottom w:val="single" w:color="8064A2" w:themeColor="accent4" w:sz="24" w:space="0"/>
           <w:right w:val="nil"/>
           <w:insideH w:val="nil"/>
           <w:insideV w:val="nil"/>
@@ -8145,7 +8303,7 @@
       <w:tblPr/>
       <w:tcPr>
         <w:tcBorders>
-          <w:top w:val="single" w:sz="8" w:space="0" w:color="8064A2" w:themeColor="accent4"/>
+          <w:top w:val="single" w:color="8064A2" w:themeColor="accent4" w:sz="8" w:space="0"/>
           <w:left w:val="nil"/>
           <w:bottom w:val="nil"/>
           <w:right w:val="nil"/>
@@ -8162,7 +8320,7 @@
           <w:top w:val="nil"/>
           <w:left w:val="nil"/>
           <w:bottom w:val="nil"/>
-          <w:right w:val="single" w:sz="8" w:space="0" w:color="8064A2" w:themeColor="accent4"/>
+          <w:right w:val="single" w:color="8064A2" w:themeColor="accent4" w:sz="8" w:space="0"/>
           <w:insideH w:val="nil"/>
           <w:insideV w:val="nil"/>
         </w:tcBorders>
@@ -8174,7 +8332,7 @@
       <w:tcPr>
         <w:tcBorders>
           <w:top w:val="nil"/>
-          <w:left w:val="single" w:sz="8" w:space="0" w:color="8064A2" w:themeColor="accent4"/>
+          <w:left w:val="single" w:color="8064A2" w:themeColor="accent4" w:sz="8" w:space="0"/>
           <w:bottom w:val="nil"/>
           <w:right w:val="nil"/>
           <w:insideH w:val="nil"/>
@@ -8231,7 +8389,7 @@
       <w:spacing w:after="0" w:line="240" w:lineRule="auto"/>
     </w:pPr>
     <w:rPr>
-      <w:rFonts w:asciiTheme="majorHAnsi" w:eastAsiaTheme="majorEastAsia" w:hAnsiTheme="majorHAnsi" w:cstheme="majorBidi"/>
+      <w:rFonts w:asciiTheme="majorHAnsi" w:hAnsiTheme="majorHAnsi" w:eastAsiaTheme="majorEastAsia" w:cstheme="majorBidi"/>
       <w:color w:val="000000" w:themeColor="text1"/>
     </w:rPr>
     <w:tblPr>
@@ -8239,10 +8397,10 @@
       <w:tblStyleColBandSize w:val="1"/>
       <w:tblInd w:w="0" w:type="dxa"/>
       <w:tblBorders>
-        <w:top w:val="single" w:sz="8" w:space="0" w:color="4BACC6" w:themeColor="accent5"/>
-        <w:left w:val="single" w:sz="8" w:space="0" w:color="4BACC6" w:themeColor="accent5"/>
-        <w:bottom w:val="single" w:sz="8" w:space="0" w:color="4BACC6" w:themeColor="accent5"/>
-        <w:right w:val="single" w:sz="8" w:space="0" w:color="4BACC6" w:themeColor="accent5"/>
+        <w:top w:val="single" w:color="4BACC6" w:themeColor="accent5" w:sz="8" w:space="0"/>
+        <w:left w:val="single" w:color="4BACC6" w:themeColor="accent5" w:sz="8" w:space="0"/>
+        <w:bottom w:val="single" w:color="4BACC6" w:themeColor="accent5" w:sz="8" w:space="0"/>
+        <w:right w:val="single" w:color="4BACC6" w:themeColor="accent5" w:sz="8" w:space="0"/>
       </w:tblBorders>
       <w:tblCellMar>
         <w:top w:w="0" w:type="dxa"/>
@@ -8261,7 +8419,7 @@
         <w:tcBorders>
           <w:top w:val="nil"/>
           <w:left w:val="nil"/>
-          <w:bottom w:val="single" w:sz="24" w:space="0" w:color="4BACC6" w:themeColor="accent5"/>
+          <w:bottom w:val="single" w:color="4BACC6" w:themeColor="accent5" w:sz="24" w:space="0"/>
           <w:right w:val="nil"/>
           <w:insideH w:val="nil"/>
           <w:insideV w:val="nil"/>
@@ -8273,7 +8431,7 @@
       <w:tblPr/>
       <w:tcPr>
         <w:tcBorders>
-          <w:top w:val="single" w:sz="8" w:space="0" w:color="4BACC6" w:themeColor="accent5"/>
+          <w:top w:val="single" w:color="4BACC6" w:themeColor="accent5" w:sz="8" w:space="0"/>
           <w:left w:val="nil"/>
           <w:bottom w:val="nil"/>
           <w:right w:val="nil"/>
@@ -8290,7 +8448,7 @@
           <w:top w:val="nil"/>
           <w:left w:val="nil"/>
           <w:bottom w:val="nil"/>
-          <w:right w:val="single" w:sz="8" w:space="0" w:color="4BACC6" w:themeColor="accent5"/>
+          <w:right w:val="single" w:color="4BACC6" w:themeColor="accent5" w:sz="8" w:space="0"/>
           <w:insideH w:val="nil"/>
           <w:insideV w:val="nil"/>
         </w:tcBorders>
@@ -8302,7 +8460,7 @@
       <w:tcPr>
         <w:tcBorders>
           <w:top w:val="nil"/>
-          <w:left w:val="single" w:sz="8" w:space="0" w:color="4BACC6" w:themeColor="accent5"/>
+          <w:left w:val="single" w:color="4BACC6" w:themeColor="accent5" w:sz="8" w:space="0"/>
           <w:bottom w:val="nil"/>
           <w:right w:val="nil"/>
           <w:insideH w:val="nil"/>
@@ -8359,7 +8517,7 @@
       <w:spacing w:after="0" w:line="240" w:lineRule="auto"/>
     </w:pPr>
     <w:rPr>
-      <w:rFonts w:asciiTheme="majorHAnsi" w:eastAsiaTheme="majorEastAsia" w:hAnsiTheme="majorHAnsi" w:cstheme="majorBidi"/>
+      <w:rFonts w:asciiTheme="majorHAnsi" w:hAnsiTheme="majorHAnsi" w:eastAsiaTheme="majorEastAsia" w:cstheme="majorBidi"/>
       <w:color w:val="000000" w:themeColor="text1"/>
     </w:rPr>
     <w:tblPr>
@@ -8367,10 +8525,10 @@
       <w:tblStyleColBandSize w:val="1"/>
       <w:tblInd w:w="0" w:type="dxa"/>
       <w:tblBorders>
-        <w:top w:val="single" w:sz="8" w:space="0" w:color="F79646" w:themeColor="accent6"/>
-        <w:left w:val="single" w:sz="8" w:space="0" w:color="F79646" w:themeColor="accent6"/>
-        <w:bottom w:val="single" w:sz="8" w:space="0" w:color="F79646" w:themeColor="accent6"/>
-        <w:right w:val="single" w:sz="8" w:space="0" w:color="F79646" w:themeColor="accent6"/>
+        <w:top w:val="single" w:color="F79646" w:themeColor="accent6" w:sz="8" w:space="0"/>
+        <w:left w:val="single" w:color="F79646" w:themeColor="accent6" w:sz="8" w:space="0"/>
+        <w:bottom w:val="single" w:color="F79646" w:themeColor="accent6" w:sz="8" w:space="0"/>
+        <w:right w:val="single" w:color="F79646" w:themeColor="accent6" w:sz="8" w:space="0"/>
       </w:tblBorders>
       <w:tblCellMar>
         <w:top w:w="0" w:type="dxa"/>
@@ -8389,7 +8547,7 @@
         <w:tcBorders>
           <w:top w:val="nil"/>
           <w:left w:val="nil"/>
-          <w:bottom w:val="single" w:sz="24" w:space="0" w:color="F79646" w:themeColor="accent6"/>
+          <w:bottom w:val="single" w:color="F79646" w:themeColor="accent6" w:sz="24" w:space="0"/>
           <w:right w:val="nil"/>
           <w:insideH w:val="nil"/>
           <w:insideV w:val="nil"/>
@@ -8401,7 +8559,7 @@
       <w:tblPr/>
       <w:tcPr>
         <w:tcBorders>
-          <w:top w:val="single" w:sz="8" w:space="0" w:color="F79646" w:themeColor="accent6"/>
+          <w:top w:val="single" w:color="F79646" w:themeColor="accent6" w:sz="8" w:space="0"/>
           <w:left w:val="nil"/>
           <w:bottom w:val="nil"/>
           <w:right w:val="nil"/>
@@ -8418,7 +8576,7 @@
           <w:top w:val="nil"/>
           <w:left w:val="nil"/>
           <w:bottom w:val="nil"/>
-          <w:right w:val="single" w:sz="8" w:space="0" w:color="F79646" w:themeColor="accent6"/>
+          <w:right w:val="single" w:color="F79646" w:themeColor="accent6" w:sz="8" w:space="0"/>
           <w:insideH w:val="nil"/>
           <w:insideV w:val="nil"/>
         </w:tcBorders>
@@ -8430,7 +8588,7 @@
       <w:tcPr>
         <w:tcBorders>
           <w:top w:val="nil"/>
-          <w:left w:val="single" w:sz="8" w:space="0" w:color="F79646" w:themeColor="accent6"/>
+          <w:left w:val="single" w:color="F79646" w:themeColor="accent6" w:sz="8" w:space="0"/>
           <w:bottom w:val="nil"/>
           <w:right w:val="nil"/>
           <w:insideH w:val="nil"/>
@@ -8491,12 +8649,12 @@
       <w:tblStyleColBandSize w:val="1"/>
       <w:tblInd w:w="0" w:type="dxa"/>
       <w:tblBorders>
-        <w:top w:val="single" w:sz="8" w:space="0" w:color="404040" w:themeColor="text1" w:themeTint="BF"/>
-        <w:left w:val="single" w:sz="8" w:space="0" w:color="404040" w:themeColor="text1" w:themeTint="BF"/>
-        <w:bottom w:val="single" w:sz="8" w:space="0" w:color="404040" w:themeColor="text1" w:themeTint="BF"/>
-        <w:right w:val="single" w:sz="8" w:space="0" w:color="404040" w:themeColor="text1" w:themeTint="BF"/>
-        <w:insideH w:val="single" w:sz="8" w:space="0" w:color="404040" w:themeColor="text1" w:themeTint="BF"/>
-        <w:insideV w:val="single" w:sz="8" w:space="0" w:color="404040" w:themeColor="text1" w:themeTint="BF"/>
+        <w:top w:val="single" w:color="404040" w:themeColor="text1" w:themeTint="BF" w:sz="8" w:space="0"/>
+        <w:left w:val="single" w:color="404040" w:themeColor="text1" w:themeTint="BF" w:sz="8" w:space="0"/>
+        <w:bottom w:val="single" w:color="404040" w:themeColor="text1" w:themeTint="BF" w:sz="8" w:space="0"/>
+        <w:right w:val="single" w:color="404040" w:themeColor="text1" w:themeTint="BF" w:sz="8" w:space="0"/>
+        <w:insideH w:val="single" w:color="404040" w:themeColor="text1" w:themeTint="BF" w:sz="8" w:space="0"/>
+        <w:insideV w:val="single" w:color="404040" w:themeColor="text1" w:themeTint="BF" w:sz="8" w:space="0"/>
       </w:tblBorders>
       <w:tblCellMar>
         <w:top w:w="0" w:type="dxa"/>
@@ -8522,7 +8680,7 @@
       <w:tblPr/>
       <w:tcPr>
         <w:tcBorders>
-          <w:top w:val="single" w:sz="18" w:space="0" w:color="404040" w:themeColor="text1" w:themeTint="BF"/>
+          <w:top w:val="single" w:color="404040" w:themeColor="text1" w:themeTint="BF" w:sz="18" w:space="0"/>
         </w:tcBorders>
       </w:tcPr>
     </w:tblStylePr>
@@ -8564,12 +8722,12 @@
       <w:tblStyleColBandSize w:val="1"/>
       <w:tblInd w:w="0" w:type="dxa"/>
       <w:tblBorders>
-        <w:top w:val="single" w:sz="8" w:space="0" w:color="7BA0CD" w:themeColor="accent1" w:themeTint="BF"/>
-        <w:left w:val="single" w:sz="8" w:space="0" w:color="7BA0CD" w:themeColor="accent1" w:themeTint="BF"/>
-        <w:bottom w:val="single" w:sz="8" w:space="0" w:color="7BA0CD" w:themeColor="accent1" w:themeTint="BF"/>
-        <w:right w:val="single" w:sz="8" w:space="0" w:color="7BA0CD" w:themeColor="accent1" w:themeTint="BF"/>
-        <w:insideH w:val="single" w:sz="8" w:space="0" w:color="7BA0CD" w:themeColor="accent1" w:themeTint="BF"/>
-        <w:insideV w:val="single" w:sz="8" w:space="0" w:color="7BA0CD" w:themeColor="accent1" w:themeTint="BF"/>
+        <w:top w:val="single" w:color="7BA0CD" w:themeColor="accent1" w:themeTint="BF" w:sz="8" w:space="0"/>
+        <w:left w:val="single" w:color="7BA0CD" w:themeColor="accent1" w:themeTint="BF" w:sz="8" w:space="0"/>
+        <w:bottom w:val="single" w:color="7BA0CD" w:themeColor="accent1" w:themeTint="BF" w:sz="8" w:space="0"/>
+        <w:right w:val="single" w:color="7BA0CD" w:themeColor="accent1" w:themeTint="BF" w:sz="8" w:space="0"/>
+        <w:insideH w:val="single" w:color="7BA0CD" w:themeColor="accent1" w:themeTint="BF" w:sz="8" w:space="0"/>
+        <w:insideV w:val="single" w:color="7BA0CD" w:themeColor="accent1" w:themeTint="BF" w:sz="8" w:space="0"/>
       </w:tblBorders>
       <w:tblCellMar>
         <w:top w:w="0" w:type="dxa"/>
@@ -8595,7 +8753,7 @@
       <w:tblPr/>
       <w:tcPr>
         <w:tcBorders>
-          <w:top w:val="single" w:sz="18" w:space="0" w:color="7BA0CD" w:themeColor="accent1" w:themeTint="BF"/>
+          <w:top w:val="single" w:color="7BA0CD" w:themeColor="accent1" w:themeTint="BF" w:sz="18" w:space="0"/>
         </w:tcBorders>
       </w:tcPr>
     </w:tblStylePr>
@@ -8637,12 +8795,12 @@
       <w:tblStyleColBandSize w:val="1"/>
       <w:tblInd w:w="0" w:type="dxa"/>
       <w:tblBorders>
-        <w:top w:val="single" w:sz="8" w:space="0" w:color="CF7B79" w:themeColor="accent2" w:themeTint="BF"/>
-        <w:left w:val="single" w:sz="8" w:space="0" w:color="CF7B79" w:themeColor="accent2" w:themeTint="BF"/>
-        <w:bottom w:val="single" w:sz="8" w:space="0" w:color="CF7B79" w:themeColor="accent2" w:themeTint="BF"/>
-        <w:right w:val="single" w:sz="8" w:space="0" w:color="CF7B79" w:themeColor="accent2" w:themeTint="BF"/>
-        <w:insideH w:val="single" w:sz="8" w:space="0" w:color="CF7B79" w:themeColor="accent2" w:themeTint="BF"/>
-        <w:insideV w:val="single" w:sz="8" w:space="0" w:color="CF7B79" w:themeColor="accent2" w:themeTint="BF"/>
+        <w:top w:val="single" w:color="CF7B79" w:themeColor="accent2" w:themeTint="BF" w:sz="8" w:space="0"/>
+        <w:left w:val="single" w:color="CF7B79" w:themeColor="accent2" w:themeTint="BF" w:sz="8" w:space="0"/>
+        <w:bottom w:val="single" w:color="CF7B79" w:themeColor="accent2" w:themeTint="BF" w:sz="8" w:space="0"/>
+        <w:right w:val="single" w:color="CF7B79" w:themeColor="accent2" w:themeTint="BF" w:sz="8" w:space="0"/>
+        <w:insideH w:val="single" w:color="CF7B79" w:themeColor="accent2" w:themeTint="BF" w:sz="8" w:space="0"/>
+        <w:insideV w:val="single" w:color="CF7B79" w:themeColor="accent2" w:themeTint="BF" w:sz="8" w:space="0"/>
       </w:tblBorders>
       <w:tblCellMar>
         <w:top w:w="0" w:type="dxa"/>
@@ -8668,7 +8826,7 @@
       <w:tblPr/>
       <w:tcPr>
         <w:tcBorders>
-          <w:top w:val="single" w:sz="18" w:space="0" w:color="CF7B79" w:themeColor="accent2" w:themeTint="BF"/>
+          <w:top w:val="single" w:color="CF7B79" w:themeColor="accent2" w:themeTint="BF" w:sz="18" w:space="0"/>
         </w:tcBorders>
       </w:tcPr>
     </w:tblStylePr>
@@ -8710,12 +8868,12 @@
       <w:tblStyleColBandSize w:val="1"/>
       <w:tblInd w:w="0" w:type="dxa"/>
       <w:tblBorders>
-        <w:top w:val="single" w:sz="8" w:space="0" w:color="B3CC82" w:themeColor="accent3" w:themeTint="BF"/>
-        <w:left w:val="single" w:sz="8" w:space="0" w:color="B3CC82" w:themeColor="accent3" w:themeTint="BF"/>
-        <w:bottom w:val="single" w:sz="8" w:space="0" w:color="B3CC82" w:themeColor="accent3" w:themeTint="BF"/>
-        <w:right w:val="single" w:sz="8" w:space="0" w:color="B3CC82" w:themeColor="accent3" w:themeTint="BF"/>
-        <w:insideH w:val="single" w:sz="8" w:space="0" w:color="B3CC82" w:themeColor="accent3" w:themeTint="BF"/>
-        <w:insideV w:val="single" w:sz="8" w:space="0" w:color="B3CC82" w:themeColor="accent3" w:themeTint="BF"/>
+        <w:top w:val="single" w:color="B3CC82" w:themeColor="accent3" w:themeTint="BF" w:sz="8" w:space="0"/>
+        <w:left w:val="single" w:color="B3CC82" w:themeColor="accent3" w:themeTint="BF" w:sz="8" w:space="0"/>
+        <w:bottom w:val="single" w:color="B3CC82" w:themeColor="accent3" w:themeTint="BF" w:sz="8" w:space="0"/>
+        <w:right w:val="single" w:color="B3CC82" w:themeColor="accent3" w:themeTint="BF" w:sz="8" w:space="0"/>
+        <w:insideH w:val="single" w:color="B3CC82" w:themeColor="accent3" w:themeTint="BF" w:sz="8" w:space="0"/>
+        <w:insideV w:val="single" w:color="B3CC82" w:themeColor="accent3" w:themeTint="BF" w:sz="8" w:space="0"/>
       </w:tblBorders>
       <w:tblCellMar>
         <w:top w:w="0" w:type="dxa"/>
@@ -8741,7 +8899,7 @@
       <w:tblPr/>
       <w:tcPr>
         <w:tcBorders>
-          <w:top w:val="single" w:sz="18" w:space="0" w:color="B3CC82" w:themeColor="accent3" w:themeTint="BF"/>
+          <w:top w:val="single" w:color="B3CC82" w:themeColor="accent3" w:themeTint="BF" w:sz="18" w:space="0"/>
         </w:tcBorders>
       </w:tcPr>
     </w:tblStylePr>
@@ -8783,12 +8941,12 @@
       <w:tblStyleColBandSize w:val="1"/>
       <w:tblInd w:w="0" w:type="dxa"/>
       <w:tblBorders>
-        <w:top w:val="single" w:sz="8" w:space="0" w:color="9F8AB9" w:themeColor="accent4" w:themeTint="BF"/>
-        <w:left w:val="single" w:sz="8" w:space="0" w:color="9F8AB9" w:themeColor="accent4" w:themeTint="BF"/>
-        <w:bottom w:val="single" w:sz="8" w:space="0" w:color="9F8AB9" w:themeColor="accent4" w:themeTint="BF"/>
-        <w:right w:val="single" w:sz="8" w:space="0" w:color="9F8AB9" w:themeColor="accent4" w:themeTint="BF"/>
-        <w:insideH w:val="single" w:sz="8" w:space="0" w:color="9F8AB9" w:themeColor="accent4" w:themeTint="BF"/>
-        <w:insideV w:val="single" w:sz="8" w:space="0" w:color="9F8AB9" w:themeColor="accent4" w:themeTint="BF"/>
+        <w:top w:val="single" w:color="9F8AB9" w:themeColor="accent4" w:themeTint="BF" w:sz="8" w:space="0"/>
+        <w:left w:val="single" w:color="9F8AB9" w:themeColor="accent4" w:themeTint="BF" w:sz="8" w:space="0"/>
+        <w:bottom w:val="single" w:color="9F8AB9" w:themeColor="accent4" w:themeTint="BF" w:sz="8" w:space="0"/>
+        <w:right w:val="single" w:color="9F8AB9" w:themeColor="accent4" w:themeTint="BF" w:sz="8" w:space="0"/>
+        <w:insideH w:val="single" w:color="9F8AB9" w:themeColor="accent4" w:themeTint="BF" w:sz="8" w:space="0"/>
+        <w:insideV w:val="single" w:color="9F8AB9" w:themeColor="accent4" w:themeTint="BF" w:sz="8" w:space="0"/>
       </w:tblBorders>
       <w:tblCellMar>
         <w:top w:w="0" w:type="dxa"/>
@@ -8814,7 +8972,7 @@
       <w:tblPr/>
       <w:tcPr>
         <w:tcBorders>
-          <w:top w:val="single" w:sz="18" w:space="0" w:color="9F8AB9" w:themeColor="accent4" w:themeTint="BF"/>
+          <w:top w:val="single" w:color="9F8AB9" w:themeColor="accent4" w:themeTint="BF" w:sz="18" w:space="0"/>
         </w:tcBorders>
       </w:tcPr>
     </w:tblStylePr>
@@ -8856,12 +9014,12 @@
       <w:tblStyleColBandSize w:val="1"/>
       <w:tblInd w:w="0" w:type="dxa"/>
       <w:tblBorders>
-        <w:top w:val="single" w:sz="8" w:space="0" w:color="78C0D4" w:themeColor="accent5" w:themeTint="BF"/>
-        <w:left w:val="single" w:sz="8" w:space="0" w:color="78C0D4" w:themeColor="accent5" w:themeTint="BF"/>
-        <w:bottom w:val="single" w:sz="8" w:space="0" w:color="78C0D4" w:themeColor="accent5" w:themeTint="BF"/>
-        <w:right w:val="single" w:sz="8" w:space="0" w:color="78C0D4" w:themeColor="accent5" w:themeTint="BF"/>
-        <w:insideH w:val="single" w:sz="8" w:space="0" w:color="78C0D4" w:themeColor="accent5" w:themeTint="BF"/>
-        <w:insideV w:val="single" w:sz="8" w:space="0" w:color="78C0D4" w:themeColor="accent5" w:themeTint="BF"/>
+        <w:top w:val="single" w:color="78C0D4" w:themeColor="accent5" w:themeTint="BF" w:sz="8" w:space="0"/>
+        <w:left w:val="single" w:color="78C0D4" w:themeColor="accent5" w:themeTint="BF" w:sz="8" w:space="0"/>
+        <w:bottom w:val="single" w:color="78C0D4" w:themeColor="accent5" w:themeTint="BF" w:sz="8" w:space="0"/>
+        <w:right w:val="single" w:color="78C0D4" w:themeColor="accent5" w:themeTint="BF" w:sz="8" w:space="0"/>
+        <w:insideH w:val="single" w:color="78C0D4" w:themeColor="accent5" w:themeTint="BF" w:sz="8" w:space="0"/>
+        <w:insideV w:val="single" w:color="78C0D4" w:themeColor="accent5" w:themeTint="BF" w:sz="8" w:space="0"/>
       </w:tblBorders>
       <w:tblCellMar>
         <w:top w:w="0" w:type="dxa"/>
@@ -8887,7 +9045,7 @@
       <w:tblPr/>
       <w:tcPr>
         <w:tcBorders>
-          <w:top w:val="single" w:sz="18" w:space="0" w:color="78C0D4" w:themeColor="accent5" w:themeTint="BF"/>
+          <w:top w:val="single" w:color="78C0D4" w:themeColor="accent5" w:themeTint="BF" w:sz="18" w:space="0"/>
         </w:tcBorders>
       </w:tcPr>
     </w:tblStylePr>
@@ -8929,12 +9087,12 @@
       <w:tblStyleColBandSize w:val="1"/>
       <w:tblInd w:w="0" w:type="dxa"/>
       <w:tblBorders>
-        <w:top w:val="single" w:sz="8" w:space="0" w:color="F9B074" w:themeColor="accent6" w:themeTint="BF"/>
-        <w:left w:val="single" w:sz="8" w:space="0" w:color="F9B074" w:themeColor="accent6" w:themeTint="BF"/>
-        <w:bottom w:val="single" w:sz="8" w:space="0" w:color="F9B074" w:themeColor="accent6" w:themeTint="BF"/>
-        <w:right w:val="single" w:sz="8" w:space="0" w:color="F9B074" w:themeColor="accent6" w:themeTint="BF"/>
-        <w:insideH w:val="single" w:sz="8" w:space="0" w:color="F9B074" w:themeColor="accent6" w:themeTint="BF"/>
-        <w:insideV w:val="single" w:sz="8" w:space="0" w:color="F9B074" w:themeColor="accent6" w:themeTint="BF"/>
+        <w:top w:val="single" w:color="F9B074" w:themeColor="accent6" w:themeTint="BF" w:sz="8" w:space="0"/>
+        <w:left w:val="single" w:color="F9B074" w:themeColor="accent6" w:themeTint="BF" w:sz="8" w:space="0"/>
+        <w:bottom w:val="single" w:color="F9B074" w:themeColor="accent6" w:themeTint="BF" w:sz="8" w:space="0"/>
+        <w:right w:val="single" w:color="F9B074" w:themeColor="accent6" w:themeTint="BF" w:sz="8" w:space="0"/>
+        <w:insideH w:val="single" w:color="F9B074" w:themeColor="accent6" w:themeTint="BF" w:sz="8" w:space="0"/>
+        <w:insideV w:val="single" w:color="F9B074" w:themeColor="accent6" w:themeTint="BF" w:sz="8" w:space="0"/>
       </w:tblBorders>
       <w:tblCellMar>
         <w:top w:w="0" w:type="dxa"/>
@@ -8960,7 +9118,7 @@
       <w:tblPr/>
       <w:tcPr>
         <w:tcBorders>
-          <w:top w:val="single" w:sz="18" w:space="0" w:color="F9B074" w:themeColor="accent6" w:themeTint="BF"/>
+          <w:top w:val="single" w:color="F9B074" w:themeColor="accent6" w:themeTint="BF" w:sz="18" w:space="0"/>
         </w:tcBorders>
       </w:tcPr>
     </w:tblStylePr>
@@ -8998,7 +9156,7 @@
       <w:spacing w:after="0" w:line="240" w:lineRule="auto"/>
     </w:pPr>
     <w:rPr>
-      <w:rFonts w:asciiTheme="majorHAnsi" w:eastAsiaTheme="majorEastAsia" w:hAnsiTheme="majorHAnsi" w:cstheme="majorBidi"/>
+      <w:rFonts w:asciiTheme="majorHAnsi" w:hAnsiTheme="majorHAnsi" w:eastAsiaTheme="majorEastAsia" w:cstheme="majorBidi"/>
       <w:color w:val="000000" w:themeColor="text1"/>
     </w:rPr>
     <w:tblPr>
@@ -9006,12 +9164,12 @@
       <w:tblStyleColBandSize w:val="1"/>
       <w:tblInd w:w="0" w:type="dxa"/>
       <w:tblBorders>
-        <w:top w:val="single" w:sz="8" w:space="0" w:color="000000" w:themeColor="text1"/>
-        <w:left w:val="single" w:sz="8" w:space="0" w:color="000000" w:themeColor="text1"/>
-        <w:bottom w:val="single" w:sz="8" w:space="0" w:color="000000" w:themeColor="text1"/>
-        <w:right w:val="single" w:sz="8" w:space="0" w:color="000000" w:themeColor="text1"/>
-        <w:insideH w:val="single" w:sz="8" w:space="0" w:color="000000" w:themeColor="text1"/>
-        <w:insideV w:val="single" w:sz="8" w:space="0" w:color="000000" w:themeColor="text1"/>
+        <w:top w:val="single" w:color="000000" w:themeColor="text1" w:sz="8" w:space="0"/>
+        <w:left w:val="single" w:color="000000" w:themeColor="text1" w:sz="8" w:space="0"/>
+        <w:bottom w:val="single" w:color="000000" w:themeColor="text1" w:sz="8" w:space="0"/>
+        <w:right w:val="single" w:color="000000" w:themeColor="text1" w:sz="8" w:space="0"/>
+        <w:insideH w:val="single" w:color="000000" w:themeColor="text1" w:sz="8" w:space="0"/>
+        <w:insideV w:val="single" w:color="000000" w:themeColor="text1" w:sz="8" w:space="0"/>
       </w:tblBorders>
       <w:tblCellMar>
         <w:top w:w="0" w:type="dxa"/>
@@ -9043,7 +9201,7 @@
       <w:tblPr/>
       <w:tcPr>
         <w:tcBorders>
-          <w:top w:val="single" w:sz="12" w:space="0" w:color="000000" w:themeColor="text1"/>
+          <w:top w:val="single" w:color="000000" w:themeColor="text1" w:sz="12" w:space="0"/>
           <w:left w:val="nil"/>
           <w:bottom w:val="nil"/>
           <w:right w:val="nil"/>
@@ -9101,8 +9259,8 @@
       <w:tblPr/>
       <w:tcPr>
         <w:tcBorders>
-          <w:insideH w:val="single" w:sz="6" w:space="0" w:color="000000" w:themeColor="text1"/>
-          <w:insideV w:val="single" w:sz="6" w:space="0" w:color="000000" w:themeColor="text1"/>
+          <w:insideH w:val="single" w:color="000000" w:themeColor="text1" w:sz="6" w:space="0"/>
+          <w:insideV w:val="single" w:color="000000" w:themeColor="text1" w:sz="6" w:space="0"/>
         </w:tcBorders>
         <w:shd w:val="clear" w:color="auto" w:fill="808080" w:themeFill="text1" w:themeFillTint="7F"/>
       </w:tcPr>
@@ -9123,7 +9281,7 @@
       <w:spacing w:after="0" w:line="240" w:lineRule="auto"/>
     </w:pPr>
     <w:rPr>
-      <w:rFonts w:asciiTheme="majorHAnsi" w:eastAsiaTheme="majorEastAsia" w:hAnsiTheme="majorHAnsi" w:cstheme="majorBidi"/>
+      <w:rFonts w:asciiTheme="majorHAnsi" w:hAnsiTheme="majorHAnsi" w:eastAsiaTheme="majorEastAsia" w:cstheme="majorBidi"/>
       <w:color w:val="000000" w:themeColor="text1"/>
     </w:rPr>
     <w:tblPr>
@@ -9131,12 +9289,12 @@
       <w:tblStyleColBandSize w:val="1"/>
       <w:tblInd w:w="0" w:type="dxa"/>
       <w:tblBorders>
-        <w:top w:val="single" w:sz="8" w:space="0" w:color="4F81BD" w:themeColor="accent1"/>
-        <w:left w:val="single" w:sz="8" w:space="0" w:color="4F81BD" w:themeColor="accent1"/>
-        <w:bottom w:val="single" w:sz="8" w:space="0" w:color="4F81BD" w:themeColor="accent1"/>
-        <w:right w:val="single" w:sz="8" w:space="0" w:color="4F81BD" w:themeColor="accent1"/>
-        <w:insideH w:val="single" w:sz="8" w:space="0" w:color="4F81BD" w:themeColor="accent1"/>
-        <w:insideV w:val="single" w:sz="8" w:space="0" w:color="4F81BD" w:themeColor="accent1"/>
+        <w:top w:val="single" w:color="4F81BD" w:themeColor="accent1" w:sz="8" w:space="0"/>
+        <w:left w:val="single" w:color="4F81BD" w:themeColor="accent1" w:sz="8" w:space="0"/>
+        <w:bottom w:val="single" w:color="4F81BD" w:themeColor="accent1" w:sz="8" w:space="0"/>
+        <w:right w:val="single" w:color="4F81BD" w:themeColor="accent1" w:sz="8" w:space="0"/>
+        <w:insideH w:val="single" w:color="4F81BD" w:themeColor="accent1" w:sz="8" w:space="0"/>
+        <w:insideV w:val="single" w:color="4F81BD" w:themeColor="accent1" w:sz="8" w:space="0"/>
       </w:tblBorders>
       <w:tblCellMar>
         <w:top w:w="0" w:type="dxa"/>
@@ -9168,7 +9326,7 @@
       <w:tblPr/>
       <w:tcPr>
         <w:tcBorders>
-          <w:top w:val="single" w:sz="12" w:space="0" w:color="000000" w:themeColor="text1"/>
+          <w:top w:val="single" w:color="000000" w:themeColor="text1" w:sz="12" w:space="0"/>
           <w:left w:val="nil"/>
           <w:bottom w:val="nil"/>
           <w:right w:val="nil"/>
@@ -9226,8 +9384,8 @@
       <w:tblPr/>
       <w:tcPr>
         <w:tcBorders>
-          <w:insideH w:val="single" w:sz="6" w:space="0" w:color="4F81BD" w:themeColor="accent1"/>
-          <w:insideV w:val="single" w:sz="6" w:space="0" w:color="4F81BD" w:themeColor="accent1"/>
+          <w:insideH w:val="single" w:color="4F81BD" w:themeColor="accent1" w:sz="6" w:space="0"/>
+          <w:insideV w:val="single" w:color="4F81BD" w:themeColor="accent1" w:sz="6" w:space="0"/>
         </w:tcBorders>
         <w:shd w:val="clear" w:color="auto" w:fill="A7BFDE" w:themeFill="accent1" w:themeFillTint="7F"/>
       </w:tcPr>
@@ -9248,7 +9406,7 @@
       <w:spacing w:after="0" w:line="240" w:lineRule="auto"/>
     </w:pPr>
     <w:rPr>
-      <w:rFonts w:asciiTheme="majorHAnsi" w:eastAsiaTheme="majorEastAsia" w:hAnsiTheme="majorHAnsi" w:cstheme="majorBidi"/>
+      <w:rFonts w:asciiTheme="majorHAnsi" w:hAnsiTheme="majorHAnsi" w:eastAsiaTheme="majorEastAsia" w:cstheme="majorBidi"/>
       <w:color w:val="000000" w:themeColor="text1"/>
     </w:rPr>
     <w:tblPr>
@@ -9256,12 +9414,12 @@
       <w:tblStyleColBandSize w:val="1"/>
       <w:tblInd w:w="0" w:type="dxa"/>
       <w:tblBorders>
-        <w:top w:val="single" w:sz="8" w:space="0" w:color="C0504D" w:themeColor="accent2"/>
-        <w:left w:val="single" w:sz="8" w:space="0" w:color="C0504D" w:themeColor="accent2"/>
-        <w:bottom w:val="single" w:sz="8" w:space="0" w:color="C0504D" w:themeColor="accent2"/>
-        <w:right w:val="single" w:sz="8" w:space="0" w:color="C0504D" w:themeColor="accent2"/>
-        <w:insideH w:val="single" w:sz="8" w:space="0" w:color="C0504D" w:themeColor="accent2"/>
-        <w:insideV w:val="single" w:sz="8" w:space="0" w:color="C0504D" w:themeColor="accent2"/>
+        <w:top w:val="single" w:color="C0504D" w:themeColor="accent2" w:sz="8" w:space="0"/>
+        <w:left w:val="single" w:color="C0504D" w:themeColor="accent2" w:sz="8" w:space="0"/>
+        <w:bottom w:val="single" w:color="C0504D" w:themeColor="accent2" w:sz="8" w:space="0"/>
+        <w:right w:val="single" w:color="C0504D" w:themeColor="accent2" w:sz="8" w:space="0"/>
+        <w:insideH w:val="single" w:color="C0504D" w:themeColor="accent2" w:sz="8" w:space="0"/>
+        <w:insideV w:val="single" w:color="C0504D" w:themeColor="accent2" w:sz="8" w:space="0"/>
       </w:tblBorders>
       <w:tblCellMar>
         <w:top w:w="0" w:type="dxa"/>
@@ -9293,7 +9451,7 @@
       <w:tblPr/>
       <w:tcPr>
         <w:tcBorders>
-          <w:top w:val="single" w:sz="12" w:space="0" w:color="000000" w:themeColor="text1"/>
+          <w:top w:val="single" w:color="000000" w:themeColor="text1" w:sz="12" w:space="0"/>
           <w:left w:val="nil"/>
           <w:bottom w:val="nil"/>
           <w:right w:val="nil"/>
@@ -9351,8 +9509,8 @@
       <w:tblPr/>
       <w:tcPr>
         <w:tcBorders>
-          <w:insideH w:val="single" w:sz="6" w:space="0" w:color="C0504D" w:themeColor="accent2"/>
-          <w:insideV w:val="single" w:sz="6" w:space="0" w:color="C0504D" w:themeColor="accent2"/>
+          <w:insideH w:val="single" w:color="C0504D" w:themeColor="accent2" w:sz="6" w:space="0"/>
+          <w:insideV w:val="single" w:color="C0504D" w:themeColor="accent2" w:sz="6" w:space="0"/>
         </w:tcBorders>
         <w:shd w:val="clear" w:color="auto" w:fill="DFA7A6" w:themeFill="accent2" w:themeFillTint="7F"/>
       </w:tcPr>
@@ -9373,7 +9531,7 @@
       <w:spacing w:after="0" w:line="240" w:lineRule="auto"/>
     </w:pPr>
     <w:rPr>
-      <w:rFonts w:asciiTheme="majorHAnsi" w:eastAsiaTheme="majorEastAsia" w:hAnsiTheme="majorHAnsi" w:cstheme="majorBidi"/>
+      <w:rFonts w:asciiTheme="majorHAnsi" w:hAnsiTheme="majorHAnsi" w:eastAsiaTheme="majorEastAsia" w:cstheme="majorBidi"/>
       <w:color w:val="000000" w:themeColor="text1"/>
     </w:rPr>
     <w:tblPr>
@@ -9381,12 +9539,12 @@
       <w:tblStyleColBandSize w:val="1"/>
       <w:tblInd w:w="0" w:type="dxa"/>
       <w:tblBorders>
-        <w:top w:val="single" w:sz="8" w:space="0" w:color="9BBB59" w:themeColor="accent3"/>
-        <w:left w:val="single" w:sz="8" w:space="0" w:color="9BBB59" w:themeColor="accent3"/>
-        <w:bottom w:val="single" w:sz="8" w:space="0" w:color="9BBB59" w:themeColor="accent3"/>
-        <w:right w:val="single" w:sz="8" w:space="0" w:color="9BBB59" w:themeColor="accent3"/>
-        <w:insideH w:val="single" w:sz="8" w:space="0" w:color="9BBB59" w:themeColor="accent3"/>
-        <w:insideV w:val="single" w:sz="8" w:space="0" w:color="9BBB59" w:themeColor="accent3"/>
+        <w:top w:val="single" w:color="9BBB59" w:themeColor="accent3" w:sz="8" w:space="0"/>
+        <w:left w:val="single" w:color="9BBB59" w:themeColor="accent3" w:sz="8" w:space="0"/>
+        <w:bottom w:val="single" w:color="9BBB59" w:themeColor="accent3" w:sz="8" w:space="0"/>
+        <w:right w:val="single" w:color="9BBB59" w:themeColor="accent3" w:sz="8" w:space="0"/>
+        <w:insideH w:val="single" w:color="9BBB59" w:themeColor="accent3" w:sz="8" w:space="0"/>
+        <w:insideV w:val="single" w:color="9BBB59" w:themeColor="accent3" w:sz="8" w:space="0"/>
       </w:tblBorders>
       <w:tblCellMar>
         <w:top w:w="0" w:type="dxa"/>
@@ -9418,7 +9576,7 @@
       <w:tblPr/>
       <w:tcPr>
         <w:tcBorders>
-          <w:top w:val="single" w:sz="12" w:space="0" w:color="000000" w:themeColor="text1"/>
+          <w:top w:val="single" w:color="000000" w:themeColor="text1" w:sz="12" w:space="0"/>
           <w:left w:val="nil"/>
           <w:bottom w:val="nil"/>
           <w:right w:val="nil"/>
@@ -9476,8 +9634,8 @@
       <w:tblPr/>
       <w:tcPr>
         <w:tcBorders>
-          <w:insideH w:val="single" w:sz="6" w:space="0" w:color="9BBB59" w:themeColor="accent3"/>
-          <w:insideV w:val="single" w:sz="6" w:space="0" w:color="9BBB59" w:themeColor="accent3"/>
+          <w:insideH w:val="single" w:color="9BBB59" w:themeColor="accent3" w:sz="6" w:space="0"/>
+          <w:insideV w:val="single" w:color="9BBB59" w:themeColor="accent3" w:sz="6" w:space="0"/>
         </w:tcBorders>
         <w:shd w:val="clear" w:color="auto" w:fill="CDDDAC" w:themeFill="accent3" w:themeFillTint="7F"/>
       </w:tcPr>
@@ -9498,7 +9656,7 @@
       <w:spacing w:after="0" w:line="240" w:lineRule="auto"/>
     </w:pPr>
     <w:rPr>
-      <w:rFonts w:asciiTheme="majorHAnsi" w:eastAsiaTheme="majorEastAsia" w:hAnsiTheme="majorHAnsi" w:cstheme="majorBidi"/>
+      <w:rFonts w:asciiTheme="majorHAnsi" w:hAnsiTheme="majorHAnsi" w:eastAsiaTheme="majorEastAsia" w:cstheme="majorBidi"/>
       <w:color w:val="000000" w:themeColor="text1"/>
     </w:rPr>
     <w:tblPr>
@@ -9506,12 +9664,12 @@
       <w:tblStyleColBandSize w:val="1"/>
       <w:tblInd w:w="0" w:type="dxa"/>
       <w:tblBorders>
-        <w:top w:val="single" w:sz="8" w:space="0" w:color="8064A2" w:themeColor="accent4"/>
-        <w:left w:val="single" w:sz="8" w:space="0" w:color="8064A2" w:themeColor="accent4"/>
-        <w:bottom w:val="single" w:sz="8" w:space="0" w:color="8064A2" w:themeColor="accent4"/>
-        <w:right w:val="single" w:sz="8" w:space="0" w:color="8064A2" w:themeColor="accent4"/>
-        <w:insideH w:val="single" w:sz="8" w:space="0" w:color="8064A2" w:themeColor="accent4"/>
-        <w:insideV w:val="single" w:sz="8" w:space="0" w:color="8064A2" w:themeColor="accent4"/>
+        <w:top w:val="single" w:color="8064A2" w:themeColor="accent4" w:sz="8" w:space="0"/>
+        <w:left w:val="single" w:color="8064A2" w:themeColor="accent4" w:sz="8" w:space="0"/>
+        <w:bottom w:val="single" w:color="8064A2" w:themeColor="accent4" w:sz="8" w:space="0"/>
+        <w:right w:val="single" w:color="8064A2" w:themeColor="accent4" w:sz="8" w:space="0"/>
+        <w:insideH w:val="single" w:color="8064A2" w:themeColor="accent4" w:sz="8" w:space="0"/>
+        <w:insideV w:val="single" w:color="8064A2" w:themeColor="accent4" w:sz="8" w:space="0"/>
       </w:tblBorders>
       <w:tblCellMar>
         <w:top w:w="0" w:type="dxa"/>
@@ -9543,7 +9701,7 @@
       <w:tblPr/>
       <w:tcPr>
         <w:tcBorders>
-          <w:top w:val="single" w:sz="12" w:space="0" w:color="000000" w:themeColor="text1"/>
+          <w:top w:val="single" w:color="000000" w:themeColor="text1" w:sz="12" w:space="0"/>
           <w:left w:val="nil"/>
           <w:bottom w:val="nil"/>
           <w:right w:val="nil"/>
@@ -9601,8 +9759,8 @@
       <w:tblPr/>
       <w:tcPr>
         <w:tcBorders>
-          <w:insideH w:val="single" w:sz="6" w:space="0" w:color="8064A2" w:themeColor="accent4"/>
-          <w:insideV w:val="single" w:sz="6" w:space="0" w:color="8064A2" w:themeColor="accent4"/>
+          <w:insideH w:val="single" w:color="8064A2" w:themeColor="accent4" w:sz="6" w:space="0"/>
+          <w:insideV w:val="single" w:color="8064A2" w:themeColor="accent4" w:sz="6" w:space="0"/>
         </w:tcBorders>
         <w:shd w:val="clear" w:color="auto" w:fill="BFB1D0" w:themeFill="accent4" w:themeFillTint="7F"/>
       </w:tcPr>
@@ -9623,7 +9781,7 @@
       <w:spacing w:after="0" w:line="240" w:lineRule="auto"/>
     </w:pPr>
     <w:rPr>
-      <w:rFonts w:asciiTheme="majorHAnsi" w:eastAsiaTheme="majorEastAsia" w:hAnsiTheme="majorHAnsi" w:cstheme="majorBidi"/>
+      <w:rFonts w:asciiTheme="majorHAnsi" w:hAnsiTheme="majorHAnsi" w:eastAsiaTheme="majorEastAsia" w:cstheme="majorBidi"/>
       <w:color w:val="000000" w:themeColor="text1"/>
     </w:rPr>
     <w:tblPr>
@@ -9631,12 +9789,12 @@
       <w:tblStyleColBandSize w:val="1"/>
       <w:tblInd w:w="0" w:type="dxa"/>
       <w:tblBorders>
-        <w:top w:val="single" w:sz="8" w:space="0" w:color="4BACC6" w:themeColor="accent5"/>
-        <w:left w:val="single" w:sz="8" w:space="0" w:color="4BACC6" w:themeColor="accent5"/>
-        <w:bottom w:val="single" w:sz="8" w:space="0" w:color="4BACC6" w:themeColor="accent5"/>
-        <w:right w:val="single" w:sz="8" w:space="0" w:color="4BACC6" w:themeColor="accent5"/>
-        <w:insideH w:val="single" w:sz="8" w:space="0" w:color="4BACC6" w:themeColor="accent5"/>
-        <w:insideV w:val="single" w:sz="8" w:space="0" w:color="4BACC6" w:themeColor="accent5"/>
+        <w:top w:val="single" w:color="4BACC6" w:themeColor="accent5" w:sz="8" w:space="0"/>
+        <w:left w:val="single" w:color="4BACC6" w:themeColor="accent5" w:sz="8" w:space="0"/>
+        <w:bottom w:val="single" w:color="4BACC6" w:themeColor="accent5" w:sz="8" w:space="0"/>
+        <w:right w:val="single" w:color="4BACC6" w:themeColor="accent5" w:sz="8" w:space="0"/>
+        <w:insideH w:val="single" w:color="4BACC6" w:themeColor="accent5" w:sz="8" w:space="0"/>
+        <w:insideV w:val="single" w:color="4BACC6" w:themeColor="accent5" w:sz="8" w:space="0"/>
       </w:tblBorders>
       <w:tblCellMar>
         <w:top w:w="0" w:type="dxa"/>
@@ -9668,7 +9826,7 @@
       <w:tblPr/>
       <w:tcPr>
         <w:tcBorders>
-          <w:top w:val="single" w:sz="12" w:space="0" w:color="000000" w:themeColor="text1"/>
+          <w:top w:val="single" w:color="000000" w:themeColor="text1" w:sz="12" w:space="0"/>
           <w:left w:val="nil"/>
           <w:bottom w:val="nil"/>
           <w:right w:val="nil"/>
@@ -9726,8 +9884,8 @@
       <w:tblPr/>
       <w:tcPr>
         <w:tcBorders>
-          <w:insideH w:val="single" w:sz="6" w:space="0" w:color="4BACC6" w:themeColor="accent5"/>
-          <w:insideV w:val="single" w:sz="6" w:space="0" w:color="4BACC6" w:themeColor="accent5"/>
+          <w:insideH w:val="single" w:color="4BACC6" w:themeColor="accent5" w:sz="6" w:space="0"/>
+          <w:insideV w:val="single" w:color="4BACC6" w:themeColor="accent5" w:sz="6" w:space="0"/>
         </w:tcBorders>
         <w:shd w:val="clear" w:color="auto" w:fill="A5D5E2" w:themeFill="accent5" w:themeFillTint="7F"/>
       </w:tcPr>
@@ -9748,7 +9906,7 @@
       <w:spacing w:after="0" w:line="240" w:lineRule="auto"/>
     </w:pPr>
     <w:rPr>
-      <w:rFonts w:asciiTheme="majorHAnsi" w:eastAsiaTheme="majorEastAsia" w:hAnsiTheme="majorHAnsi" w:cstheme="majorBidi"/>
+      <w:rFonts w:asciiTheme="majorHAnsi" w:hAnsiTheme="majorHAnsi" w:eastAsiaTheme="majorEastAsia" w:cstheme="majorBidi"/>
       <w:color w:val="000000" w:themeColor="text1"/>
     </w:rPr>
     <w:tblPr>
@@ -9756,12 +9914,12 @@
       <w:tblStyleColBandSize w:val="1"/>
       <w:tblInd w:w="0" w:type="dxa"/>
       <w:tblBorders>
-        <w:top w:val="single" w:sz="8" w:space="0" w:color="F79646" w:themeColor="accent6"/>
-        <w:left w:val="single" w:sz="8" w:space="0" w:color="F79646" w:themeColor="accent6"/>
-        <w:bottom w:val="single" w:sz="8" w:space="0" w:color="F79646" w:themeColor="accent6"/>
-        <w:right w:val="single" w:sz="8" w:space="0" w:color="F79646" w:themeColor="accent6"/>
-        <w:insideH w:val="single" w:sz="8" w:space="0" w:color="F79646" w:themeColor="accent6"/>
-        <w:insideV w:val="single" w:sz="8" w:space="0" w:color="F79646" w:themeColor="accent6"/>
+        <w:top w:val="single" w:color="F79646" w:themeColor="accent6" w:sz="8" w:space="0"/>
+        <w:left w:val="single" w:color="F79646" w:themeColor="accent6" w:sz="8" w:space="0"/>
+        <w:bottom w:val="single" w:color="F79646" w:themeColor="accent6" w:sz="8" w:space="0"/>
+        <w:right w:val="single" w:color="F79646" w:themeColor="accent6" w:sz="8" w:space="0"/>
+        <w:insideH w:val="single" w:color="F79646" w:themeColor="accent6" w:sz="8" w:space="0"/>
+        <w:insideV w:val="single" w:color="F79646" w:themeColor="accent6" w:sz="8" w:space="0"/>
       </w:tblBorders>
       <w:tblCellMar>
         <w:top w:w="0" w:type="dxa"/>
@@ -9793,7 +9951,7 @@
       <w:tblPr/>
       <w:tcPr>
         <w:tcBorders>
-          <w:top w:val="single" w:sz="12" w:space="0" w:color="000000" w:themeColor="text1"/>
+          <w:top w:val="single" w:color="000000" w:themeColor="text1" w:sz="12" w:space="0"/>
           <w:left w:val="nil"/>
           <w:bottom w:val="nil"/>
           <w:right w:val="nil"/>
@@ -9851,8 +10009,8 @@
       <w:tblPr/>
       <w:tcPr>
         <w:tcBorders>
-          <w:insideH w:val="single" w:sz="6" w:space="0" w:color="F79646" w:themeColor="accent6"/>
-          <w:insideV w:val="single" w:sz="6" w:space="0" w:color="F79646" w:themeColor="accent6"/>
+          <w:insideH w:val="single" w:color="F79646" w:themeColor="accent6" w:sz="6" w:space="0"/>
+          <w:insideV w:val="single" w:color="F79646" w:themeColor="accent6" w:sz="6" w:space="0"/>
         </w:tcBorders>
         <w:shd w:val="clear" w:color="auto" w:fill="FBCAA2" w:themeFill="accent6" w:themeFillTint="7F"/>
       </w:tcPr>
@@ -9877,12 +10035,12 @@
       <w:tblStyleColBandSize w:val="1"/>
       <w:tblInd w:w="0" w:type="dxa"/>
       <w:tblBorders>
-        <w:top w:val="single" w:sz="8" w:space="0" w:color="FFFFFF" w:themeColor="background1"/>
-        <w:left w:val="single" w:sz="8" w:space="0" w:color="FFFFFF" w:themeColor="background1"/>
-        <w:bottom w:val="single" w:sz="8" w:space="0" w:color="FFFFFF" w:themeColor="background1"/>
-        <w:right w:val="single" w:sz="8" w:space="0" w:color="FFFFFF" w:themeColor="background1"/>
-        <w:insideH w:val="single" w:sz="6" w:space="0" w:color="FFFFFF" w:themeColor="background1"/>
-        <w:insideV w:val="single" w:sz="6" w:space="0" w:color="FFFFFF" w:themeColor="background1"/>
+        <w:top w:val="single" w:color="FFFFFF" w:themeColor="background1" w:sz="8" w:space="0"/>
+        <w:left w:val="single" w:color="FFFFFF" w:themeColor="background1" w:sz="8" w:space="0"/>
+        <w:bottom w:val="single" w:color="FFFFFF" w:themeColor="background1" w:sz="8" w:space="0"/>
+        <w:right w:val="single" w:color="FFFFFF" w:themeColor="background1" w:sz="8" w:space="0"/>
+        <w:insideH w:val="single" w:color="FFFFFF" w:themeColor="background1" w:sz="6" w:space="0"/>
+        <w:insideV w:val="single" w:color="FFFFFF" w:themeColor="background1" w:sz="6" w:space="0"/>
       </w:tblBorders>
       <w:tblCellMar>
         <w:top w:w="0" w:type="dxa"/>
@@ -9905,12 +10063,12 @@
       <w:tblPr/>
       <w:tcPr>
         <w:tcBorders>
-          <w:top w:val="single" w:sz="8" w:space="0" w:color="FFFFFF" w:themeColor="background1"/>
-          <w:left w:val="single" w:sz="8" w:space="0" w:color="FFFFFF" w:themeColor="background1"/>
-          <w:bottom w:val="single" w:sz="24" w:space="0" w:color="FFFFFF" w:themeColor="background1"/>
-          <w:right w:val="single" w:sz="8" w:space="0" w:color="FFFFFF" w:themeColor="background1"/>
-          <w:insideH w:val="nil"/>
-          <w:insideV w:val="single" w:sz="8" w:space="0" w:color="FFFFFF" w:themeColor="background1"/>
+          <w:top w:val="single" w:color="FFFFFF" w:themeColor="background1" w:sz="8" w:space="0"/>
+          <w:left w:val="single" w:color="FFFFFF" w:themeColor="background1" w:sz="8" w:space="0"/>
+          <w:bottom w:val="single" w:color="FFFFFF" w:themeColor="background1" w:sz="24" w:space="0"/>
+          <w:right w:val="single" w:color="FFFFFF" w:themeColor="background1" w:sz="8" w:space="0"/>
+          <w:insideH w:val="nil"/>
+          <w:insideV w:val="single" w:color="FFFFFF" w:themeColor="background1" w:sz="8" w:space="0"/>
         </w:tcBorders>
         <w:shd w:val="clear" w:color="auto" w:fill="000000" w:themeFill="text1"/>
       </w:tcPr>
@@ -9926,12 +10084,12 @@
       <w:tblPr/>
       <w:tcPr>
         <w:tcBorders>
-          <w:top w:val="single" w:sz="24" w:space="0" w:color="FFFFFF" w:themeColor="background1"/>
-          <w:left w:val="single" w:sz="8" w:space="0" w:color="FFFFFF" w:themeColor="background1"/>
-          <w:bottom w:val="single" w:sz="8" w:space="0" w:color="FFFFFF" w:themeColor="background1"/>
-          <w:right w:val="single" w:sz="8" w:space="0" w:color="FFFFFF" w:themeColor="background1"/>
-          <w:insideH w:val="nil"/>
-          <w:insideV w:val="single" w:sz="8" w:space="0" w:color="FFFFFF" w:themeColor="background1"/>
+          <w:top w:val="single" w:color="FFFFFF" w:themeColor="background1" w:sz="24" w:space="0"/>
+          <w:left w:val="single" w:color="FFFFFF" w:themeColor="background1" w:sz="8" w:space="0"/>
+          <w:bottom w:val="single" w:color="FFFFFF" w:themeColor="background1" w:sz="8" w:space="0"/>
+          <w:right w:val="single" w:color="FFFFFF" w:themeColor="background1" w:sz="8" w:space="0"/>
+          <w:insideH w:val="nil"/>
+          <w:insideV w:val="single" w:color="FFFFFF" w:themeColor="background1" w:sz="8" w:space="0"/>
         </w:tcBorders>
         <w:shd w:val="clear" w:color="auto" w:fill="000000" w:themeFill="text1"/>
       </w:tcPr>
@@ -9947,8 +10105,8 @@
       <w:tblPr/>
       <w:tcPr>
         <w:tcBorders>
-          <w:left w:val="single" w:sz="8" w:space="0" w:color="FFFFFF" w:themeColor="background1"/>
-          <w:right w:val="single" w:sz="24" w:space="0" w:color="FFFFFF" w:themeColor="background1"/>
+          <w:left w:val="single" w:color="FFFFFF" w:themeColor="background1" w:sz="8" w:space="0"/>
+          <w:right w:val="single" w:color="FFFFFF" w:themeColor="background1" w:sz="24" w:space="0"/>
           <w:insideH w:val="nil"/>
           <w:insideV w:val="nil"/>
         </w:tcBorders>
@@ -9967,7 +10125,7 @@
       <w:tcPr>
         <w:tcBorders>
           <w:top w:val="nil"/>
-          <w:left w:val="single" w:sz="24" w:space="0" w:color="FFFFFF" w:themeColor="background1"/>
+          <w:left w:val="single" w:color="FFFFFF" w:themeColor="background1" w:sz="24" w:space="0"/>
           <w:bottom w:val="nil"/>
           <w:right w:val="nil"/>
           <w:insideH w:val="nil"/>
@@ -9980,10 +10138,10 @@
       <w:tblPr/>
       <w:tcPr>
         <w:tcBorders>
-          <w:top w:val="single" w:sz="8" w:space="0" w:color="FFFFFF" w:themeColor="background1"/>
-          <w:left w:val="single" w:sz="8" w:space="0" w:color="FFFFFF" w:themeColor="background1"/>
-          <w:bottom w:val="single" w:sz="8" w:space="0" w:color="FFFFFF" w:themeColor="background1"/>
-          <w:right w:val="single" w:sz="8" w:space="0" w:color="FFFFFF" w:themeColor="background1"/>
+          <w:top w:val="single" w:color="FFFFFF" w:themeColor="background1" w:sz="8" w:space="0"/>
+          <w:left w:val="single" w:color="FFFFFF" w:themeColor="background1" w:sz="8" w:space="0"/>
+          <w:bottom w:val="single" w:color="FFFFFF" w:themeColor="background1" w:sz="8" w:space="0"/>
+          <w:right w:val="single" w:color="FFFFFF" w:themeColor="background1" w:sz="8" w:space="0"/>
           <w:insideH w:val="nil"/>
           <w:insideV w:val="nil"/>
         </w:tcBorders>
@@ -9994,12 +10152,12 @@
       <w:tblPr/>
       <w:tcPr>
         <w:tcBorders>
-          <w:top w:val="single" w:sz="8" w:space="0" w:color="FFFFFF" w:themeColor="background1"/>
-          <w:left w:val="single" w:sz="8" w:space="0" w:color="FFFFFF" w:themeColor="background1"/>
-          <w:bottom w:val="single" w:sz="8" w:space="0" w:color="FFFFFF" w:themeColor="background1"/>
-          <w:right w:val="single" w:sz="8" w:space="0" w:color="FFFFFF" w:themeColor="background1"/>
-          <w:insideH w:val="single" w:sz="8" w:space="0" w:color="FFFFFF" w:themeColor="background1"/>
-          <w:insideV w:val="single" w:sz="8" w:space="0" w:color="FFFFFF" w:themeColor="background1"/>
+          <w:top w:val="single" w:color="FFFFFF" w:themeColor="background1" w:sz="8" w:space="0"/>
+          <w:left w:val="single" w:color="FFFFFF" w:themeColor="background1" w:sz="8" w:space="0"/>
+          <w:bottom w:val="single" w:color="FFFFFF" w:themeColor="background1" w:sz="8" w:space="0"/>
+          <w:right w:val="single" w:color="FFFFFF" w:themeColor="background1" w:sz="8" w:space="0"/>
+          <w:insideH w:val="single" w:color="FFFFFF" w:themeColor="background1" w:sz="8" w:space="0"/>
+          <w:insideV w:val="single" w:color="FFFFFF" w:themeColor="background1" w:sz="8" w:space="0"/>
         </w:tcBorders>
         <w:shd w:val="clear" w:color="auto" w:fill="808080" w:themeFill="text1" w:themeFillTint="7F"/>
       </w:tcPr>
@@ -10018,12 +10176,12 @@
       <w:tblStyleColBandSize w:val="1"/>
       <w:tblInd w:w="0" w:type="dxa"/>
       <w:tblBorders>
-        <w:top w:val="single" w:sz="8" w:space="0" w:color="FFFFFF" w:themeColor="background1"/>
-        <w:left w:val="single" w:sz="8" w:space="0" w:color="FFFFFF" w:themeColor="background1"/>
-        <w:bottom w:val="single" w:sz="8" w:space="0" w:color="FFFFFF" w:themeColor="background1"/>
-        <w:right w:val="single" w:sz="8" w:space="0" w:color="FFFFFF" w:themeColor="background1"/>
-        <w:insideH w:val="single" w:sz="6" w:space="0" w:color="FFFFFF" w:themeColor="background1"/>
-        <w:insideV w:val="single" w:sz="6" w:space="0" w:color="FFFFFF" w:themeColor="background1"/>
+        <w:top w:val="single" w:color="FFFFFF" w:themeColor="background1" w:sz="8" w:space="0"/>
+        <w:left w:val="single" w:color="FFFFFF" w:themeColor="background1" w:sz="8" w:space="0"/>
+        <w:bottom w:val="single" w:color="FFFFFF" w:themeColor="background1" w:sz="8" w:space="0"/>
+        <w:right w:val="single" w:color="FFFFFF" w:themeColor="background1" w:sz="8" w:space="0"/>
+        <w:insideH w:val="single" w:color="FFFFFF" w:themeColor="background1" w:sz="6" w:space="0"/>
+        <w:insideV w:val="single" w:color="FFFFFF" w:themeColor="background1" w:sz="6" w:space="0"/>
       </w:tblBorders>
       <w:tblCellMar>
         <w:top w:w="0" w:type="dxa"/>
@@ -10046,12 +10204,12 @@
       <w:tblPr/>
       <w:tcPr>
         <w:tcBorders>
-          <w:top w:val="single" w:sz="8" w:space="0" w:color="FFFFFF" w:themeColor="background1"/>
-          <w:left w:val="single" w:sz="8" w:space="0" w:color="FFFFFF" w:themeColor="background1"/>
-          <w:bottom w:val="single" w:sz="24" w:space="0" w:color="FFFFFF" w:themeColor="background1"/>
-          <w:right w:val="single" w:sz="8" w:space="0" w:color="FFFFFF" w:themeColor="background1"/>
-          <w:insideH w:val="nil"/>
-          <w:insideV w:val="single" w:sz="8" w:space="0" w:color="FFFFFF" w:themeColor="background1"/>
+          <w:top w:val="single" w:color="FFFFFF" w:themeColor="background1" w:sz="8" w:space="0"/>
+          <w:left w:val="single" w:color="FFFFFF" w:themeColor="background1" w:sz="8" w:space="0"/>
+          <w:bottom w:val="single" w:color="FFFFFF" w:themeColor="background1" w:sz="24" w:space="0"/>
+          <w:right w:val="single" w:color="FFFFFF" w:themeColor="background1" w:sz="8" w:space="0"/>
+          <w:insideH w:val="nil"/>
+          <w:insideV w:val="single" w:color="FFFFFF" w:themeColor="background1" w:sz="8" w:space="0"/>
         </w:tcBorders>
         <w:shd w:val="clear" w:color="auto" w:fill="4F81BD" w:themeFill="accent1"/>
       </w:tcPr>
@@ -10067,12 +10225,12 @@
       <w:tblPr/>
       <w:tcPr>
         <w:tcBorders>
-          <w:top w:val="single" w:sz="24" w:space="0" w:color="FFFFFF" w:themeColor="background1"/>
-          <w:left w:val="single" w:sz="8" w:space="0" w:color="FFFFFF" w:themeColor="background1"/>
-          <w:bottom w:val="single" w:sz="8" w:space="0" w:color="FFFFFF" w:themeColor="background1"/>
-          <w:right w:val="single" w:sz="8" w:space="0" w:color="FFFFFF" w:themeColor="background1"/>
-          <w:insideH w:val="nil"/>
-          <w:insideV w:val="single" w:sz="8" w:space="0" w:color="FFFFFF" w:themeColor="background1"/>
+          <w:top w:val="single" w:color="FFFFFF" w:themeColor="background1" w:sz="24" w:space="0"/>
+          <w:left w:val="single" w:color="FFFFFF" w:themeColor="background1" w:sz="8" w:space="0"/>
+          <w:bottom w:val="single" w:color="FFFFFF" w:themeColor="background1" w:sz="8" w:space="0"/>
+          <w:right w:val="single" w:color="FFFFFF" w:themeColor="background1" w:sz="8" w:space="0"/>
+          <w:insideH w:val="nil"/>
+          <w:insideV w:val="single" w:color="FFFFFF" w:themeColor="background1" w:sz="8" w:space="0"/>
         </w:tcBorders>
         <w:shd w:val="clear" w:color="auto" w:fill="4F81BD" w:themeFill="accent1"/>
       </w:tcPr>
@@ -10088,8 +10246,8 @@
       <w:tblPr/>
       <w:tcPr>
         <w:tcBorders>
-          <w:left w:val="single" w:sz="8" w:space="0" w:color="FFFFFF" w:themeColor="background1"/>
-          <w:right w:val="single" w:sz="24" w:space="0" w:color="FFFFFF" w:themeColor="background1"/>
+          <w:left w:val="single" w:color="FFFFFF" w:themeColor="background1" w:sz="8" w:space="0"/>
+          <w:right w:val="single" w:color="FFFFFF" w:themeColor="background1" w:sz="24" w:space="0"/>
           <w:insideH w:val="nil"/>
           <w:insideV w:val="nil"/>
         </w:tcBorders>
@@ -10108,7 +10266,7 @@
       <w:tcPr>
         <w:tcBorders>
           <w:top w:val="nil"/>
-          <w:left w:val="single" w:sz="24" w:space="0" w:color="FFFFFF" w:themeColor="background1"/>
+          <w:left w:val="single" w:color="FFFFFF" w:themeColor="background1" w:sz="24" w:space="0"/>
           <w:bottom w:val="nil"/>
           <w:right w:val="nil"/>
           <w:insideH w:val="nil"/>
@@ -10121,10 +10279,10 @@
       <w:tblPr/>
       <w:tcPr>
         <w:tcBorders>
-          <w:top w:val="single" w:sz="8" w:space="0" w:color="FFFFFF" w:themeColor="background1"/>
-          <w:left w:val="single" w:sz="8" w:space="0" w:color="FFFFFF" w:themeColor="background1"/>
-          <w:bottom w:val="single" w:sz="8" w:space="0" w:color="FFFFFF" w:themeColor="background1"/>
-          <w:right w:val="single" w:sz="8" w:space="0" w:color="FFFFFF" w:themeColor="background1"/>
+          <w:top w:val="single" w:color="FFFFFF" w:themeColor="background1" w:sz="8" w:space="0"/>
+          <w:left w:val="single" w:color="FFFFFF" w:themeColor="background1" w:sz="8" w:space="0"/>
+          <w:bottom w:val="single" w:color="FFFFFF" w:themeColor="background1" w:sz="8" w:space="0"/>
+          <w:right w:val="single" w:color="FFFFFF" w:themeColor="background1" w:sz="8" w:space="0"/>
           <w:insideH w:val="nil"/>
           <w:insideV w:val="nil"/>
         </w:tcBorders>
@@ -10135,12 +10293,12 @@
       <w:tblPr/>
       <w:tcPr>
         <w:tcBorders>
-          <w:top w:val="single" w:sz="8" w:space="0" w:color="FFFFFF" w:themeColor="background1"/>
-          <w:left w:val="single" w:sz="8" w:space="0" w:color="FFFFFF" w:themeColor="background1"/>
-          <w:bottom w:val="single" w:sz="8" w:space="0" w:color="FFFFFF" w:themeColor="background1"/>
-          <w:right w:val="single" w:sz="8" w:space="0" w:color="FFFFFF" w:themeColor="background1"/>
-          <w:insideH w:val="single" w:sz="8" w:space="0" w:color="FFFFFF" w:themeColor="background1"/>
-          <w:insideV w:val="single" w:sz="8" w:space="0" w:color="FFFFFF" w:themeColor="background1"/>
+          <w:top w:val="single" w:color="FFFFFF" w:themeColor="background1" w:sz="8" w:space="0"/>
+          <w:left w:val="single" w:color="FFFFFF" w:themeColor="background1" w:sz="8" w:space="0"/>
+          <w:bottom w:val="single" w:color="FFFFFF" w:themeColor="background1" w:sz="8" w:space="0"/>
+          <w:right w:val="single" w:color="FFFFFF" w:themeColor="background1" w:sz="8" w:space="0"/>
+          <w:insideH w:val="single" w:color="FFFFFF" w:themeColor="background1" w:sz="8" w:space="0"/>
+          <w:insideV w:val="single" w:color="FFFFFF" w:themeColor="background1" w:sz="8" w:space="0"/>
         </w:tcBorders>
         <w:shd w:val="clear" w:color="auto" w:fill="A7BFDE" w:themeFill="accent1" w:themeFillTint="7F"/>
       </w:tcPr>
@@ -10159,12 +10317,12 @@
       <w:tblStyleColBandSize w:val="1"/>
       <w:tblInd w:w="0" w:type="dxa"/>
       <w:tblBorders>
-        <w:top w:val="single" w:sz="8" w:space="0" w:color="FFFFFF" w:themeColor="background1"/>
-        <w:left w:val="single" w:sz="8" w:space="0" w:color="FFFFFF" w:themeColor="background1"/>
-        <w:bottom w:val="single" w:sz="8" w:space="0" w:color="FFFFFF" w:themeColor="background1"/>
-        <w:right w:val="single" w:sz="8" w:space="0" w:color="FFFFFF" w:themeColor="background1"/>
-        <w:insideH w:val="single" w:sz="6" w:space="0" w:color="FFFFFF" w:themeColor="background1"/>
-        <w:insideV w:val="single" w:sz="6" w:space="0" w:color="FFFFFF" w:themeColor="background1"/>
+        <w:top w:val="single" w:color="FFFFFF" w:themeColor="background1" w:sz="8" w:space="0"/>
+        <w:left w:val="single" w:color="FFFFFF" w:themeColor="background1" w:sz="8" w:space="0"/>
+        <w:bottom w:val="single" w:color="FFFFFF" w:themeColor="background1" w:sz="8" w:space="0"/>
+        <w:right w:val="single" w:color="FFFFFF" w:themeColor="background1" w:sz="8" w:space="0"/>
+        <w:insideH w:val="single" w:color="FFFFFF" w:themeColor="background1" w:sz="6" w:space="0"/>
+        <w:insideV w:val="single" w:color="FFFFFF" w:themeColor="background1" w:sz="6" w:space="0"/>
       </w:tblBorders>
       <w:tblCellMar>
         <w:top w:w="0" w:type="dxa"/>
@@ -10187,12 +10345,12 @@
       <w:tblPr/>
       <w:tcPr>
         <w:tcBorders>
-          <w:top w:val="single" w:sz="8" w:space="0" w:color="FFFFFF" w:themeColor="background1"/>
-          <w:left w:val="single" w:sz="8" w:space="0" w:color="FFFFFF" w:themeColor="background1"/>
-          <w:bottom w:val="single" w:sz="24" w:space="0" w:color="FFFFFF" w:themeColor="background1"/>
-          <w:right w:val="single" w:sz="8" w:space="0" w:color="FFFFFF" w:themeColor="background1"/>
-          <w:insideH w:val="nil"/>
-          <w:insideV w:val="single" w:sz="8" w:space="0" w:color="FFFFFF" w:themeColor="background1"/>
+          <w:top w:val="single" w:color="FFFFFF" w:themeColor="background1" w:sz="8" w:space="0"/>
+          <w:left w:val="single" w:color="FFFFFF" w:themeColor="background1" w:sz="8" w:space="0"/>
+          <w:bottom w:val="single" w:color="FFFFFF" w:themeColor="background1" w:sz="24" w:space="0"/>
+          <w:right w:val="single" w:color="FFFFFF" w:themeColor="background1" w:sz="8" w:space="0"/>
+          <w:insideH w:val="nil"/>
+          <w:insideV w:val="single" w:color="FFFFFF" w:themeColor="background1" w:sz="8" w:space="0"/>
         </w:tcBorders>
         <w:shd w:val="clear" w:color="auto" w:fill="C0504D" w:themeFill="accent2"/>
       </w:tcPr>
@@ -10208,12 +10366,12 @@
       <w:tblPr/>
       <w:tcPr>
         <w:tcBorders>
-          <w:top w:val="single" w:sz="24" w:space="0" w:color="FFFFFF" w:themeColor="background1"/>
-          <w:left w:val="single" w:sz="8" w:space="0" w:color="FFFFFF" w:themeColor="background1"/>
-          <w:bottom w:val="single" w:sz="8" w:space="0" w:color="FFFFFF" w:themeColor="background1"/>
-          <w:right w:val="single" w:sz="8" w:space="0" w:color="FFFFFF" w:themeColor="background1"/>
-          <w:insideH w:val="nil"/>
-          <w:insideV w:val="single" w:sz="8" w:space="0" w:color="FFFFFF" w:themeColor="background1"/>
+          <w:top w:val="single" w:color="FFFFFF" w:themeColor="background1" w:sz="24" w:space="0"/>
+          <w:left w:val="single" w:color="FFFFFF" w:themeColor="background1" w:sz="8" w:space="0"/>
+          <w:bottom w:val="single" w:color="FFFFFF" w:themeColor="background1" w:sz="8" w:space="0"/>
+          <w:right w:val="single" w:color="FFFFFF" w:themeColor="background1" w:sz="8" w:space="0"/>
+          <w:insideH w:val="nil"/>
+          <w:insideV w:val="single" w:color="FFFFFF" w:themeColor="background1" w:sz="8" w:space="0"/>
         </w:tcBorders>
         <w:shd w:val="clear" w:color="auto" w:fill="C0504D" w:themeFill="accent2"/>
       </w:tcPr>
@@ -10229,8 +10387,8 @@
       <w:tblPr/>
       <w:tcPr>
         <w:tcBorders>
-          <w:left w:val="single" w:sz="8" w:space="0" w:color="FFFFFF" w:themeColor="background1"/>
-          <w:right w:val="single" w:sz="24" w:space="0" w:color="FFFFFF" w:themeColor="background1"/>
+          <w:left w:val="single" w:color="FFFFFF" w:themeColor="background1" w:sz="8" w:space="0"/>
+          <w:right w:val="single" w:color="FFFFFF" w:themeColor="background1" w:sz="24" w:space="0"/>
           <w:insideH w:val="nil"/>
           <w:insideV w:val="nil"/>
         </w:tcBorders>
@@ -10249,7 +10407,7 @@
       <w:tcPr>
         <w:tcBorders>
           <w:top w:val="nil"/>
-          <w:left w:val="single" w:sz="24" w:space="0" w:color="FFFFFF" w:themeColor="background1"/>
+          <w:left w:val="single" w:color="FFFFFF" w:themeColor="background1" w:sz="24" w:space="0"/>
           <w:bottom w:val="nil"/>
           <w:right w:val="nil"/>
           <w:insideH w:val="nil"/>
@@ -10262,10 +10420,10 @@
       <w:tblPr/>
       <w:tcPr>
         <w:tcBorders>
-          <w:top w:val="single" w:sz="8" w:space="0" w:color="FFFFFF" w:themeColor="background1"/>
-          <w:left w:val="single" w:sz="8" w:space="0" w:color="FFFFFF" w:themeColor="background1"/>
-          <w:bottom w:val="single" w:sz="8" w:space="0" w:color="FFFFFF" w:themeColor="background1"/>
-          <w:right w:val="single" w:sz="8" w:space="0" w:color="FFFFFF" w:themeColor="background1"/>
+          <w:top w:val="single" w:color="FFFFFF" w:themeColor="background1" w:sz="8" w:space="0"/>
+          <w:left w:val="single" w:color="FFFFFF" w:themeColor="background1" w:sz="8" w:space="0"/>
+          <w:bottom w:val="single" w:color="FFFFFF" w:themeColor="background1" w:sz="8" w:space="0"/>
+          <w:right w:val="single" w:color="FFFFFF" w:themeColor="background1" w:sz="8" w:space="0"/>
           <w:insideH w:val="nil"/>
           <w:insideV w:val="nil"/>
         </w:tcBorders>
@@ -10276,12 +10434,12 @@
       <w:tblPr/>
       <w:tcPr>
         <w:tcBorders>
-          <w:top w:val="single" w:sz="8" w:space="0" w:color="FFFFFF" w:themeColor="background1"/>
-          <w:left w:val="single" w:sz="8" w:space="0" w:color="FFFFFF" w:themeColor="background1"/>
-          <w:bottom w:val="single" w:sz="8" w:space="0" w:color="FFFFFF" w:themeColor="background1"/>
-          <w:right w:val="single" w:sz="8" w:space="0" w:color="FFFFFF" w:themeColor="background1"/>
-          <w:insideH w:val="single" w:sz="8" w:space="0" w:color="FFFFFF" w:themeColor="background1"/>
-          <w:insideV w:val="single" w:sz="8" w:space="0" w:color="FFFFFF" w:themeColor="background1"/>
+          <w:top w:val="single" w:color="FFFFFF" w:themeColor="background1" w:sz="8" w:space="0"/>
+          <w:left w:val="single" w:color="FFFFFF" w:themeColor="background1" w:sz="8" w:space="0"/>
+          <w:bottom w:val="single" w:color="FFFFFF" w:themeColor="background1" w:sz="8" w:space="0"/>
+          <w:right w:val="single" w:color="FFFFFF" w:themeColor="background1" w:sz="8" w:space="0"/>
+          <w:insideH w:val="single" w:color="FFFFFF" w:themeColor="background1" w:sz="8" w:space="0"/>
+          <w:insideV w:val="single" w:color="FFFFFF" w:themeColor="background1" w:sz="8" w:space="0"/>
         </w:tcBorders>
         <w:shd w:val="clear" w:color="auto" w:fill="DFA7A6" w:themeFill="accent2" w:themeFillTint="7F"/>
       </w:tcPr>
@@ -10300,12 +10458,12 @@
       <w:tblStyleColBandSize w:val="1"/>
       <w:tblInd w:w="0" w:type="dxa"/>
       <w:tblBorders>
-        <w:top w:val="single" w:sz="8" w:space="0" w:color="FFFFFF" w:themeColor="background1"/>
-        <w:left w:val="single" w:sz="8" w:space="0" w:color="FFFFFF" w:themeColor="background1"/>
-        <w:bottom w:val="single" w:sz="8" w:space="0" w:color="FFFFFF" w:themeColor="background1"/>
-        <w:right w:val="single" w:sz="8" w:space="0" w:color="FFFFFF" w:themeColor="background1"/>
-        <w:insideH w:val="single" w:sz="6" w:space="0" w:color="FFFFFF" w:themeColor="background1"/>
-        <w:insideV w:val="single" w:sz="6" w:space="0" w:color="FFFFFF" w:themeColor="background1"/>
+        <w:top w:val="single" w:color="FFFFFF" w:themeColor="background1" w:sz="8" w:space="0"/>
+        <w:left w:val="single" w:color="FFFFFF" w:themeColor="background1" w:sz="8" w:space="0"/>
+        <w:bottom w:val="single" w:color="FFFFFF" w:themeColor="background1" w:sz="8" w:space="0"/>
+        <w:right w:val="single" w:color="FFFFFF" w:themeColor="background1" w:sz="8" w:space="0"/>
+        <w:insideH w:val="single" w:color="FFFFFF" w:themeColor="background1" w:sz="6" w:space="0"/>
+        <w:insideV w:val="single" w:color="FFFFFF" w:themeColor="background1" w:sz="6" w:space="0"/>
       </w:tblBorders>
       <w:tblCellMar>
         <w:top w:w="0" w:type="dxa"/>
@@ -10328,12 +10486,12 @@
       <w:tblPr/>
       <w:tcPr>
         <w:tcBorders>
-          <w:top w:val="single" w:sz="8" w:space="0" w:color="FFFFFF" w:themeColor="background1"/>
-          <w:left w:val="single" w:sz="8" w:space="0" w:color="FFFFFF" w:themeColor="background1"/>
-          <w:bottom w:val="single" w:sz="24" w:space="0" w:color="FFFFFF" w:themeColor="background1"/>
-          <w:right w:val="single" w:sz="8" w:space="0" w:color="FFFFFF" w:themeColor="background1"/>
-          <w:insideH w:val="nil"/>
-          <w:insideV w:val="single" w:sz="8" w:space="0" w:color="FFFFFF" w:themeColor="background1"/>
+          <w:top w:val="single" w:color="FFFFFF" w:themeColor="background1" w:sz="8" w:space="0"/>
+          <w:left w:val="single" w:color="FFFFFF" w:themeColor="background1" w:sz="8" w:space="0"/>
+          <w:bottom w:val="single" w:color="FFFFFF" w:themeColor="background1" w:sz="24" w:space="0"/>
+          <w:right w:val="single" w:color="FFFFFF" w:themeColor="background1" w:sz="8" w:space="0"/>
+          <w:insideH w:val="nil"/>
+          <w:insideV w:val="single" w:color="FFFFFF" w:themeColor="background1" w:sz="8" w:space="0"/>
         </w:tcBorders>
         <w:shd w:val="clear" w:color="auto" w:fill="9BBB59" w:themeFill="accent3"/>
       </w:tcPr>
@@ -10349,12 +10507,12 @@
       <w:tblPr/>
       <w:tcPr>
         <w:tcBorders>
-          <w:top w:val="single" w:sz="24" w:space="0" w:color="FFFFFF" w:themeColor="background1"/>
-          <w:left w:val="single" w:sz="8" w:space="0" w:color="FFFFFF" w:themeColor="background1"/>
-          <w:bottom w:val="single" w:sz="8" w:space="0" w:color="FFFFFF" w:themeColor="background1"/>
-          <w:right w:val="single" w:sz="8" w:space="0" w:color="FFFFFF" w:themeColor="background1"/>
-          <w:insideH w:val="nil"/>
-          <w:insideV w:val="single" w:sz="8" w:space="0" w:color="FFFFFF" w:themeColor="background1"/>
+          <w:top w:val="single" w:color="FFFFFF" w:themeColor="background1" w:sz="24" w:space="0"/>
+          <w:left w:val="single" w:color="FFFFFF" w:themeColor="background1" w:sz="8" w:space="0"/>
+          <w:bottom w:val="single" w:color="FFFFFF" w:themeColor="background1" w:sz="8" w:space="0"/>
+          <w:right w:val="single" w:color="FFFFFF" w:themeColor="background1" w:sz="8" w:space="0"/>
+          <w:insideH w:val="nil"/>
+          <w:insideV w:val="single" w:color="FFFFFF" w:themeColor="background1" w:sz="8" w:space="0"/>
         </w:tcBorders>
         <w:shd w:val="clear" w:color="auto" w:fill="9BBB59" w:themeFill="accent3"/>
       </w:tcPr>
@@ -10370,8 +10528,8 @@
       <w:tblPr/>
       <w:tcPr>
         <w:tcBorders>
-          <w:left w:val="single" w:sz="8" w:space="0" w:color="FFFFFF" w:themeColor="background1"/>
-          <w:right w:val="single" w:sz="24" w:space="0" w:color="FFFFFF" w:themeColor="background1"/>
+          <w:left w:val="single" w:color="FFFFFF" w:themeColor="background1" w:sz="8" w:space="0"/>
+          <w:right w:val="single" w:color="FFFFFF" w:themeColor="background1" w:sz="24" w:space="0"/>
           <w:insideH w:val="nil"/>
           <w:insideV w:val="nil"/>
         </w:tcBorders>
@@ -10390,7 +10548,7 @@
       <w:tcPr>
         <w:tcBorders>
           <w:top w:val="nil"/>
-          <w:left w:val="single" w:sz="24" w:space="0" w:color="FFFFFF" w:themeColor="background1"/>
+          <w:left w:val="single" w:color="FFFFFF" w:themeColor="background1" w:sz="24" w:space="0"/>
           <w:bottom w:val="nil"/>
           <w:right w:val="nil"/>
           <w:insideH w:val="nil"/>
@@ -10403,10 +10561,10 @@
       <w:tblPr/>
       <w:tcPr>
         <w:tcBorders>
-          <w:top w:val="single" w:sz="8" w:space="0" w:color="FFFFFF" w:themeColor="background1"/>
-          <w:left w:val="single" w:sz="8" w:space="0" w:color="FFFFFF" w:themeColor="background1"/>
-          <w:bottom w:val="single" w:sz="8" w:space="0" w:color="FFFFFF" w:themeColor="background1"/>
-          <w:right w:val="single" w:sz="8" w:space="0" w:color="FFFFFF" w:themeColor="background1"/>
+          <w:top w:val="single" w:color="FFFFFF" w:themeColor="background1" w:sz="8" w:space="0"/>
+          <w:left w:val="single" w:color="FFFFFF" w:themeColor="background1" w:sz="8" w:space="0"/>
+          <w:bottom w:val="single" w:color="FFFFFF" w:themeColor="background1" w:sz="8" w:space="0"/>
+          <w:right w:val="single" w:color="FFFFFF" w:themeColor="background1" w:sz="8" w:space="0"/>
           <w:insideH w:val="nil"/>
           <w:insideV w:val="nil"/>
         </w:tcBorders>
@@ -10417,12 +10575,12 @@
       <w:tblPr/>
       <w:tcPr>
         <w:tcBorders>
-          <w:top w:val="single" w:sz="8" w:space="0" w:color="FFFFFF" w:themeColor="background1"/>
-          <w:left w:val="single" w:sz="8" w:space="0" w:color="FFFFFF" w:themeColor="background1"/>
-          <w:bottom w:val="single" w:sz="8" w:space="0" w:color="FFFFFF" w:themeColor="background1"/>
-          <w:right w:val="single" w:sz="8" w:space="0" w:color="FFFFFF" w:themeColor="background1"/>
-          <w:insideH w:val="single" w:sz="8" w:space="0" w:color="FFFFFF" w:themeColor="background1"/>
-          <w:insideV w:val="single" w:sz="8" w:space="0" w:color="FFFFFF" w:themeColor="background1"/>
+          <w:top w:val="single" w:color="FFFFFF" w:themeColor="background1" w:sz="8" w:space="0"/>
+          <w:left w:val="single" w:color="FFFFFF" w:themeColor="background1" w:sz="8" w:space="0"/>
+          <w:bottom w:val="single" w:color="FFFFFF" w:themeColor="background1" w:sz="8" w:space="0"/>
+          <w:right w:val="single" w:color="FFFFFF" w:themeColor="background1" w:sz="8" w:space="0"/>
+          <w:insideH w:val="single" w:color="FFFFFF" w:themeColor="background1" w:sz="8" w:space="0"/>
+          <w:insideV w:val="single" w:color="FFFFFF" w:themeColor="background1" w:sz="8" w:space="0"/>
         </w:tcBorders>
         <w:shd w:val="clear" w:color="auto" w:fill="CDDDAC" w:themeFill="accent3" w:themeFillTint="7F"/>
       </w:tcPr>
@@ -10441,12 +10599,12 @@
       <w:tblStyleColBandSize w:val="1"/>
       <w:tblInd w:w="0" w:type="dxa"/>
       <w:tblBorders>
-        <w:top w:val="single" w:sz="8" w:space="0" w:color="FFFFFF" w:themeColor="background1"/>
-        <w:left w:val="single" w:sz="8" w:space="0" w:color="FFFFFF" w:themeColor="background1"/>
-        <w:bottom w:val="single" w:sz="8" w:space="0" w:color="FFFFFF" w:themeColor="background1"/>
-        <w:right w:val="single" w:sz="8" w:space="0" w:color="FFFFFF" w:themeColor="background1"/>
-        <w:insideH w:val="single" w:sz="6" w:space="0" w:color="FFFFFF" w:themeColor="background1"/>
-        <w:insideV w:val="single" w:sz="6" w:space="0" w:color="FFFFFF" w:themeColor="background1"/>
+        <w:top w:val="single" w:color="FFFFFF" w:themeColor="background1" w:sz="8" w:space="0"/>
+        <w:left w:val="single" w:color="FFFFFF" w:themeColor="background1" w:sz="8" w:space="0"/>
+        <w:bottom w:val="single" w:color="FFFFFF" w:themeColor="background1" w:sz="8" w:space="0"/>
+        <w:right w:val="single" w:color="FFFFFF" w:themeColor="background1" w:sz="8" w:space="0"/>
+        <w:insideH w:val="single" w:color="FFFFFF" w:themeColor="background1" w:sz="6" w:space="0"/>
+        <w:insideV w:val="single" w:color="FFFFFF" w:themeColor="background1" w:sz="6" w:space="0"/>
       </w:tblBorders>
       <w:tblCellMar>
         <w:top w:w="0" w:type="dxa"/>
@@ -10469,12 +10627,12 @@
       <w:tblPr/>
       <w:tcPr>
         <w:tcBorders>
-          <w:top w:val="single" w:sz="8" w:space="0" w:color="FFFFFF" w:themeColor="background1"/>
-          <w:left w:val="single" w:sz="8" w:space="0" w:color="FFFFFF" w:themeColor="background1"/>
-          <w:bottom w:val="single" w:sz="24" w:space="0" w:color="FFFFFF" w:themeColor="background1"/>
-          <w:right w:val="single" w:sz="8" w:space="0" w:color="FFFFFF" w:themeColor="background1"/>
-          <w:insideH w:val="nil"/>
-          <w:insideV w:val="single" w:sz="8" w:space="0" w:color="FFFFFF" w:themeColor="background1"/>
+          <w:top w:val="single" w:color="FFFFFF" w:themeColor="background1" w:sz="8" w:space="0"/>
+          <w:left w:val="single" w:color="FFFFFF" w:themeColor="background1" w:sz="8" w:space="0"/>
+          <w:bottom w:val="single" w:color="FFFFFF" w:themeColor="background1" w:sz="24" w:space="0"/>
+          <w:right w:val="single" w:color="FFFFFF" w:themeColor="background1" w:sz="8" w:space="0"/>
+          <w:insideH w:val="nil"/>
+          <w:insideV w:val="single" w:color="FFFFFF" w:themeColor="background1" w:sz="8" w:space="0"/>
         </w:tcBorders>
         <w:shd w:val="clear" w:color="auto" w:fill="8064A2" w:themeFill="accent4"/>
       </w:tcPr>
@@ -10490,12 +10648,12 @@
       <w:tblPr/>
       <w:tcPr>
         <w:tcBorders>
-          <w:top w:val="single" w:sz="24" w:space="0" w:color="FFFFFF" w:themeColor="background1"/>
-          <w:left w:val="single" w:sz="8" w:space="0" w:color="FFFFFF" w:themeColor="background1"/>
-          <w:bottom w:val="single" w:sz="8" w:space="0" w:color="FFFFFF" w:themeColor="background1"/>
-          <w:right w:val="single" w:sz="8" w:space="0" w:color="FFFFFF" w:themeColor="background1"/>
-          <w:insideH w:val="nil"/>
-          <w:insideV w:val="single" w:sz="8" w:space="0" w:color="FFFFFF" w:themeColor="background1"/>
+          <w:top w:val="single" w:color="FFFFFF" w:themeColor="background1" w:sz="24" w:space="0"/>
+          <w:left w:val="single" w:color="FFFFFF" w:themeColor="background1" w:sz="8" w:space="0"/>
+          <w:bottom w:val="single" w:color="FFFFFF" w:themeColor="background1" w:sz="8" w:space="0"/>
+          <w:right w:val="single" w:color="FFFFFF" w:themeColor="background1" w:sz="8" w:space="0"/>
+          <w:insideH w:val="nil"/>
+          <w:insideV w:val="single" w:color="FFFFFF" w:themeColor="background1" w:sz="8" w:space="0"/>
         </w:tcBorders>
         <w:shd w:val="clear" w:color="auto" w:fill="8064A2" w:themeFill="accent4"/>
       </w:tcPr>
@@ -10511,8 +10669,8 @@
       <w:tblPr/>
       <w:tcPr>
         <w:tcBorders>
-          <w:left w:val="single" w:sz="8" w:space="0" w:color="FFFFFF" w:themeColor="background1"/>
-          <w:right w:val="single" w:sz="24" w:space="0" w:color="FFFFFF" w:themeColor="background1"/>
+          <w:left w:val="single" w:color="FFFFFF" w:themeColor="background1" w:sz="8" w:space="0"/>
+          <w:right w:val="single" w:color="FFFFFF" w:themeColor="background1" w:sz="24" w:space="0"/>
           <w:insideH w:val="nil"/>
           <w:insideV w:val="nil"/>
         </w:tcBorders>
@@ -10531,7 +10689,7 @@
       <w:tcPr>
         <w:tcBorders>
           <w:top w:val="nil"/>
-          <w:left w:val="single" w:sz="24" w:space="0" w:color="FFFFFF" w:themeColor="background1"/>
+          <w:left w:val="single" w:color="FFFFFF" w:themeColor="background1" w:sz="24" w:space="0"/>
           <w:bottom w:val="nil"/>
           <w:right w:val="nil"/>
           <w:insideH w:val="nil"/>
@@ -10544,10 +10702,10 @@
       <w:tblPr/>
       <w:tcPr>
         <w:tcBorders>
-          <w:top w:val="single" w:sz="8" w:space="0" w:color="FFFFFF" w:themeColor="background1"/>
-          <w:left w:val="single" w:sz="8" w:space="0" w:color="FFFFFF" w:themeColor="background1"/>
-          <w:bottom w:val="single" w:sz="8" w:space="0" w:color="FFFFFF" w:themeColor="background1"/>
-          <w:right w:val="single" w:sz="8" w:space="0" w:color="FFFFFF" w:themeColor="background1"/>
+          <w:top w:val="single" w:color="FFFFFF" w:themeColor="background1" w:sz="8" w:space="0"/>
+          <w:left w:val="single" w:color="FFFFFF" w:themeColor="background1" w:sz="8" w:space="0"/>
+          <w:bottom w:val="single" w:color="FFFFFF" w:themeColor="background1" w:sz="8" w:space="0"/>
+          <w:right w:val="single" w:color="FFFFFF" w:themeColor="background1" w:sz="8" w:space="0"/>
           <w:insideH w:val="nil"/>
           <w:insideV w:val="nil"/>
         </w:tcBorders>
@@ -10558,12 +10716,12 @@
       <w:tblPr/>
       <w:tcPr>
         <w:tcBorders>
-          <w:top w:val="single" w:sz="8" w:space="0" w:color="FFFFFF" w:themeColor="background1"/>
-          <w:left w:val="single" w:sz="8" w:space="0" w:color="FFFFFF" w:themeColor="background1"/>
-          <w:bottom w:val="single" w:sz="8" w:space="0" w:color="FFFFFF" w:themeColor="background1"/>
-          <w:right w:val="single" w:sz="8" w:space="0" w:color="FFFFFF" w:themeColor="background1"/>
-          <w:insideH w:val="single" w:sz="8" w:space="0" w:color="FFFFFF" w:themeColor="background1"/>
-          <w:insideV w:val="single" w:sz="8" w:space="0" w:color="FFFFFF" w:themeColor="background1"/>
+          <w:top w:val="single" w:color="FFFFFF" w:themeColor="background1" w:sz="8" w:space="0"/>
+          <w:left w:val="single" w:color="FFFFFF" w:themeColor="background1" w:sz="8" w:space="0"/>
+          <w:bottom w:val="single" w:color="FFFFFF" w:themeColor="background1" w:sz="8" w:space="0"/>
+          <w:right w:val="single" w:color="FFFFFF" w:themeColor="background1" w:sz="8" w:space="0"/>
+          <w:insideH w:val="single" w:color="FFFFFF" w:themeColor="background1" w:sz="8" w:space="0"/>
+          <w:insideV w:val="single" w:color="FFFFFF" w:themeColor="background1" w:sz="8" w:space="0"/>
         </w:tcBorders>
         <w:shd w:val="clear" w:color="auto" w:fill="BFB1D0" w:themeFill="accent4" w:themeFillTint="7F"/>
       </w:tcPr>
@@ -10582,12 +10740,12 @@
       <w:tblStyleColBandSize w:val="1"/>
       <w:tblInd w:w="0" w:type="dxa"/>
       <w:tblBorders>
-        <w:top w:val="single" w:sz="8" w:space="0" w:color="FFFFFF" w:themeColor="background1"/>
-        <w:left w:val="single" w:sz="8" w:space="0" w:color="FFFFFF" w:themeColor="background1"/>
-        <w:bottom w:val="single" w:sz="8" w:space="0" w:color="FFFFFF" w:themeColor="background1"/>
-        <w:right w:val="single" w:sz="8" w:space="0" w:color="FFFFFF" w:themeColor="background1"/>
-        <w:insideH w:val="single" w:sz="6" w:space="0" w:color="FFFFFF" w:themeColor="background1"/>
-        <w:insideV w:val="single" w:sz="6" w:space="0" w:color="FFFFFF" w:themeColor="background1"/>
+        <w:top w:val="single" w:color="FFFFFF" w:themeColor="background1" w:sz="8" w:space="0"/>
+        <w:left w:val="single" w:color="FFFFFF" w:themeColor="background1" w:sz="8" w:space="0"/>
+        <w:bottom w:val="single" w:color="FFFFFF" w:themeColor="background1" w:sz="8" w:space="0"/>
+        <w:right w:val="single" w:color="FFFFFF" w:themeColor="background1" w:sz="8" w:space="0"/>
+        <w:insideH w:val="single" w:color="FFFFFF" w:themeColor="background1" w:sz="6" w:space="0"/>
+        <w:insideV w:val="single" w:color="FFFFFF" w:themeColor="background1" w:sz="6" w:space="0"/>
       </w:tblBorders>
       <w:tblCellMar>
         <w:top w:w="0" w:type="dxa"/>
@@ -10610,12 +10768,12 @@
       <w:tblPr/>
       <w:tcPr>
         <w:tcBorders>
-          <w:top w:val="single" w:sz="8" w:space="0" w:color="FFFFFF" w:themeColor="background1"/>
-          <w:left w:val="single" w:sz="8" w:space="0" w:color="FFFFFF" w:themeColor="background1"/>
-          <w:bottom w:val="single" w:sz="24" w:space="0" w:color="FFFFFF" w:themeColor="background1"/>
-          <w:right w:val="single" w:sz="8" w:space="0" w:color="FFFFFF" w:themeColor="background1"/>
-          <w:insideH w:val="nil"/>
-          <w:insideV w:val="single" w:sz="8" w:space="0" w:color="FFFFFF" w:themeColor="background1"/>
+          <w:top w:val="single" w:color="FFFFFF" w:themeColor="background1" w:sz="8" w:space="0"/>
+          <w:left w:val="single" w:color="FFFFFF" w:themeColor="background1" w:sz="8" w:space="0"/>
+          <w:bottom w:val="single" w:color="FFFFFF" w:themeColor="background1" w:sz="24" w:space="0"/>
+          <w:right w:val="single" w:color="FFFFFF" w:themeColor="background1" w:sz="8" w:space="0"/>
+          <w:insideH w:val="nil"/>
+          <w:insideV w:val="single" w:color="FFFFFF" w:themeColor="background1" w:sz="8" w:space="0"/>
         </w:tcBorders>
         <w:shd w:val="clear" w:color="auto" w:fill="4BACC6" w:themeFill="accent5"/>
       </w:tcPr>
@@ -10631,12 +10789,12 @@
       <w:tblPr/>
       <w:tcPr>
         <w:tcBorders>
-          <w:top w:val="single" w:sz="24" w:space="0" w:color="FFFFFF" w:themeColor="background1"/>
-          <w:left w:val="single" w:sz="8" w:space="0" w:color="FFFFFF" w:themeColor="background1"/>
-          <w:bottom w:val="single" w:sz="8" w:space="0" w:color="FFFFFF" w:themeColor="background1"/>
-          <w:right w:val="single" w:sz="8" w:space="0" w:color="FFFFFF" w:themeColor="background1"/>
-          <w:insideH w:val="nil"/>
-          <w:insideV w:val="single" w:sz="8" w:space="0" w:color="FFFFFF" w:themeColor="background1"/>
+          <w:top w:val="single" w:color="FFFFFF" w:themeColor="background1" w:sz="24" w:space="0"/>
+          <w:left w:val="single" w:color="FFFFFF" w:themeColor="background1" w:sz="8" w:space="0"/>
+          <w:bottom w:val="single" w:color="FFFFFF" w:themeColor="background1" w:sz="8" w:space="0"/>
+          <w:right w:val="single" w:color="FFFFFF" w:themeColor="background1" w:sz="8" w:space="0"/>
+          <w:insideH w:val="nil"/>
+          <w:insideV w:val="single" w:color="FFFFFF" w:themeColor="background1" w:sz="8" w:space="0"/>
         </w:tcBorders>
         <w:shd w:val="clear" w:color="auto" w:fill="4BACC6" w:themeFill="accent5"/>
       </w:tcPr>
@@ -10652,8 +10810,8 @@
       <w:tblPr/>
       <w:tcPr>
         <w:tcBorders>
-          <w:left w:val="single" w:sz="8" w:space="0" w:color="FFFFFF" w:themeColor="background1"/>
-          <w:right w:val="single" w:sz="24" w:space="0" w:color="FFFFFF" w:themeColor="background1"/>
+          <w:left w:val="single" w:color="FFFFFF" w:themeColor="background1" w:sz="8" w:space="0"/>
+          <w:right w:val="single" w:color="FFFFFF" w:themeColor="background1" w:sz="24" w:space="0"/>
           <w:insideH w:val="nil"/>
           <w:insideV w:val="nil"/>
         </w:tcBorders>
@@ -10672,7 +10830,7 @@
       <w:tcPr>
         <w:tcBorders>
           <w:top w:val="nil"/>
-          <w:left w:val="single" w:sz="24" w:space="0" w:color="FFFFFF" w:themeColor="background1"/>
+          <w:left w:val="single" w:color="FFFFFF" w:themeColor="background1" w:sz="24" w:space="0"/>
           <w:bottom w:val="nil"/>
           <w:right w:val="nil"/>
           <w:insideH w:val="nil"/>
@@ -10685,10 +10843,10 @@
       <w:tblPr/>
       <w:tcPr>
         <w:tcBorders>
-          <w:top w:val="single" w:sz="8" w:space="0" w:color="FFFFFF" w:themeColor="background1"/>
-          <w:left w:val="single" w:sz="8" w:space="0" w:color="FFFFFF" w:themeColor="background1"/>
-          <w:bottom w:val="single" w:sz="8" w:space="0" w:color="FFFFFF" w:themeColor="background1"/>
-          <w:right w:val="single" w:sz="8" w:space="0" w:color="FFFFFF" w:themeColor="background1"/>
+          <w:top w:val="single" w:color="FFFFFF" w:themeColor="background1" w:sz="8" w:space="0"/>
+          <w:left w:val="single" w:color="FFFFFF" w:themeColor="background1" w:sz="8" w:space="0"/>
+          <w:bottom w:val="single" w:color="FFFFFF" w:themeColor="background1" w:sz="8" w:space="0"/>
+          <w:right w:val="single" w:color="FFFFFF" w:themeColor="background1" w:sz="8" w:space="0"/>
           <w:insideH w:val="nil"/>
           <w:insideV w:val="nil"/>
         </w:tcBorders>
@@ -10699,12 +10857,12 @@
       <w:tblPr/>
       <w:tcPr>
         <w:tcBorders>
-          <w:top w:val="single" w:sz="8" w:space="0" w:color="FFFFFF" w:themeColor="background1"/>
-          <w:left w:val="single" w:sz="8" w:space="0" w:color="FFFFFF" w:themeColor="background1"/>
-          <w:bottom w:val="single" w:sz="8" w:space="0" w:color="FFFFFF" w:themeColor="background1"/>
-          <w:right w:val="single" w:sz="8" w:space="0" w:color="FFFFFF" w:themeColor="background1"/>
-          <w:insideH w:val="single" w:sz="8" w:space="0" w:color="FFFFFF" w:themeColor="background1"/>
-          <w:insideV w:val="single" w:sz="8" w:space="0" w:color="FFFFFF" w:themeColor="background1"/>
+          <w:top w:val="single" w:color="FFFFFF" w:themeColor="background1" w:sz="8" w:space="0"/>
+          <w:left w:val="single" w:color="FFFFFF" w:themeColor="background1" w:sz="8" w:space="0"/>
+          <w:bottom w:val="single" w:color="FFFFFF" w:themeColor="background1" w:sz="8" w:space="0"/>
+          <w:right w:val="single" w:color="FFFFFF" w:themeColor="background1" w:sz="8" w:space="0"/>
+          <w:insideH w:val="single" w:color="FFFFFF" w:themeColor="background1" w:sz="8" w:space="0"/>
+          <w:insideV w:val="single" w:color="FFFFFF" w:themeColor="background1" w:sz="8" w:space="0"/>
         </w:tcBorders>
         <w:shd w:val="clear" w:color="auto" w:fill="A5D5E2" w:themeFill="accent5" w:themeFillTint="7F"/>
       </w:tcPr>
@@ -10723,12 +10881,12 @@
       <w:tblStyleColBandSize w:val="1"/>
       <w:tblInd w:w="0" w:type="dxa"/>
       <w:tblBorders>
-        <w:top w:val="single" w:sz="8" w:space="0" w:color="FFFFFF" w:themeColor="background1"/>
-        <w:left w:val="single" w:sz="8" w:space="0" w:color="FFFFFF" w:themeColor="background1"/>
-        <w:bottom w:val="single" w:sz="8" w:space="0" w:color="FFFFFF" w:themeColor="background1"/>
-        <w:right w:val="single" w:sz="8" w:space="0" w:color="FFFFFF" w:themeColor="background1"/>
-        <w:insideH w:val="single" w:sz="6" w:space="0" w:color="FFFFFF" w:themeColor="background1"/>
-        <w:insideV w:val="single" w:sz="6" w:space="0" w:color="FFFFFF" w:themeColor="background1"/>
+        <w:top w:val="single" w:color="FFFFFF" w:themeColor="background1" w:sz="8" w:space="0"/>
+        <w:left w:val="single" w:color="FFFFFF" w:themeColor="background1" w:sz="8" w:space="0"/>
+        <w:bottom w:val="single" w:color="FFFFFF" w:themeColor="background1" w:sz="8" w:space="0"/>
+        <w:right w:val="single" w:color="FFFFFF" w:themeColor="background1" w:sz="8" w:space="0"/>
+        <w:insideH w:val="single" w:color="FFFFFF" w:themeColor="background1" w:sz="6" w:space="0"/>
+        <w:insideV w:val="single" w:color="FFFFFF" w:themeColor="background1" w:sz="6" w:space="0"/>
       </w:tblBorders>
       <w:tblCellMar>
         <w:top w:w="0" w:type="dxa"/>
@@ -10751,12 +10909,12 @@
       <w:tblPr/>
       <w:tcPr>
         <w:tcBorders>
-          <w:top w:val="single" w:sz="8" w:space="0" w:color="FFFFFF" w:themeColor="background1"/>
-          <w:left w:val="single" w:sz="8" w:space="0" w:color="FFFFFF" w:themeColor="background1"/>
-          <w:bottom w:val="single" w:sz="24" w:space="0" w:color="FFFFFF" w:themeColor="background1"/>
-          <w:right w:val="single" w:sz="8" w:space="0" w:color="FFFFFF" w:themeColor="background1"/>
-          <w:insideH w:val="nil"/>
-          <w:insideV w:val="single" w:sz="8" w:space="0" w:color="FFFFFF" w:themeColor="background1"/>
+          <w:top w:val="single" w:color="FFFFFF" w:themeColor="background1" w:sz="8" w:space="0"/>
+          <w:left w:val="single" w:color="FFFFFF" w:themeColor="background1" w:sz="8" w:space="0"/>
+          <w:bottom w:val="single" w:color="FFFFFF" w:themeColor="background1" w:sz="24" w:space="0"/>
+          <w:right w:val="single" w:color="FFFFFF" w:themeColor="background1" w:sz="8" w:space="0"/>
+          <w:insideH w:val="nil"/>
+          <w:insideV w:val="single" w:color="FFFFFF" w:themeColor="background1" w:sz="8" w:space="0"/>
         </w:tcBorders>
         <w:shd w:val="clear" w:color="auto" w:fill="F79646" w:themeFill="accent6"/>
       </w:tcPr>
@@ -10772,12 +10930,12 @@
       <w:tblPr/>
       <w:tcPr>
         <w:tcBorders>
-          <w:top w:val="single" w:sz="24" w:space="0" w:color="FFFFFF" w:themeColor="background1"/>
-          <w:left w:val="single" w:sz="8" w:space="0" w:color="FFFFFF" w:themeColor="background1"/>
-          <w:bottom w:val="single" w:sz="8" w:space="0" w:color="FFFFFF" w:themeColor="background1"/>
-          <w:right w:val="single" w:sz="8" w:space="0" w:color="FFFFFF" w:themeColor="background1"/>
-          <w:insideH w:val="nil"/>
-          <w:insideV w:val="single" w:sz="8" w:space="0" w:color="FFFFFF" w:themeColor="background1"/>
+          <w:top w:val="single" w:color="FFFFFF" w:themeColor="background1" w:sz="24" w:space="0"/>
+          <w:left w:val="single" w:color="FFFFFF" w:themeColor="background1" w:sz="8" w:space="0"/>
+          <w:bottom w:val="single" w:color="FFFFFF" w:themeColor="background1" w:sz="8" w:space="0"/>
+          <w:right w:val="single" w:color="FFFFFF" w:themeColor="background1" w:sz="8" w:space="0"/>
+          <w:insideH w:val="nil"/>
+          <w:insideV w:val="single" w:color="FFFFFF" w:themeColor="background1" w:sz="8" w:space="0"/>
         </w:tcBorders>
         <w:shd w:val="clear" w:color="auto" w:fill="F79646" w:themeFill="accent6"/>
       </w:tcPr>
@@ -10793,8 +10951,8 @@
       <w:tblPr/>
       <w:tcPr>
         <w:tcBorders>
-          <w:left w:val="single" w:sz="8" w:space="0" w:color="FFFFFF" w:themeColor="background1"/>
-          <w:right w:val="single" w:sz="24" w:space="0" w:color="FFFFFF" w:themeColor="background1"/>
+          <w:left w:val="single" w:color="FFFFFF" w:themeColor="background1" w:sz="8" w:space="0"/>
+          <w:right w:val="single" w:color="FFFFFF" w:themeColor="background1" w:sz="24" w:space="0"/>
           <w:insideH w:val="nil"/>
           <w:insideV w:val="nil"/>
         </w:tcBorders>
@@ -10813,7 +10971,7 @@
       <w:tcPr>
         <w:tcBorders>
           <w:top w:val="nil"/>
-          <w:left w:val="single" w:sz="24" w:space="0" w:color="FFFFFF" w:themeColor="background1"/>
+          <w:left w:val="single" w:color="FFFFFF" w:themeColor="background1" w:sz="24" w:space="0"/>
           <w:bottom w:val="nil"/>
           <w:right w:val="nil"/>
           <w:insideH w:val="nil"/>
@@ -10826,10 +10984,10 @@
       <w:tblPr/>
       <w:tcPr>
         <w:tcBorders>
-          <w:top w:val="single" w:sz="8" w:space="0" w:color="FFFFFF" w:themeColor="background1"/>
-          <w:left w:val="single" w:sz="8" w:space="0" w:color="FFFFFF" w:themeColor="background1"/>
-          <w:bottom w:val="single" w:sz="8" w:space="0" w:color="FFFFFF" w:themeColor="background1"/>
-          <w:right w:val="single" w:sz="8" w:space="0" w:color="FFFFFF" w:themeColor="background1"/>
+          <w:top w:val="single" w:color="FFFFFF" w:themeColor="background1" w:sz="8" w:space="0"/>
+          <w:left w:val="single" w:color="FFFFFF" w:themeColor="background1" w:sz="8" w:space="0"/>
+          <w:bottom w:val="single" w:color="FFFFFF" w:themeColor="background1" w:sz="8" w:space="0"/>
+          <w:right w:val="single" w:color="FFFFFF" w:themeColor="background1" w:sz="8" w:space="0"/>
           <w:insideH w:val="nil"/>
           <w:insideV w:val="nil"/>
         </w:tcBorders>
@@ -10840,12 +10998,12 @@
       <w:tblPr/>
       <w:tcPr>
         <w:tcBorders>
-          <w:top w:val="single" w:sz="8" w:space="0" w:color="FFFFFF" w:themeColor="background1"/>
-          <w:left w:val="single" w:sz="8" w:space="0" w:color="FFFFFF" w:themeColor="background1"/>
-          <w:bottom w:val="single" w:sz="8" w:space="0" w:color="FFFFFF" w:themeColor="background1"/>
-          <w:right w:val="single" w:sz="8" w:space="0" w:color="FFFFFF" w:themeColor="background1"/>
-          <w:insideH w:val="single" w:sz="8" w:space="0" w:color="FFFFFF" w:themeColor="background1"/>
-          <w:insideV w:val="single" w:sz="8" w:space="0" w:color="FFFFFF" w:themeColor="background1"/>
+          <w:top w:val="single" w:color="FFFFFF" w:themeColor="background1" w:sz="8" w:space="0"/>
+          <w:left w:val="single" w:color="FFFFFF" w:themeColor="background1" w:sz="8" w:space="0"/>
+          <w:bottom w:val="single" w:color="FFFFFF" w:themeColor="background1" w:sz="8" w:space="0"/>
+          <w:right w:val="single" w:color="FFFFFF" w:themeColor="background1" w:sz="8" w:space="0"/>
+          <w:insideH w:val="single" w:color="FFFFFF" w:themeColor="background1" w:sz="8" w:space="0"/>
+          <w:insideV w:val="single" w:color="FFFFFF" w:themeColor="background1" w:sz="8" w:space="0"/>
         </w:tcBorders>
         <w:shd w:val="clear" w:color="auto" w:fill="FBCAA2" w:themeFill="accent6" w:themeFillTint="7F"/>
       </w:tcPr>
@@ -10886,7 +11044,7 @@
         <w:tcBorders>
           <w:top w:val="nil"/>
           <w:left w:val="nil"/>
-          <w:bottom w:val="single" w:sz="18" w:space="0" w:color="FFFFFF" w:themeColor="background1"/>
+          <w:bottom w:val="single" w:color="FFFFFF" w:themeColor="background1" w:sz="18" w:space="0"/>
           <w:right w:val="nil"/>
           <w:insideH w:val="nil"/>
           <w:insideV w:val="nil"/>
@@ -10898,7 +11056,7 @@
       <w:tblPr/>
       <w:tcPr>
         <w:tcBorders>
-          <w:top w:val="single" w:sz="18" w:space="0" w:color="FFFFFF" w:themeColor="background1"/>
+          <w:top w:val="single" w:color="FFFFFF" w:themeColor="background1" w:sz="18" w:space="0"/>
           <w:left w:val="nil"/>
           <w:bottom w:val="nil"/>
           <w:right w:val="nil"/>
@@ -10915,7 +11073,7 @@
           <w:top w:val="nil"/>
           <w:left w:val="nil"/>
           <w:bottom w:val="nil"/>
-          <w:right w:val="single" w:sz="18" w:space="0" w:color="FFFFFF" w:themeColor="background1"/>
+          <w:right w:val="single" w:color="FFFFFF" w:themeColor="background1" w:sz="18" w:space="0"/>
           <w:insideH w:val="nil"/>
           <w:insideV w:val="nil"/>
         </w:tcBorders>
@@ -10927,7 +11085,7 @@
       <w:tcPr>
         <w:tcBorders>
           <w:top w:val="nil"/>
-          <w:left w:val="single" w:sz="18" w:space="0" w:color="FFFFFF" w:themeColor="background1"/>
+          <w:left w:val="single" w:color="FFFFFF" w:themeColor="background1" w:sz="18" w:space="0"/>
           <w:bottom w:val="nil"/>
           <w:right w:val="nil"/>
           <w:insideH w:val="nil"/>
@@ -11000,7 +11158,7 @@
         <w:tcBorders>
           <w:top w:val="nil"/>
           <w:left w:val="nil"/>
-          <w:bottom w:val="single" w:sz="18" w:space="0" w:color="FFFFFF" w:themeColor="background1"/>
+          <w:bottom w:val="single" w:color="FFFFFF" w:themeColor="background1" w:sz="18" w:space="0"/>
           <w:right w:val="nil"/>
           <w:insideH w:val="nil"/>
           <w:insideV w:val="nil"/>
@@ -11012,7 +11170,7 @@
       <w:tblPr/>
       <w:tcPr>
         <w:tcBorders>
-          <w:top w:val="single" w:sz="18" w:space="0" w:color="FFFFFF" w:themeColor="background1"/>
+          <w:top w:val="single" w:color="FFFFFF" w:themeColor="background1" w:sz="18" w:space="0"/>
           <w:left w:val="nil"/>
           <w:bottom w:val="nil"/>
           <w:right w:val="nil"/>
@@ -11029,7 +11187,7 @@
           <w:top w:val="nil"/>
           <w:left w:val="nil"/>
           <w:bottom w:val="nil"/>
-          <w:right w:val="single" w:sz="18" w:space="0" w:color="FFFFFF" w:themeColor="background1"/>
+          <w:right w:val="single" w:color="FFFFFF" w:themeColor="background1" w:sz="18" w:space="0"/>
           <w:insideH w:val="nil"/>
           <w:insideV w:val="nil"/>
         </w:tcBorders>
@@ -11041,7 +11199,7 @@
       <w:tcPr>
         <w:tcBorders>
           <w:top w:val="nil"/>
-          <w:left w:val="single" w:sz="18" w:space="0" w:color="FFFFFF" w:themeColor="background1"/>
+          <w:left w:val="single" w:color="FFFFFF" w:themeColor="background1" w:sz="18" w:space="0"/>
           <w:bottom w:val="nil"/>
           <w:right w:val="nil"/>
           <w:insideH w:val="nil"/>
@@ -11114,7 +11272,7 @@
         <w:tcBorders>
           <w:top w:val="nil"/>
           <w:left w:val="nil"/>
-          <w:bottom w:val="single" w:sz="18" w:space="0" w:color="FFFFFF" w:themeColor="background1"/>
+          <w:bottom w:val="single" w:color="FFFFFF" w:themeColor="background1" w:sz="18" w:space="0"/>
           <w:right w:val="nil"/>
           <w:insideH w:val="nil"/>
           <w:insideV w:val="nil"/>
@@ -11126,7 +11284,7 @@
       <w:tblPr/>
       <w:tcPr>
         <w:tcBorders>
-          <w:top w:val="single" w:sz="18" w:space="0" w:color="FFFFFF" w:themeColor="background1"/>
+          <w:top w:val="single" w:color="FFFFFF" w:themeColor="background1" w:sz="18" w:space="0"/>
           <w:left w:val="nil"/>
           <w:bottom w:val="nil"/>
           <w:right w:val="nil"/>
@@ -11143,7 +11301,7 @@
           <w:top w:val="nil"/>
           <w:left w:val="nil"/>
           <w:bottom w:val="nil"/>
-          <w:right w:val="single" w:sz="18" w:space="0" w:color="FFFFFF" w:themeColor="background1"/>
+          <w:right w:val="single" w:color="FFFFFF" w:themeColor="background1" w:sz="18" w:space="0"/>
           <w:insideH w:val="nil"/>
           <w:insideV w:val="nil"/>
         </w:tcBorders>
@@ -11155,7 +11313,7 @@
       <w:tcPr>
         <w:tcBorders>
           <w:top w:val="nil"/>
-          <w:left w:val="single" w:sz="18" w:space="0" w:color="FFFFFF" w:themeColor="background1"/>
+          <w:left w:val="single" w:color="FFFFFF" w:themeColor="background1" w:sz="18" w:space="0"/>
           <w:bottom w:val="nil"/>
           <w:right w:val="nil"/>
           <w:insideH w:val="nil"/>
@@ -11228,7 +11386,7 @@
         <w:tcBorders>
           <w:top w:val="nil"/>
           <w:left w:val="nil"/>
-          <w:bottom w:val="single" w:sz="18" w:space="0" w:color="FFFFFF" w:themeColor="background1"/>
+          <w:bottom w:val="single" w:color="FFFFFF" w:themeColor="background1" w:sz="18" w:space="0"/>
           <w:right w:val="nil"/>
           <w:insideH w:val="nil"/>
           <w:insideV w:val="nil"/>
@@ -11240,7 +11398,7 @@
       <w:tblPr/>
       <w:tcPr>
         <w:tcBorders>
-          <w:top w:val="single" w:sz="18" w:space="0" w:color="FFFFFF" w:themeColor="background1"/>
+          <w:top w:val="single" w:color="FFFFFF" w:themeColor="background1" w:sz="18" w:space="0"/>
           <w:left w:val="nil"/>
           <w:bottom w:val="nil"/>
           <w:right w:val="nil"/>
@@ -11257,7 +11415,7 @@
           <w:top w:val="nil"/>
           <w:left w:val="nil"/>
           <w:bottom w:val="nil"/>
-          <w:right w:val="single" w:sz="18" w:space="0" w:color="FFFFFF" w:themeColor="background1"/>
+          <w:right w:val="single" w:color="FFFFFF" w:themeColor="background1" w:sz="18" w:space="0"/>
           <w:insideH w:val="nil"/>
           <w:insideV w:val="nil"/>
         </w:tcBorders>
@@ -11269,7 +11427,7 @@
       <w:tcPr>
         <w:tcBorders>
           <w:top w:val="nil"/>
-          <w:left w:val="single" w:sz="18" w:space="0" w:color="FFFFFF" w:themeColor="background1"/>
+          <w:left w:val="single" w:color="FFFFFF" w:themeColor="background1" w:sz="18" w:space="0"/>
           <w:bottom w:val="nil"/>
           <w:right w:val="nil"/>
           <w:insideH w:val="nil"/>
@@ -11342,7 +11500,7 @@
         <w:tcBorders>
           <w:top w:val="nil"/>
           <w:left w:val="nil"/>
-          <w:bottom w:val="single" w:sz="18" w:space="0" w:color="FFFFFF" w:themeColor="background1"/>
+          <w:bottom w:val="single" w:color="FFFFFF" w:themeColor="background1" w:sz="18" w:space="0"/>
           <w:right w:val="nil"/>
           <w:insideH w:val="nil"/>
           <w:insideV w:val="nil"/>
@@ -11354,7 +11512,7 @@
       <w:tblPr/>
       <w:tcPr>
         <w:tcBorders>
-          <w:top w:val="single" w:sz="18" w:space="0" w:color="FFFFFF" w:themeColor="background1"/>
+          <w:top w:val="single" w:color="FFFFFF" w:themeColor="background1" w:sz="18" w:space="0"/>
           <w:left w:val="nil"/>
           <w:bottom w:val="nil"/>
           <w:right w:val="nil"/>
@@ -11371,7 +11529,7 @@
           <w:top w:val="nil"/>
           <w:left w:val="nil"/>
           <w:bottom w:val="nil"/>
-          <w:right w:val="single" w:sz="18" w:space="0" w:color="FFFFFF" w:themeColor="background1"/>
+          <w:right w:val="single" w:color="FFFFFF" w:themeColor="background1" w:sz="18" w:space="0"/>
           <w:insideH w:val="nil"/>
           <w:insideV w:val="nil"/>
         </w:tcBorders>
@@ -11383,7 +11541,7 @@
       <w:tcPr>
         <w:tcBorders>
           <w:top w:val="nil"/>
-          <w:left w:val="single" w:sz="18" w:space="0" w:color="FFFFFF" w:themeColor="background1"/>
+          <w:left w:val="single" w:color="FFFFFF" w:themeColor="background1" w:sz="18" w:space="0"/>
           <w:bottom w:val="nil"/>
           <w:right w:val="nil"/>
           <w:insideH w:val="nil"/>
@@ -11456,7 +11614,7 @@
         <w:tcBorders>
           <w:top w:val="nil"/>
           <w:left w:val="nil"/>
-          <w:bottom w:val="single" w:sz="18" w:space="0" w:color="FFFFFF" w:themeColor="background1"/>
+          <w:bottom w:val="single" w:color="FFFFFF" w:themeColor="background1" w:sz="18" w:space="0"/>
           <w:right w:val="nil"/>
           <w:insideH w:val="nil"/>
           <w:insideV w:val="nil"/>
@@ -11468,7 +11626,7 @@
       <w:tblPr/>
       <w:tcPr>
         <w:tcBorders>
-          <w:top w:val="single" w:sz="18" w:space="0" w:color="FFFFFF" w:themeColor="background1"/>
+          <w:top w:val="single" w:color="FFFFFF" w:themeColor="background1" w:sz="18" w:space="0"/>
           <w:left w:val="nil"/>
           <w:bottom w:val="nil"/>
           <w:right w:val="nil"/>
@@ -11485,7 +11643,7 @@
           <w:top w:val="nil"/>
           <w:left w:val="nil"/>
           <w:bottom w:val="nil"/>
-          <w:right w:val="single" w:sz="18" w:space="0" w:color="FFFFFF" w:themeColor="background1"/>
+          <w:right w:val="single" w:color="FFFFFF" w:themeColor="background1" w:sz="18" w:space="0"/>
           <w:insideH w:val="nil"/>
           <w:insideV w:val="nil"/>
         </w:tcBorders>
@@ -11497,7 +11655,7 @@
       <w:tcPr>
         <w:tcBorders>
           <w:top w:val="nil"/>
-          <w:left w:val="single" w:sz="18" w:space="0" w:color="FFFFFF" w:themeColor="background1"/>
+          <w:left w:val="single" w:color="FFFFFF" w:themeColor="background1" w:sz="18" w:space="0"/>
           <w:bottom w:val="nil"/>
           <w:right w:val="nil"/>
           <w:insideH w:val="nil"/>
@@ -11570,7 +11728,7 @@
         <w:tcBorders>
           <w:top w:val="nil"/>
           <w:left w:val="nil"/>
-          <w:bottom w:val="single" w:sz="18" w:space="0" w:color="FFFFFF" w:themeColor="background1"/>
+          <w:bottom w:val="single" w:color="FFFFFF" w:themeColor="background1" w:sz="18" w:space="0"/>
           <w:right w:val="nil"/>
           <w:insideH w:val="nil"/>
           <w:insideV w:val="nil"/>
@@ -11582,7 +11740,7 @@
       <w:tblPr/>
       <w:tcPr>
         <w:tcBorders>
-          <w:top w:val="single" w:sz="18" w:space="0" w:color="FFFFFF" w:themeColor="background1"/>
+          <w:top w:val="single" w:color="FFFFFF" w:themeColor="background1" w:sz="18" w:space="0"/>
           <w:left w:val="nil"/>
           <w:bottom w:val="nil"/>
           <w:right w:val="nil"/>
@@ -11599,7 +11757,7 @@
           <w:top w:val="nil"/>
           <w:left w:val="nil"/>
           <w:bottom w:val="nil"/>
-          <w:right w:val="single" w:sz="18" w:space="0" w:color="FFFFFF" w:themeColor="background1"/>
+          <w:right w:val="single" w:color="FFFFFF" w:themeColor="background1" w:sz="18" w:space="0"/>
           <w:insideH w:val="nil"/>
           <w:insideV w:val="nil"/>
         </w:tcBorders>
@@ -11611,7 +11769,7 @@
       <w:tcPr>
         <w:tcBorders>
           <w:top w:val="nil"/>
-          <w:left w:val="single" w:sz="18" w:space="0" w:color="FFFFFF" w:themeColor="background1"/>
+          <w:left w:val="single" w:color="FFFFFF" w:themeColor="background1" w:sz="18" w:space="0"/>
           <w:bottom w:val="nil"/>
           <w:right w:val="nil"/>
           <w:insideH w:val="nil"/>
@@ -11665,12 +11823,12 @@
       <w:tblStyleColBandSize w:val="1"/>
       <w:tblInd w:w="0" w:type="dxa"/>
       <w:tblBorders>
-        <w:top w:val="single" w:sz="24" w:space="0" w:color="C0504D" w:themeColor="accent2"/>
-        <w:left w:val="single" w:sz="4" w:space="0" w:color="000000" w:themeColor="text1"/>
-        <w:bottom w:val="single" w:sz="4" w:space="0" w:color="000000" w:themeColor="text1"/>
-        <w:right w:val="single" w:sz="4" w:space="0" w:color="000000" w:themeColor="text1"/>
-        <w:insideH w:val="single" w:sz="4" w:space="0" w:color="FFFFFF" w:themeColor="background1"/>
-        <w:insideV w:val="single" w:sz="4" w:space="0" w:color="FFFFFF" w:themeColor="background1"/>
+        <w:top w:val="single" w:color="C0504D" w:themeColor="accent2" w:sz="24" w:space="0"/>
+        <w:left w:val="single" w:color="000000" w:themeColor="text1" w:sz="4" w:space="0"/>
+        <w:bottom w:val="single" w:color="000000" w:themeColor="text1" w:sz="4" w:space="0"/>
+        <w:right w:val="single" w:color="000000" w:themeColor="text1" w:sz="4" w:space="0"/>
+        <w:insideH w:val="single" w:color="FFFFFF" w:themeColor="background1" w:sz="4" w:space="0"/>
+        <w:insideV w:val="single" w:color="FFFFFF" w:themeColor="background1" w:sz="4" w:space="0"/>
       </w:tblBorders>
       <w:tblCellMar>
         <w:top w:w="0" w:type="dxa"/>
@@ -11692,7 +11850,7 @@
         <w:tcBorders>
           <w:top w:val="nil"/>
           <w:left w:val="nil"/>
-          <w:bottom w:val="single" w:sz="24" w:space="0" w:color="C0504D" w:themeColor="accent2"/>
+          <w:bottom w:val="single" w:color="C0504D" w:themeColor="accent2" w:sz="24" w:space="0"/>
           <w:right w:val="nil"/>
           <w:insideH w:val="nil"/>
           <w:insideV w:val="nil"/>
@@ -11709,7 +11867,7 @@
       <w:tblPr/>
       <w:tcPr>
         <w:tcBorders>
-          <w:top w:val="single" w:sz="6" w:space="0" w:color="FFFFFF" w:themeColor="background1"/>
+          <w:top w:val="single" w:color="FFFFFF" w:themeColor="background1" w:sz="6" w:space="0"/>
         </w:tcBorders>
         <w:shd w:val="clear" w:color="auto" w:fill="000000" w:themeFill="text1" w:themeFillShade="99"/>
       </w:tcPr>
@@ -11725,7 +11883,7 @@
           <w:left w:val="nil"/>
           <w:bottom w:val="nil"/>
           <w:right w:val="nil"/>
-          <w:insideH w:val="single" w:sz="4" w:space="0" w:color="000000" w:themeColor="text1" w:themeShade="99"/>
+          <w:insideH w:val="single" w:color="000000" w:themeColor="text1" w:themeShade="99" w:sz="4" w:space="0"/>
           <w:insideV w:val="nil"/>
         </w:tcBorders>
         <w:shd w:val="clear" w:color="auto" w:fill="000000" w:themeFill="text1" w:themeFillShade="99"/>
@@ -11787,12 +11945,12 @@
       <w:tblStyleColBandSize w:val="1"/>
       <w:tblInd w:w="0" w:type="dxa"/>
       <w:tblBorders>
-        <w:top w:val="single" w:sz="24" w:space="0" w:color="C0504D" w:themeColor="accent2"/>
-        <w:left w:val="single" w:sz="4" w:space="0" w:color="4F81BD" w:themeColor="accent1"/>
-        <w:bottom w:val="single" w:sz="4" w:space="0" w:color="4F81BD" w:themeColor="accent1"/>
-        <w:right w:val="single" w:sz="4" w:space="0" w:color="4F81BD" w:themeColor="accent1"/>
-        <w:insideH w:val="single" w:sz="4" w:space="0" w:color="FFFFFF" w:themeColor="background1"/>
-        <w:insideV w:val="single" w:sz="4" w:space="0" w:color="FFFFFF" w:themeColor="background1"/>
+        <w:top w:val="single" w:color="C0504D" w:themeColor="accent2" w:sz="24" w:space="0"/>
+        <w:left w:val="single" w:color="4F81BD" w:themeColor="accent1" w:sz="4" w:space="0"/>
+        <w:bottom w:val="single" w:color="4F81BD" w:themeColor="accent1" w:sz="4" w:space="0"/>
+        <w:right w:val="single" w:color="4F81BD" w:themeColor="accent1" w:sz="4" w:space="0"/>
+        <w:insideH w:val="single" w:color="FFFFFF" w:themeColor="background1" w:sz="4" w:space="0"/>
+        <w:insideV w:val="single" w:color="FFFFFF" w:themeColor="background1" w:sz="4" w:space="0"/>
       </w:tblBorders>
       <w:tblCellMar>
         <w:top w:w="0" w:type="dxa"/>
@@ -11814,7 +11972,7 @@
         <w:tcBorders>
           <w:top w:val="nil"/>
           <w:left w:val="nil"/>
-          <w:bottom w:val="single" w:sz="24" w:space="0" w:color="C0504D" w:themeColor="accent2"/>
+          <w:bottom w:val="single" w:color="C0504D" w:themeColor="accent2" w:sz="24" w:space="0"/>
           <w:right w:val="nil"/>
           <w:insideH w:val="nil"/>
           <w:insideV w:val="nil"/>
@@ -11831,7 +11989,7 @@
       <w:tblPr/>
       <w:tcPr>
         <w:tcBorders>
-          <w:top w:val="single" w:sz="6" w:space="0" w:color="FFFFFF" w:themeColor="background1"/>
+          <w:top w:val="single" w:color="FFFFFF" w:themeColor="background1" w:sz="6" w:space="0"/>
         </w:tcBorders>
         <w:shd w:val="clear" w:color="auto" w:fill="2C4C74" w:themeFill="accent1" w:themeFillShade="99"/>
       </w:tcPr>
@@ -11847,7 +12005,7 @@
           <w:left w:val="nil"/>
           <w:bottom w:val="nil"/>
           <w:right w:val="nil"/>
-          <w:insideH w:val="single" w:sz="4" w:space="0" w:color="2C4C74" w:themeColor="accent1" w:themeShade="99"/>
+          <w:insideH w:val="single" w:color="2C4C74" w:themeColor="accent1" w:themeShade="99" w:sz="4" w:space="0"/>
           <w:insideV w:val="nil"/>
         </w:tcBorders>
         <w:shd w:val="clear" w:color="auto" w:fill="2C4C74" w:themeFill="accent1" w:themeFillShade="99"/>
@@ -11909,12 +12067,12 @@
       <w:tblStyleColBandSize w:val="1"/>
       <w:tblInd w:w="0" w:type="dxa"/>
       <w:tblBorders>
-        <w:top w:val="single" w:sz="24" w:space="0" w:color="C0504D" w:themeColor="accent2"/>
-        <w:left w:val="single" w:sz="4" w:space="0" w:color="C0504D" w:themeColor="accent2"/>
-        <w:bottom w:val="single" w:sz="4" w:space="0" w:color="C0504D" w:themeColor="accent2"/>
-        <w:right w:val="single" w:sz="4" w:space="0" w:color="C0504D" w:themeColor="accent2"/>
-        <w:insideH w:val="single" w:sz="4" w:space="0" w:color="FFFFFF" w:themeColor="background1"/>
-        <w:insideV w:val="single" w:sz="4" w:space="0" w:color="FFFFFF" w:themeColor="background1"/>
+        <w:top w:val="single" w:color="C0504D" w:themeColor="accent2" w:sz="24" w:space="0"/>
+        <w:left w:val="single" w:color="C0504D" w:themeColor="accent2" w:sz="4" w:space="0"/>
+        <w:bottom w:val="single" w:color="C0504D" w:themeColor="accent2" w:sz="4" w:space="0"/>
+        <w:right w:val="single" w:color="C0504D" w:themeColor="accent2" w:sz="4" w:space="0"/>
+        <w:insideH w:val="single" w:color="FFFFFF" w:themeColor="background1" w:sz="4" w:space="0"/>
+        <w:insideV w:val="single" w:color="FFFFFF" w:themeColor="background1" w:sz="4" w:space="0"/>
       </w:tblBorders>
       <w:tblCellMar>
         <w:top w:w="0" w:type="dxa"/>
@@ -11936,7 +12094,7 @@
         <w:tcBorders>
           <w:top w:val="nil"/>
           <w:left w:val="nil"/>
-          <w:bottom w:val="single" w:sz="24" w:space="0" w:color="C0504D" w:themeColor="accent2"/>
+          <w:bottom w:val="single" w:color="C0504D" w:themeColor="accent2" w:sz="24" w:space="0"/>
           <w:right w:val="nil"/>
           <w:insideH w:val="nil"/>
           <w:insideV w:val="nil"/>
@@ -11953,7 +12111,7 @@
       <w:tblPr/>
       <w:tcPr>
         <w:tcBorders>
-          <w:top w:val="single" w:sz="6" w:space="0" w:color="FFFFFF" w:themeColor="background1"/>
+          <w:top w:val="single" w:color="FFFFFF" w:themeColor="background1" w:sz="6" w:space="0"/>
         </w:tcBorders>
         <w:shd w:val="clear" w:color="auto" w:fill="772C2A" w:themeFill="accent2" w:themeFillShade="99"/>
       </w:tcPr>
@@ -11969,7 +12127,7 @@
           <w:left w:val="nil"/>
           <w:bottom w:val="nil"/>
           <w:right w:val="nil"/>
-          <w:insideH w:val="single" w:sz="4" w:space="0" w:color="772C2A" w:themeColor="accent2" w:themeShade="99"/>
+          <w:insideH w:val="single" w:color="772C2A" w:themeColor="accent2" w:themeShade="99" w:sz="4" w:space="0"/>
           <w:insideV w:val="nil"/>
         </w:tcBorders>
         <w:shd w:val="clear" w:color="auto" w:fill="772C2A" w:themeFill="accent2" w:themeFillShade="99"/>
@@ -12031,12 +12189,12 @@
       <w:tblStyleColBandSize w:val="1"/>
       <w:tblInd w:w="0" w:type="dxa"/>
       <w:tblBorders>
-        <w:top w:val="single" w:sz="24" w:space="0" w:color="8064A2" w:themeColor="accent4"/>
-        <w:left w:val="single" w:sz="4" w:space="0" w:color="9BBB59" w:themeColor="accent3"/>
-        <w:bottom w:val="single" w:sz="4" w:space="0" w:color="9BBB59" w:themeColor="accent3"/>
-        <w:right w:val="single" w:sz="4" w:space="0" w:color="9BBB59" w:themeColor="accent3"/>
-        <w:insideH w:val="single" w:sz="4" w:space="0" w:color="FFFFFF" w:themeColor="background1"/>
-        <w:insideV w:val="single" w:sz="4" w:space="0" w:color="FFFFFF" w:themeColor="background1"/>
+        <w:top w:val="single" w:color="8064A2" w:themeColor="accent4" w:sz="24" w:space="0"/>
+        <w:left w:val="single" w:color="9BBB59" w:themeColor="accent3" w:sz="4" w:space="0"/>
+        <w:bottom w:val="single" w:color="9BBB59" w:themeColor="accent3" w:sz="4" w:space="0"/>
+        <w:right w:val="single" w:color="9BBB59" w:themeColor="accent3" w:sz="4" w:space="0"/>
+        <w:insideH w:val="single" w:color="FFFFFF" w:themeColor="background1" w:sz="4" w:space="0"/>
+        <w:insideV w:val="single" w:color="FFFFFF" w:themeColor="background1" w:sz="4" w:space="0"/>
       </w:tblBorders>
       <w:tblCellMar>
         <w:top w:w="0" w:type="dxa"/>
@@ -12058,7 +12216,7 @@
         <w:tcBorders>
           <w:top w:val="nil"/>
           <w:left w:val="nil"/>
-          <w:bottom w:val="single" w:sz="24" w:space="0" w:color="8064A2" w:themeColor="accent4"/>
+          <w:bottom w:val="single" w:color="8064A2" w:themeColor="accent4" w:sz="24" w:space="0"/>
           <w:right w:val="nil"/>
           <w:insideH w:val="nil"/>
           <w:insideV w:val="nil"/>
@@ -12075,7 +12233,7 @@
       <w:tblPr/>
       <w:tcPr>
         <w:tcBorders>
-          <w:top w:val="single" w:sz="6" w:space="0" w:color="FFFFFF" w:themeColor="background1"/>
+          <w:top w:val="single" w:color="FFFFFF" w:themeColor="background1" w:sz="6" w:space="0"/>
         </w:tcBorders>
         <w:shd w:val="clear" w:color="auto" w:fill="5E7530" w:themeFill="accent3" w:themeFillShade="99"/>
       </w:tcPr>
@@ -12091,7 +12249,7 @@
           <w:left w:val="nil"/>
           <w:bottom w:val="nil"/>
           <w:right w:val="nil"/>
-          <w:insideH w:val="single" w:sz="4" w:space="0" w:color="5E7530" w:themeColor="accent3" w:themeShade="99"/>
+          <w:insideH w:val="single" w:color="5E7530" w:themeColor="accent3" w:themeShade="99" w:sz="4" w:space="0"/>
           <w:insideV w:val="nil"/>
         </w:tcBorders>
         <w:shd w:val="clear" w:color="auto" w:fill="5E7530" w:themeFill="accent3" w:themeFillShade="99"/>
@@ -12143,12 +12301,12 @@
       <w:tblStyleColBandSize w:val="1"/>
       <w:tblInd w:w="0" w:type="dxa"/>
       <w:tblBorders>
-        <w:top w:val="single" w:sz="24" w:space="0" w:color="9BBB59" w:themeColor="accent3"/>
-        <w:left w:val="single" w:sz="4" w:space="0" w:color="8064A2" w:themeColor="accent4"/>
-        <w:bottom w:val="single" w:sz="4" w:space="0" w:color="8064A2" w:themeColor="accent4"/>
-        <w:right w:val="single" w:sz="4" w:space="0" w:color="8064A2" w:themeColor="accent4"/>
-        <w:insideH w:val="single" w:sz="4" w:space="0" w:color="FFFFFF" w:themeColor="background1"/>
-        <w:insideV w:val="single" w:sz="4" w:space="0" w:color="FFFFFF" w:themeColor="background1"/>
+        <w:top w:val="single" w:color="9BBB59" w:themeColor="accent3" w:sz="24" w:space="0"/>
+        <w:left w:val="single" w:color="8064A2" w:themeColor="accent4" w:sz="4" w:space="0"/>
+        <w:bottom w:val="single" w:color="8064A2" w:themeColor="accent4" w:sz="4" w:space="0"/>
+        <w:right w:val="single" w:color="8064A2" w:themeColor="accent4" w:sz="4" w:space="0"/>
+        <w:insideH w:val="single" w:color="FFFFFF" w:themeColor="background1" w:sz="4" w:space="0"/>
+        <w:insideV w:val="single" w:color="FFFFFF" w:themeColor="background1" w:sz="4" w:space="0"/>
       </w:tblBorders>
       <w:tblCellMar>
         <w:top w:w="0" w:type="dxa"/>
@@ -12170,7 +12328,7 @@
         <w:tcBorders>
           <w:top w:val="nil"/>
           <w:left w:val="nil"/>
-          <w:bottom w:val="single" w:sz="24" w:space="0" w:color="9BBB59" w:themeColor="accent3"/>
+          <w:bottom w:val="single" w:color="9BBB59" w:themeColor="accent3" w:sz="24" w:space="0"/>
           <w:right w:val="nil"/>
           <w:insideH w:val="nil"/>
           <w:insideV w:val="nil"/>
@@ -12187,7 +12345,7 @@
       <w:tblPr/>
       <w:tcPr>
         <w:tcBorders>
-          <w:top w:val="single" w:sz="6" w:space="0" w:color="FFFFFF" w:themeColor="background1"/>
+          <w:top w:val="single" w:color="FFFFFF" w:themeColor="background1" w:sz="6" w:space="0"/>
         </w:tcBorders>
         <w:shd w:val="clear" w:color="auto" w:fill="4C3B62" w:themeFill="accent4" w:themeFillShade="99"/>
       </w:tcPr>
@@ -12203,7 +12361,7 @@
           <w:left w:val="nil"/>
           <w:bottom w:val="nil"/>
           <w:right w:val="nil"/>
-          <w:insideH w:val="single" w:sz="4" w:space="0" w:color="4C3B62" w:themeColor="accent4" w:themeShade="99"/>
+          <w:insideH w:val="single" w:color="4C3B62" w:themeColor="accent4" w:themeShade="99" w:sz="4" w:space="0"/>
           <w:insideV w:val="nil"/>
         </w:tcBorders>
         <w:shd w:val="clear" w:color="auto" w:fill="4C3B62" w:themeFill="accent4" w:themeFillShade="99"/>
@@ -12265,12 +12423,12 @@
       <w:tblStyleColBandSize w:val="1"/>
       <w:tblInd w:w="0" w:type="dxa"/>
       <w:tblBorders>
-        <w:top w:val="single" w:sz="24" w:space="0" w:color="F79646" w:themeColor="accent6"/>
-        <w:left w:val="single" w:sz="4" w:space="0" w:color="4BACC6" w:themeColor="accent5"/>
-        <w:bottom w:val="single" w:sz="4" w:space="0" w:color="4BACC6" w:themeColor="accent5"/>
-        <w:right w:val="single" w:sz="4" w:space="0" w:color="4BACC6" w:themeColor="accent5"/>
-        <w:insideH w:val="single" w:sz="4" w:space="0" w:color="FFFFFF" w:themeColor="background1"/>
-        <w:insideV w:val="single" w:sz="4" w:space="0" w:color="FFFFFF" w:themeColor="background1"/>
+        <w:top w:val="single" w:color="F79646" w:themeColor="accent6" w:sz="24" w:space="0"/>
+        <w:left w:val="single" w:color="4BACC6" w:themeColor="accent5" w:sz="4" w:space="0"/>
+        <w:bottom w:val="single" w:color="4BACC6" w:themeColor="accent5" w:sz="4" w:space="0"/>
+        <w:right w:val="single" w:color="4BACC6" w:themeColor="accent5" w:sz="4" w:space="0"/>
+        <w:insideH w:val="single" w:color="FFFFFF" w:themeColor="background1" w:sz="4" w:space="0"/>
+        <w:insideV w:val="single" w:color="FFFFFF" w:themeColor="background1" w:sz="4" w:space="0"/>
       </w:tblBorders>
       <w:tblCellMar>
         <w:top w:w="0" w:type="dxa"/>
@@ -12292,7 +12450,7 @@
         <w:tcBorders>
           <w:top w:val="nil"/>
           <w:left w:val="nil"/>
-          <w:bottom w:val="single" w:sz="24" w:space="0" w:color="F79646" w:themeColor="accent6"/>
+          <w:bottom w:val="single" w:color="F79646" w:themeColor="accent6" w:sz="24" w:space="0"/>
           <w:right w:val="nil"/>
           <w:insideH w:val="nil"/>
           <w:insideV w:val="nil"/>
@@ -12309,7 +12467,7 @@
       <w:tblPr/>
       <w:tcPr>
         <w:tcBorders>
-          <w:top w:val="single" w:sz="6" w:space="0" w:color="FFFFFF" w:themeColor="background1"/>
+          <w:top w:val="single" w:color="FFFFFF" w:themeColor="background1" w:sz="6" w:space="0"/>
         </w:tcBorders>
         <w:shd w:val="clear" w:color="auto" w:fill="276A7C" w:themeFill="accent5" w:themeFillShade="99"/>
       </w:tcPr>
@@ -12325,7 +12483,7 @@
           <w:left w:val="nil"/>
           <w:bottom w:val="nil"/>
           <w:right w:val="nil"/>
-          <w:insideH w:val="single" w:sz="4" w:space="0" w:color="276A7C" w:themeColor="accent5" w:themeShade="99"/>
+          <w:insideH w:val="single" w:color="276A7C" w:themeColor="accent5" w:themeShade="99" w:sz="4" w:space="0"/>
           <w:insideV w:val="nil"/>
         </w:tcBorders>
         <w:shd w:val="clear" w:color="auto" w:fill="276A7C" w:themeFill="accent5" w:themeFillShade="99"/>
@@ -12387,12 +12545,12 @@
       <w:tblStyleColBandSize w:val="1"/>
       <w:tblInd w:w="0" w:type="dxa"/>
       <w:tblBorders>
-        <w:top w:val="single" w:sz="24" w:space="0" w:color="4BACC6" w:themeColor="accent5"/>
-        <w:left w:val="single" w:sz="4" w:space="0" w:color="F79646" w:themeColor="accent6"/>
-        <w:bottom w:val="single" w:sz="4" w:space="0" w:color="F79646" w:themeColor="accent6"/>
-        <w:right w:val="single" w:sz="4" w:space="0" w:color="F79646" w:themeColor="accent6"/>
-        <w:insideH w:val="single" w:sz="4" w:space="0" w:color="FFFFFF" w:themeColor="background1"/>
-        <w:insideV w:val="single" w:sz="4" w:space="0" w:color="FFFFFF" w:themeColor="background1"/>
+        <w:top w:val="single" w:color="4BACC6" w:themeColor="accent5" w:sz="24" w:space="0"/>
+        <w:left w:val="single" w:color="F79646" w:themeColor="accent6" w:sz="4" w:space="0"/>
+        <w:bottom w:val="single" w:color="F79646" w:themeColor="accent6" w:sz="4" w:space="0"/>
+        <w:right w:val="single" w:color="F79646" w:themeColor="accent6" w:sz="4" w:space="0"/>
+        <w:insideH w:val="single" w:color="FFFFFF" w:themeColor="background1" w:sz="4" w:space="0"/>
+        <w:insideV w:val="single" w:color="FFFFFF" w:themeColor="background1" w:sz="4" w:space="0"/>
       </w:tblBorders>
       <w:tblCellMar>
         <w:top w:w="0" w:type="dxa"/>
@@ -12414,7 +12572,7 @@
         <w:tcBorders>
           <w:top w:val="nil"/>
           <w:left w:val="nil"/>
-          <w:bottom w:val="single" w:sz="24" w:space="0" w:color="4BACC6" w:themeColor="accent5"/>
+          <w:bottom w:val="single" w:color="4BACC6" w:themeColor="accent5" w:sz="24" w:space="0"/>
           <w:right w:val="nil"/>
           <w:insideH w:val="nil"/>
           <w:insideV w:val="nil"/>
@@ -12431,7 +12589,7 @@
       <w:tblPr/>
       <w:tcPr>
         <w:tcBorders>
-          <w:top w:val="single" w:sz="6" w:space="0" w:color="FFFFFF" w:themeColor="background1"/>
+          <w:top w:val="single" w:color="FFFFFF" w:themeColor="background1" w:sz="6" w:space="0"/>
         </w:tcBorders>
         <w:shd w:val="clear" w:color="auto" w:fill="B65608" w:themeFill="accent6" w:themeFillShade="99"/>
       </w:tcPr>
@@ -12447,7 +12605,7 @@
           <w:left w:val="nil"/>
           <w:bottom w:val="nil"/>
           <w:right w:val="nil"/>
-          <w:insideH w:val="single" w:sz="4" w:space="0" w:color="B65608" w:themeColor="accent6" w:themeShade="99"/>
+          <w:insideH w:val="single" w:color="B65608" w:themeColor="accent6" w:themeShade="99" w:sz="4" w:space="0"/>
           <w:insideV w:val="nil"/>
         </w:tcBorders>
         <w:shd w:val="clear" w:color="auto" w:fill="B65608" w:themeFill="accent6" w:themeFillShade="99"/>
@@ -12527,7 +12685,7 @@
       <w:tblPr/>
       <w:tcPr>
         <w:tcBorders>
-          <w:bottom w:val="single" w:sz="12" w:space="0" w:color="FFFFFF" w:themeColor="background1"/>
+          <w:bottom w:val="single" w:color="FFFFFF" w:themeColor="background1" w:sz="12" w:space="0"/>
         </w:tcBorders>
         <w:shd w:val="clear" w:color="auto" w:fill="9E3A38" w:themeFill="accent2" w:themeFillShade="CC"/>
       </w:tcPr>
@@ -12541,7 +12699,7 @@
       <w:tblPr/>
       <w:tcPr>
         <w:tcBorders>
-          <w:top w:val="single" w:sz="12" w:space="0" w:color="000000" w:themeColor="text1"/>
+          <w:top w:val="single" w:color="000000" w:themeColor="text1" w:sz="12" w:space="0"/>
         </w:tcBorders>
         <w:shd w:val="clear" w:color="auto" w:fill="FFFFFF" w:themeFill="background1"/>
       </w:tcPr>
@@ -12613,7 +12771,7 @@
       <w:tblPr/>
       <w:tcPr>
         <w:tcBorders>
-          <w:bottom w:val="single" w:sz="12" w:space="0" w:color="FFFFFF" w:themeColor="background1"/>
+          <w:bottom w:val="single" w:color="FFFFFF" w:themeColor="background1" w:sz="12" w:space="0"/>
         </w:tcBorders>
         <w:shd w:val="clear" w:color="auto" w:fill="9E3A38" w:themeFill="accent2" w:themeFillShade="CC"/>
       </w:tcPr>
@@ -12627,7 +12785,7 @@
       <w:tblPr/>
       <w:tcPr>
         <w:tcBorders>
-          <w:top w:val="single" w:sz="12" w:space="0" w:color="000000" w:themeColor="text1"/>
+          <w:top w:val="single" w:color="000000" w:themeColor="text1" w:sz="12" w:space="0"/>
         </w:tcBorders>
         <w:shd w:val="clear" w:color="auto" w:fill="FFFFFF" w:themeFill="background1"/>
       </w:tcPr>
@@ -12699,7 +12857,7 @@
       <w:tblPr/>
       <w:tcPr>
         <w:tcBorders>
-          <w:bottom w:val="single" w:sz="12" w:space="0" w:color="FFFFFF" w:themeColor="background1"/>
+          <w:bottom w:val="single" w:color="FFFFFF" w:themeColor="background1" w:sz="12" w:space="0"/>
         </w:tcBorders>
         <w:shd w:val="clear" w:color="auto" w:fill="9E3A38" w:themeFill="accent2" w:themeFillShade="CC"/>
       </w:tcPr>
@@ -12713,7 +12871,7 @@
       <w:tblPr/>
       <w:tcPr>
         <w:tcBorders>
-          <w:top w:val="single" w:sz="12" w:space="0" w:color="000000" w:themeColor="text1"/>
+          <w:top w:val="single" w:color="000000" w:themeColor="text1" w:sz="12" w:space="0"/>
         </w:tcBorders>
         <w:shd w:val="clear" w:color="auto" w:fill="FFFFFF" w:themeFill="background1"/>
       </w:tcPr>
@@ -12785,7 +12943,7 @@
       <w:tblPr/>
       <w:tcPr>
         <w:tcBorders>
-          <w:bottom w:val="single" w:sz="12" w:space="0" w:color="FFFFFF" w:themeColor="background1"/>
+          <w:bottom w:val="single" w:color="FFFFFF" w:themeColor="background1" w:sz="12" w:space="0"/>
         </w:tcBorders>
         <w:shd w:val="clear" w:color="auto" w:fill="664E82" w:themeFill="accent4" w:themeFillShade="CC"/>
       </w:tcPr>
@@ -12799,7 +12957,7 @@
       <w:tblPr/>
       <w:tcPr>
         <w:tcBorders>
-          <w:top w:val="single" w:sz="12" w:space="0" w:color="000000" w:themeColor="text1"/>
+          <w:top w:val="single" w:color="000000" w:themeColor="text1" w:sz="12" w:space="0"/>
         </w:tcBorders>
         <w:shd w:val="clear" w:color="auto" w:fill="FFFFFF" w:themeFill="background1"/>
       </w:tcPr>
@@ -12871,7 +13029,7 @@
       <w:tblPr/>
       <w:tcPr>
         <w:tcBorders>
-          <w:bottom w:val="single" w:sz="12" w:space="0" w:color="FFFFFF" w:themeColor="background1"/>
+          <w:bottom w:val="single" w:color="FFFFFF" w:themeColor="background1" w:sz="12" w:space="0"/>
         </w:tcBorders>
         <w:shd w:val="clear" w:color="auto" w:fill="7E9C40" w:themeFill="accent3" w:themeFillShade="CC"/>
       </w:tcPr>
@@ -12885,7 +13043,7 @@
       <w:tblPr/>
       <w:tcPr>
         <w:tcBorders>
-          <w:top w:val="single" w:sz="12" w:space="0" w:color="000000" w:themeColor="text1"/>
+          <w:top w:val="single" w:color="000000" w:themeColor="text1" w:sz="12" w:space="0"/>
         </w:tcBorders>
         <w:shd w:val="clear" w:color="auto" w:fill="FFFFFF" w:themeFill="background1"/>
       </w:tcPr>
@@ -12957,7 +13115,7 @@
       <w:tblPr/>
       <w:tcPr>
         <w:tcBorders>
-          <w:bottom w:val="single" w:sz="12" w:space="0" w:color="FFFFFF" w:themeColor="background1"/>
+          <w:bottom w:val="single" w:color="FFFFFF" w:themeColor="background1" w:sz="12" w:space="0"/>
         </w:tcBorders>
         <w:shd w:val="clear" w:color="auto" w:fill="F2730A" w:themeFill="accent6" w:themeFillShade="CC"/>
       </w:tcPr>
@@ -12971,7 +13129,7 @@
       <w:tblPr/>
       <w:tcPr>
         <w:tcBorders>
-          <w:top w:val="single" w:sz="12" w:space="0" w:color="000000" w:themeColor="text1"/>
+          <w:top w:val="single" w:color="000000" w:themeColor="text1" w:sz="12" w:space="0"/>
         </w:tcBorders>
         <w:shd w:val="clear" w:color="auto" w:fill="FFFFFF" w:themeFill="background1"/>
       </w:tcPr>
@@ -13043,7 +13201,7 @@
       <w:tblPr/>
       <w:tcPr>
         <w:tcBorders>
-          <w:bottom w:val="single" w:sz="12" w:space="0" w:color="FFFFFF" w:themeColor="background1"/>
+          <w:bottom w:val="single" w:color="FFFFFF" w:themeColor="background1" w:sz="12" w:space="0"/>
         </w:tcBorders>
         <w:shd w:val="clear" w:color="auto" w:fill="348DA5" w:themeFill="accent5" w:themeFillShade="CC"/>
       </w:tcPr>
@@ -13057,7 +13215,7 @@
       <w:tblPr/>
       <w:tcPr>
         <w:tcBorders>
-          <w:top w:val="single" w:sz="12" w:space="0" w:color="000000" w:themeColor="text1"/>
+          <w:top w:val="single" w:color="000000" w:themeColor="text1" w:sz="12" w:space="0"/>
         </w:tcBorders>
         <w:shd w:val="clear" w:color="auto" w:fill="FFFFFF" w:themeFill="background1"/>
       </w:tcPr>
@@ -13111,7 +13269,7 @@
       <w:tblStyleColBandSize w:val="1"/>
       <w:tblInd w:w="0" w:type="dxa"/>
       <w:tblBorders>
-        <w:insideH w:val="single" w:sz="4" w:space="0" w:color="FFFFFF" w:themeColor="background1"/>
+        <w:insideH w:val="single" w:color="FFFFFF" w:themeColor="background1" w:sz="4" w:space="0"/>
       </w:tblBorders>
       <w:tblCellMar>
         <w:top w:w="0" w:type="dxa"/>
@@ -13191,7 +13349,7 @@
       <w:tblStyleColBandSize w:val="1"/>
       <w:tblInd w:w="0" w:type="dxa"/>
       <w:tblBorders>
-        <w:insideH w:val="single" w:sz="4" w:space="0" w:color="FFFFFF" w:themeColor="background1"/>
+        <w:insideH w:val="single" w:color="FFFFFF" w:themeColor="background1" w:sz="4" w:space="0"/>
       </w:tblBorders>
       <w:tblCellMar>
         <w:top w:w="0" w:type="dxa"/>
@@ -13271,7 +13429,7 @@
       <w:tblStyleColBandSize w:val="1"/>
       <w:tblInd w:w="0" w:type="dxa"/>
       <w:tblBorders>
-        <w:insideH w:val="single" w:sz="4" w:space="0" w:color="FFFFFF" w:themeColor="background1"/>
+        <w:insideH w:val="single" w:color="FFFFFF" w:themeColor="background1" w:sz="4" w:space="0"/>
       </w:tblBorders>
       <w:tblCellMar>
         <w:top w:w="0" w:type="dxa"/>
@@ -13351,7 +13509,7 @@
       <w:tblStyleColBandSize w:val="1"/>
       <w:tblInd w:w="0" w:type="dxa"/>
       <w:tblBorders>
-        <w:insideH w:val="single" w:sz="4" w:space="0" w:color="FFFFFF" w:themeColor="background1"/>
+        <w:insideH w:val="single" w:color="FFFFFF" w:themeColor="background1" w:sz="4" w:space="0"/>
       </w:tblBorders>
       <w:tblCellMar>
         <w:top w:w="0" w:type="dxa"/>
@@ -13431,7 +13589,7 @@
       <w:tblStyleColBandSize w:val="1"/>
       <w:tblInd w:w="0" w:type="dxa"/>
       <w:tblBorders>
-        <w:insideH w:val="single" w:sz="4" w:space="0" w:color="FFFFFF" w:themeColor="background1"/>
+        <w:insideH w:val="single" w:color="FFFFFF" w:themeColor="background1" w:sz="4" w:space="0"/>
       </w:tblBorders>
       <w:tblCellMar>
         <w:top w:w="0" w:type="dxa"/>
@@ -13511,7 +13669,7 @@
       <w:tblStyleColBandSize w:val="1"/>
       <w:tblInd w:w="0" w:type="dxa"/>
       <w:tblBorders>
-        <w:insideH w:val="single" w:sz="4" w:space="0" w:color="FFFFFF" w:themeColor="background1"/>
+        <w:insideH w:val="single" w:color="FFFFFF" w:themeColor="background1" w:sz="4" w:space="0"/>
       </w:tblBorders>
       <w:tblCellMar>
         <w:top w:w="0" w:type="dxa"/>
@@ -13591,7 +13749,7 @@
       <w:tblStyleColBandSize w:val="1"/>
       <w:tblInd w:w="0" w:type="dxa"/>
       <w:tblBorders>
-        <w:insideH w:val="single" w:sz="4" w:space="0" w:color="FFFFFF" w:themeColor="background1"/>
+        <w:insideH w:val="single" w:color="FFFFFF" w:themeColor="background1" w:sz="4" w:space="0"/>
       </w:tblBorders>
       <w:tblCellMar>
         <w:top w:w="0" w:type="dxa"/>
